--- a/docs/especificacao-tecnica.docx
+++ b/docs/especificacao-tecnica.docx
@@ -1079,31 +1079,28 @@
                 <w:b w:val="0"/>
                 <w:sz w:val="16"/>
               </w:rPr>
-              <w:t>node:test</w:t>
-            </w:r>
-            <w:r>
-              <w:rPr>
-                <w:rFonts w:ascii="72" w:hAnsi="72" w:cs="72" w:eastAsia="72"/>
-                <w:b w:val="0"/>
-                <w:sz w:val="18"/>
-              </w:rPr>
-              <w:t xml:space="preserve"> + </w:t>
-            </w:r>
-            <w:r>
-              <w:rPr>
-                <w:rFonts w:ascii="Consolas" w:hAnsi="Consolas" w:cs="Consolas" w:eastAsia="Consolas"/>
-                <w:b w:val="0"/>
-                <w:sz w:val="16"/>
-              </w:rPr>
-              <w:t>@cap-js/cds-test</w:t>
-            </w:r>
-            <w:r>
-              <w:rPr>
-                <w:rFonts w:ascii="72" w:hAnsi="72" w:cs="72" w:eastAsia="72"/>
-                <w:b w:val="0"/>
-                <w:sz w:val="18"/>
-              </w:rPr>
-              <w:t xml:space="preserve"> (63 testes por versão), ESLint 10</w:t>
+              <w:t>node:test + @cap-js/cds-test (66 testes por versão), ESLint 10</w:t>
+            </w:r>
+            <w:r>
+              <w:rPr>
+                <w:rFonts w:ascii="72" w:hAnsi="72" w:cs="72" w:eastAsia="72"/>
+                <w:b w:val="0"/>
+                <w:sz w:val="18"/>
+              </w:rPr>
+            </w:r>
+            <w:r>
+              <w:rPr>
+                <w:rFonts w:ascii="Consolas" w:hAnsi="Consolas" w:cs="Consolas" w:eastAsia="Consolas"/>
+                <w:b w:val="0"/>
+                <w:sz w:val="16"/>
+              </w:rPr>
+            </w:r>
+            <w:r>
+              <w:rPr>
+                <w:rFonts w:ascii="72" w:hAnsi="72" w:cs="72" w:eastAsia="72"/>
+                <w:b w:val="0"/>
+                <w:sz w:val="18"/>
+              </w:rPr>
             </w:r>
           </w:p>
         </w:tc>
@@ -8332,7 +8329,7 @@
                 <w:b w:val="0"/>
                 <w:sz w:val="18"/>
               </w:rPr>
-              <w:t>Livre</w:t>
+              <w:t>Somente leitura na tela; preenchida na importação por planilha</w:t>
             </w:r>
           </w:p>
         </w:tc>
@@ -15505,7 +15502,7 @@
                 <w:b w:val="0"/>
                 <w:sz w:val="18"/>
               </w:rPr>
-              <w:t>Sim (itens e observação)</w:t>
+              <w:t>Sim (somente itens)</w:t>
             </w:r>
           </w:p>
         </w:tc>
@@ -17167,7 +17164,7 @@
           <w:b w:val="0"/>
           <w:sz w:val="20"/>
         </w:rPr>
-        <w:t>Só os itens e a observação mudam; o cliente é imutável (</w:t>
+        <w:t>Só os itens mudam; o cliente é imutável (PEDIDO_CLIENTE_IMUTAVEL).</w:t>
       </w:r>
       <w:r>
         <w:rPr>
@@ -17175,7 +17172,6 @@
           <w:b w:val="0"/>
           <w:sz w:val="18"/>
         </w:rPr>
-        <w:t>PEDIDO_CLIENTE_IMUTAVEL</w:t>
       </w:r>
       <w:r>
         <w:rPr>
@@ -17183,7 +17179,6 @@
           <w:b w:val="0"/>
           <w:sz w:val="20"/>
         </w:rPr>
-        <w:t>).</w:t>
       </w:r>
     </w:p>
     <w:p>
@@ -21491,6 +21486,32 @@
         <w:rPr>
           <w:rFonts w:ascii="72" w:hAnsi="72" w:cs="72" w:eastAsia="72"/>
           <w:b w:val="0"/>
+          <w:sz w:val="20"/>
+        </w:rPr>
+        <w:t>O usuário informa apenas o Cliente (só na criação) e os itens. CPF, e-mail, telefone, gênero, nascimento e endereço de entrega são preenchidos automaticamente pela associação cliente e são somente leitura (@Core.Computed); os demais campos do pedido são mantidos pelo backend.</w:t>
+      </w:r>
+    </w:p>
+    <w:p>
+      <w:pPr>
+        <w:pStyle w:val="Commarcadores"/>
+      </w:pPr>
+      <w:r>
+        <w:rPr>
+          <w:rFonts w:ascii="72" w:hAnsi="72" w:cs="72" w:eastAsia="72"/>
+          <w:b w:val="0"/>
+          <w:sz w:val="20"/>
+        </w:rPr>
+        <w:t>A seção Pagamento é somente leitura (Pagamentos é @readonly no PedidosService): só a ação Efetuar Pagamento grava o pagamento, e a edição dos itens não o altera.</w:t>
+      </w:r>
+    </w:p>
+    <w:p>
+      <w:pPr>
+        <w:pStyle w:val="Commarcadores"/>
+      </w:pPr>
+      <w:r>
+        <w:rPr>
+          <w:rFonts w:ascii="72" w:hAnsi="72" w:cs="72" w:eastAsia="72"/>
+          <w:b w:val="0"/>
           <w:i/>
           <w:sz w:val="20"/>
         </w:rPr>
@@ -25990,7 +26011,7 @@
           <w:b w:val="0"/>
           <w:sz w:val="20"/>
         </w:rPr>
-        <w:t>63 testes por versão (</w:t>
+        <w:t>66 testes por versão (node:test + @cap-js/cds-test), com um servidor ViaCEP falso local (sem rede externa) e um gerador de .xlsx mínimo. São permanentes, como a suíte ABAP Unit do RAP.</w:t>
       </w:r>
       <w:r>
         <w:rPr>
@@ -25998,7 +26019,6 @@
           <w:b w:val="0"/>
           <w:sz w:val="18"/>
         </w:rPr>
-        <w:t>node:test</w:t>
       </w:r>
       <w:r>
         <w:rPr>
@@ -26006,7 +26026,6 @@
           <w:b w:val="0"/>
           <w:sz w:val="20"/>
         </w:rPr>
-        <w:t xml:space="preserve"> + </w:t>
       </w:r>
       <w:r>
         <w:rPr>
@@ -26014,7 +26033,6 @@
           <w:b w:val="0"/>
           <w:sz w:val="18"/>
         </w:rPr>
-        <w:t>@cap-js/cds-test</w:t>
       </w:r>
       <w:r>
         <w:rPr>
@@ -26022,7 +26040,6 @@
           <w:b w:val="0"/>
           <w:sz w:val="20"/>
         </w:rPr>
-        <w:t xml:space="preserve">), com um servidor ViaCEP falso local (sem rede externa) e um gerador de </w:t>
       </w:r>
       <w:r>
         <w:rPr>
@@ -26030,7 +26047,6 @@
           <w:b w:val="0"/>
           <w:sz w:val="18"/>
         </w:rPr>
-        <w:t>.xlsx</w:t>
       </w:r>
       <w:r>
         <w:rPr>
@@ -26038,7 +26054,6 @@
           <w:b w:val="0"/>
           <w:sz w:val="20"/>
         </w:rPr>
-        <w:t xml:space="preserve"> mínimo. São permanentes, como a suíte ABAP Unit do RAP.</w:t>
       </w:r>
     </w:p>
     <w:tbl>
@@ -26341,7 +26356,7 @@
                 <w:b w:val="0"/>
                 <w:sz w:val="18"/>
               </w:rPr>
-              <w:t>Registro com reserva, edição pela diferença, pagamento, aprovação, cancelamento, reembolso</w:t>
+              <w:t>Registro com reserva, edição pela diferença, pagamento, aprovação, cancelamento, reembolso, campos somente leitura (cliente e pagamento)</w:t>
             </w:r>
           </w:p>
         </w:tc>
@@ -28968,7 +28983,7 @@
                 <w:b w:val="0"/>
                 <w:sz w:val="18"/>
               </w:rPr>
-              <w:t>63 testes automatizados por versão</w:t>
+              <w:t>66 testes automatizados por versão</w:t>
             </w:r>
           </w:p>
         </w:tc>

--- a/docs/especificacao-tecnica.docx
+++ b/docs/especificacao-tecnica.docx
@@ -1079,7 +1079,7 @@
                 <w:b w:val="0"/>
                 <w:sz w:val="16"/>
               </w:rPr>
-              <w:t>node:test + @cap-js/cds-test (66 testes por versão), ESLint 10</w:t>
+              <w:t>node:test + @cap-js/cds-test (68 testes por versão), ESLint 10</w:t>
             </w:r>
             <w:r>
               <w:rPr>
@@ -8330,6 +8330,53 @@
                 <w:sz w:val="18"/>
               </w:rPr>
               <w:t>Somente leitura na tela; preenchida na importação por planilha</w:t>
+            </w:r>
+          </w:p>
+        </w:tc>
+      </w:tr>
+      <w:tr>
+        <w:tc>
+          <w:tcPr>
+            <w:tcW w:type="dxa" w:w="3360"/>
+          </w:tcPr>
+          <w:p>
+            <w:r>
+              <w:rPr>
+                <w:rFonts w:ascii="Consolas" w:hAnsi="Consolas" w:cs="Consolas" w:eastAsia="Consolas"/>
+                <w:b w:val="0"/>
+                <w:sz w:val="16"/>
+              </w:rPr>
+              <w:t>referenciaImportacao</w:t>
+            </w:r>
+          </w:p>
+        </w:tc>
+        <w:tc>
+          <w:tcPr>
+            <w:tcW w:type="dxa" w:w="3360"/>
+          </w:tcPr>
+          <w:p>
+            <w:r>
+              <w:rPr>
+                <w:rFonts w:ascii="Consolas" w:hAnsi="Consolas" w:cs="Consolas" w:eastAsia="Consolas"/>
+                <w:b w:val="0"/>
+                <w:sz w:val="16"/>
+              </w:rPr>
+              <w:t>String(40)</w:t>
+            </w:r>
+          </w:p>
+        </w:tc>
+        <w:tc>
+          <w:tcPr>
+            <w:tcW w:type="dxa" w:w="3360"/>
+          </w:tcPr>
+          <w:p>
+            <w:r>
+              <w:rPr>
+                <w:rFonts w:ascii="72" w:hAnsi="72" w:cs="72" w:eastAsia="72"/>
+                <w:b w:val="0"/>
+                <w:sz w:val="18"/>
+              </w:rPr>
+              <w:t>Referência da planilha (coluna Pedido), gravada só pela importação; somente leitura</w:t>
             </w:r>
           </w:p>
         </w:tc>
@@ -19692,23 +19739,21 @@
                 <w:b w:val="0"/>
                 <w:sz w:val="18"/>
               </w:rPr>
-              <w:t xml:space="preserve">Linhas com a mesma referência formam um pedido; cliente ativo com endereço principal; itens ativos; o disponível precisa cobrir a soma da planilha inteira; cada pedido nasce </w:t>
-            </w:r>
-            <w:r>
-              <w:rPr>
-                <w:rFonts w:ascii="Consolas" w:hAnsi="Consolas" w:cs="Consolas" w:eastAsia="Consolas"/>
-                <w:b w:val="0"/>
-                <w:sz w:val="16"/>
-              </w:rPr>
-              <w:t>ABERTO</w:t>
-            </w:r>
-            <w:r>
-              <w:rPr>
-                <w:rFonts w:ascii="72" w:hAnsi="72" w:cs="72" w:eastAsia="72"/>
-                <w:b w:val="0"/>
-                <w:sz w:val="18"/>
-              </w:rPr>
-              <w:t xml:space="preserve"> com reserva</w:t>
+              <w:t>Linhas com a mesma referência formam um pedido; cliente ativo com endereço principal; itens ativos; o disponível precisa cobrir a soma da planilha inteira; cada pedido nasce ABERTO com reserva; a referência é gravada no pedido e a mesma referência para o mesmo cliente é recusada enquanto houver pedido não cancelado com ela (reenviar a planilha não duplica pedidos); referência com até 40 caracteres</w:t>
+            </w:r>
+            <w:r>
+              <w:rPr>
+                <w:rFonts w:ascii="Consolas" w:hAnsi="Consolas" w:cs="Consolas" w:eastAsia="Consolas"/>
+                <w:b w:val="0"/>
+                <w:sz w:val="16"/>
+              </w:rPr>
+            </w:r>
+            <w:r>
+              <w:rPr>
+                <w:rFonts w:ascii="72" w:hAnsi="72" w:cs="72" w:eastAsia="72"/>
+                <w:b w:val="0"/>
+                <w:sz w:val="18"/>
+              </w:rPr>
             </w:r>
           </w:p>
         </w:tc>
@@ -26011,7 +26056,7 @@
           <w:b w:val="0"/>
           <w:sz w:val="20"/>
         </w:rPr>
-        <w:t>66 testes por versão (node:test + @cap-js/cds-test), com um servidor ViaCEP falso local (sem rede externa) e um gerador de .xlsx mínimo. São permanentes, como a suíte ABAP Unit do RAP.</w:t>
+        <w:t>68 testes por versão (node:test + @cap-js/cds-test), com um servidor ViaCEP falso local (sem rede externa) e um gerador de .xlsx mínimo. São permanentes, como a suíte ABAP Unit do RAP.</w:t>
       </w:r>
       <w:r>
         <w:rPr>
@@ -26482,15 +26527,14 @@
                 <w:b w:val="0"/>
                 <w:sz w:val="18"/>
               </w:rPr>
-              <w:t xml:space="preserve">Clientes, estoque e pedidos (tudo ou nada) e modelos de </w:t>
-            </w:r>
-            <w:r>
-              <w:rPr>
-                <w:rFonts w:ascii="Consolas" w:hAnsi="Consolas" w:cs="Consolas" w:eastAsia="Consolas"/>
-                <w:b w:val="0"/>
-                <w:sz w:val="16"/>
-              </w:rPr>
-              <w:t>docs/</w:t>
+              <w:t>Clientes, estoque e pedidos (tudo ou nada), reimportação de pedidos recusada e modelos de docs/</w:t>
+            </w:r>
+            <w:r>
+              <w:rPr>
+                <w:rFonts w:ascii="Consolas" w:hAnsi="Consolas" w:cs="Consolas" w:eastAsia="Consolas"/>
+                <w:b w:val="0"/>
+                <w:sz w:val="16"/>
+              </w:rPr>
             </w:r>
           </w:p>
         </w:tc>
@@ -28983,7 +29027,7 @@
                 <w:b w:val="0"/>
                 <w:sz w:val="18"/>
               </w:rPr>
-              <w:t>66 testes automatizados por versão</w:t>
+              <w:t>68 testes automatizados por versão</w:t>
             </w:r>
           </w:p>
         </w:tc>

--- a/docs/especificacao-tecnica.docx
+++ b/docs/especificacao-tecnica.docx
@@ -12,7 +12,7 @@
           <w:b/>
           <w:sz w:val="20"/>
         </w:rPr>
-        <w:t>Versão 2.0 — outubro de 2026.</w:t>
+        <w:t>Versão 2.1 — outubro de 2026. Esta revisão descreve o sistema como implementado nas duas versões do repositório: nodejs-padrao (JavaScript) e nodejs-typescript (TypeScript). As duas compartilham o mesmo modelo CDS, os mesmos serviços, as mesmas aplicações SAPUI5 e a mesma suíte de testes; diferem apenas na linguagem dos handlers (seção 19). A seção 22 resume o que mudou em relação à versão 1 e na revisão 2.1 (campos somente leitura no pedido, navegação entre apps e importação de pedidos sem duplicidade).</w:t>
       </w:r>
       <w:r>
         <w:rPr>
@@ -20,7 +20,6 @@
           <w:b w:val="0"/>
           <w:sz w:val="20"/>
         </w:rPr>
-        <w:t xml:space="preserve"> Esta revisão descreve o sistema </w:t>
       </w:r>
       <w:r>
         <w:rPr>
@@ -28,7 +27,6 @@
           <w:b/>
           <w:sz w:val="20"/>
         </w:rPr>
-        <w:t>como implementado</w:t>
       </w:r>
       <w:r>
         <w:rPr>
@@ -36,7 +34,6 @@
           <w:b w:val="0"/>
           <w:sz w:val="20"/>
         </w:rPr>
-        <w:t xml:space="preserve"> nas duas versões do repositório: </w:t>
       </w:r>
       <w:r>
         <w:rPr>
@@ -44,7 +41,6 @@
           <w:b w:val="0"/>
           <w:sz w:val="18"/>
         </w:rPr>
-        <w:t>nodejs-padrao</w:t>
       </w:r>
       <w:r>
         <w:rPr>
@@ -52,7 +48,6 @@
           <w:b w:val="0"/>
           <w:sz w:val="20"/>
         </w:rPr>
-        <w:t xml:space="preserve"> (JavaScript) e </w:t>
       </w:r>
       <w:r>
         <w:rPr>
@@ -60,7 +55,6 @@
           <w:b w:val="0"/>
           <w:sz w:val="18"/>
         </w:rPr>
-        <w:t>nodejs-typescript</w:t>
       </w:r>
       <w:r>
         <w:rPr>
@@ -68,7 +62,6 @@
           <w:b w:val="0"/>
           <w:sz w:val="20"/>
         </w:rPr>
-        <w:t xml:space="preserve"> (TypeScript). As duas compartilham o mesmo modelo CDS, os mesmos serviços, as mesmas aplicações SAPUI5 e a mesma suíte de testes; diferem apenas na linguagem dos handlers (seção 19). A seção 22 resume o que mudou em relação à versão 1.</w:t>
       </w:r>
     </w:p>
     <w:p>
@@ -12598,95 +12591,84 @@
                 <w:b w:val="0"/>
                 <w:sz w:val="16"/>
               </w:rPr>
-              <w:t>Pedidos</w:t>
-            </w:r>
-            <w:r>
-              <w:rPr>
-                <w:rFonts w:ascii="72" w:hAnsi="72" w:cs="72" w:eastAsia="72"/>
-                <w:b w:val="0"/>
-                <w:sz w:val="18"/>
-              </w:rPr>
-              <w:t xml:space="preserve"> (com dados do cliente), </w:t>
-            </w:r>
-            <w:r>
-              <w:rPr>
-                <w:rFonts w:ascii="Consolas" w:hAnsi="Consolas" w:cs="Consolas" w:eastAsia="Consolas"/>
-                <w:b w:val="0"/>
-                <w:sz w:val="16"/>
-              </w:rPr>
-              <w:t>Clientes</w:t>
-            </w:r>
-            <w:r>
-              <w:rPr>
-                <w:rFonts w:ascii="72" w:hAnsi="72" w:cs="72" w:eastAsia="72"/>
-                <w:b w:val="0"/>
-                <w:sz w:val="18"/>
-              </w:rPr>
-              <w:t xml:space="preserve">, </w:t>
-            </w:r>
-            <w:r>
-              <w:rPr>
-                <w:rFonts w:ascii="Consolas" w:hAnsi="Consolas" w:cs="Consolas" w:eastAsia="Consolas"/>
-                <w:b w:val="0"/>
-                <w:sz w:val="16"/>
-              </w:rPr>
-              <w:t>ClientesAtivos</w:t>
-            </w:r>
-            <w:r>
-              <w:rPr>
-                <w:rFonts w:ascii="72" w:hAnsi="72" w:cs="72" w:eastAsia="72"/>
-                <w:b w:val="0"/>
-                <w:sz w:val="18"/>
-              </w:rPr>
-              <w:t xml:space="preserve">, </w:t>
-            </w:r>
-            <w:r>
-              <w:rPr>
-                <w:rFonts w:ascii="Consolas" w:hAnsi="Consolas" w:cs="Consolas" w:eastAsia="Consolas"/>
-                <w:b w:val="0"/>
-                <w:sz w:val="16"/>
-              </w:rPr>
-              <w:t>Enderecos</w:t>
-            </w:r>
-            <w:r>
-              <w:rPr>
-                <w:rFonts w:ascii="72" w:hAnsi="72" w:cs="72" w:eastAsia="72"/>
-                <w:b w:val="0"/>
-                <w:sz w:val="18"/>
-              </w:rPr>
-              <w:t xml:space="preserve">, </w:t>
-            </w:r>
-            <w:r>
-              <w:rPr>
-                <w:rFonts w:ascii="Consolas" w:hAnsi="Consolas" w:cs="Consolas" w:eastAsia="Consolas"/>
-                <w:b w:val="0"/>
-                <w:sz w:val="16"/>
-              </w:rPr>
-              <w:t>Itens</w:t>
-            </w:r>
-            <w:r>
-              <w:rPr>
-                <w:rFonts w:ascii="72" w:hAnsi="72" w:cs="72" w:eastAsia="72"/>
-                <w:b w:val="0"/>
-                <w:sz w:val="18"/>
-              </w:rPr>
-              <w:t xml:space="preserve">, </w:t>
-            </w:r>
-            <w:r>
-              <w:rPr>
-                <w:rFonts w:ascii="Consolas" w:hAnsi="Consolas" w:cs="Consolas" w:eastAsia="Consolas"/>
-                <w:b w:val="0"/>
-                <w:sz w:val="16"/>
-              </w:rPr>
-              <w:t>ItensAtivos</w:t>
-            </w:r>
-            <w:r>
-              <w:rPr>
-                <w:rFonts w:ascii="72" w:hAnsi="72" w:cs="72" w:eastAsia="72"/>
-                <w:b w:val="0"/>
-                <w:sz w:val="18"/>
-              </w:rPr>
-              <w:t>, CodeLists</w:t>
+              <w:t>Pedidos (com dados do cliente), ItensPedido (com skuItem, o SKU do item), Clientes, ClientesAtivos, Enderecos, Itens, ItensAtivos, CodeLists</w:t>
+            </w:r>
+            <w:r>
+              <w:rPr>
+                <w:rFonts w:ascii="72" w:hAnsi="72" w:cs="72" w:eastAsia="72"/>
+                <w:b w:val="0"/>
+                <w:sz w:val="18"/>
+              </w:rPr>
+            </w:r>
+            <w:r>
+              <w:rPr>
+                <w:rFonts w:ascii="Consolas" w:hAnsi="Consolas" w:cs="Consolas" w:eastAsia="Consolas"/>
+                <w:b w:val="0"/>
+                <w:sz w:val="16"/>
+              </w:rPr>
+            </w:r>
+            <w:r>
+              <w:rPr>
+                <w:rFonts w:ascii="72" w:hAnsi="72" w:cs="72" w:eastAsia="72"/>
+                <w:b w:val="0"/>
+                <w:sz w:val="18"/>
+              </w:rPr>
+            </w:r>
+            <w:r>
+              <w:rPr>
+                <w:rFonts w:ascii="Consolas" w:hAnsi="Consolas" w:cs="Consolas" w:eastAsia="Consolas"/>
+                <w:b w:val="0"/>
+                <w:sz w:val="16"/>
+              </w:rPr>
+            </w:r>
+            <w:r>
+              <w:rPr>
+                <w:rFonts w:ascii="72" w:hAnsi="72" w:cs="72" w:eastAsia="72"/>
+                <w:b w:val="0"/>
+                <w:sz w:val="18"/>
+              </w:rPr>
+            </w:r>
+            <w:r>
+              <w:rPr>
+                <w:rFonts w:ascii="Consolas" w:hAnsi="Consolas" w:cs="Consolas" w:eastAsia="Consolas"/>
+                <w:b w:val="0"/>
+                <w:sz w:val="16"/>
+              </w:rPr>
+            </w:r>
+            <w:r>
+              <w:rPr>
+                <w:rFonts w:ascii="72" w:hAnsi="72" w:cs="72" w:eastAsia="72"/>
+                <w:b w:val="0"/>
+                <w:sz w:val="18"/>
+              </w:rPr>
+            </w:r>
+            <w:r>
+              <w:rPr>
+                <w:rFonts w:ascii="Consolas" w:hAnsi="Consolas" w:cs="Consolas" w:eastAsia="Consolas"/>
+                <w:b w:val="0"/>
+                <w:sz w:val="16"/>
+              </w:rPr>
+            </w:r>
+            <w:r>
+              <w:rPr>
+                <w:rFonts w:ascii="72" w:hAnsi="72" w:cs="72" w:eastAsia="72"/>
+                <w:b w:val="0"/>
+                <w:sz w:val="18"/>
+              </w:rPr>
+            </w:r>
+            <w:r>
+              <w:rPr>
+                <w:rFonts w:ascii="Consolas" w:hAnsi="Consolas" w:cs="Consolas" w:eastAsia="Consolas"/>
+                <w:b w:val="0"/>
+                <w:sz w:val="16"/>
+              </w:rPr>
+            </w:r>
+            <w:r>
+              <w:rPr>
+                <w:rFonts w:ascii="72" w:hAnsi="72" w:cs="72" w:eastAsia="72"/>
+                <w:b w:val="0"/>
+                <w:sz w:val="18"/>
+              </w:rPr>
             </w:r>
           </w:p>
         </w:tc>
@@ -12835,39 +12817,35 @@
                 <w:b w:val="0"/>
                 <w:sz w:val="16"/>
               </w:rPr>
-              <w:t>Reembolsos</w:t>
-            </w:r>
-            <w:r>
-              <w:rPr>
-                <w:rFonts w:ascii="72" w:hAnsi="72" w:cs="72" w:eastAsia="72"/>
-                <w:b w:val="0"/>
-                <w:sz w:val="18"/>
-              </w:rPr>
-              <w:t xml:space="preserve"> (somente leitura, com dados do cliente), </w:t>
-            </w:r>
-            <w:r>
-              <w:rPr>
-                <w:rFonts w:ascii="Consolas" w:hAnsi="Consolas" w:cs="Consolas" w:eastAsia="Consolas"/>
-                <w:b w:val="0"/>
-                <w:sz w:val="16"/>
-              </w:rPr>
-              <w:t>StatusReembolso</w:t>
-            </w:r>
-            <w:r>
-              <w:rPr>
-                <w:rFonts w:ascii="72" w:hAnsi="72" w:cs="72" w:eastAsia="72"/>
-                <w:b w:val="0"/>
-                <w:sz w:val="18"/>
-              </w:rPr>
-              <w:t xml:space="preserve">, </w:t>
-            </w:r>
-            <w:r>
-              <w:rPr>
-                <w:rFonts w:ascii="Consolas" w:hAnsi="Consolas" w:cs="Consolas" w:eastAsia="Consolas"/>
-                <w:b w:val="0"/>
-                <w:sz w:val="16"/>
-              </w:rPr>
-              <w:t>StatusPedido</w:t>
+              <w:t>Reembolsos (somente leitura, com nome, cpfCliente e cpfClienteFormatado do cliente), StatusReembolso, StatusPedido</w:t>
+            </w:r>
+            <w:r>
+              <w:rPr>
+                <w:rFonts w:ascii="72" w:hAnsi="72" w:cs="72" w:eastAsia="72"/>
+                <w:b w:val="0"/>
+                <w:sz w:val="18"/>
+              </w:rPr>
+            </w:r>
+            <w:r>
+              <w:rPr>
+                <w:rFonts w:ascii="Consolas" w:hAnsi="Consolas" w:cs="Consolas" w:eastAsia="Consolas"/>
+                <w:b w:val="0"/>
+                <w:sz w:val="16"/>
+              </w:rPr>
+            </w:r>
+            <w:r>
+              <w:rPr>
+                <w:rFonts w:ascii="72" w:hAnsi="72" w:cs="72" w:eastAsia="72"/>
+                <w:b w:val="0"/>
+                <w:sz w:val="18"/>
+              </w:rPr>
+            </w:r>
+            <w:r>
+              <w:rPr>
+                <w:rFonts w:ascii="Consolas" w:hAnsi="Consolas" w:cs="Consolas" w:eastAsia="Consolas"/>
+                <w:b w:val="0"/>
+                <w:sz w:val="16"/>
+              </w:rPr>
             </w:r>
           </w:p>
         </w:tc>
@@ -21000,7 +20978,7 @@
           <w:b w:val="0"/>
           <w:sz w:val="20"/>
         </w:rPr>
-        <w:t xml:space="preserve">O launchpad tem um tile por aplicação. Os </w:t>
+        <w:t>O launchpad tem um tile por aplicação. Os intents (Cliente-manage, ItemEstoque-manage, PedidoCompra-manage, Reembolso-manage, AnaliseCompras-display) são os mesmos dos inbounds dos manifests, o que habilita a navegação entre apps (seção 15.4).</w:t>
       </w:r>
       <w:r>
         <w:rPr>
@@ -21009,7 +20987,6 @@
           <w:i/>
           <w:sz w:val="20"/>
         </w:rPr>
-        <w:t>intents</w:t>
       </w:r>
       <w:r>
         <w:rPr>
@@ -21017,7 +20994,6 @@
           <w:b w:val="0"/>
           <w:sz w:val="20"/>
         </w:rPr>
-        <w:t xml:space="preserve"> (</w:t>
       </w:r>
       <w:r>
         <w:rPr>
@@ -21025,7 +21001,6 @@
           <w:b w:val="0"/>
           <w:sz w:val="18"/>
         </w:rPr>
-        <w:t>Cliente-manage</w:t>
       </w:r>
       <w:r>
         <w:rPr>
@@ -21033,7 +21008,6 @@
           <w:b w:val="0"/>
           <w:sz w:val="20"/>
         </w:rPr>
-        <w:t xml:space="preserve">, </w:t>
       </w:r>
       <w:r>
         <w:rPr>
@@ -21041,7 +21015,6 @@
           <w:b w:val="0"/>
           <w:sz w:val="18"/>
         </w:rPr>
-        <w:t>ItemEstoque-manage</w:t>
       </w:r>
       <w:r>
         <w:rPr>
@@ -21049,7 +21022,6 @@
           <w:b w:val="0"/>
           <w:sz w:val="20"/>
         </w:rPr>
-        <w:t xml:space="preserve">, </w:t>
       </w:r>
       <w:r>
         <w:rPr>
@@ -21057,7 +21029,6 @@
           <w:b w:val="0"/>
           <w:sz w:val="18"/>
         </w:rPr>
-        <w:t>PedidoCompra-manage</w:t>
       </w:r>
       <w:r>
         <w:rPr>
@@ -21065,7 +21036,6 @@
           <w:b w:val="0"/>
           <w:sz w:val="20"/>
         </w:rPr>
-        <w:t xml:space="preserve">, </w:t>
       </w:r>
       <w:r>
         <w:rPr>
@@ -21073,7 +21043,6 @@
           <w:b w:val="0"/>
           <w:sz w:val="18"/>
         </w:rPr>
-        <w:t>Reembolso-manage</w:t>
       </w:r>
       <w:r>
         <w:rPr>
@@ -21081,7 +21050,6 @@
           <w:b w:val="0"/>
           <w:sz w:val="20"/>
         </w:rPr>
-        <w:t xml:space="preserve">, </w:t>
       </w:r>
       <w:r>
         <w:rPr>
@@ -21089,7 +21057,6 @@
           <w:b w:val="0"/>
           <w:sz w:val="18"/>
         </w:rPr>
-        <w:t>AnaliseCompras-display</w:t>
       </w:r>
       <w:r>
         <w:rPr>
@@ -21097,7 +21064,6 @@
           <w:b w:val="0"/>
           <w:sz w:val="20"/>
         </w:rPr>
-        <w:t xml:space="preserve">) são os mesmos dos </w:t>
       </w:r>
       <w:r>
         <w:rPr>
@@ -21106,7 +21072,6 @@
           <w:i/>
           <w:sz w:val="20"/>
         </w:rPr>
-        <w:t>inbounds</w:t>
       </w:r>
       <w:r>
         <w:rPr>
@@ -21114,7 +21079,6 @@
           <w:b w:val="0"/>
           <w:sz w:val="20"/>
         </w:rPr>
-        <w:t xml:space="preserve"> dos manifests, o que habilita a navegação entre apps (ex.: cliente e item do pedido abrem as apps de Clientes e Estoque).</w:t>
       </w:r>
     </w:p>
     <w:p>
@@ -21619,6 +21583,504 @@
     </w:p>
     <w:p>
       <w:pPr>
+        <w:pStyle w:val="Ttulo2"/>
+      </w:pPr>
+      <w:r>
+        <w:rPr>
+          <w:rFonts w:ascii="72" w:hAnsi="72" w:cs="72" w:eastAsia="72"/>
+          <w:b w:val="0"/>
+          <w:sz w:val="26"/>
+        </w:rPr>
+        <w:t>15.4 Navegação entre aplicações</w:t>
+      </w:r>
+    </w:p>
+    <w:p>
+      <w:pPr/>
+      <w:r>
+        <w:rPr>
+          <w:rFonts w:ascii="72" w:hAnsi="72" w:cs="72" w:eastAsia="72"/>
+          <w:b w:val="0"/>
+          <w:sz w:val="20"/>
+        </w:rPr>
+        <w:t>Os campos abaixo viram links para o registro na app de destino (no launchpad local). A app de destino abre direto a Object Page pela chave semântica (cpf do cliente, sku do item, numeroPedido do pedido), enviada no contexto da navegação.</w:t>
+      </w:r>
+      <w:r>
+        <w:rPr>
+          <w:rFonts w:ascii="72" w:hAnsi="72" w:cs="72" w:eastAsia="72"/>
+          <w:b w:val="0"/>
+          <w:i/>
+          <w:sz w:val="20"/>
+        </w:rPr>
+      </w:r>
+      <w:r>
+        <w:rPr>
+          <w:rFonts w:ascii="72" w:hAnsi="72" w:cs="72" w:eastAsia="72"/>
+          <w:b w:val="0"/>
+          <w:sz w:val="20"/>
+        </w:rPr>
+      </w:r>
+      <w:r>
+        <w:rPr>
+          <w:rFonts w:ascii="Consolas" w:hAnsi="Consolas" w:cs="Consolas" w:eastAsia="Consolas"/>
+          <w:b w:val="0"/>
+          <w:sz w:val="18"/>
+        </w:rPr>
+      </w:r>
+      <w:r>
+        <w:rPr>
+          <w:rFonts w:ascii="72" w:hAnsi="72" w:cs="72" w:eastAsia="72"/>
+          <w:b w:val="0"/>
+          <w:sz w:val="20"/>
+        </w:rPr>
+      </w:r>
+      <w:r>
+        <w:rPr>
+          <w:rFonts w:ascii="Consolas" w:hAnsi="Consolas" w:cs="Consolas" w:eastAsia="Consolas"/>
+          <w:b w:val="0"/>
+          <w:sz w:val="18"/>
+        </w:rPr>
+      </w:r>
+      <w:r>
+        <w:rPr>
+          <w:rFonts w:ascii="72" w:hAnsi="72" w:cs="72" w:eastAsia="72"/>
+          <w:b w:val="0"/>
+          <w:sz w:val="20"/>
+        </w:rPr>
+      </w:r>
+      <w:r>
+        <w:rPr>
+          <w:rFonts w:ascii="Consolas" w:hAnsi="Consolas" w:cs="Consolas" w:eastAsia="Consolas"/>
+          <w:b w:val="0"/>
+          <w:sz w:val="18"/>
+        </w:rPr>
+      </w:r>
+      <w:r>
+        <w:rPr>
+          <w:rFonts w:ascii="72" w:hAnsi="72" w:cs="72" w:eastAsia="72"/>
+          <w:b w:val="0"/>
+          <w:sz w:val="20"/>
+        </w:rPr>
+      </w:r>
+      <w:r>
+        <w:rPr>
+          <w:rFonts w:ascii="Consolas" w:hAnsi="Consolas" w:cs="Consolas" w:eastAsia="Consolas"/>
+          <w:b w:val="0"/>
+          <w:sz w:val="18"/>
+        </w:rPr>
+      </w:r>
+      <w:r>
+        <w:rPr>
+          <w:rFonts w:ascii="72" w:hAnsi="72" w:cs="72" w:eastAsia="72"/>
+          <w:b w:val="0"/>
+          <w:sz w:val="20"/>
+        </w:rPr>
+      </w:r>
+      <w:r>
+        <w:rPr>
+          <w:rFonts w:ascii="Consolas" w:hAnsi="Consolas" w:cs="Consolas" w:eastAsia="Consolas"/>
+          <w:b w:val="0"/>
+          <w:sz w:val="18"/>
+        </w:rPr>
+      </w:r>
+      <w:r>
+        <w:rPr>
+          <w:rFonts w:ascii="72" w:hAnsi="72" w:cs="72" w:eastAsia="72"/>
+          <w:b w:val="0"/>
+          <w:sz w:val="20"/>
+        </w:rPr>
+      </w:r>
+      <w:r>
+        <w:rPr>
+          <w:rFonts w:ascii="72" w:hAnsi="72" w:cs="72" w:eastAsia="72"/>
+          <w:b w:val="0"/>
+          <w:i/>
+          <w:sz w:val="20"/>
+        </w:rPr>
+      </w:r>
+      <w:r>
+        <w:rPr>
+          <w:rFonts w:ascii="72" w:hAnsi="72" w:cs="72" w:eastAsia="72"/>
+          <w:b w:val="0"/>
+          <w:sz w:val="20"/>
+        </w:rPr>
+      </w:r>
+    </w:p>
+    <w:tbl>
+      <w:tblPr>
+        <w:tblStyle w:val="Tabelacomgrade"/>
+        <w:tblW w:type="auto" w:w="0"/>
+        <w:jc w:val="center"/>
+        <w:tblLook w:firstColumn="1" w:firstRow="1" w:lastColumn="0" w:lastRow="0" w:noHBand="0" w:noVBand="1" w:val="04A0"/>
+      </w:tblPr>
+      <w:tblGrid>
+        <w:gridCol w:w="2520"/>
+        <w:gridCol w:w="2520"/>
+        <w:gridCol w:w="2520"/>
+        <w:gridCol w:w="2520"/>
+      </w:tblGrid>
+      <w:tr>
+        <w:trPr>
+          <w:tblHeader w:val="true"/>
+        </w:trPr>
+        <w:tc>
+          <w:tcPr>
+            <w:tcW w:type="dxa" w:w="2520"/>
+            <w:shd w:val="clear" w:color="auto" w:fill="0070F2"/>
+          </w:tcPr>
+          <w:p>
+            <w:r>
+              <w:rPr>
+                <w:rFonts w:ascii="72" w:hAnsi="72" w:cs="72" w:eastAsia="72"/>
+                <w:b/>
+                <w:color w:val="FFFFFF"/>
+                <w:sz w:val="20"/>
+              </w:rPr>
+              <w:t>Origem</w:t>
+            </w:r>
+          </w:p>
+        </w:tc>
+        <w:tc>
+          <w:tcPr>
+            <w:tcW w:type="dxa" w:w="2520"/>
+            <w:shd w:val="clear" w:color="auto" w:fill="0070F2"/>
+          </w:tcPr>
+          <w:p>
+            <w:r>
+              <w:rPr>
+                <w:rFonts w:ascii="72" w:hAnsi="72" w:cs="72" w:eastAsia="72"/>
+                <w:b/>
+                <w:color w:val="FFFFFF"/>
+                <w:sz w:val="20"/>
+              </w:rPr>
+              <w:t>Campos com link</w:t>
+            </w:r>
+          </w:p>
+        </w:tc>
+        <w:tc>
+          <w:tcPr>
+            <w:tcW w:type="dxa" w:w="2520"/>
+            <w:shd w:val="clear" w:color="auto" w:fill="0070F2"/>
+          </w:tcPr>
+          <w:p>
+            <w:r>
+              <w:rPr>
+                <w:rFonts w:ascii="72" w:hAnsi="72" w:cs="72" w:eastAsia="72"/>
+                <w:b/>
+                <w:color w:val="FFFFFF"/>
+                <w:sz w:val="20"/>
+              </w:rPr>
+              <w:t>Destino (intent)</w:t>
+            </w:r>
+          </w:p>
+        </w:tc>
+        <w:tc>
+          <w:tcPr>
+            <w:tcW w:type="dxa" w:w="2520"/>
+            <w:shd w:val="clear" w:color="auto" w:fill="0070F2"/>
+          </w:tcPr>
+          <w:p>
+            <w:r>
+              <w:rPr>
+                <w:rFonts w:ascii="72" w:hAnsi="72" w:cs="72" w:eastAsia="72"/>
+                <w:b/>
+                <w:color w:val="FFFFFF"/>
+                <w:sz w:val="20"/>
+              </w:rPr>
+              <w:t>Parâmetro</w:t>
+            </w:r>
+          </w:p>
+        </w:tc>
+      </w:tr>
+      <w:tr>
+        <w:tc>
+          <w:tcPr>
+            <w:tcW w:type="dxa" w:w="2520"/>
+          </w:tcPr>
+          <w:p>
+            <w:r>
+              <w:rPr>
+                <w:rFonts w:ascii="72" w:hAnsi="72" w:cs="72" w:eastAsia="72"/>
+                <w:b w:val="0"/>
+                <w:sz w:val="18"/>
+              </w:rPr>
+              <w:t>Pedidos (lista e Object Page)</w:t>
+            </w:r>
+          </w:p>
+        </w:tc>
+        <w:tc>
+          <w:tcPr>
+            <w:tcW w:type="dxa" w:w="2520"/>
+          </w:tcPr>
+          <w:p>
+            <w:r>
+              <w:rPr>
+                <w:rFonts w:ascii="72" w:hAnsi="72" w:cs="72" w:eastAsia="72"/>
+                <w:b w:val="0"/>
+                <w:sz w:val="18"/>
+              </w:rPr>
+              <w:t>Cliente, CPF</w:t>
+            </w:r>
+          </w:p>
+        </w:tc>
+        <w:tc>
+          <w:tcPr>
+            <w:tcW w:type="dxa" w:w="2520"/>
+          </w:tcPr>
+          <w:p>
+            <w:r>
+              <w:rPr>
+                <w:rFonts w:ascii="Consolas" w:hAnsi="Consolas" w:cs="Consolas" w:eastAsia="Consolas"/>
+                <w:b w:val="0"/>
+                <w:sz w:val="16"/>
+              </w:rPr>
+              <w:t>Gestão de Clientes (Cliente-manage)</w:t>
+            </w:r>
+          </w:p>
+        </w:tc>
+        <w:tc>
+          <w:tcPr>
+            <w:tcW w:type="dxa" w:w="2520"/>
+          </w:tcPr>
+          <w:p>
+            <w:r>
+              <w:rPr>
+                <w:rFonts w:ascii="Consolas" w:hAnsi="Consolas" w:cs="Consolas" w:eastAsia="Consolas"/>
+                <w:b w:val="0"/>
+                <w:sz w:val="16"/>
+              </w:rPr>
+              <w:t>cpfCliente → cpf (Common.SemanticObjectMapping)</w:t>
+            </w:r>
+          </w:p>
+        </w:tc>
+      </w:tr>
+      <w:tr>
+        <w:tc>
+          <w:tcPr>
+            <w:tcW w:type="dxa" w:w="2520"/>
+          </w:tcPr>
+          <w:p>
+            <w:r>
+              <w:rPr>
+                <w:rFonts w:ascii="72" w:hAnsi="72" w:cs="72" w:eastAsia="72"/>
+                <w:b w:val="0"/>
+                <w:sz w:val="18"/>
+              </w:rPr>
+              <w:t>Itens do pedido</w:t>
+            </w:r>
+          </w:p>
+        </w:tc>
+        <w:tc>
+          <w:tcPr>
+            <w:tcW w:type="dxa" w:w="2520"/>
+          </w:tcPr>
+          <w:p>
+            <w:r>
+              <w:rPr>
+                <w:rFonts w:ascii="72" w:hAnsi="72" w:cs="72" w:eastAsia="72"/>
+                <w:b w:val="0"/>
+                <w:sz w:val="18"/>
+              </w:rPr>
+              <w:t>Item, SKU</w:t>
+            </w:r>
+          </w:p>
+        </w:tc>
+        <w:tc>
+          <w:tcPr>
+            <w:tcW w:type="dxa" w:w="2520"/>
+          </w:tcPr>
+          <w:p>
+            <w:r>
+              <w:rPr>
+                <w:rFonts w:ascii="Consolas" w:hAnsi="Consolas" w:cs="Consolas" w:eastAsia="Consolas"/>
+                <w:b w:val="0"/>
+                <w:sz w:val="16"/>
+              </w:rPr>
+              <w:t>Gestão de Estoque (ItemEstoque-manage)</w:t>
+            </w:r>
+          </w:p>
+        </w:tc>
+        <w:tc>
+          <w:tcPr>
+            <w:tcW w:type="dxa" w:w="2520"/>
+          </w:tcPr>
+          <w:p>
+            <w:r>
+              <w:rPr>
+                <w:rFonts w:ascii="Consolas" w:hAnsi="Consolas" w:cs="Consolas" w:eastAsia="Consolas"/>
+                <w:b w:val="0"/>
+                <w:sz w:val="16"/>
+              </w:rPr>
+              <w:t>skuItem → sku</w:t>
+            </w:r>
+          </w:p>
+        </w:tc>
+      </w:tr>
+      <w:tr>
+        <w:tc>
+          <w:tcPr>
+            <w:tcW w:type="dxa" w:w="2520"/>
+          </w:tcPr>
+          <w:p>
+            <w:r>
+              <w:rPr>
+                <w:rFonts w:ascii="72" w:hAnsi="72" w:cs="72" w:eastAsia="72"/>
+                <w:b w:val="0"/>
+                <w:sz w:val="18"/>
+              </w:rPr>
+              <w:t>Reembolsos (lista e Object Page)</w:t>
+            </w:r>
+          </w:p>
+        </w:tc>
+        <w:tc>
+          <w:tcPr>
+            <w:tcW w:type="dxa" w:w="2520"/>
+          </w:tcPr>
+          <w:p>
+            <w:r>
+              <w:rPr>
+                <w:rFonts w:ascii="72" w:hAnsi="72" w:cs="72" w:eastAsia="72"/>
+                <w:b w:val="0"/>
+                <w:sz w:val="18"/>
+              </w:rPr>
+              <w:t>Pedido</w:t>
+            </w:r>
+          </w:p>
+        </w:tc>
+        <w:tc>
+          <w:tcPr>
+            <w:tcW w:type="dxa" w:w="2520"/>
+          </w:tcPr>
+          <w:p>
+            <w:r>
+              <w:rPr>
+                <w:rFonts w:ascii="Consolas" w:hAnsi="Consolas" w:cs="Consolas" w:eastAsia="Consolas"/>
+                <w:b w:val="0"/>
+                <w:sz w:val="16"/>
+              </w:rPr>
+              <w:t>Pedidos de Compras (PedidoCompra-manage)</w:t>
+            </w:r>
+          </w:p>
+        </w:tc>
+        <w:tc>
+          <w:tcPr>
+            <w:tcW w:type="dxa" w:w="2520"/>
+          </w:tcPr>
+          <w:p>
+            <w:r>
+              <w:rPr>
+                <w:rFonts w:ascii="Consolas" w:hAnsi="Consolas" w:cs="Consolas" w:eastAsia="Consolas"/>
+                <w:b w:val="0"/>
+                <w:sz w:val="16"/>
+              </w:rPr>
+              <w:t>numeroPedido</w:t>
+            </w:r>
+          </w:p>
+        </w:tc>
+      </w:tr>
+      <w:tr>
+        <w:tc>
+          <w:tcPr>
+            <w:tcW w:type="dxa" w:w="2520"/>
+          </w:tcPr>
+          <w:p>
+            <w:r>
+              <w:rPr>
+                <w:rFonts w:ascii="72" w:hAnsi="72" w:cs="72" w:eastAsia="72"/>
+                <w:b w:val="0"/>
+                <w:sz w:val="18"/>
+              </w:rPr>
+              <w:t>Reembolsos (lista e Object Page)</w:t>
+            </w:r>
+          </w:p>
+        </w:tc>
+        <w:tc>
+          <w:tcPr>
+            <w:tcW w:type="dxa" w:w="2520"/>
+          </w:tcPr>
+          <w:p>
+            <w:r>
+              <w:rPr>
+                <w:rFonts w:ascii="72" w:hAnsi="72" w:cs="72" w:eastAsia="72"/>
+                <w:b w:val="0"/>
+                <w:sz w:val="18"/>
+              </w:rPr>
+              <w:t>Cliente, CPF</w:t>
+            </w:r>
+          </w:p>
+        </w:tc>
+        <w:tc>
+          <w:tcPr>
+            <w:tcW w:type="dxa" w:w="2520"/>
+          </w:tcPr>
+          <w:p>
+            <w:r>
+              <w:rPr>
+                <w:rFonts w:ascii="Consolas" w:hAnsi="Consolas" w:cs="Consolas" w:eastAsia="Consolas"/>
+                <w:b w:val="0"/>
+                <w:sz w:val="16"/>
+              </w:rPr>
+              <w:t>Gestão de Clientes (Cliente-manage)</w:t>
+            </w:r>
+          </w:p>
+        </w:tc>
+        <w:tc>
+          <w:tcPr>
+            <w:tcW w:type="dxa" w:w="2520"/>
+          </w:tcPr>
+          <w:p>
+            <w:r>
+              <w:rPr>
+                <w:rFonts w:ascii="Consolas" w:hAnsi="Consolas" w:cs="Consolas" w:eastAsia="Consolas"/>
+                <w:b w:val="0"/>
+                <w:sz w:val="16"/>
+              </w:rPr>
+              <w:t>cpfCliente → cpf</w:t>
+            </w:r>
+          </w:p>
+        </w:tc>
+      </w:tr>
+    </w:tbl>
+    <w:p>
+      <w:pPr>
+        <w:pStyle w:val="Commarcadores"/>
+      </w:pPr>
+      <w:r>
+        <w:rPr>
+          <w:rFonts w:ascii="72" w:hAnsi="72" w:cs="72" w:eastAsia="72"/>
+          <w:b w:val="0"/>
+          <w:sz w:val="20"/>
+        </w:rPr>
+        <w:t>O Pedido do reembolso usa UI.DataFieldWithIntentBasedNavigation (link direto, sem popover): como chave semântica, numa coluna comum ele seria exibido como identificador, sem link.</w:t>
+      </w:r>
+    </w:p>
+    <w:p>
+      <w:pPr>
+        <w:pStyle w:val="Commarcadores"/>
+      </w:pPr>
+      <w:r>
+        <w:rPr>
+          <w:rFonts w:ascii="72" w:hAnsi="72" w:cs="72" w:eastAsia="72"/>
+          <w:b w:val="0"/>
+          <w:sz w:val="20"/>
+        </w:rPr>
+        <w:t>Os demais usam Common.SemanticObject + Common.SemanticObjectMapping; o CPF entra no RequestAtLeast das listas para estar sempre no contexto.</w:t>
+      </w:r>
+    </w:p>
+    <w:p>
+      <w:pPr>
+        <w:pStyle w:val="Commarcadores"/>
+      </w:pPr>
+      <w:r>
+        <w:rPr>
+          <w:rFonts w:ascii="72" w:hAnsi="72" w:cs="72" w:eastAsia="72"/>
+          <w:b w:val="0"/>
+          <w:sz w:val="20"/>
+        </w:rPr>
+        <w:t>No rascunho, os campos projetados pela associação não acompanham a troca de cliente ou item: os handlers de PATCH atualizam cpfCliente, cpfClienteFormatado e skuItem.</w:t>
+      </w:r>
+    </w:p>
+    <w:p>
+      <w:pPr>
         <w:pStyle w:val="Ttulo1"/>
       </w:pPr>
       <w:r>
@@ -24413,6 +24875,33 @@
           <w:sz w:val="20"/>
         </w:rPr>
         <w:t xml:space="preserve"> importam sem erro.</w:t>
+      </w:r>
+    </w:p>
+    <w:p>
+      <w:pPr>
+        <w:pStyle w:val="Commarcadores"/>
+      </w:pPr>
+      <w:r>
+        <w:rPr>
+          <w:rFonts w:ascii="72" w:hAnsi="72" w:cs="72" w:eastAsia="72"/>
+          <w:b w:val="0"/>
+          <w:sz w:val="20"/>
+        </w:rPr>
+        <w:t>Dado um pedido importado com a referência P001 para um cliente, quando a mesma planilha é importada de novo, então é recusada (o pedido P001 do cliente ... já foi importado) e nada é gravado; outro cliente pode usar P001, e o cancelamento do pedido libera a referência.</w:t>
+      </w:r>
+      <w:r>
+        <w:rPr>
+          <w:rFonts w:ascii="Consolas" w:hAnsi="Consolas" w:cs="Consolas" w:eastAsia="Consolas"/>
+          <w:b w:val="0"/>
+          <w:sz w:val="18"/>
+        </w:rPr>
+      </w:r>
+      <w:r>
+        <w:rPr>
+          <w:rFonts w:ascii="72" w:hAnsi="72" w:cs="72" w:eastAsia="72"/>
+          <w:b w:val="0"/>
+          <w:sz w:val="20"/>
+        </w:rPr>
       </w:r>
     </w:p>
     <w:p>
@@ -29218,6 +29707,724 @@
                 <w:sz w:val="18"/>
               </w:rPr>
               <w:t>; MTA e XSUAA pendentes</w:t>
+            </w:r>
+          </w:p>
+        </w:tc>
+      </w:tr>
+    </w:tbl>
+    <w:p>
+      <w:pPr>
+        <w:pStyle w:val="Ttulo2"/>
+      </w:pPr>
+      <w:r>
+        <w:rPr>
+          <w:rFonts w:ascii="72" w:hAnsi="72" w:cs="72" w:eastAsia="72"/>
+          <w:b w:val="0"/>
+          <w:sz w:val="26"/>
+        </w:rPr>
+        <w:t>22.3 Revisão 2.1</w:t>
+      </w:r>
+    </w:p>
+    <w:tbl>
+      <w:tblPr>
+        <w:tblStyle w:val="Tabelacomgrade"/>
+        <w:tblW w:type="auto" w:w="0"/>
+        <w:jc w:val="center"/>
+        <w:tblLook w:firstColumn="1" w:firstRow="1" w:lastColumn="0" w:lastRow="0" w:noHBand="0" w:noVBand="1" w:val="04A0"/>
+      </w:tblPr>
+      <w:tblGrid>
+        <w:gridCol w:w="3360"/>
+        <w:gridCol w:w="3360"/>
+        <w:gridCol w:w="3360"/>
+      </w:tblGrid>
+      <w:tr>
+        <w:trPr>
+          <w:tblHeader w:val="true"/>
+        </w:trPr>
+        <w:tc>
+          <w:tcPr>
+            <w:tcW w:type="dxa" w:w="3360"/>
+            <w:shd w:val="clear" w:color="auto" w:fill="0070F2"/>
+          </w:tcPr>
+          <w:p>
+            <w:r>
+              <w:rPr>
+                <w:rFonts w:ascii="72" w:hAnsi="72" w:cs="72" w:eastAsia="72"/>
+                <w:b/>
+                <w:color w:val="FFFFFF"/>
+                <w:sz w:val="20"/>
+              </w:rPr>
+              <w:t>Tema</w:t>
+            </w:r>
+          </w:p>
+        </w:tc>
+        <w:tc>
+          <w:tcPr>
+            <w:tcW w:type="dxa" w:w="3360"/>
+            <w:shd w:val="clear" w:color="auto" w:fill="0070F2"/>
+          </w:tcPr>
+          <w:p>
+            <w:r>
+              <w:rPr>
+                <w:rFonts w:ascii="72" w:hAnsi="72" w:cs="72" w:eastAsia="72"/>
+                <w:b/>
+                <w:color w:val="FFFFFF"/>
+                <w:sz w:val="20"/>
+              </w:rPr>
+              <w:t>Versão 2.0</w:t>
+            </w:r>
+          </w:p>
+        </w:tc>
+        <w:tc>
+          <w:tcPr>
+            <w:tcW w:type="dxa" w:w="3360"/>
+            <w:shd w:val="clear" w:color="auto" w:fill="0070F2"/>
+          </w:tcPr>
+          <w:p>
+            <w:r>
+              <w:rPr>
+                <w:rFonts w:ascii="72" w:hAnsi="72" w:cs="72" w:eastAsia="72"/>
+                <w:b/>
+                <w:color w:val="FFFFFF"/>
+                <w:sz w:val="20"/>
+              </w:rPr>
+              <w:t>Versão 2.1</w:t>
+            </w:r>
+          </w:p>
+        </w:tc>
+      </w:tr>
+      <w:tr>
+        <w:tc>
+          <w:tcPr>
+            <w:tcW w:type="dxa" w:w="3360"/>
+          </w:tcPr>
+          <w:p>
+            <w:r>
+              <w:rPr>
+                <w:rFonts w:ascii="72" w:hAnsi="72" w:cs="72" w:eastAsia="72"/>
+                <w:b w:val="0"/>
+                <w:sz w:val="18"/>
+              </w:rPr>
+              <w:t>Campos do pedido</w:t>
+            </w:r>
+          </w:p>
+        </w:tc>
+        <w:tc>
+          <w:tcPr>
+            <w:tcW w:type="dxa" w:w="3360"/>
+          </w:tcPr>
+          <w:p>
+            <w:r>
+              <w:rPr>
+                <w:rFonts w:ascii="Consolas" w:hAnsi="Consolas" w:cs="Consolas" w:eastAsia="Consolas"/>
+                <w:b w:val="0"/>
+                <w:sz w:val="16"/>
+              </w:rPr>
+              <w:t>Dados do cliente e pagamento apareciam editáveis</w:t>
+            </w:r>
+            <w:r>
+              <w:rPr>
+                <w:rFonts w:ascii="72" w:hAnsi="72" w:cs="72" w:eastAsia="72"/>
+                <w:b w:val="0"/>
+                <w:sz w:val="18"/>
+              </w:rPr>
+            </w:r>
+            <w:r>
+              <w:rPr>
+                <w:rFonts w:ascii="Consolas" w:hAnsi="Consolas" w:cs="Consolas" w:eastAsia="Consolas"/>
+                <w:b w:val="0"/>
+                <w:sz w:val="16"/>
+              </w:rPr>
+            </w:r>
+            <w:r>
+              <w:rPr>
+                <w:rFonts w:ascii="72" w:hAnsi="72" w:cs="72" w:eastAsia="72"/>
+                <w:b w:val="0"/>
+                <w:sz w:val="18"/>
+              </w:rPr>
+            </w:r>
+            <w:r>
+              <w:rPr>
+                <w:rFonts w:ascii="Consolas" w:hAnsi="Consolas" w:cs="Consolas" w:eastAsia="Consolas"/>
+                <w:b w:val="0"/>
+                <w:sz w:val="16"/>
+              </w:rPr>
+            </w:r>
+            <w:r>
+              <w:rPr>
+                <w:rFonts w:ascii="72" w:hAnsi="72" w:cs="72" w:eastAsia="72"/>
+                <w:b w:val="0"/>
+                <w:sz w:val="18"/>
+              </w:rPr>
+            </w:r>
+            <w:r>
+              <w:rPr>
+                <w:rFonts w:ascii="Consolas" w:hAnsi="Consolas" w:cs="Consolas" w:eastAsia="Consolas"/>
+                <w:b w:val="0"/>
+                <w:sz w:val="16"/>
+              </w:rPr>
+            </w:r>
+            <w:r>
+              <w:rPr>
+                <w:rFonts w:ascii="72" w:hAnsi="72" w:cs="72" w:eastAsia="72"/>
+                <w:b w:val="0"/>
+                <w:sz w:val="18"/>
+              </w:rPr>
+            </w:r>
+            <w:r>
+              <w:rPr>
+                <w:rFonts w:ascii="Consolas" w:hAnsi="Consolas" w:cs="Consolas" w:eastAsia="Consolas"/>
+                <w:b w:val="0"/>
+                <w:sz w:val="16"/>
+              </w:rPr>
+            </w:r>
+          </w:p>
+        </w:tc>
+        <w:tc>
+          <w:tcPr>
+            <w:tcW w:type="dxa" w:w="3360"/>
+          </w:tcPr>
+          <w:p>
+            <w:r>
+              <w:rPr>
+                <w:rFonts w:ascii="Consolas" w:hAnsi="Consolas" w:cs="Consolas" w:eastAsia="Consolas"/>
+                <w:b w:val="0"/>
+                <w:sz w:val="16"/>
+              </w:rPr>
+              <w:t>Só o Cliente (na criação) e os itens são informados; dados do cliente vêm da associação; pagamento e snapshots somente leitura; observação somente leitura na tela</w:t>
+            </w:r>
+            <w:r>
+              <w:rPr>
+                <w:rFonts w:ascii="72" w:hAnsi="72" w:cs="72" w:eastAsia="72"/>
+                <w:b w:val="0"/>
+                <w:sz w:val="18"/>
+              </w:rPr>
+            </w:r>
+            <w:r>
+              <w:rPr>
+                <w:rFonts w:ascii="Consolas" w:hAnsi="Consolas" w:cs="Consolas" w:eastAsia="Consolas"/>
+                <w:b w:val="0"/>
+                <w:sz w:val="16"/>
+              </w:rPr>
+            </w:r>
+            <w:r>
+              <w:rPr>
+                <w:rFonts w:ascii="72" w:hAnsi="72" w:cs="72" w:eastAsia="72"/>
+                <w:b w:val="0"/>
+                <w:sz w:val="18"/>
+              </w:rPr>
+            </w:r>
+            <w:r>
+              <w:rPr>
+                <w:rFonts w:ascii="Consolas" w:hAnsi="Consolas" w:cs="Consolas" w:eastAsia="Consolas"/>
+                <w:b w:val="0"/>
+                <w:sz w:val="16"/>
+              </w:rPr>
+            </w:r>
+            <w:r>
+              <w:rPr>
+                <w:rFonts w:ascii="72" w:hAnsi="72" w:cs="72" w:eastAsia="72"/>
+                <w:b w:val="0"/>
+                <w:sz w:val="18"/>
+              </w:rPr>
+            </w:r>
+            <w:r>
+              <w:rPr>
+                <w:rFonts w:ascii="Consolas" w:hAnsi="Consolas" w:cs="Consolas" w:eastAsia="Consolas"/>
+                <w:b w:val="0"/>
+                <w:sz w:val="16"/>
+              </w:rPr>
+            </w:r>
+            <w:r>
+              <w:rPr>
+                <w:rFonts w:ascii="72" w:hAnsi="72" w:cs="72" w:eastAsia="72"/>
+                <w:b w:val="0"/>
+                <w:sz w:val="18"/>
+              </w:rPr>
+            </w:r>
+            <w:r>
+              <w:rPr>
+                <w:rFonts w:ascii="Consolas" w:hAnsi="Consolas" w:cs="Consolas" w:eastAsia="Consolas"/>
+                <w:b w:val="0"/>
+                <w:sz w:val="16"/>
+              </w:rPr>
+            </w:r>
+          </w:p>
+        </w:tc>
+      </w:tr>
+      <w:tr>
+        <w:tc>
+          <w:tcPr>
+            <w:tcW w:type="dxa" w:w="3360"/>
+          </w:tcPr>
+          <w:p>
+            <w:r>
+              <w:rPr>
+                <w:rFonts w:ascii="72" w:hAnsi="72" w:cs="72" w:eastAsia="72"/>
+                <w:b w:val="0"/>
+                <w:sz w:val="18"/>
+              </w:rPr>
+              <w:t>Navegação entre apps</w:t>
+            </w:r>
+          </w:p>
+        </w:tc>
+        <w:tc>
+          <w:tcPr>
+            <w:tcW w:type="dxa" w:w="3360"/>
+          </w:tcPr>
+          <w:p>
+            <w:r>
+              <w:rPr>
+                <w:rFonts w:ascii="Consolas" w:hAnsi="Consolas" w:cs="Consolas" w:eastAsia="Consolas"/>
+                <w:b w:val="0"/>
+                <w:sz w:val="16"/>
+              </w:rPr>
+              <w:t>Cliente e item do pedido</w:t>
+            </w:r>
+            <w:r>
+              <w:rPr>
+                <w:rFonts w:ascii="72" w:hAnsi="72" w:cs="72" w:eastAsia="72"/>
+                <w:b w:val="0"/>
+                <w:sz w:val="18"/>
+              </w:rPr>
+            </w:r>
+            <w:r>
+              <w:rPr>
+                <w:rFonts w:ascii="Consolas" w:hAnsi="Consolas" w:cs="Consolas" w:eastAsia="Consolas"/>
+                <w:b w:val="0"/>
+                <w:sz w:val="16"/>
+              </w:rPr>
+            </w:r>
+            <w:r>
+              <w:rPr>
+                <w:rFonts w:ascii="72" w:hAnsi="72" w:cs="72" w:eastAsia="72"/>
+                <w:b w:val="0"/>
+                <w:sz w:val="18"/>
+              </w:rPr>
+            </w:r>
+            <w:r>
+              <w:rPr>
+                <w:rFonts w:ascii="Consolas" w:hAnsi="Consolas" w:cs="Consolas" w:eastAsia="Consolas"/>
+                <w:b w:val="0"/>
+                <w:sz w:val="16"/>
+              </w:rPr>
+            </w:r>
+            <w:r>
+              <w:rPr>
+                <w:rFonts w:ascii="72" w:hAnsi="72" w:cs="72" w:eastAsia="72"/>
+                <w:b w:val="0"/>
+                <w:sz w:val="18"/>
+              </w:rPr>
+            </w:r>
+            <w:r>
+              <w:rPr>
+                <w:rFonts w:ascii="Consolas" w:hAnsi="Consolas" w:cs="Consolas" w:eastAsia="Consolas"/>
+                <w:b w:val="0"/>
+                <w:sz w:val="16"/>
+              </w:rPr>
+            </w:r>
+            <w:r>
+              <w:rPr>
+                <w:rFonts w:ascii="72" w:hAnsi="72" w:cs="72" w:eastAsia="72"/>
+                <w:b w:val="0"/>
+                <w:sz w:val="18"/>
+              </w:rPr>
+            </w:r>
+            <w:r>
+              <w:rPr>
+                <w:rFonts w:ascii="Consolas" w:hAnsi="Consolas" w:cs="Consolas" w:eastAsia="Consolas"/>
+                <w:b w:val="0"/>
+                <w:sz w:val="16"/>
+              </w:rPr>
+            </w:r>
+          </w:p>
+        </w:tc>
+        <w:tc>
+          <w:tcPr>
+            <w:tcW w:type="dxa" w:w="3360"/>
+          </w:tcPr>
+          <w:p>
+            <w:r>
+              <w:rPr>
+                <w:rFonts w:ascii="Consolas" w:hAnsi="Consolas" w:cs="Consolas" w:eastAsia="Consolas"/>
+                <w:b w:val="0"/>
+                <w:sz w:val="16"/>
+              </w:rPr>
+              <w:t>Pedido → Cliente (Cliente, CPF) e Item (Item, SKU); Reembolso → Pedido e Cliente (Cliente, CPF), abrindo direto o registro (seção 15.4)</w:t>
+            </w:r>
+            <w:r>
+              <w:rPr>
+                <w:rFonts w:ascii="72" w:hAnsi="72" w:cs="72" w:eastAsia="72"/>
+                <w:b w:val="0"/>
+                <w:sz w:val="18"/>
+              </w:rPr>
+            </w:r>
+            <w:r>
+              <w:rPr>
+                <w:rFonts w:ascii="Consolas" w:hAnsi="Consolas" w:cs="Consolas" w:eastAsia="Consolas"/>
+                <w:b w:val="0"/>
+                <w:sz w:val="16"/>
+              </w:rPr>
+            </w:r>
+            <w:r>
+              <w:rPr>
+                <w:rFonts w:ascii="72" w:hAnsi="72" w:cs="72" w:eastAsia="72"/>
+                <w:b w:val="0"/>
+                <w:sz w:val="18"/>
+              </w:rPr>
+            </w:r>
+            <w:r>
+              <w:rPr>
+                <w:rFonts w:ascii="Consolas" w:hAnsi="Consolas" w:cs="Consolas" w:eastAsia="Consolas"/>
+                <w:b w:val="0"/>
+                <w:sz w:val="16"/>
+              </w:rPr>
+            </w:r>
+            <w:r>
+              <w:rPr>
+                <w:rFonts w:ascii="72" w:hAnsi="72" w:cs="72" w:eastAsia="72"/>
+                <w:b w:val="0"/>
+                <w:sz w:val="18"/>
+              </w:rPr>
+            </w:r>
+            <w:r>
+              <w:rPr>
+                <w:rFonts w:ascii="Consolas" w:hAnsi="Consolas" w:cs="Consolas" w:eastAsia="Consolas"/>
+                <w:b w:val="0"/>
+                <w:sz w:val="16"/>
+              </w:rPr>
+            </w:r>
+            <w:r>
+              <w:rPr>
+                <w:rFonts w:ascii="72" w:hAnsi="72" w:cs="72" w:eastAsia="72"/>
+                <w:b w:val="0"/>
+                <w:sz w:val="18"/>
+              </w:rPr>
+            </w:r>
+            <w:r>
+              <w:rPr>
+                <w:rFonts w:ascii="Consolas" w:hAnsi="Consolas" w:cs="Consolas" w:eastAsia="Consolas"/>
+                <w:b w:val="0"/>
+                <w:sz w:val="16"/>
+              </w:rPr>
+            </w:r>
+          </w:p>
+        </w:tc>
+      </w:tr>
+      <w:tr>
+        <w:tc>
+          <w:tcPr>
+            <w:tcW w:type="dxa" w:w="3360"/>
+          </w:tcPr>
+          <w:p>
+            <w:r>
+              <w:rPr>
+                <w:rFonts w:ascii="72" w:hAnsi="72" w:cs="72" w:eastAsia="72"/>
+                <w:b w:val="0"/>
+                <w:sz w:val="18"/>
+              </w:rPr>
+              <w:t>Importação de pedidos</w:t>
+            </w:r>
+          </w:p>
+        </w:tc>
+        <w:tc>
+          <w:tcPr>
+            <w:tcW w:type="dxa" w:w="3360"/>
+          </w:tcPr>
+          <w:p>
+            <w:r>
+              <w:rPr>
+                <w:rFonts w:ascii="Consolas" w:hAnsi="Consolas" w:cs="Consolas" w:eastAsia="Consolas"/>
+                <w:b w:val="0"/>
+                <w:sz w:val="16"/>
+              </w:rPr>
+              <w:t>A mesma planilha podia ser importada várias vezes</w:t>
+            </w:r>
+            <w:r>
+              <w:rPr>
+                <w:rFonts w:ascii="72" w:hAnsi="72" w:cs="72" w:eastAsia="72"/>
+                <w:b w:val="0"/>
+                <w:sz w:val="18"/>
+              </w:rPr>
+            </w:r>
+            <w:r>
+              <w:rPr>
+                <w:rFonts w:ascii="Consolas" w:hAnsi="Consolas" w:cs="Consolas" w:eastAsia="Consolas"/>
+                <w:b w:val="0"/>
+                <w:sz w:val="16"/>
+              </w:rPr>
+            </w:r>
+            <w:r>
+              <w:rPr>
+                <w:rFonts w:ascii="72" w:hAnsi="72" w:cs="72" w:eastAsia="72"/>
+                <w:b w:val="0"/>
+                <w:sz w:val="18"/>
+              </w:rPr>
+            </w:r>
+            <w:r>
+              <w:rPr>
+                <w:rFonts w:ascii="Consolas" w:hAnsi="Consolas" w:cs="Consolas" w:eastAsia="Consolas"/>
+                <w:b w:val="0"/>
+                <w:sz w:val="16"/>
+              </w:rPr>
+            </w:r>
+            <w:r>
+              <w:rPr>
+                <w:rFonts w:ascii="72" w:hAnsi="72" w:cs="72" w:eastAsia="72"/>
+                <w:b w:val="0"/>
+                <w:sz w:val="18"/>
+              </w:rPr>
+            </w:r>
+            <w:r>
+              <w:rPr>
+                <w:rFonts w:ascii="Consolas" w:hAnsi="Consolas" w:cs="Consolas" w:eastAsia="Consolas"/>
+                <w:b w:val="0"/>
+                <w:sz w:val="16"/>
+              </w:rPr>
+            </w:r>
+            <w:r>
+              <w:rPr>
+                <w:rFonts w:ascii="72" w:hAnsi="72" w:cs="72" w:eastAsia="72"/>
+                <w:b w:val="0"/>
+                <w:sz w:val="18"/>
+              </w:rPr>
+            </w:r>
+            <w:r>
+              <w:rPr>
+                <w:rFonts w:ascii="Consolas" w:hAnsi="Consolas" w:cs="Consolas" w:eastAsia="Consolas"/>
+                <w:b w:val="0"/>
+                <w:sz w:val="16"/>
+              </w:rPr>
+            </w:r>
+          </w:p>
+        </w:tc>
+        <w:tc>
+          <w:tcPr>
+            <w:tcW w:type="dxa" w:w="3360"/>
+          </w:tcPr>
+          <w:p>
+            <w:r>
+              <w:rPr>
+                <w:rFonts w:ascii="Consolas" w:hAnsi="Consolas" w:cs="Consolas" w:eastAsia="Consolas"/>
+                <w:b w:val="0"/>
+                <w:sz w:val="16"/>
+              </w:rPr>
+              <w:t>referenciaImportacao (coluna Pedido) como chave de idempotência por cliente (seção 13.2)</w:t>
+            </w:r>
+            <w:r>
+              <w:rPr>
+                <w:rFonts w:ascii="72" w:hAnsi="72" w:cs="72" w:eastAsia="72"/>
+                <w:b w:val="0"/>
+                <w:sz w:val="18"/>
+              </w:rPr>
+            </w:r>
+            <w:r>
+              <w:rPr>
+                <w:rFonts w:ascii="Consolas" w:hAnsi="Consolas" w:cs="Consolas" w:eastAsia="Consolas"/>
+                <w:b w:val="0"/>
+                <w:sz w:val="16"/>
+              </w:rPr>
+            </w:r>
+            <w:r>
+              <w:rPr>
+                <w:rFonts w:ascii="72" w:hAnsi="72" w:cs="72" w:eastAsia="72"/>
+                <w:b w:val="0"/>
+                <w:sz w:val="18"/>
+              </w:rPr>
+            </w:r>
+            <w:r>
+              <w:rPr>
+                <w:rFonts w:ascii="Consolas" w:hAnsi="Consolas" w:cs="Consolas" w:eastAsia="Consolas"/>
+                <w:b w:val="0"/>
+                <w:sz w:val="16"/>
+              </w:rPr>
+            </w:r>
+            <w:r>
+              <w:rPr>
+                <w:rFonts w:ascii="72" w:hAnsi="72" w:cs="72" w:eastAsia="72"/>
+                <w:b w:val="0"/>
+                <w:sz w:val="18"/>
+              </w:rPr>
+            </w:r>
+            <w:r>
+              <w:rPr>
+                <w:rFonts w:ascii="Consolas" w:hAnsi="Consolas" w:cs="Consolas" w:eastAsia="Consolas"/>
+                <w:b w:val="0"/>
+                <w:sz w:val="16"/>
+              </w:rPr>
+            </w:r>
+            <w:r>
+              <w:rPr>
+                <w:rFonts w:ascii="72" w:hAnsi="72" w:cs="72" w:eastAsia="72"/>
+                <w:b w:val="0"/>
+                <w:sz w:val="18"/>
+              </w:rPr>
+            </w:r>
+            <w:r>
+              <w:rPr>
+                <w:rFonts w:ascii="Consolas" w:hAnsi="Consolas" w:cs="Consolas" w:eastAsia="Consolas"/>
+                <w:b w:val="0"/>
+                <w:sz w:val="16"/>
+              </w:rPr>
+            </w:r>
+          </w:p>
+        </w:tc>
+      </w:tr>
+      <w:tr>
+        <w:tc>
+          <w:tcPr>
+            <w:tcW w:type="dxa" w:w="3360"/>
+          </w:tcPr>
+          <w:p>
+            <w:r>
+              <w:rPr>
+                <w:rFonts w:ascii="72" w:hAnsi="72" w:cs="72" w:eastAsia="72"/>
+                <w:b w:val="0"/>
+                <w:sz w:val="18"/>
+              </w:rPr>
+              <w:t>Testes</w:t>
+            </w:r>
+          </w:p>
+        </w:tc>
+        <w:tc>
+          <w:tcPr>
+            <w:tcW w:type="dxa" w:w="3360"/>
+          </w:tcPr>
+          <w:p>
+            <w:r>
+              <w:rPr>
+                <w:rFonts w:ascii="Consolas" w:hAnsi="Consolas" w:cs="Consolas" w:eastAsia="Consolas"/>
+                <w:b w:val="0"/>
+                <w:sz w:val="16"/>
+              </w:rPr>
+              <w:t>63 por versão</w:t>
+            </w:r>
+            <w:r>
+              <w:rPr>
+                <w:rFonts w:ascii="72" w:hAnsi="72" w:cs="72" w:eastAsia="72"/>
+                <w:b w:val="0"/>
+                <w:sz w:val="18"/>
+              </w:rPr>
+            </w:r>
+            <w:r>
+              <w:rPr>
+                <w:rFonts w:ascii="Consolas" w:hAnsi="Consolas" w:cs="Consolas" w:eastAsia="Consolas"/>
+                <w:b w:val="0"/>
+                <w:sz w:val="16"/>
+              </w:rPr>
+            </w:r>
+            <w:r>
+              <w:rPr>
+                <w:rFonts w:ascii="72" w:hAnsi="72" w:cs="72" w:eastAsia="72"/>
+                <w:b w:val="0"/>
+                <w:sz w:val="18"/>
+              </w:rPr>
+            </w:r>
+            <w:r>
+              <w:rPr>
+                <w:rFonts w:ascii="Consolas" w:hAnsi="Consolas" w:cs="Consolas" w:eastAsia="Consolas"/>
+                <w:b w:val="0"/>
+                <w:sz w:val="16"/>
+              </w:rPr>
+            </w:r>
+            <w:r>
+              <w:rPr>
+                <w:rFonts w:ascii="72" w:hAnsi="72" w:cs="72" w:eastAsia="72"/>
+                <w:b w:val="0"/>
+                <w:sz w:val="18"/>
+              </w:rPr>
+            </w:r>
+            <w:r>
+              <w:rPr>
+                <w:rFonts w:ascii="Consolas" w:hAnsi="Consolas" w:cs="Consolas" w:eastAsia="Consolas"/>
+                <w:b w:val="0"/>
+                <w:sz w:val="16"/>
+              </w:rPr>
+            </w:r>
+            <w:r>
+              <w:rPr>
+                <w:rFonts w:ascii="72" w:hAnsi="72" w:cs="72" w:eastAsia="72"/>
+                <w:b w:val="0"/>
+                <w:sz w:val="18"/>
+              </w:rPr>
+            </w:r>
+            <w:r>
+              <w:rPr>
+                <w:rFonts w:ascii="Consolas" w:hAnsi="Consolas" w:cs="Consolas" w:eastAsia="Consolas"/>
+                <w:b w:val="0"/>
+                <w:sz w:val="16"/>
+              </w:rPr>
+            </w:r>
+          </w:p>
+        </w:tc>
+        <w:tc>
+          <w:tcPr>
+            <w:tcW w:type="dxa" w:w="3360"/>
+          </w:tcPr>
+          <w:p>
+            <w:r>
+              <w:rPr>
+                <w:rFonts w:ascii="Consolas" w:hAnsi="Consolas" w:cs="Consolas" w:eastAsia="Consolas"/>
+                <w:b w:val="0"/>
+                <w:sz w:val="16"/>
+              </w:rPr>
+              <w:t>68 por versão</w:t>
+            </w:r>
+            <w:r>
+              <w:rPr>
+                <w:rFonts w:ascii="72" w:hAnsi="72" w:cs="72" w:eastAsia="72"/>
+                <w:b w:val="0"/>
+                <w:sz w:val="18"/>
+              </w:rPr>
+            </w:r>
+            <w:r>
+              <w:rPr>
+                <w:rFonts w:ascii="Consolas" w:hAnsi="Consolas" w:cs="Consolas" w:eastAsia="Consolas"/>
+                <w:b w:val="0"/>
+                <w:sz w:val="16"/>
+              </w:rPr>
+            </w:r>
+            <w:r>
+              <w:rPr>
+                <w:rFonts w:ascii="72" w:hAnsi="72" w:cs="72" w:eastAsia="72"/>
+                <w:b w:val="0"/>
+                <w:sz w:val="18"/>
+              </w:rPr>
+            </w:r>
+            <w:r>
+              <w:rPr>
+                <w:rFonts w:ascii="Consolas" w:hAnsi="Consolas" w:cs="Consolas" w:eastAsia="Consolas"/>
+                <w:b w:val="0"/>
+                <w:sz w:val="16"/>
+              </w:rPr>
+            </w:r>
+            <w:r>
+              <w:rPr>
+                <w:rFonts w:ascii="72" w:hAnsi="72" w:cs="72" w:eastAsia="72"/>
+                <w:b w:val="0"/>
+                <w:sz w:val="18"/>
+              </w:rPr>
+            </w:r>
+            <w:r>
+              <w:rPr>
+                <w:rFonts w:ascii="Consolas" w:hAnsi="Consolas" w:cs="Consolas" w:eastAsia="Consolas"/>
+                <w:b w:val="0"/>
+                <w:sz w:val="16"/>
+              </w:rPr>
+            </w:r>
+            <w:r>
+              <w:rPr>
+                <w:rFonts w:ascii="72" w:hAnsi="72" w:cs="72" w:eastAsia="72"/>
+                <w:b w:val="0"/>
+                <w:sz w:val="18"/>
+              </w:rPr>
+            </w:r>
+            <w:r>
+              <w:rPr>
+                <w:rFonts w:ascii="Consolas" w:hAnsi="Consolas" w:cs="Consolas" w:eastAsia="Consolas"/>
+                <w:b w:val="0"/>
+                <w:sz w:val="16"/>
+              </w:rPr>
             </w:r>
           </w:p>
         </w:tc>

--- a/docs/especificacao-tecnica.docx
+++ b/docs/especificacao-tecnica.docx
@@ -12,14 +12,15 @@
           <w:b/>
           <w:sz w:val="20"/>
         </w:rPr>
-        <w:t>Versão 2.1 — outubro de 2026. Esta revisão descreve o sistema como implementado nas duas versões do repositório: nodejs-padrao (JavaScript) e nodejs-typescript (TypeScript). As duas compartilham o mesmo modelo CDS, os mesmos serviços, as mesmas aplicações SAPUI5 e a mesma suíte de testes; diferem apenas na linguagem dos handlers (seção 19). A seção 22 resume o que mudou em relação à versão 1 e na revisão 2.1 (campos somente leitura no pedido, navegação entre apps e importação de pedidos sem duplicidade).</w:t>
-      </w:r>
-      <w:r>
-        <w:rPr>
-          <w:rFonts w:ascii="72" w:hAnsi="72" w:cs="72" w:eastAsia="72"/>
-          <w:b w:val="0"/>
-          <w:sz w:val="20"/>
-        </w:rPr>
+        <w:t>Versão 2.2 — outubro de 2026.</w:t>
+      </w:r>
+      <w:r>
+        <w:rPr>
+          <w:rFonts w:ascii="72" w:hAnsi="72" w:cs="72" w:eastAsia="72"/>
+          <w:b w:val="0"/>
+          <w:sz w:val="20"/>
+        </w:rPr>
+        <w:t xml:space="preserve"> Esta revisão descreve o sistema </w:t>
       </w:r>
       <w:r>
         <w:rPr>
@@ -27,13 +28,15 @@
           <w:b/>
           <w:sz w:val="20"/>
         </w:rPr>
-      </w:r>
-      <w:r>
-        <w:rPr>
-          <w:rFonts w:ascii="72" w:hAnsi="72" w:cs="72" w:eastAsia="72"/>
-          <w:b w:val="0"/>
-          <w:sz w:val="20"/>
-        </w:rPr>
+        <w:t>como implementado</w:t>
+      </w:r>
+      <w:r>
+        <w:rPr>
+          <w:rFonts w:ascii="72" w:hAnsi="72" w:cs="72" w:eastAsia="72"/>
+          <w:b w:val="0"/>
+          <w:sz w:val="20"/>
+        </w:rPr>
+        <w:t xml:space="preserve"> nas duas versões do repositório: </w:t>
       </w:r>
       <w:r>
         <w:rPr>
@@ -41,13 +44,15 @@
           <w:b w:val="0"/>
           <w:sz w:val="18"/>
         </w:rPr>
-      </w:r>
-      <w:r>
-        <w:rPr>
-          <w:rFonts w:ascii="72" w:hAnsi="72" w:cs="72" w:eastAsia="72"/>
-          <w:b w:val="0"/>
-          <w:sz w:val="20"/>
-        </w:rPr>
+        <w:t>nodejs-padrao</w:t>
+      </w:r>
+      <w:r>
+        <w:rPr>
+          <w:rFonts w:ascii="72" w:hAnsi="72" w:cs="72" w:eastAsia="72"/>
+          <w:b w:val="0"/>
+          <w:sz w:val="20"/>
+        </w:rPr>
+        <w:t xml:space="preserve"> (JavaScript) e </w:t>
       </w:r>
       <w:r>
         <w:rPr>
@@ -55,13 +60,15 @@
           <w:b w:val="0"/>
           <w:sz w:val="18"/>
         </w:rPr>
-      </w:r>
-      <w:r>
-        <w:rPr>
-          <w:rFonts w:ascii="72" w:hAnsi="72" w:cs="72" w:eastAsia="72"/>
-          <w:b w:val="0"/>
-          <w:sz w:val="20"/>
-        </w:rPr>
+        <w:t>nodejs-typescript</w:t>
+      </w:r>
+      <w:r>
+        <w:rPr>
+          <w:rFonts w:ascii="72" w:hAnsi="72" w:cs="72" w:eastAsia="72"/>
+          <w:b w:val="0"/>
+          <w:sz w:val="20"/>
+        </w:rPr>
+        <w:t xml:space="preserve"> (TypeScript). As duas compartilham o mesmo modelo CDS, os mesmos serviços, as mesmas aplicações SAPUI5 e a mesma suíte de testes; diferem apenas na linguagem dos handlers (seção 19). A seção 22 resume o que mudou em relação à versão 1 e nas revisões 2.1 (campos somente leitura no pedido, navegação entre apps e importação de pedidos sem duplicidade) e 2.2 (análises em quatro apps, máscara no pagamento e navegações das Object Pages).</w:t>
       </w:r>
     </w:p>
     <w:p>
@@ -685,7 +692,7 @@
                 <w:b w:val="0"/>
                 <w:sz w:val="18"/>
               </w:rPr>
-              <w:t>SAPUI5 1.148 (LTS): 4 apps Fiori Elements V4 (List Report/Object Page) + 1 app freestyle</w:t>
+              <w:t>SAPUI5 1.148 (LTS): 4 apps Fiori Elements V4 (List Report/Object Page) + 4 apps freestyle de análise</w:t>
             </w:r>
           </w:p>
         </w:tc>
@@ -1072,28 +1079,31 @@
                 <w:b w:val="0"/>
                 <w:sz w:val="16"/>
               </w:rPr>
-              <w:t>node:test + @cap-js/cds-test (68 testes por versão), ESLint 10</w:t>
-            </w:r>
-            <w:r>
-              <w:rPr>
-                <w:rFonts w:ascii="72" w:hAnsi="72" w:cs="72" w:eastAsia="72"/>
-                <w:b w:val="0"/>
-                <w:sz w:val="18"/>
-              </w:rPr>
-            </w:r>
-            <w:r>
-              <w:rPr>
-                <w:rFonts w:ascii="Consolas" w:hAnsi="Consolas" w:cs="Consolas" w:eastAsia="Consolas"/>
-                <w:b w:val="0"/>
-                <w:sz w:val="16"/>
-              </w:rPr>
-            </w:r>
-            <w:r>
-              <w:rPr>
-                <w:rFonts w:ascii="72" w:hAnsi="72" w:cs="72" w:eastAsia="72"/>
-                <w:b w:val="0"/>
-                <w:sz w:val="18"/>
-              </w:rPr>
+              <w:t>node:test</w:t>
+            </w:r>
+            <w:r>
+              <w:rPr>
+                <w:rFonts w:ascii="72" w:hAnsi="72" w:cs="72" w:eastAsia="72"/>
+                <w:b w:val="0"/>
+                <w:sz w:val="18"/>
+              </w:rPr>
+              <w:t xml:space="preserve"> + </w:t>
+            </w:r>
+            <w:r>
+              <w:rPr>
+                <w:rFonts w:ascii="Consolas" w:hAnsi="Consolas" w:cs="Consolas" w:eastAsia="Consolas"/>
+                <w:b w:val="0"/>
+                <w:sz w:val="16"/>
+              </w:rPr>
+              <w:t>@cap-js/cds-test</w:t>
+            </w:r>
+            <w:r>
+              <w:rPr>
+                <w:rFonts w:ascii="72" w:hAnsi="72" w:cs="72" w:eastAsia="72"/>
+                <w:b w:val="0"/>
+                <w:sz w:val="18"/>
+              </w:rPr>
+              <w:t xml:space="preserve"> (68 testes por versão), ESLint 10</w:t>
             </w:r>
           </w:p>
         </w:tc>
@@ -1432,7 +1442,7 @@
           <w:b w:val="0"/>
           <w:sz w:val="20"/>
         </w:rPr>
-        <w:t>Camada analítica somente leitura com 20 análises em app freestyle.</w:t>
+        <w:t>Camada analítica somente leitura com 20 análises em quatro apps freestyle (uma por domínio).</w:t>
       </w:r>
     </w:p>
     <w:p>
@@ -12591,84 +12601,143 @@
                 <w:b w:val="0"/>
                 <w:sz w:val="16"/>
               </w:rPr>
-              <w:t>Pedidos (com dados do cliente), ItensPedido (com skuItem, o SKU do item), Clientes, ClientesAtivos, Enderecos, Itens, ItensAtivos, CodeLists</w:t>
-            </w:r>
-            <w:r>
-              <w:rPr>
-                <w:rFonts w:ascii="72" w:hAnsi="72" w:cs="72" w:eastAsia="72"/>
-                <w:b w:val="0"/>
-                <w:sz w:val="18"/>
-              </w:rPr>
-            </w:r>
-            <w:r>
-              <w:rPr>
-                <w:rFonts w:ascii="Consolas" w:hAnsi="Consolas" w:cs="Consolas" w:eastAsia="Consolas"/>
-                <w:b w:val="0"/>
-                <w:sz w:val="16"/>
-              </w:rPr>
-            </w:r>
-            <w:r>
-              <w:rPr>
-                <w:rFonts w:ascii="72" w:hAnsi="72" w:cs="72" w:eastAsia="72"/>
-                <w:b w:val="0"/>
-                <w:sz w:val="18"/>
-              </w:rPr>
-            </w:r>
-            <w:r>
-              <w:rPr>
-                <w:rFonts w:ascii="Consolas" w:hAnsi="Consolas" w:cs="Consolas" w:eastAsia="Consolas"/>
-                <w:b w:val="0"/>
-                <w:sz w:val="16"/>
-              </w:rPr>
-            </w:r>
-            <w:r>
-              <w:rPr>
-                <w:rFonts w:ascii="72" w:hAnsi="72" w:cs="72" w:eastAsia="72"/>
-                <w:b w:val="0"/>
-                <w:sz w:val="18"/>
-              </w:rPr>
-            </w:r>
-            <w:r>
-              <w:rPr>
-                <w:rFonts w:ascii="Consolas" w:hAnsi="Consolas" w:cs="Consolas" w:eastAsia="Consolas"/>
-                <w:b w:val="0"/>
-                <w:sz w:val="16"/>
-              </w:rPr>
-            </w:r>
-            <w:r>
-              <w:rPr>
-                <w:rFonts w:ascii="72" w:hAnsi="72" w:cs="72" w:eastAsia="72"/>
-                <w:b w:val="0"/>
-                <w:sz w:val="18"/>
-              </w:rPr>
-            </w:r>
-            <w:r>
-              <w:rPr>
-                <w:rFonts w:ascii="Consolas" w:hAnsi="Consolas" w:cs="Consolas" w:eastAsia="Consolas"/>
-                <w:b w:val="0"/>
-                <w:sz w:val="16"/>
-              </w:rPr>
-            </w:r>
-            <w:r>
-              <w:rPr>
-                <w:rFonts w:ascii="72" w:hAnsi="72" w:cs="72" w:eastAsia="72"/>
-                <w:b w:val="0"/>
-                <w:sz w:val="18"/>
-              </w:rPr>
-            </w:r>
-            <w:r>
-              <w:rPr>
-                <w:rFonts w:ascii="Consolas" w:hAnsi="Consolas" w:cs="Consolas" w:eastAsia="Consolas"/>
-                <w:b w:val="0"/>
-                <w:sz w:val="16"/>
-              </w:rPr>
-            </w:r>
-            <w:r>
-              <w:rPr>
-                <w:rFonts w:ascii="72" w:hAnsi="72" w:cs="72" w:eastAsia="72"/>
-                <w:b w:val="0"/>
-                <w:sz w:val="18"/>
-              </w:rPr>
+              <w:t>Pedidos</w:t>
+            </w:r>
+            <w:r>
+              <w:rPr>
+                <w:rFonts w:ascii="72" w:hAnsi="72" w:cs="72" w:eastAsia="72"/>
+                <w:b w:val="0"/>
+                <w:sz w:val="18"/>
+              </w:rPr>
+              <w:t xml:space="preserve"> (com dados do cliente e </w:t>
+            </w:r>
+            <w:r>
+              <w:rPr>
+                <w:rFonts w:ascii="Consolas" w:hAnsi="Consolas" w:cs="Consolas" w:eastAsia="Consolas"/>
+                <w:b w:val="0"/>
+                <w:sz w:val="16"/>
+              </w:rPr>
+              <w:t>semReembolso</w:t>
+            </w:r>
+            <w:r>
+              <w:rPr>
+                <w:rFonts w:ascii="72" w:hAnsi="72" w:cs="72" w:eastAsia="72"/>
+                <w:b w:val="0"/>
+                <w:sz w:val="18"/>
+              </w:rPr>
+              <w:t xml:space="preserve">), </w:t>
+            </w:r>
+            <w:r>
+              <w:rPr>
+                <w:rFonts w:ascii="Consolas" w:hAnsi="Consolas" w:cs="Consolas" w:eastAsia="Consolas"/>
+                <w:b w:val="0"/>
+                <w:sz w:val="16"/>
+              </w:rPr>
+              <w:t>ItensPedido</w:t>
+            </w:r>
+            <w:r>
+              <w:rPr>
+                <w:rFonts w:ascii="72" w:hAnsi="72" w:cs="72" w:eastAsia="72"/>
+                <w:b w:val="0"/>
+                <w:sz w:val="18"/>
+              </w:rPr>
+              <w:t xml:space="preserve"> (com </w:t>
+            </w:r>
+            <w:r>
+              <w:rPr>
+                <w:rFonts w:ascii="Consolas" w:hAnsi="Consolas" w:cs="Consolas" w:eastAsia="Consolas"/>
+                <w:b w:val="0"/>
+                <w:sz w:val="16"/>
+              </w:rPr>
+              <w:t>skuItem</w:t>
+            </w:r>
+            <w:r>
+              <w:rPr>
+                <w:rFonts w:ascii="72" w:hAnsi="72" w:cs="72" w:eastAsia="72"/>
+                <w:b w:val="0"/>
+                <w:sz w:val="18"/>
+              </w:rPr>
+              <w:t xml:space="preserve">, o SKU do item), </w:t>
+            </w:r>
+            <w:r>
+              <w:rPr>
+                <w:rFonts w:ascii="Consolas" w:hAnsi="Consolas" w:cs="Consolas" w:eastAsia="Consolas"/>
+                <w:b w:val="0"/>
+                <w:sz w:val="16"/>
+              </w:rPr>
+              <w:t>Clientes</w:t>
+            </w:r>
+            <w:r>
+              <w:rPr>
+                <w:rFonts w:ascii="72" w:hAnsi="72" w:cs="72" w:eastAsia="72"/>
+                <w:b w:val="0"/>
+                <w:sz w:val="18"/>
+              </w:rPr>
+              <w:t xml:space="preserve">, </w:t>
+            </w:r>
+            <w:r>
+              <w:rPr>
+                <w:rFonts w:ascii="Consolas" w:hAnsi="Consolas" w:cs="Consolas" w:eastAsia="Consolas"/>
+                <w:b w:val="0"/>
+                <w:sz w:val="16"/>
+              </w:rPr>
+              <w:t>ClientesAtivos</w:t>
+            </w:r>
+            <w:r>
+              <w:rPr>
+                <w:rFonts w:ascii="72" w:hAnsi="72" w:cs="72" w:eastAsia="72"/>
+                <w:b w:val="0"/>
+                <w:sz w:val="18"/>
+              </w:rPr>
+              <w:t xml:space="preserve">, </w:t>
+            </w:r>
+            <w:r>
+              <w:rPr>
+                <w:rFonts w:ascii="Consolas" w:hAnsi="Consolas" w:cs="Consolas" w:eastAsia="Consolas"/>
+                <w:b w:val="0"/>
+                <w:sz w:val="16"/>
+              </w:rPr>
+              <w:t>Enderecos</w:t>
+            </w:r>
+            <w:r>
+              <w:rPr>
+                <w:rFonts w:ascii="72" w:hAnsi="72" w:cs="72" w:eastAsia="72"/>
+                <w:b w:val="0"/>
+                <w:sz w:val="18"/>
+              </w:rPr>
+              <w:t xml:space="preserve">, </w:t>
+            </w:r>
+            <w:r>
+              <w:rPr>
+                <w:rFonts w:ascii="Consolas" w:hAnsi="Consolas" w:cs="Consolas" w:eastAsia="Consolas"/>
+                <w:b w:val="0"/>
+                <w:sz w:val="16"/>
+              </w:rPr>
+              <w:t>Itens</w:t>
+            </w:r>
+            <w:r>
+              <w:rPr>
+                <w:rFonts w:ascii="72" w:hAnsi="72" w:cs="72" w:eastAsia="72"/>
+                <w:b w:val="0"/>
+                <w:sz w:val="18"/>
+              </w:rPr>
+              <w:t xml:space="preserve">, </w:t>
+            </w:r>
+            <w:r>
+              <w:rPr>
+                <w:rFonts w:ascii="Consolas" w:hAnsi="Consolas" w:cs="Consolas" w:eastAsia="Consolas"/>
+                <w:b w:val="0"/>
+                <w:sz w:val="16"/>
+              </w:rPr>
+              <w:t>ItensAtivos</w:t>
+            </w:r>
+            <w:r>
+              <w:rPr>
+                <w:rFonts w:ascii="72" w:hAnsi="72" w:cs="72" w:eastAsia="72"/>
+                <w:b w:val="0"/>
+                <w:sz w:val="18"/>
+              </w:rPr>
+              <w:t>, CodeLists</w:t>
             </w:r>
           </w:p>
         </w:tc>
@@ -12817,35 +12886,71 @@
                 <w:b w:val="0"/>
                 <w:sz w:val="16"/>
               </w:rPr>
-              <w:t>Reembolsos (somente leitura, com nome, cpfCliente e cpfClienteFormatado do cliente), StatusReembolso, StatusPedido</w:t>
-            </w:r>
-            <w:r>
-              <w:rPr>
-                <w:rFonts w:ascii="72" w:hAnsi="72" w:cs="72" w:eastAsia="72"/>
-                <w:b w:val="0"/>
-                <w:sz w:val="18"/>
-              </w:rPr>
-            </w:r>
-            <w:r>
-              <w:rPr>
-                <w:rFonts w:ascii="Consolas" w:hAnsi="Consolas" w:cs="Consolas" w:eastAsia="Consolas"/>
-                <w:b w:val="0"/>
-                <w:sz w:val="16"/>
-              </w:rPr>
-            </w:r>
-            <w:r>
-              <w:rPr>
-                <w:rFonts w:ascii="72" w:hAnsi="72" w:cs="72" w:eastAsia="72"/>
-                <w:b w:val="0"/>
-                <w:sz w:val="18"/>
-              </w:rPr>
-            </w:r>
-            <w:r>
-              <w:rPr>
-                <w:rFonts w:ascii="Consolas" w:hAnsi="Consolas" w:cs="Consolas" w:eastAsia="Consolas"/>
-                <w:b w:val="0"/>
-                <w:sz w:val="16"/>
-              </w:rPr>
+              <w:t>Reembolsos</w:t>
+            </w:r>
+            <w:r>
+              <w:rPr>
+                <w:rFonts w:ascii="72" w:hAnsi="72" w:cs="72" w:eastAsia="72"/>
+                <w:b w:val="0"/>
+                <w:sz w:val="18"/>
+              </w:rPr>
+              <w:t xml:space="preserve"> (somente leitura, com nome, </w:t>
+            </w:r>
+            <w:r>
+              <w:rPr>
+                <w:rFonts w:ascii="Consolas" w:hAnsi="Consolas" w:cs="Consolas" w:eastAsia="Consolas"/>
+                <w:b w:val="0"/>
+                <w:sz w:val="16"/>
+              </w:rPr>
+              <w:t>cpfCliente</w:t>
+            </w:r>
+            <w:r>
+              <w:rPr>
+                <w:rFonts w:ascii="72" w:hAnsi="72" w:cs="72" w:eastAsia="72"/>
+                <w:b w:val="0"/>
+                <w:sz w:val="18"/>
+              </w:rPr>
+              <w:t xml:space="preserve"> e </w:t>
+            </w:r>
+            <w:r>
+              <w:rPr>
+                <w:rFonts w:ascii="Consolas" w:hAnsi="Consolas" w:cs="Consolas" w:eastAsia="Consolas"/>
+                <w:b w:val="0"/>
+                <w:sz w:val="16"/>
+              </w:rPr>
+              <w:t>cpfClienteFormatado</w:t>
+            </w:r>
+            <w:r>
+              <w:rPr>
+                <w:rFonts w:ascii="72" w:hAnsi="72" w:cs="72" w:eastAsia="72"/>
+                <w:b w:val="0"/>
+                <w:sz w:val="18"/>
+              </w:rPr>
+              <w:t xml:space="preserve"> do cliente), </w:t>
+            </w:r>
+            <w:r>
+              <w:rPr>
+                <w:rFonts w:ascii="Consolas" w:hAnsi="Consolas" w:cs="Consolas" w:eastAsia="Consolas"/>
+                <w:b w:val="0"/>
+                <w:sz w:val="16"/>
+              </w:rPr>
+              <w:t>StatusReembolso</w:t>
+            </w:r>
+            <w:r>
+              <w:rPr>
+                <w:rFonts w:ascii="72" w:hAnsi="72" w:cs="72" w:eastAsia="72"/>
+                <w:b w:val="0"/>
+                <w:sz w:val="18"/>
+              </w:rPr>
+              <w:t xml:space="preserve">, </w:t>
+            </w:r>
+            <w:r>
+              <w:rPr>
+                <w:rFonts w:ascii="Consolas" w:hAnsi="Consolas" w:cs="Consolas" w:eastAsia="Consolas"/>
+                <w:b w:val="0"/>
+                <w:sz w:val="16"/>
+              </w:rPr>
+              <w:t>StatusPedido</w:t>
             </w:r>
           </w:p>
         </w:tc>
@@ -17189,7 +17294,7 @@
           <w:b w:val="0"/>
           <w:sz w:val="20"/>
         </w:rPr>
-        <w:t>Só os itens mudam; o cliente é imutável (PEDIDO_CLIENTE_IMUTAVEL).</w:t>
+        <w:t>Só os itens mudam; o cliente é imutável (</w:t>
       </w:r>
       <w:r>
         <w:rPr>
@@ -17197,13 +17302,15 @@
           <w:b w:val="0"/>
           <w:sz w:val="18"/>
         </w:rPr>
-      </w:r>
-      <w:r>
-        <w:rPr>
-          <w:rFonts w:ascii="72" w:hAnsi="72" w:cs="72" w:eastAsia="72"/>
-          <w:b w:val="0"/>
-          <w:sz w:val="20"/>
-        </w:rPr>
+        <w:t>PEDIDO_CLIENTE_IMUTAVEL</w:t>
+      </w:r>
+      <w:r>
+        <w:rPr>
+          <w:rFonts w:ascii="72" w:hAnsi="72" w:cs="72" w:eastAsia="72"/>
+          <w:b w:val="0"/>
+          <w:sz w:val="20"/>
+        </w:rPr>
+        <w:t>).</w:t>
       </w:r>
     </w:p>
     <w:p>
@@ -18987,6 +19094,36 @@
     </w:p>
     <w:p>
       <w:pPr>
+        <w:pStyle w:val="Commarcadores"/>
+      </w:pPr>
+      <w:r>
+        <w:rPr>
+          <w:rFonts w:ascii="72" w:hAnsi="72" w:cs="72" w:eastAsia="72"/>
+          <w:b w:val="0"/>
+          <w:sz w:val="20"/>
+        </w:rPr>
+        <w:t xml:space="preserve">Cada item congelado abre a Object Page </w:t>
+      </w:r>
+      <w:r>
+        <w:rPr>
+          <w:rFonts w:ascii="72" w:hAnsi="72" w:cs="72" w:eastAsia="72"/>
+          <w:b w:val="0"/>
+          <w:i/>
+          <w:sz w:val="20"/>
+        </w:rPr>
+        <w:t>Item no encerramento do pedido</w:t>
+      </w:r>
+      <w:r>
+        <w:rPr>
+          <w:rFonts w:ascii="72" w:hAnsi="72" w:cs="72" w:eastAsia="72"/>
+          <w:b w:val="0"/>
+          <w:sz w:val="20"/>
+        </w:rPr>
+        <w:t xml:space="preserve"> (nome, SKU, descrição, categoria, quantidade, preço unitário, total e data do congelamento); cliente e item do snapshot têm links para as apps de Clientes e Estoque (seção 15.4).</w:t>
+      </w:r>
+    </w:p>
+    <w:p>
+      <w:pPr>
         <w:pStyle w:val="Ttulo1"/>
       </w:pPr>
       <w:r>
@@ -19717,21 +19854,23 @@
                 <w:b w:val="0"/>
                 <w:sz w:val="18"/>
               </w:rPr>
-              <w:t>Linhas com a mesma referência formam um pedido; cliente ativo com endereço principal; itens ativos; o disponível precisa cobrir a soma da planilha inteira; cada pedido nasce ABERTO com reserva; a referência é gravada no pedido e a mesma referência para o mesmo cliente é recusada enquanto houver pedido não cancelado com ela (reenviar a planilha não duplica pedidos); referência com até 40 caracteres</w:t>
-            </w:r>
-            <w:r>
-              <w:rPr>
-                <w:rFonts w:ascii="Consolas" w:hAnsi="Consolas" w:cs="Consolas" w:eastAsia="Consolas"/>
-                <w:b w:val="0"/>
-                <w:sz w:val="16"/>
-              </w:rPr>
-            </w:r>
-            <w:r>
-              <w:rPr>
-                <w:rFonts w:ascii="72" w:hAnsi="72" w:cs="72" w:eastAsia="72"/>
-                <w:b w:val="0"/>
-                <w:sz w:val="18"/>
-              </w:rPr>
+              <w:t xml:space="preserve">Linhas com a mesma referência formam um pedido; cliente ativo com endereço principal; itens ativos; o disponível precisa cobrir a soma da planilha inteira; cada pedido nasce </w:t>
+            </w:r>
+            <w:r>
+              <w:rPr>
+                <w:rFonts w:ascii="Consolas" w:hAnsi="Consolas" w:cs="Consolas" w:eastAsia="Consolas"/>
+                <w:b w:val="0"/>
+                <w:sz w:val="16"/>
+              </w:rPr>
+              <w:t>ABERTO</w:t>
+            </w:r>
+            <w:r>
+              <w:rPr>
+                <w:rFonts w:ascii="72" w:hAnsi="72" w:cs="72" w:eastAsia="72"/>
+                <w:b w:val="0"/>
+                <w:sz w:val="18"/>
+              </w:rPr>
+              <w:t xml:space="preserve"> com reserva; a referência é gravada no pedido e a mesma referência para o mesmo cliente é recusada enquanto houver pedido não cancelado com ela (reenviar a planilha não duplica pedidos); referência com até 40 caracteres</w:t>
             </w:r>
           </w:p>
         </w:tc>
@@ -20285,7 +20424,7 @@
           <w:b w:val="0"/>
           <w:sz w:val="20"/>
         </w:rPr>
-        <w:t xml:space="preserve">O app freestyle </w:t>
+        <w:t xml:space="preserve">Cada domínio tem a sua app freestyle de análise, com barra de filtros, indicadores (KPIs), 5 gráficos (colunas ou rosca) e uma página de detalhe por análise (gráfico ampliado e tabela), num total de 20 análises. O botão </w:t>
       </w:r>
       <w:r>
         <w:rPr>
@@ -20293,15 +20432,15 @@
           <w:b/>
           <w:sz w:val="20"/>
         </w:rPr>
-        <w:t>Análises de Compras</w:t>
-      </w:r>
-      <w:r>
-        <w:rPr>
-          <w:rFonts w:ascii="72" w:hAnsi="72" w:cs="72" w:eastAsia="72"/>
-          <w:b w:val="0"/>
-          <w:sz w:val="20"/>
-        </w:rPr>
-        <w:t xml:space="preserve"> oferece 20 análises (5 por domínio), com KPIs, gráfico (colunas ou rosca), tabela, filtros e detalhe:</w:t>
+        <w:t>Abrir gestão</w:t>
+      </w:r>
+      <w:r>
+        <w:rPr>
+          <w:rFonts w:ascii="72" w:hAnsi="72" w:cs="72" w:eastAsia="72"/>
+          <w:b w:val="0"/>
+          <w:sz w:val="20"/>
+        </w:rPr>
+        <w:t xml:space="preserve"> navega para a app de gestão do domínio.</w:t>
       </w:r>
     </w:p>
     <w:tbl>
@@ -20312,8 +20451,11 @@
         <w:tblLook w:firstColumn="1" w:firstRow="1" w:lastColumn="0" w:lastRow="0" w:noHBand="0" w:noVBand="1" w:val="04A0"/>
       </w:tblPr>
       <w:tblGrid>
-        <w:gridCol w:w="5040"/>
-        <w:gridCol w:w="5040"/>
+        <w:gridCol w:w="2016"/>
+        <w:gridCol w:w="2016"/>
+        <w:gridCol w:w="2016"/>
+        <w:gridCol w:w="2016"/>
+        <w:gridCol w:w="2016"/>
       </w:tblGrid>
       <w:tr>
         <w:trPr>
@@ -20321,7 +20463,7 @@
         </w:trPr>
         <w:tc>
           <w:tcPr>
-            <w:tcW w:type="dxa" w:w="5040"/>
+            <w:tcW w:type="dxa" w:w="2016"/>
             <w:shd w:val="clear" w:color="auto" w:fill="0070F2"/>
           </w:tcPr>
           <w:p>
@@ -20332,13 +20474,13 @@
                 <w:color w:val="FFFFFF"/>
                 <w:sz w:val="20"/>
               </w:rPr>
-              <w:t>Domínio</w:t>
-            </w:r>
-          </w:p>
-        </w:tc>
-        <w:tc>
-          <w:tcPr>
-            <w:tcW w:type="dxa" w:w="5040"/>
+              <w:t>App</w:t>
+            </w:r>
+          </w:p>
+        </w:tc>
+        <w:tc>
+          <w:tcPr>
+            <w:tcW w:type="dxa" w:w="2016"/>
             <w:shd w:val="clear" w:color="auto" w:fill="0070F2"/>
           </w:tcPr>
           <w:p>
@@ -20349,7 +20491,58 @@
                 <w:color w:val="FFFFFF"/>
                 <w:sz w:val="20"/>
               </w:rPr>
+              <w:t>Visão</w:t>
+            </w:r>
+          </w:p>
+        </w:tc>
+        <w:tc>
+          <w:tcPr>
+            <w:tcW w:type="dxa" w:w="2016"/>
+            <w:shd w:val="clear" w:color="auto" w:fill="0070F2"/>
+          </w:tcPr>
+          <w:p>
+            <w:r>
+              <w:rPr>
+                <w:rFonts w:ascii="72" w:hAnsi="72" w:cs="72" w:eastAsia="72"/>
+                <w:b/>
+                <w:color w:val="FFFFFF"/>
+                <w:sz w:val="20"/>
+              </w:rPr>
+              <w:t>Indicadores</w:t>
+            </w:r>
+          </w:p>
+        </w:tc>
+        <w:tc>
+          <w:tcPr>
+            <w:tcW w:type="dxa" w:w="2016"/>
+            <w:shd w:val="clear" w:color="auto" w:fill="0070F2"/>
+          </w:tcPr>
+          <w:p>
+            <w:r>
+              <w:rPr>
+                <w:rFonts w:ascii="72" w:hAnsi="72" w:cs="72" w:eastAsia="72"/>
+                <w:b/>
+                <w:color w:val="FFFFFF"/>
+                <w:sz w:val="20"/>
+              </w:rPr>
               <w:t>Análises</w:t>
+            </w:r>
+          </w:p>
+        </w:tc>
+        <w:tc>
+          <w:tcPr>
+            <w:tcW w:type="dxa" w:w="2016"/>
+            <w:shd w:val="clear" w:color="auto" w:fill="0070F2"/>
+          </w:tcPr>
+          <w:p>
+            <w:r>
+              <w:rPr>
+                <w:rFonts w:ascii="72" w:hAnsi="72" w:cs="72" w:eastAsia="72"/>
+                <w:b/>
+                <w:color w:val="FFFFFF"/>
+                <w:sz w:val="20"/>
+              </w:rPr>
+              <w:t>Abrir gestão</w:t>
             </w:r>
           </w:p>
         </w:tc>
@@ -20357,22 +20550,68 @@
       <w:tr>
         <w:tc>
           <w:tcPr>
-            <w:tcW w:type="dxa" w:w="5040"/>
-          </w:tcPr>
-          <w:p>
-            <w:r>
-              <w:rPr>
-                <w:rFonts w:ascii="72" w:hAnsi="72" w:cs="72" w:eastAsia="72"/>
-                <w:b w:val="0"/>
-                <w:sz w:val="18"/>
-              </w:rPr>
-              <w:t>Pedidos</w:t>
-            </w:r>
-          </w:p>
-        </w:tc>
-        <w:tc>
-          <w:tcPr>
-            <w:tcW w:type="dxa" w:w="5040"/>
+            <w:tcW w:type="dxa" w:w="2016"/>
+          </w:tcPr>
+          <w:p>
+            <w:r>
+              <w:rPr>
+                <w:rFonts w:ascii="72" w:hAnsi="72" w:cs="72" w:eastAsia="72"/>
+                <w:b w:val="0"/>
+                <w:sz w:val="18"/>
+              </w:rPr>
+              <w:t>Análise de Pedidos de Compras (</w:t>
+            </w:r>
+            <w:r>
+              <w:rPr>
+                <w:rFonts w:ascii="Consolas" w:hAnsi="Consolas" w:cs="Consolas" w:eastAsia="Consolas"/>
+                <w:b w:val="0"/>
+                <w:sz w:val="16"/>
+              </w:rPr>
+              <w:t>analise-pedidos</w:t>
+            </w:r>
+            <w:r>
+              <w:rPr>
+                <w:rFonts w:ascii="72" w:hAnsi="72" w:cs="72" w:eastAsia="72"/>
+                <w:b w:val="0"/>
+                <w:sz w:val="18"/>
+              </w:rPr>
+              <w:t>)</w:t>
+            </w:r>
+          </w:p>
+        </w:tc>
+        <w:tc>
+          <w:tcPr>
+            <w:tcW w:type="dxa" w:w="2016"/>
+          </w:tcPr>
+          <w:p>
+            <w:r>
+              <w:rPr>
+                <w:rFonts w:ascii="Consolas" w:hAnsi="Consolas" w:cs="Consolas" w:eastAsia="Consolas"/>
+                <w:b w:val="0"/>
+                <w:sz w:val="16"/>
+              </w:rPr>
+              <w:t>PedidosAnalise</w:t>
+            </w:r>
+          </w:p>
+        </w:tc>
+        <w:tc>
+          <w:tcPr>
+            <w:tcW w:type="dxa" w:w="2016"/>
+          </w:tcPr>
+          <w:p>
+            <w:r>
+              <w:rPr>
+                <w:rFonts w:ascii="72" w:hAnsi="72" w:cs="72" w:eastAsia="72"/>
+                <w:b w:val="0"/>
+                <w:sz w:val="18"/>
+              </w:rPr>
+              <w:t>valor total, pedidos, ticket médio</w:t>
+            </w:r>
+          </w:p>
+        </w:tc>
+        <w:tc>
+          <w:tcPr>
+            <w:tcW w:type="dxa" w:w="2016"/>
           </w:tcPr>
           <w:p>
             <w:r>
@@ -20382,6 +20621,21 @@
                 <w:sz w:val="18"/>
               </w:rPr>
               <w:t>valor por status; quantidade por mês; valor por UF; quantidade por status de pagamento; ticket médio por status</w:t>
+            </w:r>
+          </w:p>
+        </w:tc>
+        <w:tc>
+          <w:tcPr>
+            <w:tcW w:type="dxa" w:w="2016"/>
+          </w:tcPr>
+          <w:p>
+            <w:r>
+              <w:rPr>
+                <w:rFonts w:ascii="Consolas" w:hAnsi="Consolas" w:cs="Consolas" w:eastAsia="Consolas"/>
+                <w:b w:val="0"/>
+                <w:sz w:val="16"/>
+              </w:rPr>
+              <w:t>PedidoCompra-manage</w:t>
             </w:r>
           </w:p>
         </w:tc>
@@ -20389,22 +20643,68 @@
       <w:tr>
         <w:tc>
           <w:tcPr>
-            <w:tcW w:type="dxa" w:w="5040"/>
-          </w:tcPr>
-          <w:p>
-            <w:r>
-              <w:rPr>
-                <w:rFonts w:ascii="72" w:hAnsi="72" w:cs="72" w:eastAsia="72"/>
-                <w:b w:val="0"/>
-                <w:sz w:val="18"/>
-              </w:rPr>
-              <w:t>Clientes</w:t>
-            </w:r>
-          </w:p>
-        </w:tc>
-        <w:tc>
-          <w:tcPr>
-            <w:tcW w:type="dxa" w:w="5040"/>
+            <w:tcW w:type="dxa" w:w="2016"/>
+          </w:tcPr>
+          <w:p>
+            <w:r>
+              <w:rPr>
+                <w:rFonts w:ascii="72" w:hAnsi="72" w:cs="72" w:eastAsia="72"/>
+                <w:b w:val="0"/>
+                <w:sz w:val="18"/>
+              </w:rPr>
+              <w:t>Análise de Clientes (</w:t>
+            </w:r>
+            <w:r>
+              <w:rPr>
+                <w:rFonts w:ascii="Consolas" w:hAnsi="Consolas" w:cs="Consolas" w:eastAsia="Consolas"/>
+                <w:b w:val="0"/>
+                <w:sz w:val="16"/>
+              </w:rPr>
+              <w:t>analise-clientes</w:t>
+            </w:r>
+            <w:r>
+              <w:rPr>
+                <w:rFonts w:ascii="72" w:hAnsi="72" w:cs="72" w:eastAsia="72"/>
+                <w:b w:val="0"/>
+                <w:sz w:val="18"/>
+              </w:rPr>
+              <w:t>)</w:t>
+            </w:r>
+          </w:p>
+        </w:tc>
+        <w:tc>
+          <w:tcPr>
+            <w:tcW w:type="dxa" w:w="2016"/>
+          </w:tcPr>
+          <w:p>
+            <w:r>
+              <w:rPr>
+                <w:rFonts w:ascii="Consolas" w:hAnsi="Consolas" w:cs="Consolas" w:eastAsia="Consolas"/>
+                <w:b w:val="0"/>
+                <w:sz w:val="16"/>
+              </w:rPr>
+              <w:t>ClientesAnalise</w:t>
+            </w:r>
+          </w:p>
+        </w:tc>
+        <w:tc>
+          <w:tcPr>
+            <w:tcW w:type="dxa" w:w="2016"/>
+          </w:tcPr>
+          <w:p>
+            <w:r>
+              <w:rPr>
+                <w:rFonts w:ascii="72" w:hAnsi="72" w:cs="72" w:eastAsia="72"/>
+                <w:b w:val="0"/>
+                <w:sz w:val="18"/>
+              </w:rPr>
+              <w:t>clientes, score médio</w:t>
+            </w:r>
+          </w:p>
+        </w:tc>
+        <w:tc>
+          <w:tcPr>
+            <w:tcW w:type="dxa" w:w="2016"/>
           </w:tcPr>
           <w:p>
             <w:r>
@@ -20414,6 +20714,21 @@
                 <w:sz w:val="18"/>
               </w:rPr>
               <w:t>por gênero; por UF; por faixa de score; cadastros por mês; score médio por UF</w:t>
+            </w:r>
+          </w:p>
+        </w:tc>
+        <w:tc>
+          <w:tcPr>
+            <w:tcW w:type="dxa" w:w="2016"/>
+          </w:tcPr>
+          <w:p>
+            <w:r>
+              <w:rPr>
+                <w:rFonts w:ascii="Consolas" w:hAnsi="Consolas" w:cs="Consolas" w:eastAsia="Consolas"/>
+                <w:b w:val="0"/>
+                <w:sz w:val="16"/>
+              </w:rPr>
+              <w:t>Cliente-manage</w:t>
             </w:r>
           </w:p>
         </w:tc>
@@ -20421,22 +20736,68 @@
       <w:tr>
         <w:tc>
           <w:tcPr>
-            <w:tcW w:type="dxa" w:w="5040"/>
-          </w:tcPr>
-          <w:p>
-            <w:r>
-              <w:rPr>
-                <w:rFonts w:ascii="72" w:hAnsi="72" w:cs="72" w:eastAsia="72"/>
-                <w:b w:val="0"/>
-                <w:sz w:val="18"/>
-              </w:rPr>
-              <w:t>Estoque</w:t>
-            </w:r>
-          </w:p>
-        </w:tc>
-        <w:tc>
-          <w:tcPr>
-            <w:tcW w:type="dxa" w:w="5040"/>
+            <w:tcW w:type="dxa" w:w="2016"/>
+          </w:tcPr>
+          <w:p>
+            <w:r>
+              <w:rPr>
+                <w:rFonts w:ascii="72" w:hAnsi="72" w:cs="72" w:eastAsia="72"/>
+                <w:b w:val="0"/>
+                <w:sz w:val="18"/>
+              </w:rPr>
+              <w:t>Análise de Itens do Estoque (</w:t>
+            </w:r>
+            <w:r>
+              <w:rPr>
+                <w:rFonts w:ascii="Consolas" w:hAnsi="Consolas" w:cs="Consolas" w:eastAsia="Consolas"/>
+                <w:b w:val="0"/>
+                <w:sz w:val="16"/>
+              </w:rPr>
+              <w:t>analise-estoque</w:t>
+            </w:r>
+            <w:r>
+              <w:rPr>
+                <w:rFonts w:ascii="72" w:hAnsi="72" w:cs="72" w:eastAsia="72"/>
+                <w:b w:val="0"/>
+                <w:sz w:val="18"/>
+              </w:rPr>
+              <w:t>)</w:t>
+            </w:r>
+          </w:p>
+        </w:tc>
+        <w:tc>
+          <w:tcPr>
+            <w:tcW w:type="dxa" w:w="2016"/>
+          </w:tcPr>
+          <w:p>
+            <w:r>
+              <w:rPr>
+                <w:rFonts w:ascii="Consolas" w:hAnsi="Consolas" w:cs="Consolas" w:eastAsia="Consolas"/>
+                <w:b w:val="0"/>
+                <w:sz w:val="16"/>
+              </w:rPr>
+              <w:t>ItensAnalise</w:t>
+            </w:r>
+          </w:p>
+        </w:tc>
+        <w:tc>
+          <w:tcPr>
+            <w:tcW w:type="dxa" w:w="2016"/>
+          </w:tcPr>
+          <w:p>
+            <w:r>
+              <w:rPr>
+                <w:rFonts w:ascii="72" w:hAnsi="72" w:cs="72" w:eastAsia="72"/>
+                <w:b w:val="0"/>
+                <w:sz w:val="18"/>
+              </w:rPr>
+              <w:t>itens, em estoque, reservada, disponível, valor em estoque</w:t>
+            </w:r>
+          </w:p>
+        </w:tc>
+        <w:tc>
+          <w:tcPr>
+            <w:tcW w:type="dxa" w:w="2016"/>
           </w:tcPr>
           <w:p>
             <w:r>
@@ -20446,6 +20807,21 @@
                 <w:sz w:val="18"/>
               </w:rPr>
               <w:t>reservado × disponível por categoria; itens por situação; valor por categoria; 10 mais reservados; itens por categoria</w:t>
+            </w:r>
+          </w:p>
+        </w:tc>
+        <w:tc>
+          <w:tcPr>
+            <w:tcW w:type="dxa" w:w="2016"/>
+          </w:tcPr>
+          <w:p>
+            <w:r>
+              <w:rPr>
+                <w:rFonts w:ascii="Consolas" w:hAnsi="Consolas" w:cs="Consolas" w:eastAsia="Consolas"/>
+                <w:b w:val="0"/>
+                <w:sz w:val="16"/>
+              </w:rPr>
+              <w:t>ItemEstoque-manage</w:t>
             </w:r>
           </w:p>
         </w:tc>
@@ -20453,22 +20829,68 @@
       <w:tr>
         <w:tc>
           <w:tcPr>
-            <w:tcW w:type="dxa" w:w="5040"/>
-          </w:tcPr>
-          <w:p>
-            <w:r>
-              <w:rPr>
-                <w:rFonts w:ascii="72" w:hAnsi="72" w:cs="72" w:eastAsia="72"/>
-                <w:b w:val="0"/>
-                <w:sz w:val="18"/>
-              </w:rPr>
-              <w:t>Reembolsos</w:t>
-            </w:r>
-          </w:p>
-        </w:tc>
-        <w:tc>
-          <w:tcPr>
-            <w:tcW w:type="dxa" w:w="5040"/>
+            <w:tcW w:type="dxa" w:w="2016"/>
+          </w:tcPr>
+          <w:p>
+            <w:r>
+              <w:rPr>
+                <w:rFonts w:ascii="72" w:hAnsi="72" w:cs="72" w:eastAsia="72"/>
+                <w:b w:val="0"/>
+                <w:sz w:val="18"/>
+              </w:rPr>
+              <w:t>Análise de Pedidos de Reembolsos (</w:t>
+            </w:r>
+            <w:r>
+              <w:rPr>
+                <w:rFonts w:ascii="Consolas" w:hAnsi="Consolas" w:cs="Consolas" w:eastAsia="Consolas"/>
+                <w:b w:val="0"/>
+                <w:sz w:val="16"/>
+              </w:rPr>
+              <w:t>analise-reembolsos</w:t>
+            </w:r>
+            <w:r>
+              <w:rPr>
+                <w:rFonts w:ascii="72" w:hAnsi="72" w:cs="72" w:eastAsia="72"/>
+                <w:b w:val="0"/>
+                <w:sz w:val="18"/>
+              </w:rPr>
+              <w:t>)</w:t>
+            </w:r>
+          </w:p>
+        </w:tc>
+        <w:tc>
+          <w:tcPr>
+            <w:tcW w:type="dxa" w:w="2016"/>
+          </w:tcPr>
+          <w:p>
+            <w:r>
+              <w:rPr>
+                <w:rFonts w:ascii="Consolas" w:hAnsi="Consolas" w:cs="Consolas" w:eastAsia="Consolas"/>
+                <w:b w:val="0"/>
+                <w:sz w:val="16"/>
+              </w:rPr>
+              <w:t>ReembolsosAnalise</w:t>
+            </w:r>
+          </w:p>
+        </w:tc>
+        <w:tc>
+          <w:tcPr>
+            <w:tcW w:type="dxa" w:w="2016"/>
+          </w:tcPr>
+          <w:p>
+            <w:r>
+              <w:rPr>
+                <w:rFonts w:ascii="72" w:hAnsi="72" w:cs="72" w:eastAsia="72"/>
+                <w:b w:val="0"/>
+                <w:sz w:val="18"/>
+              </w:rPr>
+              <w:t>reembolsos, valor</w:t>
+            </w:r>
+          </w:p>
+        </w:tc>
+        <w:tc>
+          <w:tcPr>
+            <w:tcW w:type="dxa" w:w="2016"/>
           </w:tcPr>
           <w:p>
             <w:r>
@@ -20478,12 +20900,166 @@
                 <w:sz w:val="18"/>
               </w:rPr>
               <w:t>valor por status; quantidade por status; valor por mês; valor por UF; quantidade por motivo</w:t>
+            </w:r>
+          </w:p>
+        </w:tc>
+        <w:tc>
+          <w:tcPr>
+            <w:tcW w:type="dxa" w:w="2016"/>
+          </w:tcPr>
+          <w:p>
+            <w:r>
+              <w:rPr>
+                <w:rFonts w:ascii="Consolas" w:hAnsi="Consolas" w:cs="Consolas" w:eastAsia="Consolas"/>
+                <w:b w:val="0"/>
+                <w:sz w:val="16"/>
+              </w:rPr>
+              <w:t>Reembolso-manage</w:t>
             </w:r>
           </w:p>
         </w:tc>
       </w:tr>
     </w:tbl>
     <w:p/>
+    <w:p>
+      <w:pPr/>
+      <w:r>
+        <w:rPr>
+          <w:rFonts w:ascii="72" w:hAnsi="72" w:cs="72" w:eastAsia="72"/>
+          <w:b w:val="0"/>
+          <w:sz w:val="20"/>
+        </w:rPr>
+        <w:t xml:space="preserve">As quatro apps têm a mesma estrutura: </w:t>
+      </w:r>
+      <w:r>
+        <w:rPr>
+          <w:rFonts w:ascii="Consolas" w:hAnsi="Consolas" w:cs="Consolas" w:eastAsia="Consolas"/>
+          <w:b w:val="0"/>
+          <w:sz w:val="18"/>
+        </w:rPr>
+        <w:t>model/Scenarios.js</w:t>
+      </w:r>
+      <w:r>
+        <w:rPr>
+          <w:rFonts w:ascii="72" w:hAnsi="72" w:cs="72" w:eastAsia="72"/>
+          <w:b w:val="0"/>
+          <w:sz w:val="20"/>
+        </w:rPr>
+        <w:t xml:space="preserve"> (medidas, dimensões, filtros e cenários do domínio), </w:t>
+      </w:r>
+      <w:r>
+        <w:rPr>
+          <w:rFonts w:ascii="Consolas" w:hAnsi="Consolas" w:cs="Consolas" w:eastAsia="Consolas"/>
+          <w:b w:val="0"/>
+          <w:sz w:val="18"/>
+        </w:rPr>
+        <w:t>model/AnalyticsQuery.js</w:t>
+      </w:r>
+      <w:r>
+        <w:rPr>
+          <w:rFonts w:ascii="72" w:hAnsi="72" w:cs="72" w:eastAsia="72"/>
+          <w:b w:val="0"/>
+          <w:sz w:val="20"/>
+        </w:rPr>
+        <w:t xml:space="preserve"> (montagem do </w:t>
+      </w:r>
+      <w:r>
+        <w:rPr>
+          <w:rFonts w:ascii="Consolas" w:hAnsi="Consolas" w:cs="Consolas" w:eastAsia="Consolas"/>
+          <w:b w:val="0"/>
+          <w:sz w:val="18"/>
+        </w:rPr>
+        <w:t>$apply</w:t>
+      </w:r>
+      <w:r>
+        <w:rPr>
+          <w:rFonts w:ascii="72" w:hAnsi="72" w:cs="72" w:eastAsia="72"/>
+          <w:b w:val="0"/>
+          <w:sz w:val="20"/>
+        </w:rPr>
+        <w:t xml:space="preserve">), </w:t>
+      </w:r>
+      <w:r>
+        <w:rPr>
+          <w:rFonts w:ascii="Consolas" w:hAnsi="Consolas" w:cs="Consolas" w:eastAsia="Consolas"/>
+          <w:b w:val="0"/>
+          <w:sz w:val="18"/>
+        </w:rPr>
+        <w:t>service/AnalyticsService.js</w:t>
+      </w:r>
+      <w:r>
+        <w:rPr>
+          <w:rFonts w:ascii="72" w:hAnsi="72" w:cs="72" w:eastAsia="72"/>
+          <w:b w:val="0"/>
+          <w:sz w:val="20"/>
+        </w:rPr>
+        <w:t xml:space="preserve">, </w:t>
+      </w:r>
+      <w:r>
+        <w:rPr>
+          <w:rFonts w:ascii="Consolas" w:hAnsi="Consolas" w:cs="Consolas" w:eastAsia="Consolas"/>
+          <w:b w:val="0"/>
+          <w:sz w:val="18"/>
+        </w:rPr>
+        <w:t>control/AnalysisChart.js</w:t>
+      </w:r>
+      <w:r>
+        <w:rPr>
+          <w:rFonts w:ascii="72" w:hAnsi="72" w:cs="72" w:eastAsia="72"/>
+          <w:b w:val="0"/>
+          <w:sz w:val="20"/>
+        </w:rPr>
+        <w:t xml:space="preserve"> e </w:t>
+      </w:r>
+      <w:r>
+        <w:rPr>
+          <w:rFonts w:ascii="Consolas" w:hAnsi="Consolas" w:cs="Consolas" w:eastAsia="Consolas"/>
+          <w:b w:val="0"/>
+          <w:sz w:val="18"/>
+        </w:rPr>
+        <w:t>control/FilterBar.js</w:t>
+      </w:r>
+      <w:r>
+        <w:rPr>
+          <w:rFonts w:ascii="72" w:hAnsi="72" w:cs="72" w:eastAsia="72"/>
+          <w:b w:val="0"/>
+          <w:sz w:val="20"/>
+        </w:rPr>
+        <w:t>, rotas do painel (padrão vazio) e do detalhe (</w:t>
+      </w:r>
+      <w:r>
+        <w:rPr>
+          <w:rFonts w:ascii="Consolas" w:hAnsi="Consolas" w:cs="Consolas" w:eastAsia="Consolas"/>
+          <w:b w:val="0"/>
+          <w:sz w:val="18"/>
+        </w:rPr>
+        <w:t>analise/{scenario}</w:t>
+      </w:r>
+      <w:r>
+        <w:rPr>
+          <w:rFonts w:ascii="72" w:hAnsi="72" w:cs="72" w:eastAsia="72"/>
+          <w:b w:val="0"/>
+          <w:sz w:val="20"/>
+        </w:rPr>
+        <w:t xml:space="preserve">), e testes QUnit em </w:t>
+      </w:r>
+      <w:r>
+        <w:rPr>
+          <w:rFonts w:ascii="Consolas" w:hAnsi="Consolas" w:cs="Consolas" w:eastAsia="Consolas"/>
+          <w:b w:val="0"/>
+          <w:sz w:val="18"/>
+        </w:rPr>
+        <w:t>webapp/test/unit</w:t>
+      </w:r>
+      <w:r>
+        <w:rPr>
+          <w:rFonts w:ascii="72" w:hAnsi="72" w:cs="72" w:eastAsia="72"/>
+          <w:b w:val="0"/>
+          <w:sz w:val="20"/>
+        </w:rPr>
+        <w:t>.</w:t>
+      </w:r>
+    </w:p>
     <w:p>
       <w:pPr>
         <w:pStyle w:val="Ttulo1"/>
@@ -20856,7 +21432,7 @@
                 <w:b w:val="0"/>
                 <w:sz w:val="18"/>
               </w:rPr>
-              <w:t>Análises de Compras</w:t>
+              <w:t>Análise de Pedidos de Compras</w:t>
             </w:r>
           </w:p>
         </w:tc>
@@ -20886,7 +21462,193 @@
                 <w:b w:val="0"/>
                 <w:sz w:val="16"/>
               </w:rPr>
-              <w:t>/analisecompras/index.html</w:t>
+              <w:t>/analisepedidos/index.html</w:t>
+            </w:r>
+          </w:p>
+        </w:tc>
+        <w:tc>
+          <w:tcPr>
+            <w:tcW w:type="dxa" w:w="2520"/>
+          </w:tcPr>
+          <w:p>
+            <w:r>
+              <w:rPr>
+                <w:rFonts w:ascii="Consolas" w:hAnsi="Consolas" w:cs="Consolas" w:eastAsia="Consolas"/>
+                <w:b w:val="0"/>
+                <w:sz w:val="16"/>
+              </w:rPr>
+              <w:t>AnaliticoService</w:t>
+            </w:r>
+          </w:p>
+        </w:tc>
+      </w:tr>
+      <w:tr>
+        <w:tc>
+          <w:tcPr>
+            <w:tcW w:type="dxa" w:w="2520"/>
+          </w:tcPr>
+          <w:p>
+            <w:r>
+              <w:rPr>
+                <w:rFonts w:ascii="72" w:hAnsi="72" w:cs="72" w:eastAsia="72"/>
+                <w:b w:val="0"/>
+                <w:sz w:val="18"/>
+              </w:rPr>
+              <w:t>Análise de Clientes</w:t>
+            </w:r>
+          </w:p>
+        </w:tc>
+        <w:tc>
+          <w:tcPr>
+            <w:tcW w:type="dxa" w:w="2520"/>
+          </w:tcPr>
+          <w:p>
+            <w:r>
+              <w:rPr>
+                <w:rFonts w:ascii="72" w:hAnsi="72" w:cs="72" w:eastAsia="72"/>
+                <w:b w:val="0"/>
+                <w:sz w:val="18"/>
+              </w:rPr>
+              <w:t>SAPUI5 freestyle</w:t>
+            </w:r>
+          </w:p>
+        </w:tc>
+        <w:tc>
+          <w:tcPr>
+            <w:tcW w:type="dxa" w:w="2520"/>
+          </w:tcPr>
+          <w:p>
+            <w:r>
+              <w:rPr>
+                <w:rFonts w:ascii="Consolas" w:hAnsi="Consolas" w:cs="Consolas" w:eastAsia="Consolas"/>
+                <w:b w:val="0"/>
+                <w:sz w:val="16"/>
+              </w:rPr>
+              <w:t>/analiseclientes/index.html</w:t>
+            </w:r>
+          </w:p>
+        </w:tc>
+        <w:tc>
+          <w:tcPr>
+            <w:tcW w:type="dxa" w:w="2520"/>
+          </w:tcPr>
+          <w:p>
+            <w:r>
+              <w:rPr>
+                <w:rFonts w:ascii="Consolas" w:hAnsi="Consolas" w:cs="Consolas" w:eastAsia="Consolas"/>
+                <w:b w:val="0"/>
+                <w:sz w:val="16"/>
+              </w:rPr>
+              <w:t>AnaliticoService</w:t>
+            </w:r>
+          </w:p>
+        </w:tc>
+      </w:tr>
+      <w:tr>
+        <w:tc>
+          <w:tcPr>
+            <w:tcW w:type="dxa" w:w="2520"/>
+          </w:tcPr>
+          <w:p>
+            <w:r>
+              <w:rPr>
+                <w:rFonts w:ascii="72" w:hAnsi="72" w:cs="72" w:eastAsia="72"/>
+                <w:b w:val="0"/>
+                <w:sz w:val="18"/>
+              </w:rPr>
+              <w:t>Análise de Itens do Estoque</w:t>
+            </w:r>
+          </w:p>
+        </w:tc>
+        <w:tc>
+          <w:tcPr>
+            <w:tcW w:type="dxa" w:w="2520"/>
+          </w:tcPr>
+          <w:p>
+            <w:r>
+              <w:rPr>
+                <w:rFonts w:ascii="72" w:hAnsi="72" w:cs="72" w:eastAsia="72"/>
+                <w:b w:val="0"/>
+                <w:sz w:val="18"/>
+              </w:rPr>
+              <w:t>SAPUI5 freestyle</w:t>
+            </w:r>
+          </w:p>
+        </w:tc>
+        <w:tc>
+          <w:tcPr>
+            <w:tcW w:type="dxa" w:w="2520"/>
+          </w:tcPr>
+          <w:p>
+            <w:r>
+              <w:rPr>
+                <w:rFonts w:ascii="Consolas" w:hAnsi="Consolas" w:cs="Consolas" w:eastAsia="Consolas"/>
+                <w:b w:val="0"/>
+                <w:sz w:val="16"/>
+              </w:rPr>
+              <w:t>/analiseestoque/index.html</w:t>
+            </w:r>
+          </w:p>
+        </w:tc>
+        <w:tc>
+          <w:tcPr>
+            <w:tcW w:type="dxa" w:w="2520"/>
+          </w:tcPr>
+          <w:p>
+            <w:r>
+              <w:rPr>
+                <w:rFonts w:ascii="Consolas" w:hAnsi="Consolas" w:cs="Consolas" w:eastAsia="Consolas"/>
+                <w:b w:val="0"/>
+                <w:sz w:val="16"/>
+              </w:rPr>
+              <w:t>AnaliticoService</w:t>
+            </w:r>
+          </w:p>
+        </w:tc>
+      </w:tr>
+      <w:tr>
+        <w:tc>
+          <w:tcPr>
+            <w:tcW w:type="dxa" w:w="2520"/>
+          </w:tcPr>
+          <w:p>
+            <w:r>
+              <w:rPr>
+                <w:rFonts w:ascii="72" w:hAnsi="72" w:cs="72" w:eastAsia="72"/>
+                <w:b w:val="0"/>
+                <w:sz w:val="18"/>
+              </w:rPr>
+              <w:t>Análise de Pedidos de Reembolsos</w:t>
+            </w:r>
+          </w:p>
+        </w:tc>
+        <w:tc>
+          <w:tcPr>
+            <w:tcW w:type="dxa" w:w="2520"/>
+          </w:tcPr>
+          <w:p>
+            <w:r>
+              <w:rPr>
+                <w:rFonts w:ascii="72" w:hAnsi="72" w:cs="72" w:eastAsia="72"/>
+                <w:b w:val="0"/>
+                <w:sz w:val="18"/>
+              </w:rPr>
+              <w:t>SAPUI5 freestyle</w:t>
+            </w:r>
+          </w:p>
+        </w:tc>
+        <w:tc>
+          <w:tcPr>
+            <w:tcW w:type="dxa" w:w="2520"/>
+          </w:tcPr>
+          <w:p>
+            <w:r>
+              <w:rPr>
+                <w:rFonts w:ascii="Consolas" w:hAnsi="Consolas" w:cs="Consolas" w:eastAsia="Consolas"/>
+                <w:b w:val="0"/>
+                <w:sz w:val="16"/>
+              </w:rPr>
+              <w:t>/analisereembolsos/index.html</w:t>
             </w:r>
           </w:p>
         </w:tc>
@@ -20978,7 +21740,7 @@
           <w:b w:val="0"/>
           <w:sz w:val="20"/>
         </w:rPr>
-        <w:t>O launchpad tem um tile por aplicação. Os intents (Cliente-manage, ItemEstoque-manage, PedidoCompra-manage, Reembolso-manage, AnaliseCompras-display) são os mesmos dos inbounds dos manifests, o que habilita a navegação entre apps (seção 15.4).</w:t>
+        <w:t xml:space="preserve">O launchpad tem um tile por aplicação (oito). Os </w:t>
       </w:r>
       <w:r>
         <w:rPr>
@@ -20987,13 +21749,15 @@
           <w:i/>
           <w:sz w:val="20"/>
         </w:rPr>
-      </w:r>
-      <w:r>
-        <w:rPr>
-          <w:rFonts w:ascii="72" w:hAnsi="72" w:cs="72" w:eastAsia="72"/>
-          <w:b w:val="0"/>
-          <w:sz w:val="20"/>
-        </w:rPr>
+        <w:t>intents</w:t>
+      </w:r>
+      <w:r>
+        <w:rPr>
+          <w:rFonts w:ascii="72" w:hAnsi="72" w:cs="72" w:eastAsia="72"/>
+          <w:b w:val="0"/>
+          <w:sz w:val="20"/>
+        </w:rPr>
+        <w:t xml:space="preserve"> (</w:t>
       </w:r>
       <w:r>
         <w:rPr>
@@ -21001,13 +21765,15 @@
           <w:b w:val="0"/>
           <w:sz w:val="18"/>
         </w:rPr>
-      </w:r>
-      <w:r>
-        <w:rPr>
-          <w:rFonts w:ascii="72" w:hAnsi="72" w:cs="72" w:eastAsia="72"/>
-          <w:b w:val="0"/>
-          <w:sz w:val="20"/>
-        </w:rPr>
+        <w:t>Cliente-manage</w:t>
+      </w:r>
+      <w:r>
+        <w:rPr>
+          <w:rFonts w:ascii="72" w:hAnsi="72" w:cs="72" w:eastAsia="72"/>
+          <w:b w:val="0"/>
+          <w:sz w:val="20"/>
+        </w:rPr>
+        <w:t xml:space="preserve">, </w:t>
       </w:r>
       <w:r>
         <w:rPr>
@@ -21015,13 +21781,15 @@
           <w:b w:val="0"/>
           <w:sz w:val="18"/>
         </w:rPr>
-      </w:r>
-      <w:r>
-        <w:rPr>
-          <w:rFonts w:ascii="72" w:hAnsi="72" w:cs="72" w:eastAsia="72"/>
-          <w:b w:val="0"/>
-          <w:sz w:val="20"/>
-        </w:rPr>
+        <w:t>ItemEstoque-manage</w:t>
+      </w:r>
+      <w:r>
+        <w:rPr>
+          <w:rFonts w:ascii="72" w:hAnsi="72" w:cs="72" w:eastAsia="72"/>
+          <w:b w:val="0"/>
+          <w:sz w:val="20"/>
+        </w:rPr>
+        <w:t xml:space="preserve">, </w:t>
       </w:r>
       <w:r>
         <w:rPr>
@@ -21029,13 +21797,15 @@
           <w:b w:val="0"/>
           <w:sz w:val="18"/>
         </w:rPr>
-      </w:r>
-      <w:r>
-        <w:rPr>
-          <w:rFonts w:ascii="72" w:hAnsi="72" w:cs="72" w:eastAsia="72"/>
-          <w:b w:val="0"/>
-          <w:sz w:val="20"/>
-        </w:rPr>
+        <w:t>PedidoCompra-manage</w:t>
+      </w:r>
+      <w:r>
+        <w:rPr>
+          <w:rFonts w:ascii="72" w:hAnsi="72" w:cs="72" w:eastAsia="72"/>
+          <w:b w:val="0"/>
+          <w:sz w:val="20"/>
+        </w:rPr>
+        <w:t xml:space="preserve">, </w:t>
       </w:r>
       <w:r>
         <w:rPr>
@@ -21043,13 +21813,15 @@
           <w:b w:val="0"/>
           <w:sz w:val="18"/>
         </w:rPr>
-      </w:r>
-      <w:r>
-        <w:rPr>
-          <w:rFonts w:ascii="72" w:hAnsi="72" w:cs="72" w:eastAsia="72"/>
-          <w:b w:val="0"/>
-          <w:sz w:val="20"/>
-        </w:rPr>
+        <w:t>Reembolso-manage</w:t>
+      </w:r>
+      <w:r>
+        <w:rPr>
+          <w:rFonts w:ascii="72" w:hAnsi="72" w:cs="72" w:eastAsia="72"/>
+          <w:b w:val="0"/>
+          <w:sz w:val="20"/>
+        </w:rPr>
+        <w:t xml:space="preserve">, </w:t>
       </w:r>
       <w:r>
         <w:rPr>
@@ -21057,13 +21829,63 @@
           <w:b w:val="0"/>
           <w:sz w:val="18"/>
         </w:rPr>
-      </w:r>
-      <w:r>
-        <w:rPr>
-          <w:rFonts w:ascii="72" w:hAnsi="72" w:cs="72" w:eastAsia="72"/>
-          <w:b w:val="0"/>
-          <w:sz w:val="20"/>
-        </w:rPr>
+        <w:t>AnalisePedidos-display</w:t>
+      </w:r>
+      <w:r>
+        <w:rPr>
+          <w:rFonts w:ascii="72" w:hAnsi="72" w:cs="72" w:eastAsia="72"/>
+          <w:b w:val="0"/>
+          <w:sz w:val="20"/>
+        </w:rPr>
+        <w:t xml:space="preserve">, </w:t>
+      </w:r>
+      <w:r>
+        <w:rPr>
+          <w:rFonts w:ascii="Consolas" w:hAnsi="Consolas" w:cs="Consolas" w:eastAsia="Consolas"/>
+          <w:b w:val="0"/>
+          <w:sz w:val="18"/>
+        </w:rPr>
+        <w:t>AnaliseClientes-display</w:t>
+      </w:r>
+      <w:r>
+        <w:rPr>
+          <w:rFonts w:ascii="72" w:hAnsi="72" w:cs="72" w:eastAsia="72"/>
+          <w:b w:val="0"/>
+          <w:sz w:val="20"/>
+        </w:rPr>
+        <w:t xml:space="preserve">, </w:t>
+      </w:r>
+      <w:r>
+        <w:rPr>
+          <w:rFonts w:ascii="Consolas" w:hAnsi="Consolas" w:cs="Consolas" w:eastAsia="Consolas"/>
+          <w:b w:val="0"/>
+          <w:sz w:val="18"/>
+        </w:rPr>
+        <w:t>AnaliseEstoque-display</w:t>
+      </w:r>
+      <w:r>
+        <w:rPr>
+          <w:rFonts w:ascii="72" w:hAnsi="72" w:cs="72" w:eastAsia="72"/>
+          <w:b w:val="0"/>
+          <w:sz w:val="20"/>
+        </w:rPr>
+        <w:t xml:space="preserve">, </w:t>
+      </w:r>
+      <w:r>
+        <w:rPr>
+          <w:rFonts w:ascii="Consolas" w:hAnsi="Consolas" w:cs="Consolas" w:eastAsia="Consolas"/>
+          <w:b w:val="0"/>
+          <w:sz w:val="18"/>
+        </w:rPr>
+        <w:t>AnaliseReembolsos-display</w:t>
+      </w:r>
+      <w:r>
+        <w:rPr>
+          <w:rFonts w:ascii="72" w:hAnsi="72" w:cs="72" w:eastAsia="72"/>
+          <w:b w:val="0"/>
+          <w:sz w:val="20"/>
+        </w:rPr>
+        <w:t xml:space="preserve">) são os mesmos dos </w:t>
       </w:r>
       <w:r>
         <w:rPr>
@@ -21072,13 +21894,48 @@
           <w:i/>
           <w:sz w:val="20"/>
         </w:rPr>
-      </w:r>
-      <w:r>
-        <w:rPr>
-          <w:rFonts w:ascii="72" w:hAnsi="72" w:cs="72" w:eastAsia="72"/>
-          <w:b w:val="0"/>
-          <w:sz w:val="20"/>
-        </w:rPr>
+        <w:t>inbounds</w:t>
+      </w:r>
+      <w:r>
+        <w:rPr>
+          <w:rFonts w:ascii="72" w:hAnsi="72" w:cs="72" w:eastAsia="72"/>
+          <w:b w:val="0"/>
+          <w:sz w:val="20"/>
+        </w:rPr>
+        <w:t xml:space="preserve"> dos manifests, o que habilita a navegação entre apps (seção 15.4). A configuração liga a resolução de </w:t>
+      </w:r>
+      <w:r>
+        <w:rPr>
+          <w:rFonts w:ascii="72" w:hAnsi="72" w:cs="72" w:eastAsia="72"/>
+          <w:b w:val="0"/>
+          <w:i/>
+          <w:sz w:val="20"/>
+        </w:rPr>
+        <w:t>intents</w:t>
+      </w:r>
+      <w:r>
+        <w:rPr>
+          <w:rFonts w:ascii="72" w:hAnsi="72" w:cs="72" w:eastAsia="72"/>
+          <w:b w:val="0"/>
+          <w:sz w:val="20"/>
+        </w:rPr>
+        <w:t xml:space="preserve"> no cliente (</w:t>
+      </w:r>
+      <w:r>
+        <w:rPr>
+          <w:rFonts w:ascii="Consolas" w:hAnsi="Consolas" w:cs="Consolas" w:eastAsia="Consolas"/>
+          <w:b w:val="0"/>
+          <w:sz w:val="18"/>
+        </w:rPr>
+        <w:t>services.NavTargetResolutionInternal.config.enableClientSideTargetResolution</w:t>
+      </w:r>
+      <w:r>
+        <w:rPr>
+          <w:rFonts w:ascii="72" w:hAnsi="72" w:cs="72" w:eastAsia="72"/>
+          <w:b w:val="0"/>
+          <w:sz w:val="20"/>
+        </w:rPr>
+        <w:t>): sem ela o shell não informa os objetos semânticos disponíveis e o Fiori Elements esconde os links.</w:t>
       </w:r>
     </w:p>
     <w:p>
@@ -21375,7 +22232,7 @@
           <w:b w:val="0"/>
           <w:sz w:val="20"/>
         </w:rPr>
-        <w:t xml:space="preserve">Cabeçalho com status do pedido, status do pagamento e total; botões </w:t>
+        <w:t xml:space="preserve">Cabeçalho com status do pedido, status do pagamento e total; menu </w:t>
       </w:r>
       <w:r>
         <w:rPr>
@@ -21384,6 +22241,23 @@
           <w:i/>
           <w:sz w:val="20"/>
         </w:rPr>
+        <w:t>Ações</w:t>
+      </w:r>
+      <w:r>
+        <w:rPr>
+          <w:rFonts w:ascii="72" w:hAnsi="72" w:cs="72" w:eastAsia="72"/>
+          <w:b w:val="0"/>
+          <w:sz w:val="20"/>
+        </w:rPr>
+        <w:t xml:space="preserve"> com </w:t>
+      </w:r>
+      <w:r>
+        <w:rPr>
+          <w:rFonts w:ascii="72" w:hAnsi="72" w:cs="72" w:eastAsia="72"/>
+          <w:b w:val="0"/>
+          <w:i/>
+          <w:sz w:val="20"/>
+        </w:rPr>
         <w:t>Efetuar Pagamento</w:t>
       </w:r>
       <w:r>
@@ -21426,7 +22300,7 @@
           <w:b w:val="0"/>
           <w:sz w:val="20"/>
         </w:rPr>
-        <w:t xml:space="preserve"> habilitados conforme o status (seção 8.4).</w:t>
+        <w:t>, habilitados conforme o status (seção 8.4). O mesmo menu fica na barra da lista, para os pedidos selecionados.</w:t>
       </w:r>
     </w:p>
     <w:p>
@@ -21497,7 +22371,55 @@
           <w:b w:val="0"/>
           <w:sz w:val="20"/>
         </w:rPr>
-        <w:t>O usuário informa apenas o Cliente (só na criação) e os itens. CPF, e-mail, telefone, gênero, nascimento e endereço de entrega são preenchidos automaticamente pela associação cliente e são somente leitura (@Core.Computed); os demais campos do pedido são mantidos pelo backend.</w:t>
+        <w:t xml:space="preserve">O usuário informa apenas o </w:t>
+      </w:r>
+      <w:r>
+        <w:rPr>
+          <w:rFonts w:ascii="72" w:hAnsi="72" w:cs="72" w:eastAsia="72"/>
+          <w:b/>
+          <w:sz w:val="20"/>
+        </w:rPr>
+        <w:t>Cliente</w:t>
+      </w:r>
+      <w:r>
+        <w:rPr>
+          <w:rFonts w:ascii="72" w:hAnsi="72" w:cs="72" w:eastAsia="72"/>
+          <w:b w:val="0"/>
+          <w:sz w:val="20"/>
+        </w:rPr>
+        <w:t xml:space="preserve"> (só na criação) e os itens. CPF, e-mail, telefone, gênero, nascimento e endereço de entrega são preenchidos automaticamente pela associação </w:t>
+      </w:r>
+      <w:r>
+        <w:rPr>
+          <w:rFonts w:ascii="Consolas" w:hAnsi="Consolas" w:cs="Consolas" w:eastAsia="Consolas"/>
+          <w:b w:val="0"/>
+          <w:sz w:val="18"/>
+        </w:rPr>
+        <w:t>cliente</w:t>
+      </w:r>
+      <w:r>
+        <w:rPr>
+          <w:rFonts w:ascii="72" w:hAnsi="72" w:cs="72" w:eastAsia="72"/>
+          <w:b w:val="0"/>
+          <w:sz w:val="20"/>
+        </w:rPr>
+        <w:t xml:space="preserve"> e são somente leitura (</w:t>
+      </w:r>
+      <w:r>
+        <w:rPr>
+          <w:rFonts w:ascii="Consolas" w:hAnsi="Consolas" w:cs="Consolas" w:eastAsia="Consolas"/>
+          <w:b w:val="0"/>
+          <w:sz w:val="18"/>
+        </w:rPr>
+        <w:t>@Core.Computed</w:t>
+      </w:r>
+      <w:r>
+        <w:rPr>
+          <w:rFonts w:ascii="72" w:hAnsi="72" w:cs="72" w:eastAsia="72"/>
+          <w:b w:val="0"/>
+          <w:sz w:val="20"/>
+        </w:rPr>
+        <w:t>); os demais campos do pedido são mantidos pelo backend.</w:t>
       </w:r>
     </w:p>
     <w:p>
@@ -21510,7 +22432,72 @@
           <w:b w:val="0"/>
           <w:sz w:val="20"/>
         </w:rPr>
-        <w:t>A seção Pagamento é somente leitura (Pagamentos é @readonly no PedidosService): só a ação Efetuar Pagamento grava o pagamento, e a edição dos itens não o altera.</w:t>
+        <w:t>A seção Pagamento é somente leitura (</w:t>
+      </w:r>
+      <w:r>
+        <w:rPr>
+          <w:rFonts w:ascii="Consolas" w:hAnsi="Consolas" w:cs="Consolas" w:eastAsia="Consolas"/>
+          <w:b w:val="0"/>
+          <w:sz w:val="18"/>
+        </w:rPr>
+        <w:t>Pagamentos</w:t>
+      </w:r>
+      <w:r>
+        <w:rPr>
+          <w:rFonts w:ascii="72" w:hAnsi="72" w:cs="72" w:eastAsia="72"/>
+          <w:b w:val="0"/>
+          <w:sz w:val="20"/>
+        </w:rPr>
+        <w:t xml:space="preserve"> é </w:t>
+      </w:r>
+      <w:r>
+        <w:rPr>
+          <w:rFonts w:ascii="Consolas" w:hAnsi="Consolas" w:cs="Consolas" w:eastAsia="Consolas"/>
+          <w:b w:val="0"/>
+          <w:sz w:val="18"/>
+        </w:rPr>
+        <w:t>@readonly</w:t>
+      </w:r>
+      <w:r>
+        <w:rPr>
+          <w:rFonts w:ascii="72" w:hAnsi="72" w:cs="72" w:eastAsia="72"/>
+          <w:b w:val="0"/>
+          <w:sz w:val="20"/>
+        </w:rPr>
+        <w:t xml:space="preserve"> no </w:t>
+      </w:r>
+      <w:r>
+        <w:rPr>
+          <w:rFonts w:ascii="Consolas" w:hAnsi="Consolas" w:cs="Consolas" w:eastAsia="Consolas"/>
+          <w:b w:val="0"/>
+          <w:sz w:val="18"/>
+        </w:rPr>
+        <w:t>PedidosService</w:t>
+      </w:r>
+      <w:r>
+        <w:rPr>
+          <w:rFonts w:ascii="72" w:hAnsi="72" w:cs="72" w:eastAsia="72"/>
+          <w:b w:val="0"/>
+          <w:sz w:val="20"/>
+        </w:rPr>
+        <w:t xml:space="preserve">): só a ação </w:t>
+      </w:r>
+      <w:r>
+        <w:rPr>
+          <w:rFonts w:ascii="72" w:hAnsi="72" w:cs="72" w:eastAsia="72"/>
+          <w:b w:val="0"/>
+          <w:i/>
+          <w:sz w:val="20"/>
+        </w:rPr>
+        <w:t>Efetuar Pagamento</w:t>
+      </w:r>
+      <w:r>
+        <w:rPr>
+          <w:rFonts w:ascii="72" w:hAnsi="72" w:cs="72" w:eastAsia="72"/>
+          <w:b w:val="0"/>
+          <w:sz w:val="20"/>
+        </w:rPr>
+        <w:t xml:space="preserve"> grava o pagamento, e a edição dos itens não o altera.</w:t>
       </w:r>
     </w:p>
     <w:p>
@@ -21583,15 +22570,70 @@
     </w:p>
     <w:p>
       <w:pPr>
-        <w:pStyle w:val="Ttulo2"/>
+        <w:pStyle w:val="Commarcadores"/>
       </w:pPr>
       <w:r>
         <w:rPr>
           <w:rFonts w:ascii="72" w:hAnsi="72" w:cs="72" w:eastAsia="72"/>
           <w:b w:val="0"/>
-          <w:sz w:val="26"/>
-        </w:rPr>
-        <w:t>15.4 Navegação entre aplicações</w:t>
+          <w:sz w:val="20"/>
+        </w:rPr>
+        <w:t xml:space="preserve">Pedido com solicitação de reembolso: o campo </w:t>
+      </w:r>
+      <w:r>
+        <w:rPr>
+          <w:rFonts w:ascii="72" w:hAnsi="72" w:cs="72" w:eastAsia="72"/>
+          <w:b w:val="0"/>
+          <w:i/>
+          <w:sz w:val="20"/>
+        </w:rPr>
+        <w:t>Solicitação de reembolso</w:t>
+      </w:r>
+      <w:r>
+        <w:rPr>
+          <w:rFonts w:ascii="72" w:hAnsi="72" w:cs="72" w:eastAsia="72"/>
+          <w:b w:val="0"/>
+          <w:sz w:val="20"/>
+        </w:rPr>
+        <w:t xml:space="preserve"> (em Dados do Pedido) abre o reembolso na Gestão de Reembolsos; fica oculto quando o pedido não tem reembolso (</w:t>
+      </w:r>
+      <w:r>
+        <w:rPr>
+          <w:rFonts w:ascii="Consolas" w:hAnsi="Consolas" w:cs="Consolas" w:eastAsia="Consolas"/>
+          <w:b w:val="0"/>
+          <w:sz w:val="18"/>
+        </w:rPr>
+        <w:t>semReembolso</w:t>
+      </w:r>
+      <w:r>
+        <w:rPr>
+          <w:rFonts w:ascii="72" w:hAnsi="72" w:cs="72" w:eastAsia="72"/>
+          <w:b w:val="0"/>
+          <w:sz w:val="20"/>
+        </w:rPr>
+        <w:t>, calculado na projeção do serviço).</w:t>
+      </w:r>
+    </w:p>
+    <w:p>
+      <w:pPr>
+        <w:pStyle w:val="Ttulo3"/>
+      </w:pPr>
+      <w:r>
+        <w:rPr>
+          <w:rFonts w:ascii="72" w:hAnsi="72" w:cs="72" w:eastAsia="72"/>
+          <w:b w:val="0"/>
+          <w:sz w:val="22"/>
+        </w:rPr>
+        <w:t xml:space="preserve">Diálogo </w:t>
+      </w:r>
+      <w:r>
+        <w:rPr>
+          <w:rFonts w:ascii="72" w:hAnsi="72" w:cs="72" w:eastAsia="72"/>
+          <w:b w:val="0"/>
+          <w:i/>
+          <w:sz w:val="22"/>
+        </w:rPr>
+        <w:t>Efetuar Pagamento</w:t>
       </w:r>
     </w:p>
     <w:p>
@@ -21602,22 +22644,7 @@
           <w:b w:val="0"/>
           <w:sz w:val="20"/>
         </w:rPr>
-        <w:t>Os campos abaixo viram links para o registro na app de destino (no launchpad local). A app de destino abre direto a Object Page pela chave semântica (cpf do cliente, sku do item, numeroPedido do pedido), enviada no contexto da navegação.</w:t>
-      </w:r>
-      <w:r>
-        <w:rPr>
-          <w:rFonts w:ascii="72" w:hAnsi="72" w:cs="72" w:eastAsia="72"/>
-          <w:b w:val="0"/>
-          <w:i/>
-          <w:sz w:val="20"/>
-        </w:rPr>
-      </w:r>
-      <w:r>
-        <w:rPr>
-          <w:rFonts w:ascii="72" w:hAnsi="72" w:cs="72" w:eastAsia="72"/>
-          <w:b w:val="0"/>
-          <w:sz w:val="20"/>
-        </w:rPr>
+        <w:t>O diálogo padrão de parâmetros do Fiori Elements usa campos de texto livre, sem máscara de digitação (</w:t>
       </w:r>
       <w:r>
         <w:rPr>
@@ -21625,13 +22652,15 @@
           <w:b w:val="0"/>
           <w:sz w:val="18"/>
         </w:rPr>
-      </w:r>
-      <w:r>
-        <w:rPr>
-          <w:rFonts w:ascii="72" w:hAnsi="72" w:cs="72" w:eastAsia="72"/>
-          <w:b w:val="0"/>
-          <w:sz w:val="20"/>
-        </w:rPr>
+        <w:t>UI.InputMask</w:t>
+      </w:r>
+      <w:r>
+        <w:rPr>
+          <w:rFonts w:ascii="72" w:hAnsi="72" w:cs="72" w:eastAsia="72"/>
+          <w:b w:val="0"/>
+          <w:sz w:val="20"/>
+        </w:rPr>
+        <w:t xml:space="preserve"> no parâmetro só formata e valida, não guia a digitação). Por isso a ação é uma ação customizada do manifest (</w:t>
       </w:r>
       <w:r>
         <w:rPr>
@@ -21639,70 +22668,15 @@
           <w:b w:val="0"/>
           <w:sz w:val="18"/>
         </w:rPr>
-      </w:r>
-      <w:r>
-        <w:rPr>
-          <w:rFonts w:ascii="72" w:hAnsi="72" w:cs="72" w:eastAsia="72"/>
-          <w:b w:val="0"/>
-          <w:sz w:val="20"/>
-        </w:rPr>
-      </w:r>
-      <w:r>
-        <w:rPr>
-          <w:rFonts w:ascii="Consolas" w:hAnsi="Consolas" w:cs="Consolas" w:eastAsia="Consolas"/>
-          <w:b w:val="0"/>
-          <w:sz w:val="18"/>
-        </w:rPr>
-      </w:r>
-      <w:r>
-        <w:rPr>
-          <w:rFonts w:ascii="72" w:hAnsi="72" w:cs="72" w:eastAsia="72"/>
-          <w:b w:val="0"/>
-          <w:sz w:val="20"/>
-        </w:rPr>
-      </w:r>
-      <w:r>
-        <w:rPr>
-          <w:rFonts w:ascii="Consolas" w:hAnsi="Consolas" w:cs="Consolas" w:eastAsia="Consolas"/>
-          <w:b w:val="0"/>
-          <w:sz w:val="18"/>
-        </w:rPr>
-      </w:r>
-      <w:r>
-        <w:rPr>
-          <w:rFonts w:ascii="72" w:hAnsi="72" w:cs="72" w:eastAsia="72"/>
-          <w:b w:val="0"/>
-          <w:sz w:val="20"/>
-        </w:rPr>
-      </w:r>
-      <w:r>
-        <w:rPr>
-          <w:rFonts w:ascii="Consolas" w:hAnsi="Consolas" w:cs="Consolas" w:eastAsia="Consolas"/>
-          <w:b w:val="0"/>
-          <w:sz w:val="18"/>
-        </w:rPr>
-      </w:r>
-      <w:r>
-        <w:rPr>
-          <w:rFonts w:ascii="72" w:hAnsi="72" w:cs="72" w:eastAsia="72"/>
-          <w:b w:val="0"/>
-          <w:sz w:val="20"/>
-        </w:rPr>
-      </w:r>
-      <w:r>
-        <w:rPr>
-          <w:rFonts w:ascii="72" w:hAnsi="72" w:cs="72" w:eastAsia="72"/>
-          <w:b w:val="0"/>
-          <w:i/>
-          <w:sz w:val="20"/>
-        </w:rPr>
-      </w:r>
-      <w:r>
-        <w:rPr>
-          <w:rFonts w:ascii="72" w:hAnsi="72" w:cs="72" w:eastAsia="72"/>
-          <w:b w:val="0"/>
-          <w:sz w:val="20"/>
-        </w:rPr>
+        <w:t>webapp/ext/EfetuarPagamento.js</w:t>
+      </w:r>
+      <w:r>
+        <w:rPr>
+          <w:rFonts w:ascii="72" w:hAnsi="72" w:cs="72" w:eastAsia="72"/>
+          <w:b w:val="0"/>
+          <w:sz w:val="20"/>
+        </w:rPr>
+        <w:t>) que abre um diálogo próprio:</w:t>
       </w:r>
     </w:p>
     <w:tbl>
@@ -21735,7 +22709,7 @@
                 <w:color w:val="FFFFFF"/>
                 <w:sz w:val="20"/>
               </w:rPr>
-              <w:t>Origem</w:t>
+              <w:t>Campo</w:t>
             </w:r>
           </w:p>
         </w:tc>
@@ -21752,7 +22726,7 @@
                 <w:color w:val="FFFFFF"/>
                 <w:sz w:val="20"/>
               </w:rPr>
-              <w:t>Campos com link</w:t>
+              <w:t>Controle</w:t>
             </w:r>
           </w:p>
         </w:tc>
@@ -21769,7 +22743,7 @@
                 <w:color w:val="FFFFFF"/>
                 <w:sz w:val="20"/>
               </w:rPr>
-              <w:t>Destino (intent)</w:t>
+              <w:t>Máscara</w:t>
             </w:r>
           </w:p>
         </w:tc>
@@ -21786,7 +22760,7 @@
                 <w:color w:val="FFFFFF"/>
                 <w:sz w:val="20"/>
               </w:rPr>
-              <w:t>Parâmetro</w:t>
+              <w:t>Enviado à action</w:t>
             </w:r>
           </w:p>
         </w:tc>
@@ -21803,7 +22777,7 @@
                 <w:b w:val="0"/>
                 <w:sz w:val="18"/>
               </w:rPr>
-              <w:t>Pedidos (lista e Object Page)</w:t>
+              <w:t>Método de pagamento</w:t>
             </w:r>
           </w:p>
         </w:tc>
@@ -21814,11 +22788,51 @@
           <w:p>
             <w:r>
               <w:rPr>
-                <w:rFonts w:ascii="72" w:hAnsi="72" w:cs="72" w:eastAsia="72"/>
-                <w:b w:val="0"/>
-                <w:sz w:val="18"/>
-              </w:rPr>
-              <w:t>Cliente, CPF</w:t>
+                <w:rFonts w:ascii="Consolas" w:hAnsi="Consolas" w:cs="Consolas" w:eastAsia="Consolas"/>
+                <w:b w:val="0"/>
+                <w:sz w:val="16"/>
+              </w:rPr>
+              <w:t>sap.m.Select</w:t>
+            </w:r>
+            <w:r>
+              <w:rPr>
+                <w:rFonts w:ascii="72" w:hAnsi="72" w:cs="72" w:eastAsia="72"/>
+                <w:b w:val="0"/>
+                <w:sz w:val="18"/>
+              </w:rPr>
+              <w:t xml:space="preserve"> sobre </w:t>
+            </w:r>
+            <w:r>
+              <w:rPr>
+                <w:rFonts w:ascii="Consolas" w:hAnsi="Consolas" w:cs="Consolas" w:eastAsia="Consolas"/>
+                <w:b w:val="0"/>
+                <w:sz w:val="16"/>
+              </w:rPr>
+              <w:t>MetodosPagamento</w:t>
+            </w:r>
+            <w:r>
+              <w:rPr>
+                <w:rFonts w:ascii="72" w:hAnsi="72" w:cs="72" w:eastAsia="72"/>
+                <w:b w:val="0"/>
+                <w:sz w:val="18"/>
+              </w:rPr>
+              <w:t xml:space="preserve"> (ordenado por </w:t>
+            </w:r>
+            <w:r>
+              <w:rPr>
+                <w:rFonts w:ascii="Consolas" w:hAnsi="Consolas" w:cs="Consolas" w:eastAsia="Consolas"/>
+                <w:b w:val="0"/>
+                <w:sz w:val="16"/>
+              </w:rPr>
+              <w:t>ordem</w:t>
+            </w:r>
+            <w:r>
+              <w:rPr>
+                <w:rFonts w:ascii="72" w:hAnsi="72" w:cs="72" w:eastAsia="72"/>
+                <w:b w:val="0"/>
+                <w:sz w:val="18"/>
+              </w:rPr>
+              <w:t>)</w:t>
             </w:r>
           </w:p>
         </w:tc>
@@ -21829,11 +22843,11 @@
           <w:p>
             <w:r>
               <w:rPr>
-                <w:rFonts w:ascii="Consolas" w:hAnsi="Consolas" w:cs="Consolas" w:eastAsia="Consolas"/>
-                <w:b w:val="0"/>
-                <w:sz w:val="16"/>
-              </w:rPr>
-              <w:t>Gestão de Clientes (Cliente-manage)</w:t>
+                <w:rFonts w:ascii="72" w:hAnsi="72" w:cs="72" w:eastAsia="72"/>
+                <w:b w:val="0"/>
+                <w:sz w:val="18"/>
+              </w:rPr>
+              <w:t>—</w:t>
             </w:r>
           </w:p>
         </w:tc>
@@ -21844,11 +22858,11 @@
           <w:p>
             <w:r>
               <w:rPr>
-                <w:rFonts w:ascii="Consolas" w:hAnsi="Consolas" w:cs="Consolas" w:eastAsia="Consolas"/>
-                <w:b w:val="0"/>
-                <w:sz w:val="16"/>
-              </w:rPr>
-              <w:t>cpfCliente → cpf (Common.SemanticObjectMapping)</w:t>
+                <w:rFonts w:ascii="72" w:hAnsi="72" w:cs="72" w:eastAsia="72"/>
+                <w:b w:val="0"/>
+                <w:sz w:val="18"/>
+              </w:rPr>
+              <w:t>código</w:t>
             </w:r>
           </w:p>
         </w:tc>
@@ -21865,7 +22879,7 @@
                 <w:b w:val="0"/>
                 <w:sz w:val="18"/>
               </w:rPr>
-              <w:t>Itens do pedido</w:t>
+              <w:t>Número do cartão</w:t>
             </w:r>
           </w:p>
         </w:tc>
@@ -21876,11 +22890,11 @@
           <w:p>
             <w:r>
               <w:rPr>
-                <w:rFonts w:ascii="72" w:hAnsi="72" w:cs="72" w:eastAsia="72"/>
-                <w:b w:val="0"/>
-                <w:sz w:val="18"/>
-              </w:rPr>
-              <w:t>Item, SKU</w:t>
+                <w:rFonts w:ascii="Consolas" w:hAnsi="Consolas" w:cs="Consolas" w:eastAsia="Consolas"/>
+                <w:b w:val="0"/>
+                <w:sz w:val="16"/>
+              </w:rPr>
+              <w:t>sap.m.MaskInput</w:t>
             </w:r>
           </w:p>
         </w:tc>
@@ -21895,7 +22909,7 @@
                 <w:b w:val="0"/>
                 <w:sz w:val="16"/>
               </w:rPr>
-              <w:t>Gestão de Estoque (ItemEstoque-manage)</w:t>
+              <w:t>9999 9999 9999 9999</w:t>
             </w:r>
           </w:p>
         </w:tc>
@@ -21906,11 +22920,11 @@
           <w:p>
             <w:r>
               <w:rPr>
-                <w:rFonts w:ascii="Consolas" w:hAnsi="Consolas" w:cs="Consolas" w:eastAsia="Consolas"/>
-                <w:b w:val="0"/>
-                <w:sz w:val="16"/>
-              </w:rPr>
-              <w:t>skuItem → sku</w:t>
+                <w:rFonts w:ascii="72" w:hAnsi="72" w:cs="72" w:eastAsia="72"/>
+                <w:b w:val="0"/>
+                <w:sz w:val="18"/>
+              </w:rPr>
+              <w:t>só os dígitos</w:t>
             </w:r>
           </w:p>
         </w:tc>
@@ -21927,7 +22941,7 @@
                 <w:b w:val="0"/>
                 <w:sz w:val="18"/>
               </w:rPr>
-              <w:t>Reembolsos (lista e Object Page)</w:t>
+              <w:t>Validade</w:t>
             </w:r>
           </w:p>
         </w:tc>
@@ -21938,11 +22952,11 @@
           <w:p>
             <w:r>
               <w:rPr>
-                <w:rFonts w:ascii="72" w:hAnsi="72" w:cs="72" w:eastAsia="72"/>
-                <w:b w:val="0"/>
-                <w:sz w:val="18"/>
-              </w:rPr>
-              <w:t>Pedido</w:t>
+                <w:rFonts w:ascii="Consolas" w:hAnsi="Consolas" w:cs="Consolas" w:eastAsia="Consolas"/>
+                <w:b w:val="0"/>
+                <w:sz w:val="16"/>
+              </w:rPr>
+              <w:t>sap.m.MaskInput</w:t>
             </w:r>
           </w:p>
         </w:tc>
@@ -21957,7 +22971,15 @@
                 <w:b w:val="0"/>
                 <w:sz w:val="16"/>
               </w:rPr>
-              <w:t>Pedidos de Compras (PedidoCompra-manage)</w:t>
+              <w:t>99/99</w:t>
+            </w:r>
+            <w:r>
+              <w:rPr>
+                <w:rFonts w:ascii="72" w:hAnsi="72" w:cs="72" w:eastAsia="72"/>
+                <w:b w:val="0"/>
+                <w:sz w:val="18"/>
+              </w:rPr>
+              <w:t xml:space="preserve"> (MM/AA)</w:t>
             </w:r>
           </w:p>
         </w:tc>
@@ -21972,7 +22994,7 @@
                 <w:b w:val="0"/>
                 <w:sz w:val="16"/>
               </w:rPr>
-              <w:t>numeroPedido</w:t>
+              <w:t>MM/AA</w:t>
             </w:r>
           </w:p>
         </w:tc>
@@ -21989,7 +23011,7 @@
                 <w:b w:val="0"/>
                 <w:sz w:val="18"/>
               </w:rPr>
-              <w:t>Reembolsos (lista e Object Page)</w:t>
+              <w:t>CVV</w:t>
             </w:r>
           </w:p>
         </w:tc>
@@ -22000,11 +23022,11 @@
           <w:p>
             <w:r>
               <w:rPr>
-                <w:rFonts w:ascii="72" w:hAnsi="72" w:cs="72" w:eastAsia="72"/>
-                <w:b w:val="0"/>
-                <w:sz w:val="18"/>
-              </w:rPr>
-              <w:t>Cliente, CPF</w:t>
+                <w:rFonts w:ascii="Consolas" w:hAnsi="Consolas" w:cs="Consolas" w:eastAsia="Consolas"/>
+                <w:b w:val="0"/>
+                <w:sz w:val="16"/>
+              </w:rPr>
+              <w:t>sap.m.MaskInput</w:t>
             </w:r>
           </w:p>
         </w:tc>
@@ -22019,7 +23041,7 @@
                 <w:b w:val="0"/>
                 <w:sz w:val="16"/>
               </w:rPr>
-              <w:t>Gestão de Clientes (Cliente-manage)</w:t>
+              <w:t>999</w:t>
             </w:r>
           </w:p>
         </w:tc>
@@ -22030,16 +23052,17 @@
           <w:p>
             <w:r>
               <w:rPr>
-                <w:rFonts w:ascii="Consolas" w:hAnsi="Consolas" w:cs="Consolas" w:eastAsia="Consolas"/>
-                <w:b w:val="0"/>
-                <w:sz w:val="16"/>
-              </w:rPr>
-              <w:t>cpfCliente → cpf</w:t>
+                <w:rFonts w:ascii="72" w:hAnsi="72" w:cs="72" w:eastAsia="72"/>
+                <w:b w:val="0"/>
+                <w:sz w:val="18"/>
+              </w:rPr>
+              <w:t>só os dígitos</w:t>
             </w:r>
           </w:p>
         </w:tc>
       </w:tr>
     </w:tbl>
+    <w:p/>
     <w:p>
       <w:pPr>
         <w:pStyle w:val="Commarcadores"/>
@@ -22050,7 +23073,24 @@
           <w:b w:val="0"/>
           <w:sz w:val="20"/>
         </w:rPr>
-        <w:t>O Pedido do reembolso usa UI.DataFieldWithIntentBasedNavigation (link direto, sem popover): como chave semântica, numa coluna comum ele seria exibido como identificador, sem link.</w:t>
+        <w:t xml:space="preserve">O botão </w:t>
+      </w:r>
+      <w:r>
+        <w:rPr>
+          <w:rFonts w:ascii="72" w:hAnsi="72" w:cs="72" w:eastAsia="72"/>
+          <w:b w:val="0"/>
+          <w:i/>
+          <w:sz w:val="20"/>
+        </w:rPr>
+        <w:t>Efetuar Pagamento</w:t>
+      </w:r>
+      <w:r>
+        <w:rPr>
+          <w:rFonts w:ascii="72" w:hAnsi="72" w:cs="72" w:eastAsia="72"/>
+          <w:b w:val="0"/>
+          <w:sz w:val="20"/>
+        </w:rPr>
+        <w:t xml:space="preserve"> do diálogo só habilita com o método escolhido, todos os campos completos e o mês da validade entre 01 e 12 (fora disso o campo fica em erro).</w:t>
       </w:r>
     </w:p>
     <w:p>
@@ -22063,7 +23103,23 @@
           <w:b w:val="0"/>
           <w:sz w:val="20"/>
         </w:rPr>
-        <w:t>Os demais usam Common.SemanticObject + Common.SemanticObjectMapping; o CPF entra no RequestAtLeast das listas para estar sempre no contexto.</w:t>
+        <w:t xml:space="preserve">A confirmação chama a mesma action vinculada pelo </w:t>
+      </w:r>
+      <w:r>
+        <w:rPr>
+          <w:rFonts w:ascii="Consolas" w:hAnsi="Consolas" w:cs="Consolas" w:eastAsia="Consolas"/>
+          <w:b w:val="0"/>
+          <w:sz w:val="18"/>
+        </w:rPr>
+        <w:t>editFlow.invokeAction</w:t>
+      </w:r>
+      <w:r>
+        <w:rPr>
+          <w:rFonts w:ascii="72" w:hAnsi="72" w:cs="72" w:eastAsia="72"/>
+          <w:b w:val="0"/>
+          <w:sz w:val="20"/>
+        </w:rPr>
+        <w:t xml:space="preserve"> (sem o diálogo padrão), que trata mensagens, side effects e a atualização da tela. Se o backend recusar os dados, o diálogo continua aberto para correção; o backend continua validando tudo (seção 9.6).</w:t>
       </w:r>
     </w:p>
     <w:p>
@@ -22076,7 +23132,1068 @@
           <w:b w:val="0"/>
           <w:sz w:val="20"/>
         </w:rPr>
-        <w:t>No rascunho, os campos projetados pela associação não acompanham a troca de cliente ou item: os handlers de PATCH atualizam cpfCliente, cpfClienteFormatado e skuItem.</w:t>
+        <w:t xml:space="preserve">Na lista, a ação vale para os pedidos selecionados em </w:t>
+      </w:r>
+      <w:r>
+        <w:rPr>
+          <w:rFonts w:ascii="Consolas" w:hAnsi="Consolas" w:cs="Consolas" w:eastAsia="Consolas"/>
+          <w:b w:val="0"/>
+          <w:sz w:val="18"/>
+        </w:rPr>
+        <w:t>ABERTO</w:t>
+      </w:r>
+      <w:r>
+        <w:rPr>
+          <w:rFonts w:ascii="72" w:hAnsi="72" w:cs="72" w:eastAsia="72"/>
+          <w:b w:val="0"/>
+          <w:sz w:val="20"/>
+        </w:rPr>
+        <w:t xml:space="preserve">; na Object Page, só habilita em </w:t>
+      </w:r>
+      <w:r>
+        <w:rPr>
+          <w:rFonts w:ascii="Consolas" w:hAnsi="Consolas" w:cs="Consolas" w:eastAsia="Consolas"/>
+          <w:b w:val="0"/>
+          <w:sz w:val="18"/>
+        </w:rPr>
+        <w:t>ABERTO</w:t>
+      </w:r>
+      <w:r>
+        <w:rPr>
+          <w:rFonts w:ascii="72" w:hAnsi="72" w:cs="72" w:eastAsia="72"/>
+          <w:b w:val="0"/>
+          <w:sz w:val="20"/>
+        </w:rPr>
+        <w:t>.</w:t>
+      </w:r>
+    </w:p>
+    <w:p>
+      <w:pPr>
+        <w:pStyle w:val="Commarcadores"/>
+      </w:pPr>
+      <w:r>
+        <w:rPr>
+          <w:rFonts w:ascii="72" w:hAnsi="72" w:cs="72" w:eastAsia="72"/>
+          <w:b w:val="0"/>
+          <w:sz w:val="20"/>
+        </w:rPr>
+        <w:t>Os dados do cartão existem só nos controles do diálogo, destruído ao fechar.</w:t>
+      </w:r>
+    </w:p>
+    <w:p>
+      <w:pPr>
+        <w:pStyle w:val="Ttulo2"/>
+      </w:pPr>
+      <w:r>
+        <w:rPr>
+          <w:rFonts w:ascii="72" w:hAnsi="72" w:cs="72" w:eastAsia="72"/>
+          <w:b w:val="0"/>
+          <w:sz w:val="26"/>
+        </w:rPr>
+        <w:t>15.4 Navegação entre aplicações</w:t>
+      </w:r>
+    </w:p>
+    <w:p>
+      <w:pPr/>
+      <w:r>
+        <w:rPr>
+          <w:rFonts w:ascii="72" w:hAnsi="72" w:cs="72" w:eastAsia="72"/>
+          <w:b w:val="0"/>
+          <w:sz w:val="20"/>
+        </w:rPr>
+        <w:t>Os campos abaixo viram links para o registro na app de destino (no launchpad local). A app de destino abre direto a Object Page pela chave semântica (</w:t>
+      </w:r>
+      <w:r>
+        <w:rPr>
+          <w:rFonts w:ascii="Consolas" w:hAnsi="Consolas" w:cs="Consolas" w:eastAsia="Consolas"/>
+          <w:b w:val="0"/>
+          <w:sz w:val="18"/>
+        </w:rPr>
+        <w:t>cpf</w:t>
+      </w:r>
+      <w:r>
+        <w:rPr>
+          <w:rFonts w:ascii="72" w:hAnsi="72" w:cs="72" w:eastAsia="72"/>
+          <w:b w:val="0"/>
+          <w:sz w:val="20"/>
+        </w:rPr>
+        <w:t xml:space="preserve"> do cliente, </w:t>
+      </w:r>
+      <w:r>
+        <w:rPr>
+          <w:rFonts w:ascii="Consolas" w:hAnsi="Consolas" w:cs="Consolas" w:eastAsia="Consolas"/>
+          <w:b w:val="0"/>
+          <w:sz w:val="18"/>
+        </w:rPr>
+        <w:t>sku</w:t>
+      </w:r>
+      <w:r>
+        <w:rPr>
+          <w:rFonts w:ascii="72" w:hAnsi="72" w:cs="72" w:eastAsia="72"/>
+          <w:b w:val="0"/>
+          <w:sz w:val="20"/>
+        </w:rPr>
+        <w:t xml:space="preserve"> do item, </w:t>
+      </w:r>
+      <w:r>
+        <w:rPr>
+          <w:rFonts w:ascii="Consolas" w:hAnsi="Consolas" w:cs="Consolas" w:eastAsia="Consolas"/>
+          <w:b w:val="0"/>
+          <w:sz w:val="18"/>
+        </w:rPr>
+        <w:t>numeroPedido</w:t>
+      </w:r>
+      <w:r>
+        <w:rPr>
+          <w:rFonts w:ascii="72" w:hAnsi="72" w:cs="72" w:eastAsia="72"/>
+          <w:b w:val="0"/>
+          <w:sz w:val="20"/>
+        </w:rPr>
+        <w:t xml:space="preserve"> do pedido), enviada no contexto da navegação.</w:t>
+      </w:r>
+    </w:p>
+    <w:tbl>
+      <w:tblPr>
+        <w:tblStyle w:val="Tabelacomgrade"/>
+        <w:tblW w:type="auto" w:w="0"/>
+        <w:jc w:val="center"/>
+        <w:tblLook w:firstColumn="1" w:firstRow="1" w:lastColumn="0" w:lastRow="0" w:noHBand="0" w:noVBand="1" w:val="04A0"/>
+      </w:tblPr>
+      <w:tblGrid>
+        <w:gridCol w:w="2520"/>
+        <w:gridCol w:w="2520"/>
+        <w:gridCol w:w="2520"/>
+        <w:gridCol w:w="2520"/>
+      </w:tblGrid>
+      <w:tr>
+        <w:trPr>
+          <w:tblHeader w:val="true"/>
+        </w:trPr>
+        <w:tc>
+          <w:tcPr>
+            <w:tcW w:type="dxa" w:w="2520"/>
+            <w:shd w:val="clear" w:color="auto" w:fill="0070F2"/>
+          </w:tcPr>
+          <w:p>
+            <w:r>
+              <w:rPr>
+                <w:rFonts w:ascii="72" w:hAnsi="72" w:cs="72" w:eastAsia="72"/>
+                <w:b/>
+                <w:color w:val="FFFFFF"/>
+                <w:sz w:val="20"/>
+              </w:rPr>
+              <w:t>Origem</w:t>
+            </w:r>
+          </w:p>
+        </w:tc>
+        <w:tc>
+          <w:tcPr>
+            <w:tcW w:type="dxa" w:w="2520"/>
+            <w:shd w:val="clear" w:color="auto" w:fill="0070F2"/>
+          </w:tcPr>
+          <w:p>
+            <w:r>
+              <w:rPr>
+                <w:rFonts w:ascii="72" w:hAnsi="72" w:cs="72" w:eastAsia="72"/>
+                <w:b/>
+                <w:color w:val="FFFFFF"/>
+                <w:sz w:val="20"/>
+              </w:rPr>
+              <w:t>Campos com link</w:t>
+            </w:r>
+          </w:p>
+        </w:tc>
+        <w:tc>
+          <w:tcPr>
+            <w:tcW w:type="dxa" w:w="2520"/>
+            <w:shd w:val="clear" w:color="auto" w:fill="0070F2"/>
+          </w:tcPr>
+          <w:p>
+            <w:r>
+              <w:rPr>
+                <w:rFonts w:ascii="72" w:hAnsi="72" w:cs="72" w:eastAsia="72"/>
+                <w:b/>
+                <w:color w:val="FFFFFF"/>
+                <w:sz w:val="20"/>
+              </w:rPr>
+              <w:t>Destino (intent)</w:t>
+            </w:r>
+          </w:p>
+        </w:tc>
+        <w:tc>
+          <w:tcPr>
+            <w:tcW w:type="dxa" w:w="2520"/>
+            <w:shd w:val="clear" w:color="auto" w:fill="0070F2"/>
+          </w:tcPr>
+          <w:p>
+            <w:r>
+              <w:rPr>
+                <w:rFonts w:ascii="72" w:hAnsi="72" w:cs="72" w:eastAsia="72"/>
+                <w:b/>
+                <w:color w:val="FFFFFF"/>
+                <w:sz w:val="20"/>
+              </w:rPr>
+              <w:t>Parâmetro</w:t>
+            </w:r>
+          </w:p>
+        </w:tc>
+      </w:tr>
+      <w:tr>
+        <w:tc>
+          <w:tcPr>
+            <w:tcW w:type="dxa" w:w="2520"/>
+          </w:tcPr>
+          <w:p>
+            <w:r>
+              <w:rPr>
+                <w:rFonts w:ascii="72" w:hAnsi="72" w:cs="72" w:eastAsia="72"/>
+                <w:b w:val="0"/>
+                <w:sz w:val="18"/>
+              </w:rPr>
+              <w:t>Pedidos (lista e Object Page)</w:t>
+            </w:r>
+          </w:p>
+        </w:tc>
+        <w:tc>
+          <w:tcPr>
+            <w:tcW w:type="dxa" w:w="2520"/>
+          </w:tcPr>
+          <w:p>
+            <w:r>
+              <w:rPr>
+                <w:rFonts w:ascii="72" w:hAnsi="72" w:cs="72" w:eastAsia="72"/>
+                <w:b w:val="0"/>
+                <w:sz w:val="18"/>
+              </w:rPr>
+              <w:t>Cliente, CPF</w:t>
+            </w:r>
+          </w:p>
+        </w:tc>
+        <w:tc>
+          <w:tcPr>
+            <w:tcW w:type="dxa" w:w="2520"/>
+          </w:tcPr>
+          <w:p>
+            <w:r>
+              <w:rPr>
+                <w:rFonts w:ascii="72" w:hAnsi="72" w:cs="72" w:eastAsia="72"/>
+                <w:b w:val="0"/>
+                <w:sz w:val="18"/>
+              </w:rPr>
+              <w:t>Gestão de Clientes (</w:t>
+            </w:r>
+            <w:r>
+              <w:rPr>
+                <w:rFonts w:ascii="Consolas" w:hAnsi="Consolas" w:cs="Consolas" w:eastAsia="Consolas"/>
+                <w:b w:val="0"/>
+                <w:sz w:val="16"/>
+              </w:rPr>
+              <w:t>Cliente-manage</w:t>
+            </w:r>
+            <w:r>
+              <w:rPr>
+                <w:rFonts w:ascii="72" w:hAnsi="72" w:cs="72" w:eastAsia="72"/>
+                <w:b w:val="0"/>
+                <w:sz w:val="18"/>
+              </w:rPr>
+              <w:t>)</w:t>
+            </w:r>
+          </w:p>
+        </w:tc>
+        <w:tc>
+          <w:tcPr>
+            <w:tcW w:type="dxa" w:w="2520"/>
+          </w:tcPr>
+          <w:p>
+            <w:r>
+              <w:rPr>
+                <w:rFonts w:ascii="Consolas" w:hAnsi="Consolas" w:cs="Consolas" w:eastAsia="Consolas"/>
+                <w:b w:val="0"/>
+                <w:sz w:val="16"/>
+              </w:rPr>
+              <w:t>cpfCliente</w:t>
+            </w:r>
+            <w:r>
+              <w:rPr>
+                <w:rFonts w:ascii="72" w:hAnsi="72" w:cs="72" w:eastAsia="72"/>
+                <w:b w:val="0"/>
+                <w:sz w:val="18"/>
+              </w:rPr>
+              <w:t xml:space="preserve"> → </w:t>
+            </w:r>
+            <w:r>
+              <w:rPr>
+                <w:rFonts w:ascii="Consolas" w:hAnsi="Consolas" w:cs="Consolas" w:eastAsia="Consolas"/>
+                <w:b w:val="0"/>
+                <w:sz w:val="16"/>
+              </w:rPr>
+              <w:t>cpf</w:t>
+            </w:r>
+            <w:r>
+              <w:rPr>
+                <w:rFonts w:ascii="72" w:hAnsi="72" w:cs="72" w:eastAsia="72"/>
+                <w:b w:val="0"/>
+                <w:sz w:val="18"/>
+              </w:rPr>
+              <w:t xml:space="preserve"> (</w:t>
+            </w:r>
+            <w:r>
+              <w:rPr>
+                <w:rFonts w:ascii="Consolas" w:hAnsi="Consolas" w:cs="Consolas" w:eastAsia="Consolas"/>
+                <w:b w:val="0"/>
+                <w:sz w:val="16"/>
+              </w:rPr>
+              <w:t>Common.SemanticObjectMapping</w:t>
+            </w:r>
+            <w:r>
+              <w:rPr>
+                <w:rFonts w:ascii="72" w:hAnsi="72" w:cs="72" w:eastAsia="72"/>
+                <w:b w:val="0"/>
+                <w:sz w:val="18"/>
+              </w:rPr>
+              <w:t>)</w:t>
+            </w:r>
+          </w:p>
+        </w:tc>
+      </w:tr>
+      <w:tr>
+        <w:tc>
+          <w:tcPr>
+            <w:tcW w:type="dxa" w:w="2520"/>
+          </w:tcPr>
+          <w:p>
+            <w:r>
+              <w:rPr>
+                <w:rFonts w:ascii="72" w:hAnsi="72" w:cs="72" w:eastAsia="72"/>
+                <w:b w:val="0"/>
+                <w:sz w:val="18"/>
+              </w:rPr>
+              <w:t>Itens do pedido</w:t>
+            </w:r>
+          </w:p>
+        </w:tc>
+        <w:tc>
+          <w:tcPr>
+            <w:tcW w:type="dxa" w:w="2520"/>
+          </w:tcPr>
+          <w:p>
+            <w:r>
+              <w:rPr>
+                <w:rFonts w:ascii="72" w:hAnsi="72" w:cs="72" w:eastAsia="72"/>
+                <w:b w:val="0"/>
+                <w:sz w:val="18"/>
+              </w:rPr>
+              <w:t>Item, SKU</w:t>
+            </w:r>
+          </w:p>
+        </w:tc>
+        <w:tc>
+          <w:tcPr>
+            <w:tcW w:type="dxa" w:w="2520"/>
+          </w:tcPr>
+          <w:p>
+            <w:r>
+              <w:rPr>
+                <w:rFonts w:ascii="72" w:hAnsi="72" w:cs="72" w:eastAsia="72"/>
+                <w:b w:val="0"/>
+                <w:sz w:val="18"/>
+              </w:rPr>
+              <w:t>Gestão de Estoque (</w:t>
+            </w:r>
+            <w:r>
+              <w:rPr>
+                <w:rFonts w:ascii="Consolas" w:hAnsi="Consolas" w:cs="Consolas" w:eastAsia="Consolas"/>
+                <w:b w:val="0"/>
+                <w:sz w:val="16"/>
+              </w:rPr>
+              <w:t>ItemEstoque-manage</w:t>
+            </w:r>
+            <w:r>
+              <w:rPr>
+                <w:rFonts w:ascii="72" w:hAnsi="72" w:cs="72" w:eastAsia="72"/>
+                <w:b w:val="0"/>
+                <w:sz w:val="18"/>
+              </w:rPr>
+              <w:t>)</w:t>
+            </w:r>
+          </w:p>
+        </w:tc>
+        <w:tc>
+          <w:tcPr>
+            <w:tcW w:type="dxa" w:w="2520"/>
+          </w:tcPr>
+          <w:p>
+            <w:r>
+              <w:rPr>
+                <w:rFonts w:ascii="Consolas" w:hAnsi="Consolas" w:cs="Consolas" w:eastAsia="Consolas"/>
+                <w:b w:val="0"/>
+                <w:sz w:val="16"/>
+              </w:rPr>
+              <w:t>skuItem</w:t>
+            </w:r>
+            <w:r>
+              <w:rPr>
+                <w:rFonts w:ascii="72" w:hAnsi="72" w:cs="72" w:eastAsia="72"/>
+                <w:b w:val="0"/>
+                <w:sz w:val="18"/>
+              </w:rPr>
+              <w:t xml:space="preserve"> → </w:t>
+            </w:r>
+            <w:r>
+              <w:rPr>
+                <w:rFonts w:ascii="Consolas" w:hAnsi="Consolas" w:cs="Consolas" w:eastAsia="Consolas"/>
+                <w:b w:val="0"/>
+                <w:sz w:val="16"/>
+              </w:rPr>
+              <w:t>sku</w:t>
+            </w:r>
+          </w:p>
+        </w:tc>
+      </w:tr>
+      <w:tr>
+        <w:tc>
+          <w:tcPr>
+            <w:tcW w:type="dxa" w:w="2520"/>
+          </w:tcPr>
+          <w:p>
+            <w:r>
+              <w:rPr>
+                <w:rFonts w:ascii="72" w:hAnsi="72" w:cs="72" w:eastAsia="72"/>
+                <w:b w:val="0"/>
+                <w:sz w:val="18"/>
+              </w:rPr>
+              <w:t>Object Page do pedido</w:t>
+            </w:r>
+          </w:p>
+        </w:tc>
+        <w:tc>
+          <w:tcPr>
+            <w:tcW w:type="dxa" w:w="2520"/>
+          </w:tcPr>
+          <w:p>
+            <w:r>
+              <w:rPr>
+                <w:rFonts w:ascii="72" w:hAnsi="72" w:cs="72" w:eastAsia="72"/>
+                <w:b w:val="0"/>
+                <w:sz w:val="18"/>
+              </w:rPr>
+              <w:t>Solicitação de reembolso (só com reembolso)</w:t>
+            </w:r>
+          </w:p>
+        </w:tc>
+        <w:tc>
+          <w:tcPr>
+            <w:tcW w:type="dxa" w:w="2520"/>
+          </w:tcPr>
+          <w:p>
+            <w:r>
+              <w:rPr>
+                <w:rFonts w:ascii="72" w:hAnsi="72" w:cs="72" w:eastAsia="72"/>
+                <w:b w:val="0"/>
+                <w:sz w:val="18"/>
+              </w:rPr>
+              <w:t>Gestão de Reembolsos (</w:t>
+            </w:r>
+            <w:r>
+              <w:rPr>
+                <w:rFonts w:ascii="Consolas" w:hAnsi="Consolas" w:cs="Consolas" w:eastAsia="Consolas"/>
+                <w:b w:val="0"/>
+                <w:sz w:val="16"/>
+              </w:rPr>
+              <w:t>Reembolso-manage</w:t>
+            </w:r>
+            <w:r>
+              <w:rPr>
+                <w:rFonts w:ascii="72" w:hAnsi="72" w:cs="72" w:eastAsia="72"/>
+                <w:b w:val="0"/>
+                <w:sz w:val="18"/>
+              </w:rPr>
+              <w:t>)</w:t>
+            </w:r>
+          </w:p>
+        </w:tc>
+        <w:tc>
+          <w:tcPr>
+            <w:tcW w:type="dxa" w:w="2520"/>
+          </w:tcPr>
+          <w:p>
+            <w:r>
+              <w:rPr>
+                <w:rFonts w:ascii="Consolas" w:hAnsi="Consolas" w:cs="Consolas" w:eastAsia="Consolas"/>
+                <w:b w:val="0"/>
+                <w:sz w:val="16"/>
+              </w:rPr>
+              <w:t>numeroPedido</w:t>
+            </w:r>
+          </w:p>
+        </w:tc>
+      </w:tr>
+      <w:tr>
+        <w:tc>
+          <w:tcPr>
+            <w:tcW w:type="dxa" w:w="2520"/>
+          </w:tcPr>
+          <w:p>
+            <w:r>
+              <w:rPr>
+                <w:rFonts w:ascii="72" w:hAnsi="72" w:cs="72" w:eastAsia="72"/>
+                <w:b w:val="0"/>
+                <w:sz w:val="18"/>
+              </w:rPr>
+              <w:t>Pedido encerrado (snapshot do cliente)</w:t>
+            </w:r>
+          </w:p>
+        </w:tc>
+        <w:tc>
+          <w:tcPr>
+            <w:tcW w:type="dxa" w:w="2520"/>
+          </w:tcPr>
+          <w:p>
+            <w:r>
+              <w:rPr>
+                <w:rFonts w:ascii="72" w:hAnsi="72" w:cs="72" w:eastAsia="72"/>
+                <w:b w:val="0"/>
+                <w:sz w:val="18"/>
+              </w:rPr>
+              <w:t>Nome, CPF</w:t>
+            </w:r>
+          </w:p>
+        </w:tc>
+        <w:tc>
+          <w:tcPr>
+            <w:tcW w:type="dxa" w:w="2520"/>
+          </w:tcPr>
+          <w:p>
+            <w:r>
+              <w:rPr>
+                <w:rFonts w:ascii="72" w:hAnsi="72" w:cs="72" w:eastAsia="72"/>
+                <w:b w:val="0"/>
+                <w:sz w:val="18"/>
+              </w:rPr>
+              <w:t>Gestão de Clientes (</w:t>
+            </w:r>
+            <w:r>
+              <w:rPr>
+                <w:rFonts w:ascii="Consolas" w:hAnsi="Consolas" w:cs="Consolas" w:eastAsia="Consolas"/>
+                <w:b w:val="0"/>
+                <w:sz w:val="16"/>
+              </w:rPr>
+              <w:t>Cliente-manage</w:t>
+            </w:r>
+            <w:r>
+              <w:rPr>
+                <w:rFonts w:ascii="72" w:hAnsi="72" w:cs="72" w:eastAsia="72"/>
+                <w:b w:val="0"/>
+                <w:sz w:val="18"/>
+              </w:rPr>
+              <w:t>)</w:t>
+            </w:r>
+          </w:p>
+        </w:tc>
+        <w:tc>
+          <w:tcPr>
+            <w:tcW w:type="dxa" w:w="2520"/>
+          </w:tcPr>
+          <w:p>
+            <w:r>
+              <w:rPr>
+                <w:rFonts w:ascii="Consolas" w:hAnsi="Consolas" w:cs="Consolas" w:eastAsia="Consolas"/>
+                <w:b w:val="0"/>
+                <w:sz w:val="16"/>
+              </w:rPr>
+              <w:t>cpf</w:t>
+            </w:r>
+          </w:p>
+        </w:tc>
+      </w:tr>
+      <w:tr>
+        <w:tc>
+          <w:tcPr>
+            <w:tcW w:type="dxa" w:w="2520"/>
+          </w:tcPr>
+          <w:p>
+            <w:r>
+              <w:rPr>
+                <w:rFonts w:ascii="72" w:hAnsi="72" w:cs="72" w:eastAsia="72"/>
+                <w:b w:val="0"/>
+                <w:sz w:val="18"/>
+              </w:rPr>
+              <w:t>Item no encerramento (snapshot do item)</w:t>
+            </w:r>
+          </w:p>
+        </w:tc>
+        <w:tc>
+          <w:tcPr>
+            <w:tcW w:type="dxa" w:w="2520"/>
+          </w:tcPr>
+          <w:p>
+            <w:r>
+              <w:rPr>
+                <w:rFonts w:ascii="72" w:hAnsi="72" w:cs="72" w:eastAsia="72"/>
+                <w:b w:val="0"/>
+                <w:sz w:val="18"/>
+              </w:rPr>
+              <w:t>Nome, SKU</w:t>
+            </w:r>
+          </w:p>
+        </w:tc>
+        <w:tc>
+          <w:tcPr>
+            <w:tcW w:type="dxa" w:w="2520"/>
+          </w:tcPr>
+          <w:p>
+            <w:r>
+              <w:rPr>
+                <w:rFonts w:ascii="72" w:hAnsi="72" w:cs="72" w:eastAsia="72"/>
+                <w:b w:val="0"/>
+                <w:sz w:val="18"/>
+              </w:rPr>
+              <w:t>Gestão de Estoque (</w:t>
+            </w:r>
+            <w:r>
+              <w:rPr>
+                <w:rFonts w:ascii="Consolas" w:hAnsi="Consolas" w:cs="Consolas" w:eastAsia="Consolas"/>
+                <w:b w:val="0"/>
+                <w:sz w:val="16"/>
+              </w:rPr>
+              <w:t>ItemEstoque-manage</w:t>
+            </w:r>
+            <w:r>
+              <w:rPr>
+                <w:rFonts w:ascii="72" w:hAnsi="72" w:cs="72" w:eastAsia="72"/>
+                <w:b w:val="0"/>
+                <w:sz w:val="18"/>
+              </w:rPr>
+              <w:t>)</w:t>
+            </w:r>
+          </w:p>
+        </w:tc>
+        <w:tc>
+          <w:tcPr>
+            <w:tcW w:type="dxa" w:w="2520"/>
+          </w:tcPr>
+          <w:p>
+            <w:r>
+              <w:rPr>
+                <w:rFonts w:ascii="Consolas" w:hAnsi="Consolas" w:cs="Consolas" w:eastAsia="Consolas"/>
+                <w:b w:val="0"/>
+                <w:sz w:val="16"/>
+              </w:rPr>
+              <w:t>sku</w:t>
+            </w:r>
+          </w:p>
+        </w:tc>
+      </w:tr>
+      <w:tr>
+        <w:tc>
+          <w:tcPr>
+            <w:tcW w:type="dxa" w:w="2520"/>
+          </w:tcPr>
+          <w:p>
+            <w:r>
+              <w:rPr>
+                <w:rFonts w:ascii="72" w:hAnsi="72" w:cs="72" w:eastAsia="72"/>
+                <w:b w:val="0"/>
+                <w:sz w:val="18"/>
+              </w:rPr>
+              <w:t>Reembolsos (lista e Object Page)</w:t>
+            </w:r>
+          </w:p>
+        </w:tc>
+        <w:tc>
+          <w:tcPr>
+            <w:tcW w:type="dxa" w:w="2520"/>
+          </w:tcPr>
+          <w:p>
+            <w:r>
+              <w:rPr>
+                <w:rFonts w:ascii="72" w:hAnsi="72" w:cs="72" w:eastAsia="72"/>
+                <w:b w:val="0"/>
+                <w:sz w:val="18"/>
+              </w:rPr>
+              <w:t>Pedido</w:t>
+            </w:r>
+          </w:p>
+        </w:tc>
+        <w:tc>
+          <w:tcPr>
+            <w:tcW w:type="dxa" w:w="2520"/>
+          </w:tcPr>
+          <w:p>
+            <w:r>
+              <w:rPr>
+                <w:rFonts w:ascii="72" w:hAnsi="72" w:cs="72" w:eastAsia="72"/>
+                <w:b w:val="0"/>
+                <w:sz w:val="18"/>
+              </w:rPr>
+              <w:t>Pedidos de Compras (</w:t>
+            </w:r>
+            <w:r>
+              <w:rPr>
+                <w:rFonts w:ascii="Consolas" w:hAnsi="Consolas" w:cs="Consolas" w:eastAsia="Consolas"/>
+                <w:b w:val="0"/>
+                <w:sz w:val="16"/>
+              </w:rPr>
+              <w:t>PedidoCompra-manage</w:t>
+            </w:r>
+            <w:r>
+              <w:rPr>
+                <w:rFonts w:ascii="72" w:hAnsi="72" w:cs="72" w:eastAsia="72"/>
+                <w:b w:val="0"/>
+                <w:sz w:val="18"/>
+              </w:rPr>
+              <w:t>)</w:t>
+            </w:r>
+          </w:p>
+        </w:tc>
+        <w:tc>
+          <w:tcPr>
+            <w:tcW w:type="dxa" w:w="2520"/>
+          </w:tcPr>
+          <w:p>
+            <w:r>
+              <w:rPr>
+                <w:rFonts w:ascii="Consolas" w:hAnsi="Consolas" w:cs="Consolas" w:eastAsia="Consolas"/>
+                <w:b w:val="0"/>
+                <w:sz w:val="16"/>
+              </w:rPr>
+              <w:t>numeroPedido</w:t>
+            </w:r>
+          </w:p>
+        </w:tc>
+      </w:tr>
+      <w:tr>
+        <w:tc>
+          <w:tcPr>
+            <w:tcW w:type="dxa" w:w="2520"/>
+          </w:tcPr>
+          <w:p>
+            <w:r>
+              <w:rPr>
+                <w:rFonts w:ascii="72" w:hAnsi="72" w:cs="72" w:eastAsia="72"/>
+                <w:b w:val="0"/>
+                <w:sz w:val="18"/>
+              </w:rPr>
+              <w:t>Reembolsos (lista e Object Page)</w:t>
+            </w:r>
+          </w:p>
+        </w:tc>
+        <w:tc>
+          <w:tcPr>
+            <w:tcW w:type="dxa" w:w="2520"/>
+          </w:tcPr>
+          <w:p>
+            <w:r>
+              <w:rPr>
+                <w:rFonts w:ascii="72" w:hAnsi="72" w:cs="72" w:eastAsia="72"/>
+                <w:b w:val="0"/>
+                <w:sz w:val="18"/>
+              </w:rPr>
+              <w:t>Cliente, CPF</w:t>
+            </w:r>
+          </w:p>
+        </w:tc>
+        <w:tc>
+          <w:tcPr>
+            <w:tcW w:type="dxa" w:w="2520"/>
+          </w:tcPr>
+          <w:p>
+            <w:r>
+              <w:rPr>
+                <w:rFonts w:ascii="72" w:hAnsi="72" w:cs="72" w:eastAsia="72"/>
+                <w:b w:val="0"/>
+                <w:sz w:val="18"/>
+              </w:rPr>
+              <w:t>Gestão de Clientes (</w:t>
+            </w:r>
+            <w:r>
+              <w:rPr>
+                <w:rFonts w:ascii="Consolas" w:hAnsi="Consolas" w:cs="Consolas" w:eastAsia="Consolas"/>
+                <w:b w:val="0"/>
+                <w:sz w:val="16"/>
+              </w:rPr>
+              <w:t>Cliente-manage</w:t>
+            </w:r>
+            <w:r>
+              <w:rPr>
+                <w:rFonts w:ascii="72" w:hAnsi="72" w:cs="72" w:eastAsia="72"/>
+                <w:b w:val="0"/>
+                <w:sz w:val="18"/>
+              </w:rPr>
+              <w:t>)</w:t>
+            </w:r>
+          </w:p>
+        </w:tc>
+        <w:tc>
+          <w:tcPr>
+            <w:tcW w:type="dxa" w:w="2520"/>
+          </w:tcPr>
+          <w:p>
+            <w:r>
+              <w:rPr>
+                <w:rFonts w:ascii="Consolas" w:hAnsi="Consolas" w:cs="Consolas" w:eastAsia="Consolas"/>
+                <w:b w:val="0"/>
+                <w:sz w:val="16"/>
+              </w:rPr>
+              <w:t>cpfCliente</w:t>
+            </w:r>
+            <w:r>
+              <w:rPr>
+                <w:rFonts w:ascii="72" w:hAnsi="72" w:cs="72" w:eastAsia="72"/>
+                <w:b w:val="0"/>
+                <w:sz w:val="18"/>
+              </w:rPr>
+              <w:t xml:space="preserve"> → </w:t>
+            </w:r>
+            <w:r>
+              <w:rPr>
+                <w:rFonts w:ascii="Consolas" w:hAnsi="Consolas" w:cs="Consolas" w:eastAsia="Consolas"/>
+                <w:b w:val="0"/>
+                <w:sz w:val="16"/>
+              </w:rPr>
+              <w:t>cpf</w:t>
+            </w:r>
+          </w:p>
+        </w:tc>
+      </w:tr>
+      <w:tr>
+        <w:tc>
+          <w:tcPr>
+            <w:tcW w:type="dxa" w:w="2520"/>
+          </w:tcPr>
+          <w:p>
+            <w:r>
+              <w:rPr>
+                <w:rFonts w:ascii="72" w:hAnsi="72" w:cs="72" w:eastAsia="72"/>
+                <w:b w:val="0"/>
+                <w:sz w:val="18"/>
+              </w:rPr>
+              <w:t>Apps de análise</w:t>
+            </w:r>
+          </w:p>
+        </w:tc>
+        <w:tc>
+          <w:tcPr>
+            <w:tcW w:type="dxa" w:w="2520"/>
+          </w:tcPr>
+          <w:p>
+            <w:r>
+              <w:rPr>
+                <w:rFonts w:ascii="72" w:hAnsi="72" w:cs="72" w:eastAsia="72"/>
+                <w:b w:val="0"/>
+                <w:sz w:val="18"/>
+              </w:rPr>
+              <w:t xml:space="preserve">Botão </w:t>
+            </w:r>
+            <w:r>
+              <w:rPr>
+                <w:rFonts w:ascii="72" w:hAnsi="72" w:cs="72" w:eastAsia="72"/>
+                <w:b w:val="0"/>
+                <w:i/>
+                <w:sz w:val="18"/>
+              </w:rPr>
+              <w:t>Abrir gestão</w:t>
+            </w:r>
+          </w:p>
+        </w:tc>
+        <w:tc>
+          <w:tcPr>
+            <w:tcW w:type="dxa" w:w="2520"/>
+          </w:tcPr>
+          <w:p>
+            <w:r>
+              <w:rPr>
+                <w:rFonts w:ascii="72" w:hAnsi="72" w:cs="72" w:eastAsia="72"/>
+                <w:b w:val="0"/>
+                <w:sz w:val="18"/>
+              </w:rPr>
+              <w:t>App de gestão do domínio</w:t>
+            </w:r>
+          </w:p>
+        </w:tc>
+        <w:tc>
+          <w:tcPr>
+            <w:tcW w:type="dxa" w:w="2520"/>
+          </w:tcPr>
+          <w:p>
+            <w:r>
+              <w:rPr>
+                <w:rFonts w:ascii="72" w:hAnsi="72" w:cs="72" w:eastAsia="72"/>
+                <w:b w:val="0"/>
+                <w:sz w:val="18"/>
+              </w:rPr>
+              <w:t>—</w:t>
+            </w:r>
+          </w:p>
+        </w:tc>
+      </w:tr>
+    </w:tbl>
+    <w:p/>
+    <w:p>
+      <w:pPr>
+        <w:pStyle w:val="Commarcadores"/>
+      </w:pPr>
+      <w:r>
+        <w:rPr>
+          <w:rFonts w:ascii="72" w:hAnsi="72" w:cs="72" w:eastAsia="72"/>
+          <w:b w:val="0"/>
+          <w:sz w:val="20"/>
+        </w:rPr>
+        <w:t xml:space="preserve">O Pedido do reembolso e a Solicitação de reembolso do pedido usam </w:t>
+      </w:r>
+      <w:r>
+        <w:rPr>
+          <w:rFonts w:ascii="Consolas" w:hAnsi="Consolas" w:cs="Consolas" w:eastAsia="Consolas"/>
+          <w:b w:val="0"/>
+          <w:sz w:val="18"/>
+        </w:rPr>
+        <w:t>UI.DataFieldWithIntentBasedNavigation</w:t>
+      </w:r>
+      <w:r>
+        <w:rPr>
+          <w:rFonts w:ascii="72" w:hAnsi="72" w:cs="72" w:eastAsia="72"/>
+          <w:b w:val="0"/>
+          <w:sz w:val="20"/>
+        </w:rPr>
+        <w:t xml:space="preserve"> (link direto, sem popover): como chave semântica, numa coluna comum o número seria exibido como identificador, sem link.</w:t>
+      </w:r>
+    </w:p>
+    <w:p>
+      <w:pPr>
+        <w:pStyle w:val="Commarcadores"/>
+      </w:pPr>
+      <w:r>
+        <w:rPr>
+          <w:rFonts w:ascii="72" w:hAnsi="72" w:cs="72" w:eastAsia="72"/>
+          <w:b w:val="0"/>
+          <w:sz w:val="20"/>
+        </w:rPr>
+        <w:t xml:space="preserve">Os demais usam </w:t>
+      </w:r>
+      <w:r>
+        <w:rPr>
+          <w:rFonts w:ascii="Consolas" w:hAnsi="Consolas" w:cs="Consolas" w:eastAsia="Consolas"/>
+          <w:b w:val="0"/>
+          <w:sz w:val="18"/>
+        </w:rPr>
+        <w:t>Common.SemanticObject</w:t>
+      </w:r>
+      <w:r>
+        <w:rPr>
+          <w:rFonts w:ascii="72" w:hAnsi="72" w:cs="72" w:eastAsia="72"/>
+          <w:b w:val="0"/>
+          <w:sz w:val="20"/>
+        </w:rPr>
+        <w:t xml:space="preserve"> + </w:t>
+      </w:r>
+      <w:r>
+        <w:rPr>
+          <w:rFonts w:ascii="Consolas" w:hAnsi="Consolas" w:cs="Consolas" w:eastAsia="Consolas"/>
+          <w:b w:val="0"/>
+          <w:sz w:val="18"/>
+        </w:rPr>
+        <w:t>Common.SemanticObjectMapping</w:t>
+      </w:r>
+      <w:r>
+        <w:rPr>
+          <w:rFonts w:ascii="72" w:hAnsi="72" w:cs="72" w:eastAsia="72"/>
+          <w:b w:val="0"/>
+          <w:sz w:val="20"/>
+        </w:rPr>
+        <w:t xml:space="preserve">; o CPF entra no </w:t>
+      </w:r>
+      <w:r>
+        <w:rPr>
+          <w:rFonts w:ascii="Consolas" w:hAnsi="Consolas" w:cs="Consolas" w:eastAsia="Consolas"/>
+          <w:b w:val="0"/>
+          <w:sz w:val="18"/>
+        </w:rPr>
+        <w:t>RequestAtLeast</w:t>
+      </w:r>
+      <w:r>
+        <w:rPr>
+          <w:rFonts w:ascii="72" w:hAnsi="72" w:cs="72" w:eastAsia="72"/>
+          <w:b w:val="0"/>
+          <w:sz w:val="20"/>
+        </w:rPr>
+        <w:t xml:space="preserve"> das listas para estar sempre no contexto.</w:t>
+      </w:r>
+    </w:p>
+    <w:p>
+      <w:pPr>
+        <w:pStyle w:val="Commarcadores"/>
+      </w:pPr>
+      <w:r>
+        <w:rPr>
+          <w:rFonts w:ascii="72" w:hAnsi="72" w:cs="72" w:eastAsia="72"/>
+          <w:b w:val="0"/>
+          <w:sz w:val="20"/>
+        </w:rPr>
+        <w:t xml:space="preserve">No rascunho, os campos projetados pela associação não acompanham a troca de cliente ou item: os handlers de </w:t>
+      </w:r>
+      <w:r>
+        <w:rPr>
+          <w:rFonts w:ascii="Consolas" w:hAnsi="Consolas" w:cs="Consolas" w:eastAsia="Consolas"/>
+          <w:b w:val="0"/>
+          <w:sz w:val="18"/>
+        </w:rPr>
+        <w:t>PATCH</w:t>
+      </w:r>
+      <w:r>
+        <w:rPr>
+          <w:rFonts w:ascii="72" w:hAnsi="72" w:cs="72" w:eastAsia="72"/>
+          <w:b w:val="0"/>
+          <w:sz w:val="20"/>
+        </w:rPr>
+        <w:t xml:space="preserve"> atualizam </w:t>
+      </w:r>
+      <w:r>
+        <w:rPr>
+          <w:rFonts w:ascii="Consolas" w:hAnsi="Consolas" w:cs="Consolas" w:eastAsia="Consolas"/>
+          <w:b w:val="0"/>
+          <w:sz w:val="18"/>
+        </w:rPr>
+        <w:t>cpfCliente</w:t>
+      </w:r>
+      <w:r>
+        <w:rPr>
+          <w:rFonts w:ascii="72" w:hAnsi="72" w:cs="72" w:eastAsia="72"/>
+          <w:b w:val="0"/>
+          <w:sz w:val="20"/>
+        </w:rPr>
+        <w:t xml:space="preserve">, </w:t>
+      </w:r>
+      <w:r>
+        <w:rPr>
+          <w:rFonts w:ascii="Consolas" w:hAnsi="Consolas" w:cs="Consolas" w:eastAsia="Consolas"/>
+          <w:b w:val="0"/>
+          <w:sz w:val="18"/>
+        </w:rPr>
+        <w:t>cpfClienteFormatado</w:t>
+      </w:r>
+      <w:r>
+        <w:rPr>
+          <w:rFonts w:ascii="72" w:hAnsi="72" w:cs="72" w:eastAsia="72"/>
+          <w:b w:val="0"/>
+          <w:sz w:val="20"/>
+        </w:rPr>
+        <w:t xml:space="preserve"> e </w:t>
+      </w:r>
+      <w:r>
+        <w:rPr>
+          <w:rFonts w:ascii="Consolas" w:hAnsi="Consolas" w:cs="Consolas" w:eastAsia="Consolas"/>
+          <w:b w:val="0"/>
+          <w:sz w:val="18"/>
+        </w:rPr>
+        <w:t>skuItem</w:t>
+      </w:r>
+      <w:r>
+        <w:rPr>
+          <w:rFonts w:ascii="72" w:hAnsi="72" w:cs="72" w:eastAsia="72"/>
+          <w:b w:val="0"/>
+          <w:sz w:val="20"/>
+        </w:rPr>
+        <w:t>.</w:t>
       </w:r>
     </w:p>
     <w:p>
@@ -24503,7 +26620,24 @@
           <w:b w:val="0"/>
           <w:sz w:val="20"/>
         </w:rPr>
-        <w:t xml:space="preserve">Dado um pedido </w:t>
+        <w:t xml:space="preserve">Dado o diálogo </w:t>
+      </w:r>
+      <w:r>
+        <w:rPr>
+          <w:rFonts w:ascii="72" w:hAnsi="72" w:cs="72" w:eastAsia="72"/>
+          <w:b w:val="0"/>
+          <w:i/>
+          <w:sz w:val="20"/>
+        </w:rPr>
+        <w:t>Efetuar Pagamento</w:t>
+      </w:r>
+      <w:r>
+        <w:rPr>
+          <w:rFonts w:ascii="72" w:hAnsi="72" w:cs="72" w:eastAsia="72"/>
+          <w:b w:val="0"/>
+          <w:sz w:val="20"/>
+        </w:rPr>
+        <w:t xml:space="preserve">, quando o cartão, a validade ou o CVV estiverem incompletos ou o mês for maior que 12, então o botão de confirmação fica desabilitado; o cartão é digitado no formato </w:t>
       </w:r>
       <w:r>
         <w:rPr>
@@ -24511,39 +26645,7 @@
           <w:b w:val="0"/>
           <w:sz w:val="18"/>
         </w:rPr>
-        <w:t>ABERTO</w:t>
-      </w:r>
-      <w:r>
-        <w:rPr>
-          <w:rFonts w:ascii="72" w:hAnsi="72" w:cs="72" w:eastAsia="72"/>
-          <w:b w:val="0"/>
-          <w:sz w:val="20"/>
-        </w:rPr>
-        <w:t xml:space="preserve">, quando o pagamento for recusado (CVV 000), então continua </w:t>
-      </w:r>
-      <w:r>
-        <w:rPr>
-          <w:rFonts w:ascii="Consolas" w:hAnsi="Consolas" w:cs="Consolas" w:eastAsia="Consolas"/>
-          <w:b w:val="0"/>
-          <w:sz w:val="18"/>
-        </w:rPr>
-        <w:t>ABERTO</w:t>
-      </w:r>
-      <w:r>
-        <w:rPr>
-          <w:rFonts w:ascii="72" w:hAnsi="72" w:cs="72" w:eastAsia="72"/>
-          <w:b w:val="0"/>
-          <w:sz w:val="20"/>
-        </w:rPr>
-        <w:t xml:space="preserve">; quando aprovado, vai para </w:t>
-      </w:r>
-      <w:r>
-        <w:rPr>
-          <w:rFonts w:ascii="Consolas" w:hAnsi="Consolas" w:cs="Consolas" w:eastAsia="Consolas"/>
-          <w:b w:val="0"/>
-          <w:sz w:val="18"/>
-        </w:rPr>
-        <w:t>AGUARDANDO_APROVACAO</w:t>
+        <w:t>9999 9999 9999 9999</w:t>
       </w:r>
       <w:r>
         <w:rPr>
@@ -24564,7 +26666,55 @@
           <w:b w:val="0"/>
           <w:sz w:val="20"/>
         </w:rPr>
-        <w:t>Dado qualquer tentativa, então só o resultado seguro da última é gravado e nada sensível aparece.</w:t>
+        <w:t xml:space="preserve">Dado um pedido </w:t>
+      </w:r>
+      <w:r>
+        <w:rPr>
+          <w:rFonts w:ascii="Consolas" w:hAnsi="Consolas" w:cs="Consolas" w:eastAsia="Consolas"/>
+          <w:b w:val="0"/>
+          <w:sz w:val="18"/>
+        </w:rPr>
+        <w:t>ABERTO</w:t>
+      </w:r>
+      <w:r>
+        <w:rPr>
+          <w:rFonts w:ascii="72" w:hAnsi="72" w:cs="72" w:eastAsia="72"/>
+          <w:b w:val="0"/>
+          <w:sz w:val="20"/>
+        </w:rPr>
+        <w:t xml:space="preserve">, quando o pagamento for recusado (CVV 000), então continua </w:t>
+      </w:r>
+      <w:r>
+        <w:rPr>
+          <w:rFonts w:ascii="Consolas" w:hAnsi="Consolas" w:cs="Consolas" w:eastAsia="Consolas"/>
+          <w:b w:val="0"/>
+          <w:sz w:val="18"/>
+        </w:rPr>
+        <w:t>ABERTO</w:t>
+      </w:r>
+      <w:r>
+        <w:rPr>
+          <w:rFonts w:ascii="72" w:hAnsi="72" w:cs="72" w:eastAsia="72"/>
+          <w:b w:val="0"/>
+          <w:sz w:val="20"/>
+        </w:rPr>
+        <w:t xml:space="preserve">; quando aprovado, vai para </w:t>
+      </w:r>
+      <w:r>
+        <w:rPr>
+          <w:rFonts w:ascii="Consolas" w:hAnsi="Consolas" w:cs="Consolas" w:eastAsia="Consolas"/>
+          <w:b w:val="0"/>
+          <w:sz w:val="18"/>
+        </w:rPr>
+        <w:t>AGUARDANDO_APROVACAO</w:t>
+      </w:r>
+      <w:r>
+        <w:rPr>
+          <w:rFonts w:ascii="72" w:hAnsi="72" w:cs="72" w:eastAsia="72"/>
+          <w:b w:val="0"/>
+          <w:sz w:val="20"/>
+        </w:rPr>
+        <w:t>.</w:t>
       </w:r>
     </w:p>
     <w:p>
@@ -24577,7 +26727,7 @@
           <w:b w:val="0"/>
           <w:sz w:val="20"/>
         </w:rPr>
-        <w:t>Dado um cartão expirado, então a resposta é erro de dados, não recusa.</w:t>
+        <w:t>Dado qualquer tentativa, então só o resultado seguro da última é gravado e nada sensível aparece.</w:t>
       </w:r>
     </w:p>
     <w:p>
@@ -24590,23 +26740,7 @@
           <w:b w:val="0"/>
           <w:sz w:val="20"/>
         </w:rPr>
-        <w:t xml:space="preserve">Dado um pedido sem pagamento aprovado, quando aprovado, então é bloqueado; com pagamento aprovado, o estoque é baixado, os snapshots gerados e o pedido </w:t>
-      </w:r>
-      <w:r>
-        <w:rPr>
-          <w:rFonts w:ascii="Consolas" w:hAnsi="Consolas" w:cs="Consolas" w:eastAsia="Consolas"/>
-          <w:b w:val="0"/>
-          <w:sz w:val="18"/>
-        </w:rPr>
-        <w:t>FINALIZADO</w:t>
-      </w:r>
-      <w:r>
-        <w:rPr>
-          <w:rFonts w:ascii="72" w:hAnsi="72" w:cs="72" w:eastAsia="72"/>
-          <w:b w:val="0"/>
-          <w:sz w:val="20"/>
-        </w:rPr>
-        <w:t>.</w:t>
+        <w:t>Dado um cartão expirado, então a resposta é erro de dados, não recusa.</w:t>
       </w:r>
     </w:p>
     <w:p>
@@ -24619,7 +26753,7 @@
           <w:b w:val="0"/>
           <w:sz w:val="20"/>
         </w:rPr>
-        <w:t xml:space="preserve">Dado um pedido sem pagamento aprovado, quando cancelado com motivo, então a reserva é liberada, os snapshots gerados e o pedido </w:t>
+        <w:t xml:space="preserve">Dado um pedido sem pagamento aprovado, quando aprovado, então é bloqueado; com pagamento aprovado, o estoque é baixado, os snapshots gerados e o pedido </w:t>
       </w:r>
       <w:r>
         <w:rPr>
@@ -24627,15 +26761,15 @@
           <w:b w:val="0"/>
           <w:sz w:val="18"/>
         </w:rPr>
-        <w:t>CANCELADO</w:t>
-      </w:r>
-      <w:r>
-        <w:rPr>
-          <w:rFonts w:ascii="72" w:hAnsi="72" w:cs="72" w:eastAsia="72"/>
-          <w:b w:val="0"/>
-          <w:sz w:val="20"/>
-        </w:rPr>
-        <w:t>; sem motivo, é bloqueado.</w:t>
+        <w:t>FINALIZADO</w:t>
+      </w:r>
+      <w:r>
+        <w:rPr>
+          <w:rFonts w:ascii="72" w:hAnsi="72" w:cs="72" w:eastAsia="72"/>
+          <w:b w:val="0"/>
+          <w:sz w:val="20"/>
+        </w:rPr>
+        <w:t>.</w:t>
       </w:r>
     </w:p>
     <w:p>
@@ -24648,7 +26782,7 @@
           <w:b w:val="0"/>
           <w:sz w:val="20"/>
         </w:rPr>
-        <w:t xml:space="preserve">Dado um pedido pago, quando cancelado, então vai para </w:t>
+        <w:t xml:space="preserve">Dado um pedido sem pagamento aprovado, quando cancelado com motivo, então a reserva é liberada, os snapshots gerados e o pedido </w:t>
       </w:r>
       <w:r>
         <w:rPr>
@@ -24656,31 +26790,15 @@
           <w:b w:val="0"/>
           <w:sz w:val="18"/>
         </w:rPr>
-        <w:t>PROCESSANDO_REEMBOLSO</w:t>
-      </w:r>
-      <w:r>
-        <w:rPr>
-          <w:rFonts w:ascii="72" w:hAnsi="72" w:cs="72" w:eastAsia="72"/>
-          <w:b w:val="0"/>
-          <w:sz w:val="20"/>
-        </w:rPr>
-        <w:t xml:space="preserve">, mantém a reserva e cria o reembolso </w:t>
-      </w:r>
-      <w:r>
-        <w:rPr>
-          <w:rFonts w:ascii="Consolas" w:hAnsi="Consolas" w:cs="Consolas" w:eastAsia="Consolas"/>
-          <w:b w:val="0"/>
-          <w:sz w:val="18"/>
-        </w:rPr>
-        <w:t>PENDENTE</w:t>
-      </w:r>
-      <w:r>
-        <w:rPr>
-          <w:rFonts w:ascii="72" w:hAnsi="72" w:cs="72" w:eastAsia="72"/>
-          <w:b w:val="0"/>
-          <w:sz w:val="20"/>
-        </w:rPr>
-        <w:t>.</w:t>
+        <w:t>CANCELADO</w:t>
+      </w:r>
+      <w:r>
+        <w:rPr>
+          <w:rFonts w:ascii="72" w:hAnsi="72" w:cs="72" w:eastAsia="72"/>
+          <w:b w:val="0"/>
+          <w:sz w:val="20"/>
+        </w:rPr>
+        <w:t>; sem motivo, é bloqueado.</w:t>
       </w:r>
     </w:p>
     <w:p>
@@ -24693,6 +26811,51 @@
           <w:b w:val="0"/>
           <w:sz w:val="20"/>
         </w:rPr>
+        <w:t xml:space="preserve">Dado um pedido pago, quando cancelado, então vai para </w:t>
+      </w:r>
+      <w:r>
+        <w:rPr>
+          <w:rFonts w:ascii="Consolas" w:hAnsi="Consolas" w:cs="Consolas" w:eastAsia="Consolas"/>
+          <w:b w:val="0"/>
+          <w:sz w:val="18"/>
+        </w:rPr>
+        <w:t>PROCESSANDO_REEMBOLSO</w:t>
+      </w:r>
+      <w:r>
+        <w:rPr>
+          <w:rFonts w:ascii="72" w:hAnsi="72" w:cs="72" w:eastAsia="72"/>
+          <w:b w:val="0"/>
+          <w:sz w:val="20"/>
+        </w:rPr>
+        <w:t xml:space="preserve">, mantém a reserva e cria o reembolso </w:t>
+      </w:r>
+      <w:r>
+        <w:rPr>
+          <w:rFonts w:ascii="Consolas" w:hAnsi="Consolas" w:cs="Consolas" w:eastAsia="Consolas"/>
+          <w:b w:val="0"/>
+          <w:sz w:val="18"/>
+        </w:rPr>
+        <w:t>PENDENTE</w:t>
+      </w:r>
+      <w:r>
+        <w:rPr>
+          <w:rFonts w:ascii="72" w:hAnsi="72" w:cs="72" w:eastAsia="72"/>
+          <w:b w:val="0"/>
+          <w:sz w:val="20"/>
+        </w:rPr>
+        <w:t>.</w:t>
+      </w:r>
+    </w:p>
+    <w:p>
+      <w:pPr>
+        <w:pStyle w:val="Commarcadores"/>
+      </w:pPr>
+      <w:r>
+        <w:rPr>
+          <w:rFonts w:ascii="72" w:hAnsi="72" w:cs="72" w:eastAsia="72"/>
+          <w:b w:val="0"/>
+          <w:sz w:val="20"/>
+        </w:rPr>
         <w:t>Dado um pedido em edição ou um rascunho, quando uma ação for executada, então é bloqueada.</w:t>
       </w:r>
     </w:p>
@@ -24887,7 +27050,7 @@
           <w:b w:val="0"/>
           <w:sz w:val="20"/>
         </w:rPr>
-        <w:t>Dado um pedido importado com a referência P001 para um cliente, quando a mesma planilha é importada de novo, então é recusada (o pedido P001 do cliente ... já foi importado) e nada é gravado; outro cliente pode usar P001, e o cancelamento do pedido libera a referência.</w:t>
+        <w:t>Dado um pedido importado com a referência P001 para um cliente, quando a mesma planilha é importada de novo, então é recusada (</w:t>
       </w:r>
       <w:r>
         <w:rPr>
@@ -24895,13 +27058,15 @@
           <w:b w:val="0"/>
           <w:sz w:val="18"/>
         </w:rPr>
-      </w:r>
-      <w:r>
-        <w:rPr>
-          <w:rFonts w:ascii="72" w:hAnsi="72" w:cs="72" w:eastAsia="72"/>
-          <w:b w:val="0"/>
-          <w:sz w:val="20"/>
-        </w:rPr>
+        <w:t>o pedido P001 do cliente ... já foi importado</w:t>
+      </w:r>
+      <w:r>
+        <w:rPr>
+          <w:rFonts w:ascii="72" w:hAnsi="72" w:cs="72" w:eastAsia="72"/>
+          <w:b w:val="0"/>
+          <w:sz w:val="20"/>
+        </w:rPr>
+        <w:t>) e nada é gravado; outro cliente pode usar P001, e o cancelamento do pedido libera a referência.</w:t>
       </w:r>
     </w:p>
     <w:p>
@@ -24931,6 +27096,19 @@
           <w:sz w:val="20"/>
         </w:rPr>
         <w:t xml:space="preserve"> respondem nos quatro domínios, e a contagem de pedidos da análise fecha com o total de pedidos do serviço transacional.</w:t>
+      </w:r>
+    </w:p>
+    <w:p>
+      <w:pPr>
+        <w:pStyle w:val="Commarcadores"/>
+      </w:pPr>
+      <w:r>
+        <w:rPr>
+          <w:rFonts w:ascii="72" w:hAnsi="72" w:cs="72" w:eastAsia="72"/>
+          <w:b w:val="0"/>
+          <w:sz w:val="20"/>
+        </w:rPr>
+        <w:t>Cada app de análise mostra só o seu domínio (indicadores e 5 gráficos), abre o detalhe de cada análise e navega para a app de gestão do domínio.</w:t>
       </w:r>
     </w:p>
     <w:p>
@@ -26056,7 +28234,23 @@
                 <w:b w:val="0"/>
                 <w:sz w:val="18"/>
               </w:rPr>
-              <w:t>Modelo CDS, apps, dados, i18n</w:t>
+              <w:t xml:space="preserve">Modelo CDS, apps (inclusive </w:t>
+            </w:r>
+            <w:r>
+              <w:rPr>
+                <w:rFonts w:ascii="Consolas" w:hAnsi="Consolas" w:cs="Consolas" w:eastAsia="Consolas"/>
+                <w:b w:val="0"/>
+                <w:sz w:val="16"/>
+              </w:rPr>
+              <w:t>webapp/ext</w:t>
+            </w:r>
+            <w:r>
+              <w:rPr>
+                <w:rFonts w:ascii="72" w:hAnsi="72" w:cs="72" w:eastAsia="72"/>
+                <w:b w:val="0"/>
+                <w:sz w:val="18"/>
+              </w:rPr>
+              <w:t xml:space="preserve"> e testes QUnit), dados, i18n</w:t>
             </w:r>
           </w:p>
         </w:tc>
@@ -26545,7 +28739,7 @@
           <w:b w:val="0"/>
           <w:sz w:val="20"/>
         </w:rPr>
-        <w:t>68 testes por versão (node:test + @cap-js/cds-test), com um servidor ViaCEP falso local (sem rede externa) e um gerador de .xlsx mínimo. São permanentes, como a suíte ABAP Unit do RAP.</w:t>
+        <w:t>68 testes por versão (</w:t>
       </w:r>
       <w:r>
         <w:rPr>
@@ -26553,13 +28747,15 @@
           <w:b w:val="0"/>
           <w:sz w:val="18"/>
         </w:rPr>
-      </w:r>
-      <w:r>
-        <w:rPr>
-          <w:rFonts w:ascii="72" w:hAnsi="72" w:cs="72" w:eastAsia="72"/>
-          <w:b w:val="0"/>
-          <w:sz w:val="20"/>
-        </w:rPr>
+        <w:t>node:test</w:t>
+      </w:r>
+      <w:r>
+        <w:rPr>
+          <w:rFonts w:ascii="72" w:hAnsi="72" w:cs="72" w:eastAsia="72"/>
+          <w:b w:val="0"/>
+          <w:sz w:val="20"/>
+        </w:rPr>
+        <w:t xml:space="preserve"> + </w:t>
       </w:r>
       <w:r>
         <w:rPr>
@@ -26567,13 +28763,15 @@
           <w:b w:val="0"/>
           <w:sz w:val="18"/>
         </w:rPr>
-      </w:r>
-      <w:r>
-        <w:rPr>
-          <w:rFonts w:ascii="72" w:hAnsi="72" w:cs="72" w:eastAsia="72"/>
-          <w:b w:val="0"/>
-          <w:sz w:val="20"/>
-        </w:rPr>
+        <w:t>@cap-js/cds-test</w:t>
+      </w:r>
+      <w:r>
+        <w:rPr>
+          <w:rFonts w:ascii="72" w:hAnsi="72" w:cs="72" w:eastAsia="72"/>
+          <w:b w:val="0"/>
+          <w:sz w:val="20"/>
+        </w:rPr>
+        <w:t xml:space="preserve">), com um servidor ViaCEP falso local (sem rede externa) e um gerador de </w:t>
       </w:r>
       <w:r>
         <w:rPr>
@@ -26581,13 +28779,15 @@
           <w:b w:val="0"/>
           <w:sz w:val="18"/>
         </w:rPr>
-      </w:r>
-      <w:r>
-        <w:rPr>
-          <w:rFonts w:ascii="72" w:hAnsi="72" w:cs="72" w:eastAsia="72"/>
-          <w:b w:val="0"/>
-          <w:sz w:val="20"/>
-        </w:rPr>
+        <w:t>.xlsx</w:t>
+      </w:r>
+      <w:r>
+        <w:rPr>
+          <w:rFonts w:ascii="72" w:hAnsi="72" w:cs="72" w:eastAsia="72"/>
+          <w:b w:val="0"/>
+          <w:sz w:val="20"/>
+        </w:rPr>
+        <w:t xml:space="preserve"> mínimo. São permanentes, como a suíte ABAP Unit do RAP.</w:t>
       </w:r>
     </w:p>
     <w:tbl>
@@ -27016,14 +29216,15 @@
                 <w:b w:val="0"/>
                 <w:sz w:val="18"/>
               </w:rPr>
-              <w:t>Clientes, estoque e pedidos (tudo ou nada), reimportação de pedidos recusada e modelos de docs/</w:t>
-            </w:r>
-            <w:r>
-              <w:rPr>
-                <w:rFonts w:ascii="Consolas" w:hAnsi="Consolas" w:cs="Consolas" w:eastAsia="Consolas"/>
-                <w:b w:val="0"/>
-                <w:sz w:val="16"/>
-              </w:rPr>
+              <w:t xml:space="preserve">Clientes, estoque e pedidos (tudo ou nada), reimportação de pedidos recusada e modelos de </w:t>
+            </w:r>
+            <w:r>
+              <w:rPr>
+                <w:rFonts w:ascii="Consolas" w:hAnsi="Consolas" w:cs="Consolas" w:eastAsia="Consolas"/>
+                <w:b w:val="0"/>
+                <w:sz w:val="16"/>
+              </w:rPr>
+              <w:t>docs/</w:t>
             </w:r>
           </w:p>
         </w:tc>
@@ -27116,6 +29317,113 @@
       </w:tr>
     </w:tbl>
     <w:p/>
+    <w:p>
+      <w:pPr/>
+      <w:r>
+        <w:rPr>
+          <w:rFonts w:ascii="72" w:hAnsi="72" w:cs="72" w:eastAsia="72"/>
+          <w:b w:val="0"/>
+          <w:sz w:val="20"/>
+        </w:rPr>
+        <w:t xml:space="preserve">As apps de análise têm testes </w:t>
+      </w:r>
+      <w:r>
+        <w:rPr>
+          <w:rFonts w:ascii="72" w:hAnsi="72" w:cs="72" w:eastAsia="72"/>
+          <w:b/>
+          <w:sz w:val="20"/>
+        </w:rPr>
+        <w:t>QUnit</w:t>
+      </w:r>
+      <w:r>
+        <w:rPr>
+          <w:rFonts w:ascii="72" w:hAnsi="72" w:cs="72" w:eastAsia="72"/>
+          <w:b w:val="0"/>
+          <w:sz w:val="20"/>
+        </w:rPr>
+        <w:t xml:space="preserve"> (</w:t>
+      </w:r>
+      <w:r>
+        <w:rPr>
+          <w:rFonts w:ascii="Consolas" w:hAnsi="Consolas" w:cs="Consolas" w:eastAsia="Consolas"/>
+          <w:b w:val="0"/>
+          <w:sz w:val="18"/>
+        </w:rPr>
+        <w:t>app/analise-*/webapp/test/unit</w:t>
+      </w:r>
+      <w:r>
+        <w:rPr>
+          <w:rFonts w:ascii="72" w:hAnsi="72" w:cs="72" w:eastAsia="72"/>
+          <w:b w:val="0"/>
+          <w:sz w:val="20"/>
+        </w:rPr>
+        <w:t>) do catálogo de cenários (</w:t>
+      </w:r>
+      <w:r>
+        <w:rPr>
+          <w:rFonts w:ascii="Consolas" w:hAnsi="Consolas" w:cs="Consolas" w:eastAsia="Consolas"/>
+          <w:b w:val="0"/>
+          <w:sz w:val="18"/>
+        </w:rPr>
+        <w:t>Scenarios</w:t>
+      </w:r>
+      <w:r>
+        <w:rPr>
+          <w:rFonts w:ascii="72" w:hAnsi="72" w:cs="72" w:eastAsia="72"/>
+          <w:b w:val="0"/>
+          <w:sz w:val="20"/>
+        </w:rPr>
+        <w:t>) e da montagem das consultas (</w:t>
+      </w:r>
+      <w:r>
+        <w:rPr>
+          <w:rFonts w:ascii="Consolas" w:hAnsi="Consolas" w:cs="Consolas" w:eastAsia="Consolas"/>
+          <w:b w:val="0"/>
+          <w:sz w:val="18"/>
+        </w:rPr>
+        <w:t>AnalyticsQuery</w:t>
+      </w:r>
+      <w:r>
+        <w:rPr>
+          <w:rFonts w:ascii="72" w:hAnsi="72" w:cs="72" w:eastAsia="72"/>
+          <w:b w:val="0"/>
+          <w:sz w:val="20"/>
+        </w:rPr>
+        <w:t xml:space="preserve">), abertos no navegador com o servidor em execução: </w:t>
+      </w:r>
+      <w:r>
+        <w:rPr>
+          <w:rFonts w:ascii="Consolas" w:hAnsi="Consolas" w:cs="Consolas" w:eastAsia="Consolas"/>
+          <w:b w:val="0"/>
+          <w:sz w:val="18"/>
+        </w:rPr>
+        <w:t>/&lt;app&gt;/test/testsuite.qunit.html</w:t>
+      </w:r>
+      <w:r>
+        <w:rPr>
+          <w:rFonts w:ascii="72" w:hAnsi="72" w:cs="72" w:eastAsia="72"/>
+          <w:b w:val="0"/>
+          <w:sz w:val="20"/>
+        </w:rPr>
+        <w:t xml:space="preserve"> (ex.: </w:t>
+      </w:r>
+      <w:r>
+        <w:rPr>
+          <w:rFonts w:ascii="Consolas" w:hAnsi="Consolas" w:cs="Consolas" w:eastAsia="Consolas"/>
+          <w:b w:val="0"/>
+          <w:sz w:val="18"/>
+        </w:rPr>
+        <w:t>/analisepedidos/test/testsuite.qunit.html</w:t>
+      </w:r>
+      <w:r>
+        <w:rPr>
+          <w:rFonts w:ascii="72" w:hAnsi="72" w:cs="72" w:eastAsia="72"/>
+          <w:b w:val="0"/>
+          <w:sz w:val="20"/>
+        </w:rPr>
+        <w:t>).</w:t>
+      </w:r>
+    </w:p>
     <w:p>
       <w:pPr>
         <w:pStyle w:val="Ttulo1"/>
@@ -27260,7 +29568,7 @@
           <w:rFonts w:ascii="Consolas" w:hAnsi="Consolas" w:cs="Consolas" w:eastAsia="Consolas"/>
           <w:sz w:val="16"/>
         </w:rPr>
-        <w:t>│   ├── pedidos-compras/              Fiori Elements (+ importação)</w:t>
+        <w:t>│   ├── pedidos-compras/              Fiori Elements (+ importação e webapp/ext/EfetuarPagamento.js)</w:t>
         <w:br/>
       </w:r>
       <w:r>
@@ -27276,7 +29584,31 @@
           <w:rFonts w:ascii="Consolas" w:hAnsi="Consolas" w:cs="Consolas" w:eastAsia="Consolas"/>
           <w:sz w:val="16"/>
         </w:rPr>
-        <w:t>│   ├── analise-compras/              SAPUI5 freestyle (20 análises)</w:t>
+        <w:t>│   ├── analise-pedidos/              SAPUI5 freestyle: Análise de Pedidos de Compras</w:t>
+        <w:br/>
+      </w:r>
+      <w:r>
+        <w:rPr>
+          <w:rFonts w:ascii="Consolas" w:hAnsi="Consolas" w:cs="Consolas" w:eastAsia="Consolas"/>
+          <w:sz w:val="16"/>
+        </w:rPr>
+        <w:t>│   ├── analise-clientes/             SAPUI5 freestyle: Análise de Clientes</w:t>
+        <w:br/>
+      </w:r>
+      <w:r>
+        <w:rPr>
+          <w:rFonts w:ascii="Consolas" w:hAnsi="Consolas" w:cs="Consolas" w:eastAsia="Consolas"/>
+          <w:sz w:val="16"/>
+        </w:rPr>
+        <w:t>│   ├── analise-estoque/              SAPUI5 freestyle: Análise de Itens do Estoque</w:t>
+        <w:br/>
+      </w:r>
+      <w:r>
+        <w:rPr>
+          <w:rFonts w:ascii="Consolas" w:hAnsi="Consolas" w:cs="Consolas" w:eastAsia="Consolas"/>
+          <w:sz w:val="16"/>
+        </w:rPr>
+        <w:t>│   ├── analise-reembolsos/           SAPUI5 freestyle: Análise de Pedidos de Reembolsos</w:t>
         <w:br/>
       </w:r>
       <w:r>
@@ -29422,7 +31754,7 @@
                 <w:b w:val="0"/>
                 <w:sz w:val="18"/>
               </w:rPr>
-              <w:t>5 apps independentes + launchpad com navegação entre elas</w:t>
+              <w:t>8 apps independentes (4 de gestão, 4 de análise) + launchpad com navegação entre elas</w:t>
             </w:r>
           </w:p>
         </w:tc>
@@ -29712,6 +32044,7 @@
         </w:tc>
       </w:tr>
     </w:tbl>
+    <w:p/>
     <w:p>
       <w:pPr>
         <w:pStyle w:val="Ttulo2"/>
@@ -29816,138 +32149,26 @@
           <w:p>
             <w:r>
               <w:rPr>
-                <w:rFonts w:ascii="Consolas" w:hAnsi="Consolas" w:cs="Consolas" w:eastAsia="Consolas"/>
-                <w:b w:val="0"/>
-                <w:sz w:val="16"/>
+                <w:rFonts w:ascii="72" w:hAnsi="72" w:cs="72" w:eastAsia="72"/>
+                <w:b w:val="0"/>
+                <w:sz w:val="18"/>
               </w:rPr>
               <w:t>Dados do cliente e pagamento apareciam editáveis</w:t>
             </w:r>
-            <w:r>
-              <w:rPr>
-                <w:rFonts w:ascii="72" w:hAnsi="72" w:cs="72" w:eastAsia="72"/>
-                <w:b w:val="0"/>
-                <w:sz w:val="18"/>
-              </w:rPr>
-            </w:r>
-            <w:r>
-              <w:rPr>
-                <w:rFonts w:ascii="Consolas" w:hAnsi="Consolas" w:cs="Consolas" w:eastAsia="Consolas"/>
-                <w:b w:val="0"/>
-                <w:sz w:val="16"/>
-              </w:rPr>
-            </w:r>
-            <w:r>
-              <w:rPr>
-                <w:rFonts w:ascii="72" w:hAnsi="72" w:cs="72" w:eastAsia="72"/>
-                <w:b w:val="0"/>
-                <w:sz w:val="18"/>
-              </w:rPr>
-            </w:r>
-            <w:r>
-              <w:rPr>
-                <w:rFonts w:ascii="Consolas" w:hAnsi="Consolas" w:cs="Consolas" w:eastAsia="Consolas"/>
-                <w:b w:val="0"/>
-                <w:sz w:val="16"/>
-              </w:rPr>
-            </w:r>
-            <w:r>
-              <w:rPr>
-                <w:rFonts w:ascii="72" w:hAnsi="72" w:cs="72" w:eastAsia="72"/>
-                <w:b w:val="0"/>
-                <w:sz w:val="18"/>
-              </w:rPr>
-            </w:r>
-            <w:r>
-              <w:rPr>
-                <w:rFonts w:ascii="Consolas" w:hAnsi="Consolas" w:cs="Consolas" w:eastAsia="Consolas"/>
-                <w:b w:val="0"/>
-                <w:sz w:val="16"/>
-              </w:rPr>
-            </w:r>
-            <w:r>
-              <w:rPr>
-                <w:rFonts w:ascii="72" w:hAnsi="72" w:cs="72" w:eastAsia="72"/>
-                <w:b w:val="0"/>
-                <w:sz w:val="18"/>
-              </w:rPr>
-            </w:r>
-            <w:r>
-              <w:rPr>
-                <w:rFonts w:ascii="Consolas" w:hAnsi="Consolas" w:cs="Consolas" w:eastAsia="Consolas"/>
-                <w:b w:val="0"/>
-                <w:sz w:val="16"/>
-              </w:rPr>
-            </w:r>
-          </w:p>
-        </w:tc>
-        <w:tc>
-          <w:tcPr>
-            <w:tcW w:type="dxa" w:w="3360"/>
-          </w:tcPr>
-          <w:p>
-            <w:r>
-              <w:rPr>
-                <w:rFonts w:ascii="Consolas" w:hAnsi="Consolas" w:cs="Consolas" w:eastAsia="Consolas"/>
-                <w:b w:val="0"/>
-                <w:sz w:val="16"/>
+          </w:p>
+        </w:tc>
+        <w:tc>
+          <w:tcPr>
+            <w:tcW w:type="dxa" w:w="3360"/>
+          </w:tcPr>
+          <w:p>
+            <w:r>
+              <w:rPr>
+                <w:rFonts w:ascii="72" w:hAnsi="72" w:cs="72" w:eastAsia="72"/>
+                <w:b w:val="0"/>
+                <w:sz w:val="18"/>
               </w:rPr>
               <w:t>Só o Cliente (na criação) e os itens são informados; dados do cliente vêm da associação; pagamento e snapshots somente leitura; observação somente leitura na tela</w:t>
-            </w:r>
-            <w:r>
-              <w:rPr>
-                <w:rFonts w:ascii="72" w:hAnsi="72" w:cs="72" w:eastAsia="72"/>
-                <w:b w:val="0"/>
-                <w:sz w:val="18"/>
-              </w:rPr>
-            </w:r>
-            <w:r>
-              <w:rPr>
-                <w:rFonts w:ascii="Consolas" w:hAnsi="Consolas" w:cs="Consolas" w:eastAsia="Consolas"/>
-                <w:b w:val="0"/>
-                <w:sz w:val="16"/>
-              </w:rPr>
-            </w:r>
-            <w:r>
-              <w:rPr>
-                <w:rFonts w:ascii="72" w:hAnsi="72" w:cs="72" w:eastAsia="72"/>
-                <w:b w:val="0"/>
-                <w:sz w:val="18"/>
-              </w:rPr>
-            </w:r>
-            <w:r>
-              <w:rPr>
-                <w:rFonts w:ascii="Consolas" w:hAnsi="Consolas" w:cs="Consolas" w:eastAsia="Consolas"/>
-                <w:b w:val="0"/>
-                <w:sz w:val="16"/>
-              </w:rPr>
-            </w:r>
-            <w:r>
-              <w:rPr>
-                <w:rFonts w:ascii="72" w:hAnsi="72" w:cs="72" w:eastAsia="72"/>
-                <w:b w:val="0"/>
-                <w:sz w:val="18"/>
-              </w:rPr>
-            </w:r>
-            <w:r>
-              <w:rPr>
-                <w:rFonts w:ascii="Consolas" w:hAnsi="Consolas" w:cs="Consolas" w:eastAsia="Consolas"/>
-                <w:b w:val="0"/>
-                <w:sz w:val="16"/>
-              </w:rPr>
-            </w:r>
-            <w:r>
-              <w:rPr>
-                <w:rFonts w:ascii="72" w:hAnsi="72" w:cs="72" w:eastAsia="72"/>
-                <w:b w:val="0"/>
-                <w:sz w:val="18"/>
-              </w:rPr>
-            </w:r>
-            <w:r>
-              <w:rPr>
-                <w:rFonts w:ascii="Consolas" w:hAnsi="Consolas" w:cs="Consolas" w:eastAsia="Consolas"/>
-                <w:b w:val="0"/>
-                <w:sz w:val="16"/>
-              </w:rPr>
             </w:r>
           </w:p>
         </w:tc>
@@ -29975,138 +32196,26 @@
           <w:p>
             <w:r>
               <w:rPr>
-                <w:rFonts w:ascii="Consolas" w:hAnsi="Consolas" w:cs="Consolas" w:eastAsia="Consolas"/>
-                <w:b w:val="0"/>
-                <w:sz w:val="16"/>
+                <w:rFonts w:ascii="72" w:hAnsi="72" w:cs="72" w:eastAsia="72"/>
+                <w:b w:val="0"/>
+                <w:sz w:val="18"/>
               </w:rPr>
               <w:t>Cliente e item do pedido</w:t>
             </w:r>
-            <w:r>
-              <w:rPr>
-                <w:rFonts w:ascii="72" w:hAnsi="72" w:cs="72" w:eastAsia="72"/>
-                <w:b w:val="0"/>
-                <w:sz w:val="18"/>
-              </w:rPr>
-            </w:r>
-            <w:r>
-              <w:rPr>
-                <w:rFonts w:ascii="Consolas" w:hAnsi="Consolas" w:cs="Consolas" w:eastAsia="Consolas"/>
-                <w:b w:val="0"/>
-                <w:sz w:val="16"/>
-              </w:rPr>
-            </w:r>
-            <w:r>
-              <w:rPr>
-                <w:rFonts w:ascii="72" w:hAnsi="72" w:cs="72" w:eastAsia="72"/>
-                <w:b w:val="0"/>
-                <w:sz w:val="18"/>
-              </w:rPr>
-            </w:r>
-            <w:r>
-              <w:rPr>
-                <w:rFonts w:ascii="Consolas" w:hAnsi="Consolas" w:cs="Consolas" w:eastAsia="Consolas"/>
-                <w:b w:val="0"/>
-                <w:sz w:val="16"/>
-              </w:rPr>
-            </w:r>
-            <w:r>
-              <w:rPr>
-                <w:rFonts w:ascii="72" w:hAnsi="72" w:cs="72" w:eastAsia="72"/>
-                <w:b w:val="0"/>
-                <w:sz w:val="18"/>
-              </w:rPr>
-            </w:r>
-            <w:r>
-              <w:rPr>
-                <w:rFonts w:ascii="Consolas" w:hAnsi="Consolas" w:cs="Consolas" w:eastAsia="Consolas"/>
-                <w:b w:val="0"/>
-                <w:sz w:val="16"/>
-              </w:rPr>
-            </w:r>
-            <w:r>
-              <w:rPr>
-                <w:rFonts w:ascii="72" w:hAnsi="72" w:cs="72" w:eastAsia="72"/>
-                <w:b w:val="0"/>
-                <w:sz w:val="18"/>
-              </w:rPr>
-            </w:r>
-            <w:r>
-              <w:rPr>
-                <w:rFonts w:ascii="Consolas" w:hAnsi="Consolas" w:cs="Consolas" w:eastAsia="Consolas"/>
-                <w:b w:val="0"/>
-                <w:sz w:val="16"/>
-              </w:rPr>
-            </w:r>
-          </w:p>
-        </w:tc>
-        <w:tc>
-          <w:tcPr>
-            <w:tcW w:type="dxa" w:w="3360"/>
-          </w:tcPr>
-          <w:p>
-            <w:r>
-              <w:rPr>
-                <w:rFonts w:ascii="Consolas" w:hAnsi="Consolas" w:cs="Consolas" w:eastAsia="Consolas"/>
-                <w:b w:val="0"/>
-                <w:sz w:val="16"/>
+          </w:p>
+        </w:tc>
+        <w:tc>
+          <w:tcPr>
+            <w:tcW w:type="dxa" w:w="3360"/>
+          </w:tcPr>
+          <w:p>
+            <w:r>
+              <w:rPr>
+                <w:rFonts w:ascii="72" w:hAnsi="72" w:cs="72" w:eastAsia="72"/>
+                <w:b w:val="0"/>
+                <w:sz w:val="18"/>
               </w:rPr>
               <w:t>Pedido → Cliente (Cliente, CPF) e Item (Item, SKU); Reembolso → Pedido e Cliente (Cliente, CPF), abrindo direto o registro (seção 15.4)</w:t>
-            </w:r>
-            <w:r>
-              <w:rPr>
-                <w:rFonts w:ascii="72" w:hAnsi="72" w:cs="72" w:eastAsia="72"/>
-                <w:b w:val="0"/>
-                <w:sz w:val="18"/>
-              </w:rPr>
-            </w:r>
-            <w:r>
-              <w:rPr>
-                <w:rFonts w:ascii="Consolas" w:hAnsi="Consolas" w:cs="Consolas" w:eastAsia="Consolas"/>
-                <w:b w:val="0"/>
-                <w:sz w:val="16"/>
-              </w:rPr>
-            </w:r>
-            <w:r>
-              <w:rPr>
-                <w:rFonts w:ascii="72" w:hAnsi="72" w:cs="72" w:eastAsia="72"/>
-                <w:b w:val="0"/>
-                <w:sz w:val="18"/>
-              </w:rPr>
-            </w:r>
-            <w:r>
-              <w:rPr>
-                <w:rFonts w:ascii="Consolas" w:hAnsi="Consolas" w:cs="Consolas" w:eastAsia="Consolas"/>
-                <w:b w:val="0"/>
-                <w:sz w:val="16"/>
-              </w:rPr>
-            </w:r>
-            <w:r>
-              <w:rPr>
-                <w:rFonts w:ascii="72" w:hAnsi="72" w:cs="72" w:eastAsia="72"/>
-                <w:b w:val="0"/>
-                <w:sz w:val="18"/>
-              </w:rPr>
-            </w:r>
-            <w:r>
-              <w:rPr>
-                <w:rFonts w:ascii="Consolas" w:hAnsi="Consolas" w:cs="Consolas" w:eastAsia="Consolas"/>
-                <w:b w:val="0"/>
-                <w:sz w:val="16"/>
-              </w:rPr>
-            </w:r>
-            <w:r>
-              <w:rPr>
-                <w:rFonts w:ascii="72" w:hAnsi="72" w:cs="72" w:eastAsia="72"/>
-                <w:b w:val="0"/>
-                <w:sz w:val="18"/>
-              </w:rPr>
-            </w:r>
-            <w:r>
-              <w:rPr>
-                <w:rFonts w:ascii="Consolas" w:hAnsi="Consolas" w:cs="Consolas" w:eastAsia="Consolas"/>
-                <w:b w:val="0"/>
-                <w:sz w:val="16"/>
-              </w:rPr>
             </w:r>
           </w:p>
         </w:tc>
@@ -30134,138 +32243,34 @@
           <w:p>
             <w:r>
               <w:rPr>
-                <w:rFonts w:ascii="Consolas" w:hAnsi="Consolas" w:cs="Consolas" w:eastAsia="Consolas"/>
-                <w:b w:val="0"/>
-                <w:sz w:val="16"/>
+                <w:rFonts w:ascii="72" w:hAnsi="72" w:cs="72" w:eastAsia="72"/>
+                <w:b w:val="0"/>
+                <w:sz w:val="18"/>
               </w:rPr>
               <w:t>A mesma planilha podia ser importada várias vezes</w:t>
             </w:r>
-            <w:r>
-              <w:rPr>
-                <w:rFonts w:ascii="72" w:hAnsi="72" w:cs="72" w:eastAsia="72"/>
-                <w:b w:val="0"/>
-                <w:sz w:val="18"/>
-              </w:rPr>
-            </w:r>
-            <w:r>
-              <w:rPr>
-                <w:rFonts w:ascii="Consolas" w:hAnsi="Consolas" w:cs="Consolas" w:eastAsia="Consolas"/>
-                <w:b w:val="0"/>
-                <w:sz w:val="16"/>
-              </w:rPr>
-            </w:r>
-            <w:r>
-              <w:rPr>
-                <w:rFonts w:ascii="72" w:hAnsi="72" w:cs="72" w:eastAsia="72"/>
-                <w:b w:val="0"/>
-                <w:sz w:val="18"/>
-              </w:rPr>
-            </w:r>
-            <w:r>
-              <w:rPr>
-                <w:rFonts w:ascii="Consolas" w:hAnsi="Consolas" w:cs="Consolas" w:eastAsia="Consolas"/>
-                <w:b w:val="0"/>
-                <w:sz w:val="16"/>
-              </w:rPr>
-            </w:r>
-            <w:r>
-              <w:rPr>
-                <w:rFonts w:ascii="72" w:hAnsi="72" w:cs="72" w:eastAsia="72"/>
-                <w:b w:val="0"/>
-                <w:sz w:val="18"/>
-              </w:rPr>
-            </w:r>
-            <w:r>
-              <w:rPr>
-                <w:rFonts w:ascii="Consolas" w:hAnsi="Consolas" w:cs="Consolas" w:eastAsia="Consolas"/>
-                <w:b w:val="0"/>
-                <w:sz w:val="16"/>
-              </w:rPr>
-            </w:r>
-            <w:r>
-              <w:rPr>
-                <w:rFonts w:ascii="72" w:hAnsi="72" w:cs="72" w:eastAsia="72"/>
-                <w:b w:val="0"/>
-                <w:sz w:val="18"/>
-              </w:rPr>
-            </w:r>
-            <w:r>
-              <w:rPr>
-                <w:rFonts w:ascii="Consolas" w:hAnsi="Consolas" w:cs="Consolas" w:eastAsia="Consolas"/>
-                <w:b w:val="0"/>
-                <w:sz w:val="16"/>
-              </w:rPr>
-            </w:r>
-          </w:p>
-        </w:tc>
-        <w:tc>
-          <w:tcPr>
-            <w:tcW w:type="dxa" w:w="3360"/>
-          </w:tcPr>
-          <w:p>
-            <w:r>
-              <w:rPr>
-                <w:rFonts w:ascii="Consolas" w:hAnsi="Consolas" w:cs="Consolas" w:eastAsia="Consolas"/>
-                <w:b w:val="0"/>
-                <w:sz w:val="16"/>
-              </w:rPr>
-              <w:t>referenciaImportacao (coluna Pedido) como chave de idempotência por cliente (seção 13.2)</w:t>
-            </w:r>
-            <w:r>
-              <w:rPr>
-                <w:rFonts w:ascii="72" w:hAnsi="72" w:cs="72" w:eastAsia="72"/>
-                <w:b w:val="0"/>
-                <w:sz w:val="18"/>
-              </w:rPr>
-            </w:r>
-            <w:r>
-              <w:rPr>
-                <w:rFonts w:ascii="Consolas" w:hAnsi="Consolas" w:cs="Consolas" w:eastAsia="Consolas"/>
-                <w:b w:val="0"/>
-                <w:sz w:val="16"/>
-              </w:rPr>
-            </w:r>
-            <w:r>
-              <w:rPr>
-                <w:rFonts w:ascii="72" w:hAnsi="72" w:cs="72" w:eastAsia="72"/>
-                <w:b w:val="0"/>
-                <w:sz w:val="18"/>
-              </w:rPr>
-            </w:r>
-            <w:r>
-              <w:rPr>
-                <w:rFonts w:ascii="Consolas" w:hAnsi="Consolas" w:cs="Consolas" w:eastAsia="Consolas"/>
-                <w:b w:val="0"/>
-                <w:sz w:val="16"/>
-              </w:rPr>
-            </w:r>
-            <w:r>
-              <w:rPr>
-                <w:rFonts w:ascii="72" w:hAnsi="72" w:cs="72" w:eastAsia="72"/>
-                <w:b w:val="0"/>
-                <w:sz w:val="18"/>
-              </w:rPr>
-            </w:r>
-            <w:r>
-              <w:rPr>
-                <w:rFonts w:ascii="Consolas" w:hAnsi="Consolas" w:cs="Consolas" w:eastAsia="Consolas"/>
-                <w:b w:val="0"/>
-                <w:sz w:val="16"/>
-              </w:rPr>
-            </w:r>
-            <w:r>
-              <w:rPr>
-                <w:rFonts w:ascii="72" w:hAnsi="72" w:cs="72" w:eastAsia="72"/>
-                <w:b w:val="0"/>
-                <w:sz w:val="18"/>
-              </w:rPr>
-            </w:r>
-            <w:r>
-              <w:rPr>
-                <w:rFonts w:ascii="Consolas" w:hAnsi="Consolas" w:cs="Consolas" w:eastAsia="Consolas"/>
-                <w:b w:val="0"/>
-                <w:sz w:val="16"/>
-              </w:rPr>
+          </w:p>
+        </w:tc>
+        <w:tc>
+          <w:tcPr>
+            <w:tcW w:type="dxa" w:w="3360"/>
+          </w:tcPr>
+          <w:p>
+            <w:r>
+              <w:rPr>
+                <w:rFonts w:ascii="Consolas" w:hAnsi="Consolas" w:cs="Consolas" w:eastAsia="Consolas"/>
+                <w:b w:val="0"/>
+                <w:sz w:val="16"/>
+              </w:rPr>
+              <w:t>referenciaImportacao</w:t>
+            </w:r>
+            <w:r>
+              <w:rPr>
+                <w:rFonts w:ascii="72" w:hAnsi="72" w:cs="72" w:eastAsia="72"/>
+                <w:b w:val="0"/>
+                <w:sz w:val="18"/>
+              </w:rPr>
+              <w:t xml:space="preserve"> (coluna Pedido) como chave de idempotência por cliente (seção 13.2)</w:t>
             </w:r>
           </w:p>
         </w:tc>
@@ -30293,138 +32298,394 @@
           <w:p>
             <w:r>
               <w:rPr>
-                <w:rFonts w:ascii="Consolas" w:hAnsi="Consolas" w:cs="Consolas" w:eastAsia="Consolas"/>
-                <w:b w:val="0"/>
-                <w:sz w:val="16"/>
+                <w:rFonts w:ascii="72" w:hAnsi="72" w:cs="72" w:eastAsia="72"/>
+                <w:b w:val="0"/>
+                <w:sz w:val="18"/>
               </w:rPr>
               <w:t>63 por versão</w:t>
             </w:r>
-            <w:r>
-              <w:rPr>
-                <w:rFonts w:ascii="72" w:hAnsi="72" w:cs="72" w:eastAsia="72"/>
-                <w:b w:val="0"/>
-                <w:sz w:val="18"/>
-              </w:rPr>
-            </w:r>
-            <w:r>
-              <w:rPr>
-                <w:rFonts w:ascii="Consolas" w:hAnsi="Consolas" w:cs="Consolas" w:eastAsia="Consolas"/>
-                <w:b w:val="0"/>
-                <w:sz w:val="16"/>
-              </w:rPr>
-            </w:r>
-            <w:r>
-              <w:rPr>
-                <w:rFonts w:ascii="72" w:hAnsi="72" w:cs="72" w:eastAsia="72"/>
-                <w:b w:val="0"/>
-                <w:sz w:val="18"/>
-              </w:rPr>
-            </w:r>
-            <w:r>
-              <w:rPr>
-                <w:rFonts w:ascii="Consolas" w:hAnsi="Consolas" w:cs="Consolas" w:eastAsia="Consolas"/>
-                <w:b w:val="0"/>
-                <w:sz w:val="16"/>
-              </w:rPr>
-            </w:r>
-            <w:r>
-              <w:rPr>
-                <w:rFonts w:ascii="72" w:hAnsi="72" w:cs="72" w:eastAsia="72"/>
-                <w:b w:val="0"/>
-                <w:sz w:val="18"/>
-              </w:rPr>
-            </w:r>
-            <w:r>
-              <w:rPr>
-                <w:rFonts w:ascii="Consolas" w:hAnsi="Consolas" w:cs="Consolas" w:eastAsia="Consolas"/>
-                <w:b w:val="0"/>
-                <w:sz w:val="16"/>
-              </w:rPr>
-            </w:r>
-            <w:r>
-              <w:rPr>
-                <w:rFonts w:ascii="72" w:hAnsi="72" w:cs="72" w:eastAsia="72"/>
-                <w:b w:val="0"/>
-                <w:sz w:val="18"/>
-              </w:rPr>
-            </w:r>
-            <w:r>
-              <w:rPr>
-                <w:rFonts w:ascii="Consolas" w:hAnsi="Consolas" w:cs="Consolas" w:eastAsia="Consolas"/>
-                <w:b w:val="0"/>
-                <w:sz w:val="16"/>
-              </w:rPr>
-            </w:r>
-          </w:p>
-        </w:tc>
-        <w:tc>
-          <w:tcPr>
-            <w:tcW w:type="dxa" w:w="3360"/>
-          </w:tcPr>
-          <w:p>
-            <w:r>
-              <w:rPr>
-                <w:rFonts w:ascii="Consolas" w:hAnsi="Consolas" w:cs="Consolas" w:eastAsia="Consolas"/>
-                <w:b w:val="0"/>
-                <w:sz w:val="16"/>
+          </w:p>
+        </w:tc>
+        <w:tc>
+          <w:tcPr>
+            <w:tcW w:type="dxa" w:w="3360"/>
+          </w:tcPr>
+          <w:p>
+            <w:r>
+              <w:rPr>
+                <w:rFonts w:ascii="72" w:hAnsi="72" w:cs="72" w:eastAsia="72"/>
+                <w:b w:val="0"/>
+                <w:sz w:val="18"/>
               </w:rPr>
               <w:t>68 por versão</w:t>
             </w:r>
-            <w:r>
-              <w:rPr>
-                <w:rFonts w:ascii="72" w:hAnsi="72" w:cs="72" w:eastAsia="72"/>
-                <w:b w:val="0"/>
-                <w:sz w:val="18"/>
-              </w:rPr>
-            </w:r>
-            <w:r>
-              <w:rPr>
-                <w:rFonts w:ascii="Consolas" w:hAnsi="Consolas" w:cs="Consolas" w:eastAsia="Consolas"/>
-                <w:b w:val="0"/>
-                <w:sz w:val="16"/>
-              </w:rPr>
-            </w:r>
-            <w:r>
-              <w:rPr>
-                <w:rFonts w:ascii="72" w:hAnsi="72" w:cs="72" w:eastAsia="72"/>
-                <w:b w:val="0"/>
-                <w:sz w:val="18"/>
-              </w:rPr>
-            </w:r>
-            <w:r>
-              <w:rPr>
-                <w:rFonts w:ascii="Consolas" w:hAnsi="Consolas" w:cs="Consolas" w:eastAsia="Consolas"/>
-                <w:b w:val="0"/>
-                <w:sz w:val="16"/>
-              </w:rPr>
-            </w:r>
-            <w:r>
-              <w:rPr>
-                <w:rFonts w:ascii="72" w:hAnsi="72" w:cs="72" w:eastAsia="72"/>
-                <w:b w:val="0"/>
-                <w:sz w:val="18"/>
-              </w:rPr>
-            </w:r>
-            <w:r>
-              <w:rPr>
-                <w:rFonts w:ascii="Consolas" w:hAnsi="Consolas" w:cs="Consolas" w:eastAsia="Consolas"/>
-                <w:b w:val="0"/>
-                <w:sz w:val="16"/>
-              </w:rPr>
-            </w:r>
-            <w:r>
-              <w:rPr>
-                <w:rFonts w:ascii="72" w:hAnsi="72" w:cs="72" w:eastAsia="72"/>
-                <w:b w:val="0"/>
-                <w:sz w:val="18"/>
-              </w:rPr>
-            </w:r>
-            <w:r>
-              <w:rPr>
-                <w:rFonts w:ascii="Consolas" w:hAnsi="Consolas" w:cs="Consolas" w:eastAsia="Consolas"/>
-                <w:b w:val="0"/>
-                <w:sz w:val="16"/>
-              </w:rPr>
+          </w:p>
+        </w:tc>
+      </w:tr>
+    </w:tbl>
+    <w:p/>
+    <w:p>
+      <w:pPr>
+        <w:pStyle w:val="Ttulo2"/>
+      </w:pPr>
+      <w:r>
+        <w:rPr>
+          <w:rFonts w:ascii="72" w:hAnsi="72" w:cs="72" w:eastAsia="72"/>
+          <w:b w:val="0"/>
+          <w:sz w:val="26"/>
+        </w:rPr>
+        <w:t>22.4 Revisão 2.2</w:t>
+      </w:r>
+    </w:p>
+    <w:tbl>
+      <w:tblPr>
+        <w:tblStyle w:val="Tabelacomgrade"/>
+        <w:tblW w:type="auto" w:w="0"/>
+        <w:jc w:val="center"/>
+        <w:tblLook w:firstColumn="1" w:firstRow="1" w:lastColumn="0" w:lastRow="0" w:noHBand="0" w:noVBand="1" w:val="04A0"/>
+      </w:tblPr>
+      <w:tblGrid>
+        <w:gridCol w:w="3360"/>
+        <w:gridCol w:w="3360"/>
+        <w:gridCol w:w="3360"/>
+      </w:tblGrid>
+      <w:tr>
+        <w:trPr>
+          <w:tblHeader w:val="true"/>
+        </w:trPr>
+        <w:tc>
+          <w:tcPr>
+            <w:tcW w:type="dxa" w:w="3360"/>
+            <w:shd w:val="clear" w:color="auto" w:fill="0070F2"/>
+          </w:tcPr>
+          <w:p>
+            <w:r>
+              <w:rPr>
+                <w:rFonts w:ascii="72" w:hAnsi="72" w:cs="72" w:eastAsia="72"/>
+                <w:b/>
+                <w:color w:val="FFFFFF"/>
+                <w:sz w:val="20"/>
+              </w:rPr>
+              <w:t>Tema</w:t>
+            </w:r>
+          </w:p>
+        </w:tc>
+        <w:tc>
+          <w:tcPr>
+            <w:tcW w:type="dxa" w:w="3360"/>
+            <w:shd w:val="clear" w:color="auto" w:fill="0070F2"/>
+          </w:tcPr>
+          <w:p>
+            <w:r>
+              <w:rPr>
+                <w:rFonts w:ascii="72" w:hAnsi="72" w:cs="72" w:eastAsia="72"/>
+                <w:b/>
+                <w:color w:val="FFFFFF"/>
+                <w:sz w:val="20"/>
+              </w:rPr>
+              <w:t>Versão 2.1</w:t>
+            </w:r>
+          </w:p>
+        </w:tc>
+        <w:tc>
+          <w:tcPr>
+            <w:tcW w:type="dxa" w:w="3360"/>
+            <w:shd w:val="clear" w:color="auto" w:fill="0070F2"/>
+          </w:tcPr>
+          <w:p>
+            <w:r>
+              <w:rPr>
+                <w:rFonts w:ascii="72" w:hAnsi="72" w:cs="72" w:eastAsia="72"/>
+                <w:b/>
+                <w:color w:val="FFFFFF"/>
+                <w:sz w:val="20"/>
+              </w:rPr>
+              <w:t>Versão 2.2</w:t>
+            </w:r>
+          </w:p>
+        </w:tc>
+      </w:tr>
+      <w:tr>
+        <w:tc>
+          <w:tcPr>
+            <w:tcW w:type="dxa" w:w="3360"/>
+          </w:tcPr>
+          <w:p>
+            <w:r>
+              <w:rPr>
+                <w:rFonts w:ascii="72" w:hAnsi="72" w:cs="72" w:eastAsia="72"/>
+                <w:b w:val="0"/>
+                <w:sz w:val="18"/>
+              </w:rPr>
+              <w:t>Análises</w:t>
+            </w:r>
+          </w:p>
+        </w:tc>
+        <w:tc>
+          <w:tcPr>
+            <w:tcW w:type="dxa" w:w="3360"/>
+          </w:tcPr>
+          <w:p>
+            <w:r>
+              <w:rPr>
+                <w:rFonts w:ascii="72" w:hAnsi="72" w:cs="72" w:eastAsia="72"/>
+                <w:b w:val="0"/>
+                <w:sz w:val="18"/>
+              </w:rPr>
+              <w:t>Uma app (</w:t>
+            </w:r>
+            <w:r>
+              <w:rPr>
+                <w:rFonts w:ascii="Consolas" w:hAnsi="Consolas" w:cs="Consolas" w:eastAsia="Consolas"/>
+                <w:b w:val="0"/>
+                <w:sz w:val="16"/>
+              </w:rPr>
+              <w:t>analise-compras</w:t>
+            </w:r>
+            <w:r>
+              <w:rPr>
+                <w:rFonts w:ascii="72" w:hAnsi="72" w:cs="72" w:eastAsia="72"/>
+                <w:b w:val="0"/>
+                <w:sz w:val="18"/>
+              </w:rPr>
+              <w:t>) com seletor de domínio</w:t>
+            </w:r>
+          </w:p>
+        </w:tc>
+        <w:tc>
+          <w:tcPr>
+            <w:tcW w:type="dxa" w:w="3360"/>
+          </w:tcPr>
+          <w:p>
+            <w:r>
+              <w:rPr>
+                <w:rFonts w:ascii="72" w:hAnsi="72" w:cs="72" w:eastAsia="72"/>
+                <w:b w:val="0"/>
+                <w:sz w:val="18"/>
+              </w:rPr>
+              <w:t xml:space="preserve">Quatro apps, uma por domínio, cada uma com o seu tile e o botão </w:t>
+            </w:r>
+            <w:r>
+              <w:rPr>
+                <w:rFonts w:ascii="72" w:hAnsi="72" w:cs="72" w:eastAsia="72"/>
+                <w:b w:val="0"/>
+                <w:i/>
+                <w:sz w:val="18"/>
+              </w:rPr>
+              <w:t>Abrir gestão</w:t>
+            </w:r>
+            <w:r>
+              <w:rPr>
+                <w:rFonts w:ascii="72" w:hAnsi="72" w:cs="72" w:eastAsia="72"/>
+                <w:b w:val="0"/>
+                <w:sz w:val="18"/>
+              </w:rPr>
+              <w:t xml:space="preserve"> (seção 14)</w:t>
+            </w:r>
+          </w:p>
+        </w:tc>
+      </w:tr>
+      <w:tr>
+        <w:tc>
+          <w:tcPr>
+            <w:tcW w:type="dxa" w:w="3360"/>
+          </w:tcPr>
+          <w:p>
+            <w:r>
+              <w:rPr>
+                <w:rFonts w:ascii="72" w:hAnsi="72" w:cs="72" w:eastAsia="72"/>
+                <w:b w:val="0"/>
+                <w:sz w:val="18"/>
+              </w:rPr>
+              <w:t>Testes QUnit das análises</w:t>
+            </w:r>
+          </w:p>
+        </w:tc>
+        <w:tc>
+          <w:tcPr>
+            <w:tcW w:type="dxa" w:w="3360"/>
+          </w:tcPr>
+          <w:p>
+            <w:r>
+              <w:rPr>
+                <w:rFonts w:ascii="72" w:hAnsi="72" w:cs="72" w:eastAsia="72"/>
+                <w:b w:val="0"/>
+                <w:sz w:val="18"/>
+              </w:rPr>
+              <w:t>Desatualizados (nomes de campo antigos)</w:t>
+            </w:r>
+          </w:p>
+        </w:tc>
+        <w:tc>
+          <w:tcPr>
+            <w:tcW w:type="dxa" w:w="3360"/>
+          </w:tcPr>
+          <w:p>
+            <w:r>
+              <w:rPr>
+                <w:rFonts w:ascii="72" w:hAnsi="72" w:cs="72" w:eastAsia="72"/>
+                <w:b w:val="0"/>
+                <w:sz w:val="18"/>
+              </w:rPr>
+              <w:t>Reescritos por domínio, todos passando</w:t>
+            </w:r>
+          </w:p>
+        </w:tc>
+      </w:tr>
+      <w:tr>
+        <w:tc>
+          <w:tcPr>
+            <w:tcW w:type="dxa" w:w="3360"/>
+          </w:tcPr>
+          <w:p>
+            <w:r>
+              <w:rPr>
+                <w:rFonts w:ascii="72" w:hAnsi="72" w:cs="72" w:eastAsia="72"/>
+                <w:b w:val="0"/>
+                <w:sz w:val="18"/>
+              </w:rPr>
+              <w:t>Efetuar Pagamento</w:t>
+            </w:r>
+          </w:p>
+        </w:tc>
+        <w:tc>
+          <w:tcPr>
+            <w:tcW w:type="dxa" w:w="3360"/>
+          </w:tcPr>
+          <w:p>
+            <w:r>
+              <w:rPr>
+                <w:rFonts w:ascii="72" w:hAnsi="72" w:cs="72" w:eastAsia="72"/>
+                <w:b w:val="0"/>
+                <w:sz w:val="18"/>
+              </w:rPr>
+              <w:t>Diálogo padrão do Fiori Elements, sem máscara</w:t>
+            </w:r>
+          </w:p>
+        </w:tc>
+        <w:tc>
+          <w:tcPr>
+            <w:tcW w:type="dxa" w:w="3360"/>
+          </w:tcPr>
+          <w:p>
+            <w:r>
+              <w:rPr>
+                <w:rFonts w:ascii="72" w:hAnsi="72" w:cs="72" w:eastAsia="72"/>
+                <w:b w:val="0"/>
+                <w:sz w:val="18"/>
+              </w:rPr>
+              <w:t>Diálogo próprio com máscara no cartão, validade e CVV (seção 15.3)</w:t>
+            </w:r>
+          </w:p>
+        </w:tc>
+      </w:tr>
+      <w:tr>
+        <w:tc>
+          <w:tcPr>
+            <w:tcW w:type="dxa" w:w="3360"/>
+          </w:tcPr>
+          <w:p>
+            <w:r>
+              <w:rPr>
+                <w:rFonts w:ascii="72" w:hAnsi="72" w:cs="72" w:eastAsia="72"/>
+                <w:b w:val="0"/>
+                <w:sz w:val="18"/>
+              </w:rPr>
+              <w:t>Object Pages</w:t>
+            </w:r>
+          </w:p>
+        </w:tc>
+        <w:tc>
+          <w:tcPr>
+            <w:tcW w:type="dxa" w:w="3360"/>
+          </w:tcPr>
+          <w:p>
+            <w:r>
+              <w:rPr>
+                <w:rFonts w:ascii="72" w:hAnsi="72" w:cs="72" w:eastAsia="72"/>
+                <w:b w:val="0"/>
+                <w:sz w:val="18"/>
+              </w:rPr>
+              <w:t>Item histórico sem conteúdo; snapshots e reembolso sem link</w:t>
+            </w:r>
+          </w:p>
+        </w:tc>
+        <w:tc>
+          <w:tcPr>
+            <w:tcW w:type="dxa" w:w="3360"/>
+          </w:tcPr>
+          <w:p>
+            <w:r>
+              <w:rPr>
+                <w:rFonts w:ascii="72" w:hAnsi="72" w:cs="72" w:eastAsia="72"/>
+                <w:b w:val="0"/>
+                <w:sz w:val="18"/>
+              </w:rPr>
+              <w:t>Object Page do item no encerramento; links do snapshot do cliente e dos itens; link do pedido para o reembolso (seção 15.4)</w:t>
+            </w:r>
+          </w:p>
+        </w:tc>
+      </w:tr>
+      <w:tr>
+        <w:tc>
+          <w:tcPr>
+            <w:tcW w:type="dxa" w:w="3360"/>
+          </w:tcPr>
+          <w:p>
+            <w:r>
+              <w:rPr>
+                <w:rFonts w:ascii="72" w:hAnsi="72" w:cs="72" w:eastAsia="72"/>
+                <w:b w:val="0"/>
+                <w:sz w:val="18"/>
+              </w:rPr>
+              <w:t>Launchpad</w:t>
+            </w:r>
+          </w:p>
+        </w:tc>
+        <w:tc>
+          <w:tcPr>
+            <w:tcW w:type="dxa" w:w="3360"/>
+          </w:tcPr>
+          <w:p>
+            <w:r>
+              <w:rPr>
+                <w:rFonts w:ascii="72" w:hAnsi="72" w:cs="72" w:eastAsia="72"/>
+                <w:b w:val="0"/>
+                <w:sz w:val="18"/>
+              </w:rPr>
+              <w:t>Cinco tiles; links por objeto semântico podiam não aparecer</w:t>
+            </w:r>
+          </w:p>
+        </w:tc>
+        <w:tc>
+          <w:tcPr>
+            <w:tcW w:type="dxa" w:w="3360"/>
+          </w:tcPr>
+          <w:p>
+            <w:r>
+              <w:rPr>
+                <w:rFonts w:ascii="72" w:hAnsi="72" w:cs="72" w:eastAsia="72"/>
+                <w:b w:val="0"/>
+                <w:sz w:val="18"/>
+              </w:rPr>
+              <w:t xml:space="preserve">Oito tiles; resolução de </w:t>
+            </w:r>
+            <w:r>
+              <w:rPr>
+                <w:rFonts w:ascii="72" w:hAnsi="72" w:cs="72" w:eastAsia="72"/>
+                <w:b w:val="0"/>
+                <w:i/>
+                <w:sz w:val="18"/>
+              </w:rPr>
+              <w:t>intents</w:t>
+            </w:r>
+            <w:r>
+              <w:rPr>
+                <w:rFonts w:ascii="72" w:hAnsi="72" w:cs="72" w:eastAsia="72"/>
+                <w:b w:val="0"/>
+                <w:sz w:val="18"/>
+              </w:rPr>
+              <w:t xml:space="preserve"> no cliente ligada</w:t>
             </w:r>
           </w:p>
         </w:tc>

--- a/docs/especificacao-tecnica.docx
+++ b/docs/especificacao-tecnica.docx
@@ -12,7 +12,7 @@
           <w:b/>
           <w:sz w:val="20"/>
         </w:rPr>
-        <w:t>Versão 2.2 — outubro de 2026.</w:t>
+        <w:t xml:space="preserve">Versão 2.3 — outubro de 2026.</w:t>
       </w:r>
       <w:r>
         <w:rPr>
@@ -68,7 +68,7 @@
           <w:b w:val="0"/>
           <w:sz w:val="20"/>
         </w:rPr>
-        <w:t xml:space="preserve"> (TypeScript). As duas compartilham o mesmo modelo CDS, os mesmos serviços, as mesmas aplicações SAPUI5 e a mesma suíte de testes; diferem apenas na linguagem dos handlers (seção 19). A seção 22 resume o que mudou em relação à versão 1 e nas revisões 2.1 (campos somente leitura no pedido, navegação entre apps e importação de pedidos sem duplicidade) e 2.2 (análises em quatro apps, máscara no pagamento e navegações das Object Pages).</w:t>
+        <w:t xml:space="preserve"> (TypeScript). As duas compartilham o mesmo modelo CDS, os mesmos serviços, as mesmas aplicações SAPUI5 e a mesma suíte de testes; diferem apenas na linguagem dos handlers (seção 19). A seção 22 resume o que mudou em relação à versão 1 e nas revisões 2.1 (campos somente leitura no pedido, navegação entre apps e importação de pedidos sem duplicidade), 2.2 (análises em quatro apps, máscara no pagamento e navegações das Object Pages) e 2.3 (permissões na UI, ações recusadas no rascunho e proteções na importação).</w:t>
       </w:r>
     </w:p>
     <w:p>
@@ -92,23 +92,7 @@
           <w:b w:val="0"/>
           <w:sz w:val="20"/>
         </w:rPr>
-        <w:t xml:space="preserve">Aplicação full stack de pedidos de compras com foco educacional, porte para o SAP Cloud Application Programming Model (CAP) do projeto SAP RAP original (pacote </w:t>
-      </w:r>
-      <w:r>
-        <w:rPr>
-          <w:rFonts w:ascii="Consolas" w:hAnsi="Consolas" w:cs="Consolas" w:eastAsia="Consolas"/>
-          <w:b w:val="0"/>
-          <w:sz w:val="18"/>
-        </w:rPr>
-        <w:t>ZAVBS_PC</w:t>
-      </w:r>
-      <w:r>
-        <w:rPr>
-          <w:rFonts w:ascii="72" w:hAnsi="72" w:cs="72" w:eastAsia="72"/>
-          <w:b w:val="0"/>
-          <w:sz w:val="20"/>
-        </w:rPr>
-        <w:t>), contemplando:</w:t>
+        <w:t xml:space="preserve">Aplicação full stack de pedidos de compras com foco educacional, construída no SAP Cloud Application Programming Model (CAP), contemplando:</w:t>
       </w:r>
     </w:p>
     <w:p>
@@ -251,6 +235,37 @@
           <w:sz w:val="20"/>
         </w:rPr>
         <w:t xml:space="preserve"> gestão de envio, logística, rastreamento de entrega e integração real com gateways de pagamento.</w:t>
+      </w:r>
+    </w:p>
+    <w:p>
+      <w:pPr/>
+      <w:r>
+        <w:rPr>
+          <w:rFonts w:ascii="72" w:hAnsi="72" w:cs="72" w:eastAsia="72"/>
+          <w:b w:val="0"/>
+          <w:sz w:val="20"/>
+        </w:rPr>
+        <w:t xml:space="preserve">A versão da aplicação em SAP RAP / ABAP Cloud está em </w:t>
+      </w:r>
+      <w:hyperlink r:id="rId36">
+        <w:r>
+          <w:rPr>
+            <w:rFonts w:ascii="72" w:hAnsi="72" w:cs="72" w:eastAsia="72"/>
+            <w:b w:val="0"/>
+            <w:sz w:val="20"/>
+            <w:color w:val="0563C1"/>
+            <w:u w:val="single"/>
+          </w:rPr>
+          <w:t xml:space="preserve">sap-abap-rap-pedidos-de-compras-app</w:t>
+        </w:r>
+      </w:hyperlink>
+      <w:r>
+        <w:rPr>
+          <w:rFonts w:ascii="72" w:hAnsi="72" w:cs="72" w:eastAsia="72"/>
+          <w:b w:val="0"/>
+          <w:sz w:val="20"/>
+        </w:rPr>
+        <w:t xml:space="preserve">.</w:t>
       </w:r>
     </w:p>
     <w:p>
@@ -1103,7 +1118,7 @@
                 <w:b w:val="0"/>
                 <w:sz w:val="18"/>
               </w:rPr>
-              <w:t xml:space="preserve"> (68 testes por versão), ESLint 10</w:t>
+              <w:t xml:space="preserve"> (71 testes em JavaScript, 73 em TypeScript), ESLint 10</w:t>
             </w:r>
           </w:p>
         </w:tc>
@@ -2589,6 +2604,291 @@
           <w:b w:val="0"/>
           <w:sz w:val="20"/>
         </w:rPr>
+        <w:t xml:space="preserve">Os papéis do </w:t>
+      </w:r>
+      <w:r>
+        <w:rPr>
+          <w:rFonts w:ascii="Consolas" w:hAnsi="Consolas" w:cs="Consolas" w:eastAsia="Consolas"/>
+          <w:b w:val="0"/>
+          <w:sz w:val="18"/>
+        </w:rPr>
+        <w:t xml:space="preserve">@restrict</w:t>
+      </w:r>
+      <w:r>
+        <w:rPr>
+          <w:rFonts w:ascii="72" w:hAnsi="72" w:cs="72" w:eastAsia="72"/>
+          <w:b w:val="0"/>
+          <w:sz w:val="20"/>
+        </w:rPr>
+        <w:t xml:space="preserve"> não chegam às anotações de UI, que são as mesmas para todos os usuários. Por isso </w:t>
+      </w:r>
+      <w:r>
+        <w:rPr>
+          <w:rFonts w:ascii="Consolas" w:hAnsi="Consolas" w:cs="Consolas" w:eastAsia="Consolas"/>
+          <w:b w:val="0"/>
+          <w:sz w:val="18"/>
+        </w:rPr>
+        <w:t xml:space="preserve">ClientesService</w:t>
+      </w:r>
+      <w:r>
+        <w:rPr>
+          <w:rFonts w:ascii="72" w:hAnsi="72" w:cs="72" w:eastAsia="72"/>
+          <w:b w:val="0"/>
+          <w:sz w:val="20"/>
+        </w:rPr>
+        <w:t xml:space="preserve"> e </w:t>
+      </w:r>
+      <w:r>
+        <w:rPr>
+          <w:rFonts w:ascii="Consolas" w:hAnsi="Consolas" w:cs="Consolas" w:eastAsia="Consolas"/>
+          <w:b w:val="0"/>
+          <w:sz w:val="18"/>
+        </w:rPr>
+        <w:t xml:space="preserve">EstoqueService</w:t>
+      </w:r>
+      <w:r>
+        <w:rPr>
+          <w:rFonts w:ascii="72" w:hAnsi="72" w:cs="72" w:eastAsia="72"/>
+          <w:b w:val="0"/>
+          <w:sz w:val="20"/>
+        </w:rPr>
+        <w:t xml:space="preserve"> expõem o singleton somente leitura </w:t>
+      </w:r>
+      <w:r>
+        <w:rPr>
+          <w:rFonts w:ascii="Consolas" w:hAnsi="Consolas" w:cs="Consolas" w:eastAsia="Consolas"/>
+          <w:b w:val="0"/>
+          <w:sz w:val="18"/>
+        </w:rPr>
+        <w:t xml:space="preserve">Permissoes</w:t>
+      </w:r>
+      <w:r>
+        <w:rPr>
+          <w:rFonts w:ascii="72" w:hAnsi="72" w:cs="72" w:eastAsia="72"/>
+          <w:b w:val="0"/>
+          <w:sz w:val="20"/>
+        </w:rPr>
+        <w:t xml:space="preserve">, com </w:t>
+      </w:r>
+      <w:r>
+        <w:rPr>
+          <w:rFonts w:ascii="Consolas" w:hAnsi="Consolas" w:cs="Consolas" w:eastAsia="Consolas"/>
+          <w:b w:val="0"/>
+          <w:sz w:val="18"/>
+        </w:rPr>
+        <w:t xml:space="preserve">somenteLeitura</w:t>
+      </w:r>
+      <w:r>
+        <w:rPr>
+          <w:rFonts w:ascii="72" w:hAnsi="72" w:cs="72" w:eastAsia="72"/>
+          <w:b w:val="0"/>
+          <w:sz w:val="20"/>
+        </w:rPr>
+        <w:t xml:space="preserve"> = usuário sem o papel </w:t>
+      </w:r>
+      <w:r>
+        <w:rPr>
+          <w:rFonts w:ascii="Consolas" w:hAnsi="Consolas" w:cs="Consolas" w:eastAsia="Consolas"/>
+          <w:b w:val="0"/>
+          <w:sz w:val="18"/>
+        </w:rPr>
+        <w:t xml:space="preserve">Admin</w:t>
+      </w:r>
+      <w:r>
+        <w:rPr>
+          <w:rFonts w:ascii="72" w:hAnsi="72" w:cs="72" w:eastAsia="72"/>
+          <w:b w:val="0"/>
+          <w:sz w:val="20"/>
+        </w:rPr>
+        <w:t xml:space="preserve"> (</w:t>
+      </w:r>
+      <w:r>
+        <w:rPr>
+          <w:rFonts w:ascii="Consolas" w:hAnsi="Consolas" w:cs="Consolas" w:eastAsia="Consolas"/>
+          <w:b w:val="0"/>
+          <w:sz w:val="18"/>
+        </w:rPr>
+        <w:t xml:space="preserve">srv/lib/permissoes</w:t>
+      </w:r>
+      <w:r>
+        <w:rPr>
+          <w:rFonts w:ascii="72" w:hAnsi="72" w:cs="72" w:eastAsia="72"/>
+          <w:b w:val="0"/>
+          <w:sz w:val="20"/>
+        </w:rPr>
+        <w:t xml:space="preserve">). As anotações </w:t>
+      </w:r>
+      <w:r>
+        <w:rPr>
+          <w:rFonts w:ascii="Consolas" w:hAnsi="Consolas" w:cs="Consolas" w:eastAsia="Consolas"/>
+          <w:b w:val="0"/>
+          <w:sz w:val="18"/>
+        </w:rPr>
+        <w:t xml:space="preserve">UI.CreateHidden</w:t>
+      </w:r>
+      <w:r>
+        <w:rPr>
+          <w:rFonts w:ascii="72" w:hAnsi="72" w:cs="72" w:eastAsia="72"/>
+          <w:b w:val="0"/>
+          <w:sz w:val="20"/>
+        </w:rPr>
+        <w:t xml:space="preserve">, </w:t>
+      </w:r>
+      <w:r>
+        <w:rPr>
+          <w:rFonts w:ascii="Consolas" w:hAnsi="Consolas" w:cs="Consolas" w:eastAsia="Consolas"/>
+          <w:b w:val="0"/>
+          <w:sz w:val="18"/>
+        </w:rPr>
+        <w:t xml:space="preserve">UI.UpdateHidden</w:t>
+      </w:r>
+      <w:r>
+        <w:rPr>
+          <w:rFonts w:ascii="72" w:hAnsi="72" w:cs="72" w:eastAsia="72"/>
+          <w:b w:val="0"/>
+          <w:sz w:val="20"/>
+        </w:rPr>
+        <w:t xml:space="preserve"> e </w:t>
+      </w:r>
+      <w:r>
+        <w:rPr>
+          <w:rFonts w:ascii="Consolas" w:hAnsi="Consolas" w:cs="Consolas" w:eastAsia="Consolas"/>
+          <w:b w:val="0"/>
+          <w:sz w:val="18"/>
+        </w:rPr>
+        <w:t xml:space="preserve">UI.DeleteHidden</w:t>
+      </w:r>
+      <w:r>
+        <w:rPr>
+          <w:rFonts w:ascii="72" w:hAnsi="72" w:cs="72" w:eastAsia="72"/>
+          <w:b w:val="0"/>
+          <w:sz w:val="20"/>
+        </w:rPr>
+        <w:t xml:space="preserve"> de </w:t>
+      </w:r>
+      <w:r>
+        <w:rPr>
+          <w:rFonts w:ascii="Consolas" w:hAnsi="Consolas" w:cs="Consolas" w:eastAsia="Consolas"/>
+          <w:b w:val="0"/>
+          <w:sz w:val="18"/>
+        </w:rPr>
+        <w:t xml:space="preserve">Clientes</w:t>
+      </w:r>
+      <w:r>
+        <w:rPr>
+          <w:rFonts w:ascii="72" w:hAnsi="72" w:cs="72" w:eastAsia="72"/>
+          <w:b w:val="0"/>
+          <w:sz w:val="20"/>
+        </w:rPr>
+        <w:t xml:space="preserve">, </w:t>
+      </w:r>
+      <w:r>
+        <w:rPr>
+          <w:rFonts w:ascii="Consolas" w:hAnsi="Consolas" w:cs="Consolas" w:eastAsia="Consolas"/>
+          <w:b w:val="0"/>
+          <w:sz w:val="18"/>
+        </w:rPr>
+        <w:t xml:space="preserve">Enderecos</w:t>
+      </w:r>
+      <w:r>
+        <w:rPr>
+          <w:rFonts w:ascii="72" w:hAnsi="72" w:cs="72" w:eastAsia="72"/>
+          <w:b w:val="0"/>
+          <w:sz w:val="20"/>
+        </w:rPr>
+        <w:t xml:space="preserve"> e </w:t>
+      </w:r>
+      <w:r>
+        <w:rPr>
+          <w:rFonts w:ascii="Consolas" w:hAnsi="Consolas" w:cs="Consolas" w:eastAsia="Consolas"/>
+          <w:b w:val="0"/>
+          <w:sz w:val="18"/>
+        </w:rPr>
+        <w:t xml:space="preserve">Itens</w:t>
+      </w:r>
+      <w:r>
+        <w:rPr>
+          <w:rFonts w:ascii="72" w:hAnsi="72" w:cs="72" w:eastAsia="72"/>
+          <w:b w:val="0"/>
+          <w:sz w:val="20"/>
+        </w:rPr>
+        <w:t xml:space="preserve">, a ação </w:t>
+      </w:r>
+      <w:r>
+        <w:rPr>
+          <w:rFonts w:ascii="72" w:hAnsi="72" w:cs="72" w:eastAsia="72"/>
+          <w:b w:val="0"/>
+          <w:sz w:val="20"/>
+          <w:i/>
+        </w:rPr>
+        <w:t xml:space="preserve">Definir como principal</w:t>
+      </w:r>
+      <w:r>
+        <w:rPr>
+          <w:rFonts w:ascii="72" w:hAnsi="72" w:cs="72" w:eastAsia="72"/>
+          <w:b w:val="0"/>
+          <w:sz w:val="20"/>
+        </w:rPr>
+        <w:t xml:space="preserve"> e o botão </w:t>
+      </w:r>
+      <w:r>
+        <w:rPr>
+          <w:rFonts w:ascii="72" w:hAnsi="72" w:cs="72" w:eastAsia="72"/>
+          <w:b w:val="0"/>
+          <w:sz w:val="20"/>
+          <w:i/>
+        </w:rPr>
+        <w:t xml:space="preserve">Importar planilha</w:t>
+      </w:r>
+      <w:r>
+        <w:rPr>
+          <w:rFonts w:ascii="72" w:hAnsi="72" w:cs="72" w:eastAsia="72"/>
+          <w:b w:val="0"/>
+          <w:sz w:val="20"/>
+        </w:rPr>
+        <w:t xml:space="preserve"> usam esse valor, e o usuário </w:t>
+      </w:r>
+      <w:r>
+        <w:rPr>
+          <w:rFonts w:ascii="Consolas" w:hAnsi="Consolas" w:cs="Consolas" w:eastAsia="Consolas"/>
+          <w:b w:val="0"/>
+          <w:sz w:val="18"/>
+        </w:rPr>
+        <w:t xml:space="preserve">Comum</w:t>
+      </w:r>
+      <w:r>
+        <w:rPr>
+          <w:rFonts w:ascii="72" w:hAnsi="72" w:cs="72" w:eastAsia="72"/>
+          <w:b w:val="0"/>
+          <w:sz w:val="20"/>
+        </w:rPr>
+        <w:t xml:space="preserve"> só vê as opções de consulta. O </w:t>
+      </w:r>
+      <w:r>
+        <w:rPr>
+          <w:rFonts w:ascii="Consolas" w:hAnsi="Consolas" w:cs="Consolas" w:eastAsia="Consolas"/>
+          <w:b w:val="0"/>
+          <w:sz w:val="18"/>
+        </w:rPr>
+        <w:t xml:space="preserve">@restrict</w:t>
+      </w:r>
+      <w:r>
+        <w:rPr>
+          <w:rFonts w:ascii="72" w:hAnsi="72" w:cs="72" w:eastAsia="72"/>
+          <w:b w:val="0"/>
+          <w:sz w:val="20"/>
+        </w:rPr>
+        <w:t xml:space="preserve"> continua barrando a alteração no backend.</w:t>
+      </w:r>
+    </w:p>
+    <w:p>
+      <w:pPr/>
+      <w:r>
+        <w:rPr>
+          <w:rFonts w:ascii="72" w:hAnsi="72" w:cs="72" w:eastAsia="72"/>
+          <w:b w:val="0"/>
+          <w:sz w:val="20"/>
+        </w:rPr>
         <w:t xml:space="preserve">Na implantação (pendente), os papéis </w:t>
       </w:r>
       <w:r>
@@ -3029,9 +3329,8 @@
         <w:tblLook w:firstColumn="1" w:firstRow="1" w:lastColumn="0" w:lastRow="0" w:noHBand="0" w:noVBand="1" w:val="04A0"/>
       </w:tblPr>
       <w:tblGrid>
-        <w:gridCol w:w="3360"/>
-        <w:gridCol w:w="3360"/>
-        <w:gridCol w:w="3360"/>
+        <w:gridCol w:w="5040"/>
+        <w:gridCol w:w="5040"/>
       </w:tblGrid>
       <w:tr>
         <w:trPr>
@@ -3039,7 +3338,7 @@
         </w:trPr>
         <w:tc>
           <w:tcPr>
-            <w:tcW w:type="dxa" w:w="3360"/>
+            <w:tcW w:type="dxa" w:w="5040"/>
             <w:shd w:val="clear" w:color="auto" w:fill="0070F2"/>
           </w:tcPr>
           <w:p>
@@ -3056,7 +3355,7 @@
         </w:tc>
         <w:tc>
           <w:tcPr>
-            <w:tcW w:type="dxa" w:w="3360"/>
+            <w:tcW w:type="dxa" w:w="5040"/>
             <w:shd w:val="clear" w:color="auto" w:fill="0070F2"/>
           </w:tcPr>
           <w:p>
@@ -3071,28 +3370,11 @@
             </w:r>
           </w:p>
         </w:tc>
-        <w:tc>
-          <w:tcPr>
-            <w:tcW w:type="dxa" w:w="3360"/>
-            <w:shd w:val="clear" w:color="auto" w:fill="0070F2"/>
-          </w:tcPr>
-          <w:p>
-            <w:r>
-              <w:rPr>
-                <w:rFonts w:ascii="72" w:hAnsi="72" w:cs="72" w:eastAsia="72"/>
-                <w:b/>
-                <w:color w:val="FFFFFF"/>
-                <w:sz w:val="20"/>
-              </w:rPr>
-              <w:t>Tabela RAP de origem</w:t>
-            </w:r>
-          </w:p>
-        </w:tc>
       </w:tr>
       <w:tr>
         <w:tc>
           <w:tcPr>
-            <w:tcW w:type="dxa" w:w="3360"/>
+            <w:tcW w:type="dxa" w:w="5040"/>
           </w:tcPr>
           <w:p>
             <w:r>
@@ -3107,7 +3389,7 @@
         </w:tc>
         <w:tc>
           <w:tcPr>
-            <w:tcW w:type="dxa" w:w="3360"/>
+            <w:tcW w:type="dxa" w:w="5040"/>
           </w:tcPr>
           <w:p>
             <w:r>
@@ -3117,21 +3399,6 @@
                 <w:sz w:val="18"/>
               </w:rPr>
               <w:t>Cadastro de clientes</w:t>
-            </w:r>
-          </w:p>
-        </w:tc>
-        <w:tc>
-          <w:tcPr>
-            <w:tcW w:type="dxa" w:w="3360"/>
-          </w:tcPr>
-          <w:p>
-            <w:r>
-              <w:rPr>
-                <w:rFonts w:ascii="Consolas" w:hAnsi="Consolas" w:cs="Consolas" w:eastAsia="Consolas"/>
-                <w:b w:val="0"/>
-                <w:sz w:val="16"/>
-              </w:rPr>
-              <w:t>ZTA_PC_CLIENTE</w:t>
             </w:r>
           </w:p>
         </w:tc>
@@ -3139,7 +3406,7 @@
       <w:tr>
         <w:tc>
           <w:tcPr>
-            <w:tcW w:type="dxa" w:w="3360"/>
+            <w:tcW w:type="dxa" w:w="5040"/>
           </w:tcPr>
           <w:p>
             <w:r>
@@ -3154,7 +3421,7 @@
         </w:tc>
         <w:tc>
           <w:tcPr>
-            <w:tcW w:type="dxa" w:w="3360"/>
+            <w:tcW w:type="dxa" w:w="5040"/>
           </w:tcPr>
           <w:p>
             <w:r>
@@ -3164,21 +3431,6 @@
                 <w:sz w:val="18"/>
               </w:rPr>
               <w:t>Endereços dos clientes</w:t>
-            </w:r>
-          </w:p>
-        </w:tc>
-        <w:tc>
-          <w:tcPr>
-            <w:tcW w:type="dxa" w:w="3360"/>
-          </w:tcPr>
-          <w:p>
-            <w:r>
-              <w:rPr>
-                <w:rFonts w:ascii="Consolas" w:hAnsi="Consolas" w:cs="Consolas" w:eastAsia="Consolas"/>
-                <w:b w:val="0"/>
-                <w:sz w:val="16"/>
-              </w:rPr>
-              <w:t>ZTA_PC_ENDERECO</w:t>
             </w:r>
           </w:p>
         </w:tc>
@@ -3186,7 +3438,7 @@
       <w:tr>
         <w:tc>
           <w:tcPr>
-            <w:tcW w:type="dxa" w:w="3360"/>
+            <w:tcW w:type="dxa" w:w="5040"/>
           </w:tcPr>
           <w:p>
             <w:r>
@@ -3201,7 +3453,7 @@
         </w:tc>
         <w:tc>
           <w:tcPr>
-            <w:tcW w:type="dxa" w:w="3360"/>
+            <w:tcW w:type="dxa" w:w="5040"/>
           </w:tcPr>
           <w:p>
             <w:r>
@@ -3211,21 +3463,6 @@
                 <w:sz w:val="18"/>
               </w:rPr>
               <w:t>Itens do estoque</w:t>
-            </w:r>
-          </w:p>
-        </w:tc>
-        <w:tc>
-          <w:tcPr>
-            <w:tcW w:type="dxa" w:w="3360"/>
-          </w:tcPr>
-          <w:p>
-            <w:r>
-              <w:rPr>
-                <w:rFonts w:ascii="Consolas" w:hAnsi="Consolas" w:cs="Consolas" w:eastAsia="Consolas"/>
-                <w:b w:val="0"/>
-                <w:sz w:val="16"/>
-              </w:rPr>
-              <w:t>ZTA_PC_ITEM</w:t>
             </w:r>
           </w:p>
         </w:tc>
@@ -3233,7 +3470,7 @@
       <w:tr>
         <w:tc>
           <w:tcPr>
-            <w:tcW w:type="dxa" w:w="3360"/>
+            <w:tcW w:type="dxa" w:w="5040"/>
           </w:tcPr>
           <w:p>
             <w:r>
@@ -3248,7 +3485,7 @@
         </w:tc>
         <w:tc>
           <w:tcPr>
-            <w:tcW w:type="dxa" w:w="3360"/>
+            <w:tcW w:type="dxa" w:w="5040"/>
           </w:tcPr>
           <w:p>
             <w:r>
@@ -3258,21 +3495,6 @@
                 <w:sz w:val="18"/>
               </w:rPr>
               <w:t>Cabeçalho e ciclo de vida do pedido</w:t>
-            </w:r>
-          </w:p>
-        </w:tc>
-        <w:tc>
-          <w:tcPr>
-            <w:tcW w:type="dxa" w:w="3360"/>
-          </w:tcPr>
-          <w:p>
-            <w:r>
-              <w:rPr>
-                <w:rFonts w:ascii="Consolas" w:hAnsi="Consolas" w:cs="Consolas" w:eastAsia="Consolas"/>
-                <w:b w:val="0"/>
-                <w:sz w:val="16"/>
-              </w:rPr>
-              <w:t>ZTA_PC_PEDIDO</w:t>
             </w:r>
           </w:p>
         </w:tc>
@@ -3280,7 +3502,7 @@
       <w:tr>
         <w:tc>
           <w:tcPr>
-            <w:tcW w:type="dxa" w:w="3360"/>
+            <w:tcW w:type="dxa" w:w="5040"/>
           </w:tcPr>
           <w:p>
             <w:r>
@@ -3295,7 +3517,7 @@
         </w:tc>
         <w:tc>
           <w:tcPr>
-            <w:tcW w:type="dxa" w:w="3360"/>
+            <w:tcW w:type="dxa" w:w="5040"/>
           </w:tcPr>
           <w:p>
             <w:r>
@@ -3305,21 +3527,6 @@
                 <w:sz w:val="18"/>
               </w:rPr>
               <w:t>Linhas do pedido</w:t>
-            </w:r>
-          </w:p>
-        </w:tc>
-        <w:tc>
-          <w:tcPr>
-            <w:tcW w:type="dxa" w:w="3360"/>
-          </w:tcPr>
-          <w:p>
-            <w:r>
-              <w:rPr>
-                <w:rFonts w:ascii="Consolas" w:hAnsi="Consolas" w:cs="Consolas" w:eastAsia="Consolas"/>
-                <w:b w:val="0"/>
-                <w:sz w:val="16"/>
-              </w:rPr>
-              <w:t>ZTA_PC_ITEM_PED</w:t>
             </w:r>
           </w:p>
         </w:tc>
@@ -3327,7 +3534,7 @@
       <w:tr>
         <w:tc>
           <w:tcPr>
-            <w:tcW w:type="dxa" w:w="3360"/>
+            <w:tcW w:type="dxa" w:w="5040"/>
           </w:tcPr>
           <w:p>
             <w:r>
@@ -3342,7 +3549,7 @@
         </w:tc>
         <w:tc>
           <w:tcPr>
-            <w:tcW w:type="dxa" w:w="3360"/>
+            <w:tcW w:type="dxa" w:w="5040"/>
           </w:tcPr>
           <w:p>
             <w:r>
@@ -3352,21 +3559,6 @@
                 <w:sz w:val="18"/>
               </w:rPr>
               <w:t>Resultado seguro da última tentativa de pagamento</w:t>
-            </w:r>
-          </w:p>
-        </w:tc>
-        <w:tc>
-          <w:tcPr>
-            <w:tcW w:type="dxa" w:w="3360"/>
-          </w:tcPr>
-          <w:p>
-            <w:r>
-              <w:rPr>
-                <w:rFonts w:ascii="Consolas" w:hAnsi="Consolas" w:cs="Consolas" w:eastAsia="Consolas"/>
-                <w:b w:val="0"/>
-                <w:sz w:val="16"/>
-              </w:rPr>
-              <w:t>ZTA_PC_PAGAMENTO</w:t>
             </w:r>
           </w:p>
         </w:tc>
@@ -3374,7 +3566,7 @@
       <w:tr>
         <w:tc>
           <w:tcPr>
-            <w:tcW w:type="dxa" w:w="3360"/>
+            <w:tcW w:type="dxa" w:w="5040"/>
           </w:tcPr>
           <w:p>
             <w:r>
@@ -3389,7 +3581,7 @@
         </w:tc>
         <w:tc>
           <w:tcPr>
-            <w:tcW w:type="dxa" w:w="3360"/>
+            <w:tcW w:type="dxa" w:w="5040"/>
           </w:tcPr>
           <w:p>
             <w:r>
@@ -3399,21 +3591,6 @@
                 <w:sz w:val="18"/>
               </w:rPr>
               <w:t>Cliente e endereço congelados no encerramento</w:t>
-            </w:r>
-          </w:p>
-        </w:tc>
-        <w:tc>
-          <w:tcPr>
-            <w:tcW w:type="dxa" w:w="3360"/>
-          </w:tcPr>
-          <w:p>
-            <w:r>
-              <w:rPr>
-                <w:rFonts w:ascii="Consolas" w:hAnsi="Consolas" w:cs="Consolas" w:eastAsia="Consolas"/>
-                <w:b w:val="0"/>
-                <w:sz w:val="16"/>
-              </w:rPr>
-              <w:t>ZTA_PC_SNAP_CLI</w:t>
             </w:r>
           </w:p>
         </w:tc>
@@ -3421,7 +3598,7 @@
       <w:tr>
         <w:tc>
           <w:tcPr>
-            <w:tcW w:type="dxa" w:w="3360"/>
+            <w:tcW w:type="dxa" w:w="5040"/>
           </w:tcPr>
           <w:p>
             <w:r>
@@ -3436,7 +3613,7 @@
         </w:tc>
         <w:tc>
           <w:tcPr>
-            <w:tcW w:type="dxa" w:w="3360"/>
+            <w:tcW w:type="dxa" w:w="5040"/>
           </w:tcPr>
           <w:p>
             <w:r>
@@ -3446,21 +3623,6 @@
                 <w:sz w:val="18"/>
               </w:rPr>
               <w:t>Itens congelados no encerramento</w:t>
-            </w:r>
-          </w:p>
-        </w:tc>
-        <w:tc>
-          <w:tcPr>
-            <w:tcW w:type="dxa" w:w="3360"/>
-          </w:tcPr>
-          <w:p>
-            <w:r>
-              <w:rPr>
-                <w:rFonts w:ascii="Consolas" w:hAnsi="Consolas" w:cs="Consolas" w:eastAsia="Consolas"/>
-                <w:b w:val="0"/>
-                <w:sz w:val="16"/>
-              </w:rPr>
-              <w:t>ZTA_PC_SNAP_ITM</w:t>
             </w:r>
           </w:p>
         </w:tc>
@@ -3468,7 +3630,7 @@
       <w:tr>
         <w:tc>
           <w:tcPr>
-            <w:tcW w:type="dxa" w:w="3360"/>
+            <w:tcW w:type="dxa" w:w="5040"/>
           </w:tcPr>
           <w:p>
             <w:r>
@@ -3483,7 +3645,7 @@
         </w:tc>
         <w:tc>
           <w:tcPr>
-            <w:tcW w:type="dxa" w:w="3360"/>
+            <w:tcW w:type="dxa" w:w="5040"/>
           </w:tcPr>
           <w:p>
             <w:r>
@@ -3493,21 +3655,6 @@
                 <w:sz w:val="18"/>
               </w:rPr>
               <w:t>Solicitações de reembolso</w:t>
-            </w:r>
-          </w:p>
-        </w:tc>
-        <w:tc>
-          <w:tcPr>
-            <w:tcW w:type="dxa" w:w="3360"/>
-          </w:tcPr>
-          <w:p>
-            <w:r>
-              <w:rPr>
-                <w:rFonts w:ascii="Consolas" w:hAnsi="Consolas" w:cs="Consolas" w:eastAsia="Consolas"/>
-                <w:b w:val="0"/>
-                <w:sz w:val="16"/>
-              </w:rPr>
-              <w:t>ZTA_PC_REEMBOLSO</w:t>
             </w:r>
           </w:p>
         </w:tc>
@@ -3515,7 +3662,7 @@
       <w:tr>
         <w:tc>
           <w:tcPr>
-            <w:tcW w:type="dxa" w:w="3360"/>
+            <w:tcW w:type="dxa" w:w="5040"/>
           </w:tcPr>
           <w:p>
             <w:r>
@@ -3530,7 +3677,7 @@
         </w:tc>
         <w:tc>
           <w:tcPr>
-            <w:tcW w:type="dxa" w:w="3360"/>
+            <w:tcW w:type="dxa" w:w="5040"/>
           </w:tcPr>
           <w:p>
             <w:r>
@@ -3572,29 +3719,6 @@
                 <w:sz w:val="18"/>
               </w:rPr>
               <w:t>)</w:t>
-            </w:r>
-          </w:p>
-        </w:tc>
-        <w:tc>
-          <w:tcPr>
-            <w:tcW w:type="dxa" w:w="3360"/>
-          </w:tcPr>
-          <w:p>
-            <w:r>
-              <w:rPr>
-                <w:rFonts w:ascii="72" w:hAnsi="72" w:cs="72" w:eastAsia="72"/>
-                <w:b w:val="0"/>
-                <w:sz w:val="18"/>
-              </w:rPr>
-              <w:t xml:space="preserve">Number Range </w:t>
-            </w:r>
-            <w:r>
-              <w:rPr>
-                <w:rFonts w:ascii="Consolas" w:hAnsi="Consolas" w:cs="Consolas" w:eastAsia="Consolas"/>
-                <w:b w:val="0"/>
-                <w:sz w:val="16"/>
-              </w:rPr>
-              <w:t>ZPC_NR</w:t>
             </w:r>
           </w:p>
         </w:tc>
@@ -12343,23 +12467,23 @@
                 <w:b w:val="0"/>
                 <w:sz w:val="16"/>
               </w:rPr>
-              <w:t>Generos</w:t>
-            </w:r>
-            <w:r>
-              <w:rPr>
-                <w:rFonts w:ascii="72" w:hAnsi="72" w:cs="72" w:eastAsia="72"/>
-                <w:b w:val="0"/>
-                <w:sz w:val="18"/>
-              </w:rPr>
-              <w:t xml:space="preserve">, </w:t>
-            </w:r>
-            <w:r>
-              <w:rPr>
-                <w:rFonts w:ascii="Consolas" w:hAnsi="Consolas" w:cs="Consolas" w:eastAsia="Consolas"/>
-                <w:b w:val="0"/>
-                <w:sz w:val="16"/>
-              </w:rPr>
-              <w:t>CepsCadastrados</w:t>
+              <w:t xml:space="preserve">Generos, CepsCadastrados, Permissoes (singleton)</w:t>
+            </w:r>
+            <w:r>
+              <w:rPr>
+                <w:rFonts w:ascii="72" w:hAnsi="72" w:cs="72" w:eastAsia="72"/>
+                <w:b w:val="0"/>
+                <w:sz w:val="18"/>
+              </w:rPr>
+              <w:t xml:space="preserve"/>
+            </w:r>
+            <w:r>
+              <w:rPr>
+                <w:rFonts w:ascii="Consolas" w:hAnsi="Consolas" w:cs="Consolas" w:eastAsia="Consolas"/>
+                <w:b w:val="0"/>
+                <w:sz w:val="16"/>
+              </w:rPr>
+              <w:t xml:space="preserve"/>
             </w:r>
           </w:p>
         </w:tc>
@@ -12492,39 +12616,39 @@
                 <w:b w:val="0"/>
                 <w:sz w:val="16"/>
               </w:rPr>
-              <w:t>Itens</w:t>
-            </w:r>
-            <w:r>
-              <w:rPr>
-                <w:rFonts w:ascii="72" w:hAnsi="72" w:cs="72" w:eastAsia="72"/>
-                <w:b w:val="0"/>
-                <w:sz w:val="18"/>
-              </w:rPr>
-              <w:t xml:space="preserve">, </w:t>
-            </w:r>
-            <w:r>
-              <w:rPr>
-                <w:rFonts w:ascii="Consolas" w:hAnsi="Consolas" w:cs="Consolas" w:eastAsia="Consolas"/>
-                <w:b w:val="0"/>
-                <w:sz w:val="16"/>
-              </w:rPr>
-              <w:t>Categorias</w:t>
-            </w:r>
-            <w:r>
-              <w:rPr>
-                <w:rFonts w:ascii="72" w:hAnsi="72" w:cs="72" w:eastAsia="72"/>
-                <w:b w:val="0"/>
-                <w:sz w:val="18"/>
-              </w:rPr>
-              <w:t xml:space="preserve">, </w:t>
-            </w:r>
-            <w:r>
-              <w:rPr>
-                <w:rFonts w:ascii="Consolas" w:hAnsi="Consolas" w:cs="Consolas" w:eastAsia="Consolas"/>
-                <w:b w:val="0"/>
-                <w:sz w:val="16"/>
-              </w:rPr>
-              <w:t>StatusEstoque</w:t>
+              <w:t xml:space="preserve">Itens, Categorias, StatusEstoque, Permissoes (singleton)</w:t>
+            </w:r>
+            <w:r>
+              <w:rPr>
+                <w:rFonts w:ascii="72" w:hAnsi="72" w:cs="72" w:eastAsia="72"/>
+                <w:b w:val="0"/>
+                <w:sz w:val="18"/>
+              </w:rPr>
+              <w:t xml:space="preserve"/>
+            </w:r>
+            <w:r>
+              <w:rPr>
+                <w:rFonts w:ascii="Consolas" w:hAnsi="Consolas" w:cs="Consolas" w:eastAsia="Consolas"/>
+                <w:b w:val="0"/>
+                <w:sz w:val="16"/>
+              </w:rPr>
+              <w:t xml:space="preserve"/>
+            </w:r>
+            <w:r>
+              <w:rPr>
+                <w:rFonts w:ascii="72" w:hAnsi="72" w:cs="72" w:eastAsia="72"/>
+                <w:b w:val="0"/>
+                <w:sz w:val="18"/>
+              </w:rPr>
+              <w:t xml:space="preserve"/>
+            </w:r>
+            <w:r>
+              <w:rPr>
+                <w:rFonts w:ascii="Consolas" w:hAnsi="Consolas" w:cs="Consolas" w:eastAsia="Consolas"/>
+                <w:b w:val="0"/>
+                <w:sz w:val="16"/>
+              </w:rPr>
+              <w:t xml:space="preserve"/>
             </w:r>
           </w:p>
         </w:tc>
@@ -13470,9 +13594,8 @@
         <w:tblLook w:firstColumn="1" w:firstRow="1" w:lastColumn="0" w:lastRow="0" w:noHBand="0" w:noVBand="1" w:val="04A0"/>
       </w:tblPr>
       <w:tblGrid>
-        <w:gridCol w:w="3360"/>
-        <w:gridCol w:w="3360"/>
-        <w:gridCol w:w="3360"/>
+        <w:gridCol w:w="5040"/>
+        <w:gridCol w:w="5040"/>
       </w:tblGrid>
       <w:tr>
         <w:trPr>
@@ -13480,7 +13603,7 @@
         </w:trPr>
         <w:tc>
           <w:tcPr>
-            <w:tcW w:type="dxa" w:w="3360"/>
+            <w:tcW w:type="dxa" w:w="5040"/>
             <w:shd w:val="clear" w:color="auto" w:fill="0070F2"/>
           </w:tcPr>
           <w:p>
@@ -13515,7 +13638,7 @@
         </w:tc>
         <w:tc>
           <w:tcPr>
-            <w:tcW w:type="dxa" w:w="3360"/>
+            <w:tcW w:type="dxa" w:w="5040"/>
             <w:shd w:val="clear" w:color="auto" w:fill="0070F2"/>
           </w:tcPr>
           <w:p>
@@ -13530,28 +13653,11 @@
             </w:r>
           </w:p>
         </w:tc>
-        <w:tc>
-          <w:tcPr>
-            <w:tcW w:type="dxa" w:w="3360"/>
-            <w:shd w:val="clear" w:color="auto" w:fill="0070F2"/>
-          </w:tcPr>
-          <w:p>
-            <w:r>
-              <w:rPr>
-                <w:rFonts w:ascii="72" w:hAnsi="72" w:cs="72" w:eastAsia="72"/>
-                <w:b/>
-                <w:color w:val="FFFFFF"/>
-                <w:sz w:val="20"/>
-              </w:rPr>
-              <w:t>Classe RAP de origem</w:t>
-            </w:r>
-          </w:p>
-        </w:tc>
       </w:tr>
       <w:tr>
         <w:tc>
           <w:tcPr>
-            <w:tcW w:type="dxa" w:w="3360"/>
+            <w:tcW w:type="dxa" w:w="5040"/>
           </w:tcPr>
           <w:p>
             <w:r>
@@ -13566,7 +13672,7 @@
         </w:tc>
         <w:tc>
           <w:tcPr>
-            <w:tcW w:type="dxa" w:w="3360"/>
+            <w:tcW w:type="dxa" w:w="5040"/>
           </w:tcPr>
           <w:p>
             <w:r>
@@ -13576,21 +13682,6 @@
                 <w:sz w:val="18"/>
               </w:rPr>
               <w:t>CPF, e-mail, telefone, imagens, SKU, endereço, arredondamento</w:t>
-            </w:r>
-          </w:p>
-        </w:tc>
-        <w:tc>
-          <w:tcPr>
-            <w:tcW w:type="dxa" w:w="3360"/>
-          </w:tcPr>
-          <w:p>
-            <w:r>
-              <w:rPr>
-                <w:rFonts w:ascii="Consolas" w:hAnsi="Consolas" w:cs="Consolas" w:eastAsia="Consolas"/>
-                <w:b w:val="0"/>
-                <w:sz w:val="16"/>
-              </w:rPr>
-              <w:t>ZCL_PC_UTIL</w:t>
             </w:r>
           </w:p>
         </w:tc>
@@ -13598,7 +13689,7 @@
       <w:tr>
         <w:tc>
           <w:tcPr>
-            <w:tcW w:type="dxa" w:w="3360"/>
+            <w:tcW w:type="dxa" w:w="5040"/>
           </w:tcPr>
           <w:p>
             <w:r>
@@ -13613,7 +13704,7 @@
         </w:tc>
         <w:tc>
           <w:tcPr>
-            <w:tcW w:type="dxa" w:w="3360"/>
+            <w:tcW w:type="dxa" w:w="5040"/>
           </w:tcPr>
           <w:p>
             <w:r>
@@ -13623,21 +13714,6 @@
                 <w:sz w:val="18"/>
               </w:rPr>
               <w:t>Consulta ao ViaCEP com cache por processo (100 CEPs) e timeout</w:t>
-            </w:r>
-          </w:p>
-        </w:tc>
-        <w:tc>
-          <w:tcPr>
-            <w:tcW w:type="dxa" w:w="3360"/>
-          </w:tcPr>
-          <w:p>
-            <w:r>
-              <w:rPr>
-                <w:rFonts w:ascii="Consolas" w:hAnsi="Consolas" w:cs="Consolas" w:eastAsia="Consolas"/>
-                <w:b w:val="0"/>
-                <w:sz w:val="16"/>
-              </w:rPr>
-              <w:t>ZCL_PC_VIACEP</w:t>
             </w:r>
           </w:p>
         </w:tc>
@@ -13645,7 +13721,7 @@
       <w:tr>
         <w:tc>
           <w:tcPr>
-            <w:tcW w:type="dxa" w:w="3360"/>
+            <w:tcW w:type="dxa" w:w="5040"/>
           </w:tcPr>
           <w:p>
             <w:r>
@@ -13660,7 +13736,7 @@
         </w:tc>
         <w:tc>
           <w:tcPr>
-            <w:tcW w:type="dxa" w:w="3360"/>
+            <w:tcW w:type="dxa" w:w="5040"/>
           </w:tcPr>
           <w:p>
             <w:r>
@@ -13670,21 +13746,6 @@
                 <w:sz w:val="18"/>
               </w:rPr>
               <w:t>Preenchimento pelo CEP e validações do Save</w:t>
-            </w:r>
-          </w:p>
-        </w:tc>
-        <w:tc>
-          <w:tcPr>
-            <w:tcW w:type="dxa" w:w="3360"/>
-          </w:tcPr>
-          <w:p>
-            <w:r>
-              <w:rPr>
-                <w:rFonts w:ascii="72" w:hAnsi="72" w:cs="72" w:eastAsia="72"/>
-                <w:b w:val="0"/>
-                <w:sz w:val="18"/>
-              </w:rPr>
-              <w:t>BO Cliente</w:t>
             </w:r>
           </w:p>
         </w:tc>
@@ -13692,7 +13753,7 @@
       <w:tr>
         <w:tc>
           <w:tcPr>
-            <w:tcW w:type="dxa" w:w="3360"/>
+            <w:tcW w:type="dxa" w:w="5040"/>
           </w:tcPr>
           <w:p>
             <w:r>
@@ -13707,7 +13768,7 @@
         </w:tc>
         <w:tc>
           <w:tcPr>
-            <w:tcW w:type="dxa" w:w="3360"/>
+            <w:tcW w:type="dxa" w:w="5040"/>
           </w:tcPr>
           <w:p>
             <w:r>
@@ -13717,21 +13778,6 @@
                 <w:sz w:val="18"/>
               </w:rPr>
               <w:t>Sequenciais de pedido e SKU</w:t>
-            </w:r>
-          </w:p>
-        </w:tc>
-        <w:tc>
-          <w:tcPr>
-            <w:tcW w:type="dxa" w:w="3360"/>
-          </w:tcPr>
-          <w:p>
-            <w:r>
-              <w:rPr>
-                <w:rFonts w:ascii="Consolas" w:hAnsi="Consolas" w:cs="Consolas" w:eastAsia="Consolas"/>
-                <w:b w:val="0"/>
-                <w:sz w:val="16"/>
-              </w:rPr>
-              <w:t>ZCL_PC_NUMERACAO</w:t>
             </w:r>
           </w:p>
         </w:tc>
@@ -13739,7 +13785,7 @@
       <w:tr>
         <w:tc>
           <w:tcPr>
-            <w:tcW w:type="dxa" w:w="3360"/>
+            <w:tcW w:type="dxa" w:w="5040"/>
           </w:tcPr>
           <w:p>
             <w:r>
@@ -13754,7 +13800,7 @@
         </w:tc>
         <w:tc>
           <w:tcPr>
-            <w:tcW w:type="dxa" w:w="3360"/>
+            <w:tcW w:type="dxa" w:w="5040"/>
           </w:tcPr>
           <w:p>
             <w:r>
@@ -13780,21 +13826,6 @@
                 <w:sz w:val="18"/>
               </w:rPr>
               <w:t xml:space="preserve"> condicional</w:t>
-            </w:r>
-          </w:p>
-        </w:tc>
-        <w:tc>
-          <w:tcPr>
-            <w:tcW w:type="dxa" w:w="3360"/>
-          </w:tcPr>
-          <w:p>
-            <w:r>
-              <w:rPr>
-                <w:rFonts w:ascii="72" w:hAnsi="72" w:cs="72" w:eastAsia="72"/>
-                <w:b w:val="0"/>
-                <w:sz w:val="18"/>
-              </w:rPr>
-              <w:t>BO Item</w:t>
             </w:r>
           </w:p>
         </w:tc>
@@ -13802,7 +13833,7 @@
       <w:tr>
         <w:tc>
           <w:tcPr>
-            <w:tcW w:type="dxa" w:w="3360"/>
+            <w:tcW w:type="dxa" w:w="5040"/>
           </w:tcPr>
           <w:p>
             <w:r>
@@ -13817,7 +13848,7 @@
         </w:tc>
         <w:tc>
           <w:tcPr>
-            <w:tcW w:type="dxa" w:w="3360"/>
+            <w:tcW w:type="dxa" w:w="5040"/>
           </w:tcPr>
           <w:p>
             <w:r>
@@ -13827,21 +13858,6 @@
                 <w:sz w:val="18"/>
               </w:rPr>
               <w:t>Registro, edição, snapshots, cancelamento, reembolso, pagamento</w:t>
-            </w:r>
-          </w:p>
-        </w:tc>
-        <w:tc>
-          <w:tcPr>
-            <w:tcW w:type="dxa" w:w="3360"/>
-          </w:tcPr>
-          <w:p>
-            <w:r>
-              <w:rPr>
-                <w:rFonts w:ascii="Consolas" w:hAnsi="Consolas" w:cs="Consolas" w:eastAsia="Consolas"/>
-                <w:b w:val="0"/>
-                <w:sz w:val="16"/>
-              </w:rPr>
-              <w:t>ZBP_R_PC_PEDIDO</w:t>
             </w:r>
           </w:p>
         </w:tc>
@@ -13849,7 +13865,7 @@
       <w:tr>
         <w:tc>
           <w:tcPr>
-            <w:tcW w:type="dxa" w:w="3360"/>
+            <w:tcW w:type="dxa" w:w="5040"/>
           </w:tcPr>
           <w:p>
             <w:r>
@@ -13864,7 +13880,7 @@
         </w:tc>
         <w:tc>
           <w:tcPr>
-            <w:tcW w:type="dxa" w:w="3360"/>
+            <w:tcW w:type="dxa" w:w="5040"/>
           </w:tcPr>
           <w:p>
             <w:r>
@@ -13874,21 +13890,6 @@
                 <w:sz w:val="18"/>
               </w:rPr>
               <w:t>Simulação do cartão</w:t>
-            </w:r>
-          </w:p>
-        </w:tc>
-        <w:tc>
-          <w:tcPr>
-            <w:tcW w:type="dxa" w:w="3360"/>
-          </w:tcPr>
-          <w:p>
-            <w:r>
-              <w:rPr>
-                <w:rFonts w:ascii="Consolas" w:hAnsi="Consolas" w:cs="Consolas" w:eastAsia="Consolas"/>
-                <w:b w:val="0"/>
-                <w:sz w:val="16"/>
-              </w:rPr>
-              <w:t>ZCL_PC_PAGAMENTO_SIM</w:t>
             </w:r>
           </w:p>
         </w:tc>
@@ -13896,7 +13897,7 @@
       <w:tr>
         <w:tc>
           <w:tcPr>
-            <w:tcW w:type="dxa" w:w="3360"/>
+            <w:tcW w:type="dxa" w:w="5040"/>
           </w:tcPr>
           <w:p>
             <w:r>
@@ -13911,7 +13912,7 @@
         </w:tc>
         <w:tc>
           <w:tcPr>
-            <w:tcW w:type="dxa" w:w="3360"/>
+            <w:tcW w:type="dxa" w:w="5040"/>
           </w:tcPr>
           <w:p>
             <w:r>
@@ -13936,7 +13937,7 @@
                 <w:b w:val="0"/>
                 <w:sz w:val="18"/>
               </w:rPr>
-              <w:t xml:space="preserve"> (ZIP + XML, sem bibliotecas) e </w:t>
+              <w:t xml:space="preserve"> (ZIP + XML, sem bibliotecas; até 50 MB por parte descompactada) e </w:t>
             </w:r>
             <w:r>
               <w:rPr>
@@ -13945,21 +13946,6 @@
                 <w:sz w:val="16"/>
               </w:rPr>
               <w:t>.csv</w:t>
-            </w:r>
-          </w:p>
-        </w:tc>
-        <w:tc>
-          <w:tcPr>
-            <w:tcW w:type="dxa" w:w="3360"/>
-          </w:tcPr>
-          <w:p>
-            <w:r>
-              <w:rPr>
-                <w:rFonts w:ascii="Consolas" w:hAnsi="Consolas" w:cs="Consolas" w:eastAsia="Consolas"/>
-                <w:b w:val="0"/>
-                <w:sz w:val="16"/>
-              </w:rPr>
-              <w:t>ZCL_PC_PLANILHA</w:t>
             </w:r>
           </w:p>
         </w:tc>
@@ -13967,7 +13953,7 @@
       <w:tr>
         <w:tc>
           <w:tcPr>
-            <w:tcW w:type="dxa" w:w="3360"/>
+            <w:tcW w:type="dxa" w:w="5040"/>
           </w:tcPr>
           <w:p>
             <w:r>
@@ -13982,7 +13968,7 @@
         </w:tc>
         <w:tc>
           <w:tcPr>
-            <w:tcW w:type="dxa" w:w="3360"/>
+            <w:tcW w:type="dxa" w:w="5040"/>
           </w:tcPr>
           <w:p>
             <w:r>
@@ -13992,21 +13978,6 @@
                 <w:sz w:val="18"/>
               </w:rPr>
               <w:t>Importações de clientes, estoque e pedidos</w:t>
-            </w:r>
-          </w:p>
-        </w:tc>
-        <w:tc>
-          <w:tcPr>
-            <w:tcW w:type="dxa" w:w="3360"/>
-          </w:tcPr>
-          <w:p>
-            <w:r>
-              <w:rPr>
-                <w:rFonts w:ascii="Consolas" w:hAnsi="Consolas" w:cs="Consolas" w:eastAsia="Consolas"/>
-                <w:b w:val="0"/>
-                <w:sz w:val="16"/>
-              </w:rPr>
-              <w:t>ZCL_PC_IMPORTACAO</w:t>
             </w:r>
           </w:p>
         </w:tc>
@@ -14014,7 +13985,71 @@
       <w:tr>
         <w:tc>
           <w:tcPr>
-            <w:tcW w:type="dxa" w:w="3360"/>
+            <w:tcW w:type="dxa" w:w="5040"/>
+          </w:tcPr>
+          <w:p>
+            <w:r>
+              <w:rPr>
+                <w:rFonts w:ascii="Consolas" w:hAnsi="Consolas" w:cs="Consolas" w:eastAsia="Consolas"/>
+                <w:b w:val="0"/>
+                <w:sz w:val="16"/>
+              </w:rPr>
+              <w:t xml:space="preserve">permissoes</w:t>
+            </w:r>
+          </w:p>
+        </w:tc>
+        <w:tc>
+          <w:tcPr>
+            <w:tcW w:type="dxa" w:w="5040"/>
+          </w:tcPr>
+          <w:p>
+            <w:r>
+              <w:rPr>
+                <w:rFonts w:ascii="72" w:hAnsi="72" w:cs="72" w:eastAsia="72"/>
+                <w:b w:val="0"/>
+                <w:sz w:val="18"/>
+              </w:rPr>
+              <w:t xml:space="preserve">Conteúdo do singleton </w:t>
+            </w:r>
+            <w:r>
+              <w:rPr>
+                <w:rFonts w:ascii="Consolas" w:hAnsi="Consolas" w:cs="Consolas" w:eastAsia="Consolas"/>
+                <w:b w:val="0"/>
+                <w:sz w:val="16"/>
+              </w:rPr>
+              <w:t xml:space="preserve">Permissoes</w:t>
+            </w:r>
+            <w:r>
+              <w:rPr>
+                <w:rFonts w:ascii="72" w:hAnsi="72" w:cs="72" w:eastAsia="72"/>
+                <w:b w:val="0"/>
+                <w:sz w:val="18"/>
+              </w:rPr>
+              <w:t xml:space="preserve"> (</w:t>
+            </w:r>
+            <w:r>
+              <w:rPr>
+                <w:rFonts w:ascii="Consolas" w:hAnsi="Consolas" w:cs="Consolas" w:eastAsia="Consolas"/>
+                <w:b w:val="0"/>
+                <w:sz w:val="16"/>
+              </w:rPr>
+              <w:t xml:space="preserve">somenteLeitura</w:t>
+            </w:r>
+            <w:r>
+              <w:rPr>
+                <w:rFonts w:ascii="72" w:hAnsi="72" w:cs="72" w:eastAsia="72"/>
+                <w:b w:val="0"/>
+                <w:sz w:val="18"/>
+              </w:rPr>
+              <w:t xml:space="preserve"> pelo papel do usuário)</w:t>
+            </w:r>
+          </w:p>
+        </w:tc>
+      </w:tr>
+      <w:tr>
+        <w:tc>
+          <w:tcPr>
+            <w:tcW w:type="dxa" w:w="5040"/>
           </w:tcPr>
           <w:p>
             <w:r>
@@ -14045,7 +14080,7 @@
         </w:tc>
         <w:tc>
           <w:tcPr>
-            <w:tcW w:type="dxa" w:w="3360"/>
+            <w:tcW w:type="dxa" w:w="5040"/>
           </w:tcPr>
           <w:p>
             <w:r>
@@ -14055,21 +14090,6 @@
                 <w:sz w:val="18"/>
               </w:rPr>
               <w:t>Atalhos de mensagens e leitura de chave/rascunho/upload</w:t>
-            </w:r>
-          </w:p>
-        </w:tc>
-        <w:tc>
-          <w:tcPr>
-            <w:tcW w:type="dxa" w:w="3360"/>
-          </w:tcPr>
-          <w:p>
-            <w:r>
-              <w:rPr>
-                <w:rFonts w:ascii="72" w:hAnsi="72" w:cs="72" w:eastAsia="72"/>
-                <w:b w:val="0"/>
-                <w:sz w:val="18"/>
-              </w:rPr>
-              <w:t>—</w:t>
             </w:r>
           </w:p>
         </w:tc>
@@ -16123,7 +16143,7 @@
           <w:b w:val="0"/>
           <w:sz w:val="20"/>
         </w:rPr>
-        <w:t>). O pedido registrado nunca é excluído: é cancelado.</w:t>
+        <w:t xml:space="preserve">). Os handlers das três ações também são registrados no rascunho (Pedidos.drafts), para que a chamada sobre ele receba essa mensagem (HTTP 409) em vez de "sem handler" (HTTP 501). O pedido registrado nunca é excluído: é cancelado.</w:t>
       </w:r>
     </w:p>
     <w:p>
@@ -19340,7 +19360,7 @@
           <w:b w:val="0"/>
           <w:sz w:val="20"/>
         </w:rPr>
-        <w:t>Máximo de 500 linhas de dados.</w:t>
+        <w:t xml:space="preserve">Máximo de 500 linhas de dados; cada parte do .xlsx descompactada pode ter até 50 MB (proteção contra arquivos pequenos que se expandem demais).</w:t>
       </w:r>
     </w:p>
     <w:p>
@@ -19720,7 +19740,7 @@
                 <w:b w:val="0"/>
                 <w:sz w:val="18"/>
               </w:rPr>
-              <w:t xml:space="preserve">Item criado ativo com SKU; nome já cadastrado ou repetido é erro (evita duplicar estoque ao reenviar); preço aceita </w:t>
+              <w:t xml:space="preserve">Item criado ativo com SKU; nome já cadastrado ou repetido é erro, sem diferenciar maiúsculas de minúsculas (evita duplicar estoque ao reenviar); preço aceita </w:t>
             </w:r>
             <w:r>
               <w:rPr>
@@ -24233,7 +24253,7 @@
           <w:b w:val="0"/>
           <w:sz w:val="20"/>
         </w:rPr>
-        <w:t xml:space="preserve"> (porte da message class </w:t>
+        <w:t xml:space="preserve">. Parâmetros</w:t>
       </w:r>
       <w:r>
         <w:rPr>
@@ -24241,15 +24261,15 @@
           <w:b w:val="0"/>
           <w:sz w:val="18"/>
         </w:rPr>
-        <w:t>ZPC_MSG</w:t>
-      </w:r>
-      <w:r>
-        <w:rPr>
-          <w:rFonts w:ascii="72" w:hAnsi="72" w:cs="72" w:eastAsia="72"/>
-          <w:b w:val="0"/>
-          <w:sz w:val="20"/>
-        </w:rPr>
-        <w:t>). Parâmetros nomeados entre chaves.</w:t>
+        <w:t xml:space="preserve"/>
+      </w:r>
+      <w:r>
+        <w:rPr>
+          <w:rFonts w:ascii="72" w:hAnsi="72" w:cs="72" w:eastAsia="72"/>
+          <w:b w:val="0"/>
+          <w:sz w:val="20"/>
+        </w:rPr>
+        <w:t xml:space="preserve"> nomeados entre chaves.</w:t>
       </w:r>
     </w:p>
     <w:tbl>
@@ -26245,7 +26265,104 @@
           <w:b w:val="0"/>
           <w:sz w:val="20"/>
         </w:rPr>
-        <w:t>Dado um cliente com pedido, quando excluído, então a exclusão é bloqueada; sem pedido, é excluído.</w:t>
+        <w:t xml:space="preserve">Dado um usuário </w:t>
+      </w:r>
+      <w:r>
+        <w:rPr>
+          <w:rFonts w:ascii="Consolas" w:hAnsi="Consolas" w:cs="Consolas" w:eastAsia="Consolas"/>
+          <w:b w:val="0"/>
+          <w:sz w:val="18"/>
+        </w:rPr>
+        <w:t xml:space="preserve">Comum</w:t>
+      </w:r>
+      <w:r>
+        <w:rPr>
+          <w:rFonts w:ascii="72" w:hAnsi="72" w:cs="72" w:eastAsia="72"/>
+          <w:b w:val="0"/>
+          <w:sz w:val="20"/>
+        </w:rPr>
+        <w:t xml:space="preserve">, então </w:t>
+      </w:r>
+      <w:r>
+        <w:rPr>
+          <w:rFonts w:ascii="Consolas" w:hAnsi="Consolas" w:cs="Consolas" w:eastAsia="Consolas"/>
+          <w:b w:val="0"/>
+          <w:sz w:val="18"/>
+        </w:rPr>
+        <w:t xml:space="preserve">Permissoes.somenteLeitura</w:t>
+      </w:r>
+      <w:r>
+        <w:rPr>
+          <w:rFonts w:ascii="72" w:hAnsi="72" w:cs="72" w:eastAsia="72"/>
+          <w:b w:val="0"/>
+          <w:sz w:val="20"/>
+        </w:rPr>
+        <w:t xml:space="preserve"> é </w:t>
+      </w:r>
+      <w:r>
+        <w:rPr>
+          <w:rFonts w:ascii="Consolas" w:hAnsi="Consolas" w:cs="Consolas" w:eastAsia="Consolas"/>
+          <w:b w:val="0"/>
+          <w:sz w:val="18"/>
+        </w:rPr>
+        <w:t xml:space="preserve">true</w:t>
+      </w:r>
+      <w:r>
+        <w:rPr>
+          <w:rFonts w:ascii="72" w:hAnsi="72" w:cs="72" w:eastAsia="72"/>
+          <w:b w:val="0"/>
+          <w:sz w:val="20"/>
+        </w:rPr>
+        <w:t xml:space="preserve"> e a app esconde Criar, Editar, Excluir, Importar e </w:t>
+      </w:r>
+      <w:r>
+        <w:rPr>
+          <w:rFonts w:ascii="72" w:hAnsi="72" w:cs="72" w:eastAsia="72"/>
+          <w:b w:val="0"/>
+          <w:sz w:val="20"/>
+          <w:i/>
+        </w:rPr>
+        <w:t xml:space="preserve">Definir como principal</w:t>
+      </w:r>
+      <w:r>
+        <w:rPr>
+          <w:rFonts w:ascii="72" w:hAnsi="72" w:cs="72" w:eastAsia="72"/>
+          <w:b w:val="0"/>
+          <w:sz w:val="20"/>
+        </w:rPr>
+        <w:t xml:space="preserve">; para o </w:t>
+      </w:r>
+      <w:r>
+        <w:rPr>
+          <w:rFonts w:ascii="Consolas" w:hAnsi="Consolas" w:cs="Consolas" w:eastAsia="Consolas"/>
+          <w:b w:val="0"/>
+          <w:sz w:val="18"/>
+        </w:rPr>
+        <w:t xml:space="preserve">Admin</w:t>
+      </w:r>
+      <w:r>
+        <w:rPr>
+          <w:rFonts w:ascii="72" w:hAnsi="72" w:cs="72" w:eastAsia="72"/>
+          <w:b w:val="0"/>
+          <w:sz w:val="20"/>
+        </w:rPr>
+        <w:t xml:space="preserve"> é </w:t>
+      </w:r>
+      <w:r>
+        <w:rPr>
+          <w:rFonts w:ascii="Consolas" w:hAnsi="Consolas" w:cs="Consolas" w:eastAsia="Consolas"/>
+          <w:b w:val="0"/>
+          <w:sz w:val="18"/>
+        </w:rPr>
+        <w:t xml:space="preserve">false</w:t>
+      </w:r>
+      <w:r>
+        <w:rPr>
+          <w:rFonts w:ascii="72" w:hAnsi="72" w:cs="72" w:eastAsia="72"/>
+          <w:b w:val="0"/>
+          <w:sz w:val="20"/>
+        </w:rPr>
+        <w:t xml:space="preserve">.</w:t>
       </w:r>
     </w:p>
     <w:p>
@@ -26258,6 +26375,19 @@
           <w:b w:val="0"/>
           <w:sz w:val="20"/>
         </w:rPr>
+        <w:t>Dado um cliente com pedido, quando excluído, então a exclusão é bloqueada; sem pedido, é excluído.</w:t>
+      </w:r>
+    </w:p>
+    <w:p>
+      <w:pPr>
+        <w:pStyle w:val="Commarcadores"/>
+      </w:pPr>
+      <w:r>
+        <w:rPr>
+          <w:rFonts w:ascii="72" w:hAnsi="72" w:cs="72" w:eastAsia="72"/>
+          <w:b w:val="0"/>
+          <w:sz w:val="20"/>
+        </w:rPr>
         <w:t>Dado um upload de foto cuja assinatura não confere com o MIME, então é recusado.</w:t>
       </w:r>
     </w:p>
@@ -26856,7 +26986,7 @@
           <w:b w:val="0"/>
           <w:sz w:val="20"/>
         </w:rPr>
-        <w:t>Dado um pedido em edição ou um rascunho, quando uma ação for executada, então é bloqueada.</w:t>
+        <w:t xml:space="preserve">Dado um pedido em edição ou um rascunho, quando uma ação for executada, então é bloqueada (HTTP 409, ACAO_SOMENTE_ATIVO no rascunho).</w:t>
       </w:r>
     </w:p>
     <w:p>
@@ -27009,6 +27139,48 @@
           <w:sz w:val="20"/>
         </w:rPr>
         <w:t>, quando importar clientes ou estoque, então recebe HTTP 403.</w:t>
+      </w:r>
+    </w:p>
+    <w:p>
+      <w:pPr>
+        <w:pStyle w:val="Commarcadores"/>
+      </w:pPr>
+      <w:r>
+        <w:rPr>
+          <w:rFonts w:ascii="72" w:hAnsi="72" w:cs="72" w:eastAsia="72"/>
+          <w:b w:val="0"/>
+          <w:sz w:val="20"/>
+        </w:rPr>
+        <w:t xml:space="preserve">Dado um item cadastrado como "Importado Caneta", quando a planilha trouxer "IMPORTADO CANETA", então a importação é recusada (nome já cadastrado).</w:t>
+      </w:r>
+    </w:p>
+    <w:p>
+      <w:pPr>
+        <w:pStyle w:val="Commarcadores"/>
+      </w:pPr>
+      <w:r>
+        <w:rPr>
+          <w:rFonts w:ascii="72" w:hAnsi="72" w:cs="72" w:eastAsia="72"/>
+          <w:b w:val="0"/>
+          <w:sz w:val="20"/>
+        </w:rPr>
+        <w:t xml:space="preserve">Dado um </w:t>
+      </w:r>
+      <w:r>
+        <w:rPr>
+          <w:rFonts w:ascii="Consolas" w:hAnsi="Consolas" w:cs="Consolas" w:eastAsia="Consolas"/>
+          <w:b w:val="0"/>
+          <w:sz w:val="18"/>
+        </w:rPr>
+        <w:t xml:space="preserve">.xlsx</w:t>
+      </w:r>
+      <w:r>
+        <w:rPr>
+          <w:rFonts w:ascii="72" w:hAnsi="72" w:cs="72" w:eastAsia="72"/>
+          <w:b w:val="0"/>
+          <w:sz w:val="20"/>
+        </w:rPr>
+        <w:t xml:space="preserve"> cujo conteúdo descompactado passa de 50 MB, então a leitura é recusada com mensagem de erro.</w:t>
       </w:r>
     </w:p>
     <w:p>
@@ -28739,7 +28911,7 @@
           <w:b w:val="0"/>
           <w:sz w:val="20"/>
         </w:rPr>
-        <w:t>68 testes por versão (</w:t>
+        <w:t xml:space="preserve">71 testes na versão JavaScript e 73 na TypeScript (</w:t>
       </w:r>
       <w:r>
         <w:rPr>
@@ -28747,7 +28919,7 @@
           <w:b w:val="0"/>
           <w:sz w:val="18"/>
         </w:rPr>
-        <w:t>node:test</w:t>
+        <w:t xml:space="preserve">node:test</w:t>
       </w:r>
       <w:r>
         <w:rPr>
@@ -28763,7 +28935,7 @@
           <w:b w:val="0"/>
           <w:sz w:val="18"/>
         </w:rPr>
-        <w:t>@cap-js/cds-test</w:t>
+        <w:t xml:space="preserve">@cap-js/cds-test</w:t>
       </w:r>
       <w:r>
         <w:rPr>
@@ -28779,15 +28951,764 @@
           <w:b w:val="0"/>
           <w:sz w:val="18"/>
         </w:rPr>
-        <w:t>.xlsx</w:t>
-      </w:r>
-      <w:r>
-        <w:rPr>
-          <w:rFonts w:ascii="72" w:hAnsi="72" w:cs="72" w:eastAsia="72"/>
-          <w:b w:val="0"/>
-          <w:sz w:val="20"/>
-        </w:rPr>
-        <w:t xml:space="preserve"> mínimo. São permanentes, como a suíte ABAP Unit do RAP.</w:t>
+        <w:t xml:space="preserve">.xlsx</w:t>
+      </w:r>
+      <w:r>
+        <w:rPr>
+          <w:rFonts w:ascii="72" w:hAnsi="72" w:cs="72" w:eastAsia="72"/>
+          <w:b w:val="0"/>
+          <w:sz w:val="20"/>
+        </w:rPr>
+        <w:t xml:space="preserve"> mínimo. São permanentes: devem ser mantidos e ajustados junto com as regras de negócio.</w:t>
+      </w:r>
+    </w:p>
+    <w:tbl>
+      <w:tblPr>
+        <w:tblStyle w:val="Tabelacomgrade"/>
+        <w:tblW w:type="auto" w:w="0"/>
+        <w:jc w:val="center"/>
+        <w:tblLook w:firstColumn="1" w:firstRow="1" w:lastColumn="0" w:lastRow="0" w:noHBand="0" w:noVBand="1" w:val="04A0"/>
+      </w:tblPr>
+      <w:tblGrid>
+        <w:gridCol w:w="5040"/>
+        <w:gridCol w:w="5040"/>
+      </w:tblGrid>
+      <w:tr>
+        <w:trPr>
+          <w:tblHeader w:val="true"/>
+        </w:trPr>
+        <w:tc>
+          <w:tcPr>
+            <w:tcW w:type="dxa" w:w="5040"/>
+            <w:shd w:val="clear" w:color="auto" w:fill="0070F2"/>
+          </w:tcPr>
+          <w:p>
+            <w:r>
+              <w:rPr>
+                <w:rFonts w:ascii="72" w:hAnsi="72" w:cs="72" w:eastAsia="72"/>
+                <w:b/>
+                <w:color w:val="FFFFFF"/>
+                <w:sz w:val="20"/>
+              </w:rPr>
+              <w:t>Arquivo</w:t>
+            </w:r>
+          </w:p>
+        </w:tc>
+        <w:tc>
+          <w:tcPr>
+            <w:tcW w:type="dxa" w:w="5040"/>
+            <w:shd w:val="clear" w:color="auto" w:fill="0070F2"/>
+          </w:tcPr>
+          <w:p>
+            <w:r>
+              <w:rPr>
+                <w:rFonts w:ascii="72" w:hAnsi="72" w:cs="72" w:eastAsia="72"/>
+                <w:b/>
+                <w:color w:val="FFFFFF"/>
+                <w:sz w:val="20"/>
+              </w:rPr>
+              <w:t>Cobertura</w:t>
+            </w:r>
+          </w:p>
+        </w:tc>
+      </w:tr>
+      <w:tr>
+        <w:tc>
+          <w:tcPr>
+            <w:tcW w:type="dxa" w:w="5040"/>
+          </w:tcPr>
+          <w:p>
+            <w:r>
+              <w:rPr>
+                <w:rFonts w:ascii="Consolas" w:hAnsi="Consolas" w:cs="Consolas" w:eastAsia="Consolas"/>
+                <w:b w:val="0"/>
+                <w:sz w:val="16"/>
+              </w:rPr>
+              <w:t>unidade.test</w:t>
+            </w:r>
+          </w:p>
+        </w:tc>
+        <w:tc>
+          <w:tcPr>
+            <w:tcW w:type="dxa" w:w="5040"/>
+          </w:tcPr>
+          <w:p>
+            <w:r>
+              <w:rPr>
+                <w:rFonts w:ascii="72" w:hAnsi="72" w:cs="72" w:eastAsia="72"/>
+                <w:b w:val="0"/>
+                <w:sz w:val="18"/>
+              </w:rPr>
+              <w:t xml:space="preserve">CPF, e-mail, telefone, imagens, status de estoque, SKU, pagamento simulado, leitor XLSX/CSV (inclusive o limite do conteúdo descompactado)</w:t>
+            </w:r>
+          </w:p>
+        </w:tc>
+      </w:tr>
+      <w:tr>
+        <w:tc>
+          <w:tcPr>
+            <w:tcW w:type="dxa" w:w="5040"/>
+          </w:tcPr>
+          <w:p>
+            <w:r>
+              <w:rPr>
+                <w:rFonts w:ascii="Consolas" w:hAnsi="Consolas" w:cs="Consolas" w:eastAsia="Consolas"/>
+                <w:b w:val="0"/>
+                <w:sz w:val="16"/>
+              </w:rPr>
+              <w:t>clientes.test</w:t>
+            </w:r>
+          </w:p>
+        </w:tc>
+        <w:tc>
+          <w:tcPr>
+            <w:tcW w:type="dxa" w:w="5040"/>
+          </w:tcPr>
+          <w:p>
+            <w:r>
+              <w:rPr>
+                <w:rFonts w:ascii="72" w:hAnsi="72" w:cs="72" w:eastAsia="72"/>
+                <w:b w:val="0"/>
+                <w:sz w:val="18"/>
+              </w:rPr>
+              <w:t xml:space="preserve">Rascunho, ViaCEP, CEP geral, CEP único, endereço principal, CPF, autorização (inclusive Permissoes), exclusão, foto</w:t>
+            </w:r>
+          </w:p>
+        </w:tc>
+      </w:tr>
+      <w:tr>
+        <w:tc>
+          <w:tcPr>
+            <w:tcW w:type="dxa" w:w="5040"/>
+          </w:tcPr>
+          <w:p>
+            <w:r>
+              <w:rPr>
+                <w:rFonts w:ascii="Consolas" w:hAnsi="Consolas" w:cs="Consolas" w:eastAsia="Consolas"/>
+                <w:b w:val="0"/>
+                <w:sz w:val="16"/>
+              </w:rPr>
+              <w:t>estoque.test</w:t>
+            </w:r>
+          </w:p>
+        </w:tc>
+        <w:tc>
+          <w:tcPr>
+            <w:tcW w:type="dxa" w:w="5040"/>
+          </w:tcPr>
+          <w:p>
+            <w:r>
+              <w:rPr>
+                <w:rFonts w:ascii="72" w:hAnsi="72" w:cs="72" w:eastAsia="72"/>
+                <w:b w:val="0"/>
+                <w:sz w:val="18"/>
+              </w:rPr>
+              <w:t xml:space="preserve">SKU, disponibilidade e status, concorrência com edição, inativação, exclusão e Permissoes</w:t>
+            </w:r>
+          </w:p>
+        </w:tc>
+      </w:tr>
+      <w:tr>
+        <w:tc>
+          <w:tcPr>
+            <w:tcW w:type="dxa" w:w="5040"/>
+          </w:tcPr>
+          <w:p>
+            <w:r>
+              <w:rPr>
+                <w:rFonts w:ascii="Consolas" w:hAnsi="Consolas" w:cs="Consolas" w:eastAsia="Consolas"/>
+                <w:b w:val="0"/>
+                <w:sz w:val="16"/>
+              </w:rPr>
+              <w:t>pedidos.test</w:t>
+            </w:r>
+          </w:p>
+        </w:tc>
+        <w:tc>
+          <w:tcPr>
+            <w:tcW w:type="dxa" w:w="5040"/>
+          </w:tcPr>
+          <w:p>
+            <w:r>
+              <w:rPr>
+                <w:rFonts w:ascii="72" w:hAnsi="72" w:cs="72" w:eastAsia="72"/>
+                <w:b w:val="0"/>
+                <w:sz w:val="18"/>
+              </w:rPr>
+              <w:t xml:space="preserve">Registro com reserva, edição pela diferença, pagamento, aprovação, cancelamento (inclusive ações recusadas no rascunho), reembolso, campos somente leitura (cliente e pagamento)</w:t>
+            </w:r>
+          </w:p>
+        </w:tc>
+      </w:tr>
+      <w:tr>
+        <w:tc>
+          <w:tcPr>
+            <w:tcW w:type="dxa" w:w="5040"/>
+          </w:tcPr>
+          <w:p>
+            <w:r>
+              <w:rPr>
+                <w:rFonts w:ascii="Consolas" w:hAnsi="Consolas" w:cs="Consolas" w:eastAsia="Consolas"/>
+                <w:b w:val="0"/>
+                <w:sz w:val="16"/>
+              </w:rPr>
+              <w:t>reembolsos.test</w:t>
+            </w:r>
+          </w:p>
+        </w:tc>
+        <w:tc>
+          <w:tcPr>
+            <w:tcW w:type="dxa" w:w="5040"/>
+          </w:tcPr>
+          <w:p>
+            <w:r>
+              <w:rPr>
+                <w:rFonts w:ascii="72" w:hAnsi="72" w:cs="72" w:eastAsia="72"/>
+                <w:b w:val="0"/>
+                <w:sz w:val="18"/>
+              </w:rPr>
+              <w:t>Aprovar, rejeitar (motivo obrigatório), decisão única</w:t>
+            </w:r>
+          </w:p>
+        </w:tc>
+      </w:tr>
+      <w:tr>
+        <w:tc>
+          <w:tcPr>
+            <w:tcW w:type="dxa" w:w="5040"/>
+          </w:tcPr>
+          <w:p>
+            <w:r>
+              <w:rPr>
+                <w:rFonts w:ascii="Consolas" w:hAnsi="Consolas" w:cs="Consolas" w:eastAsia="Consolas"/>
+                <w:b w:val="0"/>
+                <w:sz w:val="16"/>
+              </w:rPr>
+              <w:t>importacao.test</w:t>
+            </w:r>
+          </w:p>
+        </w:tc>
+        <w:tc>
+          <w:tcPr>
+            <w:tcW w:type="dxa" w:w="5040"/>
+          </w:tcPr>
+          <w:p>
+            <w:r>
+              <w:rPr>
+                <w:rFonts w:ascii="72" w:hAnsi="72" w:cs="72" w:eastAsia="72"/>
+                <w:b w:val="0"/>
+                <w:sz w:val="18"/>
+              </w:rPr>
+              <w:t xml:space="preserve">Clientes, estoque e pedidos (tudo ou nada), nomes e pedidos já importados recusados e modelos de </w:t>
+            </w:r>
+            <w:r>
+              <w:rPr>
+                <w:rFonts w:ascii="Consolas" w:hAnsi="Consolas" w:cs="Consolas" w:eastAsia="Consolas"/>
+                <w:b w:val="0"/>
+                <w:sz w:val="16"/>
+              </w:rPr>
+              <w:t>docs/</w:t>
+            </w:r>
+          </w:p>
+        </w:tc>
+      </w:tr>
+      <w:tr>
+        <w:tc>
+          <w:tcPr>
+            <w:tcW w:type="dxa" w:w="5040"/>
+          </w:tcPr>
+          <w:p>
+            <w:r>
+              <w:rPr>
+                <w:rFonts w:ascii="Consolas" w:hAnsi="Consolas" w:cs="Consolas" w:eastAsia="Consolas"/>
+                <w:b w:val="0"/>
+                <w:sz w:val="16"/>
+              </w:rPr>
+              <w:t>analitico.test</w:t>
+            </w:r>
+          </w:p>
+        </w:tc>
+        <w:tc>
+          <w:tcPr>
+            <w:tcW w:type="dxa" w:w="5040"/>
+          </w:tcPr>
+          <w:p>
+            <w:r>
+              <w:rPr>
+                <w:rFonts w:ascii="72" w:hAnsi="72" w:cs="72" w:eastAsia="72"/>
+                <w:b w:val="0"/>
+                <w:sz w:val="18"/>
+              </w:rPr>
+              <w:t xml:space="preserve">Agregações </w:t>
+            </w:r>
+            <w:r>
+              <w:rPr>
+                <w:rFonts w:ascii="Consolas" w:hAnsi="Consolas" w:cs="Consolas" w:eastAsia="Consolas"/>
+                <w:b w:val="0"/>
+                <w:sz w:val="16"/>
+              </w:rPr>
+              <w:t>$apply</w:t>
+            </w:r>
+            <w:r>
+              <w:rPr>
+                <w:rFonts w:ascii="72" w:hAnsi="72" w:cs="72" w:eastAsia="72"/>
+                <w:b w:val="0"/>
+                <w:sz w:val="18"/>
+              </w:rPr>
+              <w:t xml:space="preserve"> dos quatro domínios</w:t>
+            </w:r>
+          </w:p>
+        </w:tc>
+      </w:tr>
+    </w:tbl>
+    <w:p/>
+    <w:p>
+      <w:pPr/>
+      <w:r>
+        <w:rPr>
+          <w:rFonts w:ascii="72" w:hAnsi="72" w:cs="72" w:eastAsia="72"/>
+          <w:b w:val="0"/>
+          <w:sz w:val="20"/>
+        </w:rPr>
+        <w:t xml:space="preserve">As apps de análise têm testes </w:t>
+      </w:r>
+      <w:r>
+        <w:rPr>
+          <w:rFonts w:ascii="72" w:hAnsi="72" w:cs="72" w:eastAsia="72"/>
+          <w:b/>
+          <w:sz w:val="20"/>
+        </w:rPr>
+        <w:t>QUnit</w:t>
+      </w:r>
+      <w:r>
+        <w:rPr>
+          <w:rFonts w:ascii="72" w:hAnsi="72" w:cs="72" w:eastAsia="72"/>
+          <w:b w:val="0"/>
+          <w:sz w:val="20"/>
+        </w:rPr>
+        <w:t xml:space="preserve"> (</w:t>
+      </w:r>
+      <w:r>
+        <w:rPr>
+          <w:rFonts w:ascii="Consolas" w:hAnsi="Consolas" w:cs="Consolas" w:eastAsia="Consolas"/>
+          <w:b w:val="0"/>
+          <w:sz w:val="18"/>
+        </w:rPr>
+        <w:t>app/analise-*/webapp/test/unit</w:t>
+      </w:r>
+      <w:r>
+        <w:rPr>
+          <w:rFonts w:ascii="72" w:hAnsi="72" w:cs="72" w:eastAsia="72"/>
+          <w:b w:val="0"/>
+          <w:sz w:val="20"/>
+        </w:rPr>
+        <w:t>) do catálogo de cenários (</w:t>
+      </w:r>
+      <w:r>
+        <w:rPr>
+          <w:rFonts w:ascii="Consolas" w:hAnsi="Consolas" w:cs="Consolas" w:eastAsia="Consolas"/>
+          <w:b w:val="0"/>
+          <w:sz w:val="18"/>
+        </w:rPr>
+        <w:t>Scenarios</w:t>
+      </w:r>
+      <w:r>
+        <w:rPr>
+          <w:rFonts w:ascii="72" w:hAnsi="72" w:cs="72" w:eastAsia="72"/>
+          <w:b w:val="0"/>
+          <w:sz w:val="20"/>
+        </w:rPr>
+        <w:t>) e da montagem das consultas (</w:t>
+      </w:r>
+      <w:r>
+        <w:rPr>
+          <w:rFonts w:ascii="Consolas" w:hAnsi="Consolas" w:cs="Consolas" w:eastAsia="Consolas"/>
+          <w:b w:val="0"/>
+          <w:sz w:val="18"/>
+        </w:rPr>
+        <w:t>AnalyticsQuery</w:t>
+      </w:r>
+      <w:r>
+        <w:rPr>
+          <w:rFonts w:ascii="72" w:hAnsi="72" w:cs="72" w:eastAsia="72"/>
+          <w:b w:val="0"/>
+          <w:sz w:val="20"/>
+        </w:rPr>
+        <w:t xml:space="preserve">), abertos no navegador com o servidor em execução: </w:t>
+      </w:r>
+      <w:r>
+        <w:rPr>
+          <w:rFonts w:ascii="Consolas" w:hAnsi="Consolas" w:cs="Consolas" w:eastAsia="Consolas"/>
+          <w:b w:val="0"/>
+          <w:sz w:val="18"/>
+        </w:rPr>
+        <w:t>/&lt;app&gt;/test/testsuite.qunit.html</w:t>
+      </w:r>
+      <w:r>
+        <w:rPr>
+          <w:rFonts w:ascii="72" w:hAnsi="72" w:cs="72" w:eastAsia="72"/>
+          <w:b w:val="0"/>
+          <w:sz w:val="20"/>
+        </w:rPr>
+        <w:t xml:space="preserve"> (ex.: </w:t>
+      </w:r>
+      <w:r>
+        <w:rPr>
+          <w:rFonts w:ascii="Consolas" w:hAnsi="Consolas" w:cs="Consolas" w:eastAsia="Consolas"/>
+          <w:b w:val="0"/>
+          <w:sz w:val="18"/>
+        </w:rPr>
+        <w:t>/analisepedidos/test/testsuite.qunit.html</w:t>
+      </w:r>
+      <w:r>
+        <w:rPr>
+          <w:rFonts w:ascii="72" w:hAnsi="72" w:cs="72" w:eastAsia="72"/>
+          <w:b w:val="0"/>
+          <w:sz w:val="20"/>
+        </w:rPr>
+        <w:t>).</w:t>
+      </w:r>
+    </w:p>
+    <w:p>
+      <w:pPr>
+        <w:pStyle w:val="Ttulo1"/>
+      </w:pPr>
+      <w:r>
+        <w:rPr>
+          <w:rFonts w:ascii="72" w:hAnsi="72" w:cs="72" w:eastAsia="72"/>
+          <w:b w:val="0"/>
+          <w:sz w:val="32"/>
+        </w:rPr>
+        <w:t>21. Estrutura do Repositório</w:t>
+      </w:r>
+    </w:p>
+    <w:p>
+      <w:pPr>
+        <w:pStyle w:val="SemEspaamento"/>
+        <w:shd w:val="clear" w:color="auto" w:fill="F2F2F2"/>
+      </w:pPr>
+      <w:r>
+        <w:rPr>
+          <w:rFonts w:ascii="Consolas" w:hAnsi="Consolas" w:cs="Consolas" w:eastAsia="Consolas"/>
+          <w:sz w:val="16"/>
+        </w:rPr>
+        <w:t>sap-cap-nodejs-pedidos-de-compras-app/</w:t>
+        <w:br/>
+      </w:r>
+      <w:r>
+        <w:rPr>
+          <w:rFonts w:ascii="Consolas" w:hAnsi="Consolas" w:cs="Consolas" w:eastAsia="Consolas"/>
+          <w:sz w:val="16"/>
+        </w:rPr>
+        <w:t>├── docs/</w:t>
+        <w:br/>
+      </w:r>
+      <w:r>
+        <w:rPr>
+          <w:rFonts w:ascii="Consolas" w:hAnsi="Consolas" w:cs="Consolas" w:eastAsia="Consolas"/>
+          <w:sz w:val="16"/>
+        </w:rPr>
+        <w:t>│   ├── especificacao-tecnica.md      esta especificação</w:t>
+        <w:br/>
+      </w:r>
+      <w:r>
+        <w:rPr>
+          <w:rFonts w:ascii="Consolas" w:hAnsi="Consolas" w:cs="Consolas" w:eastAsia="Consolas"/>
+          <w:sz w:val="16"/>
+        </w:rPr>
+        <w:t>│   ├── especificacao-tecnica.docx    a mesma especificação em Word</w:t>
+        <w:br/>
+      </w:r>
+      <w:r>
+        <w:rPr>
+          <w:rFonts w:ascii="Consolas" w:hAnsi="Consolas" w:cs="Consolas" w:eastAsia="Consolas"/>
+          <w:sz w:val="16"/>
+        </w:rPr>
+        <w:t>│   └── modelos-importacao/           modelos .xlsx e .csv de clientes, estoque e pedidos</w:t>
+        <w:br/>
+      </w:r>
+      <w:r>
+        <w:rPr>
+          <w:rFonts w:ascii="Consolas" w:hAnsi="Consolas" w:cs="Consolas" w:eastAsia="Consolas"/>
+          <w:sz w:val="16"/>
+        </w:rPr>
+        <w:t>├── nodejs-padrao/                    implementação em JavaScript</w:t>
+        <w:br/>
+      </w:r>
+      <w:r>
+        <w:rPr>
+          <w:rFonts w:ascii="Consolas" w:hAnsi="Consolas" w:cs="Consolas" w:eastAsia="Consolas"/>
+          <w:sz w:val="16"/>
+        </w:rPr>
+        <w:t>└── nodejs-typescript/                implementação em TypeScript</w:t>
+      </w:r>
+    </w:p>
+    <w:p/>
+    <w:p>
+      <w:pPr/>
+      <w:r>
+        <w:rPr>
+          <w:rFonts w:ascii="72" w:hAnsi="72" w:cs="72" w:eastAsia="72"/>
+          <w:b w:val="0"/>
+          <w:sz w:val="20"/>
+        </w:rPr>
+        <w:t>Estrutura de cada implementação (as diferenças estão marcadas):</w:t>
+      </w:r>
+    </w:p>
+    <w:p>
+      <w:pPr>
+        <w:pStyle w:val="SemEspaamento"/>
+        <w:shd w:val="clear" w:color="auto" w:fill="F2F2F2"/>
+      </w:pPr>
+      <w:r>
+        <w:rPr>
+          <w:rFonts w:ascii="Consolas" w:hAnsi="Consolas" w:cs="Consolas" w:eastAsia="Consolas"/>
+          <w:sz w:val="16"/>
+        </w:rPr>
+        <w:t>├── _i18n/messages.properties         mensagens de negócio</w:t>
+        <w:br/>
+      </w:r>
+      <w:r>
+        <w:rPr>
+          <w:rFonts w:ascii="Consolas" w:hAnsi="Consolas" w:cs="Consolas" w:eastAsia="Consolas"/>
+          <w:sz w:val="16"/>
+        </w:rPr>
+        <w:t>├── app/</w:t>
+        <w:br/>
+      </w:r>
+      <w:r>
+        <w:rPr>
+          <w:rFonts w:ascii="Consolas" w:hAnsi="Consolas" w:cs="Consolas" w:eastAsia="Consolas"/>
+          <w:sz w:val="16"/>
+        </w:rPr>
+        <w:t>│   ├── common.cds                    rótulos, textos de CodeList, campos somente leitura</w:t>
+        <w:br/>
+      </w:r>
+      <w:r>
+        <w:rPr>
+          <w:rFonts w:ascii="Consolas" w:hAnsi="Consolas" w:cs="Consolas" w:eastAsia="Consolas"/>
+          <w:sz w:val="16"/>
+        </w:rPr>
+        <w:t>│   ├── services.cds                  reúne as anotações das apps</w:t>
+        <w:br/>
+      </w:r>
+      <w:r>
+        <w:rPr>
+          <w:rFonts w:ascii="Consolas" w:hAnsi="Consolas" w:cs="Consolas" w:eastAsia="Consolas"/>
+          <w:sz w:val="16"/>
+        </w:rPr>
+        <w:t>│   ├── gestao-clientes/              Fiori Elements (annotations.cds + webapp/, com webapp/ext/ImportarPlanilha.js)</w:t>
+        <w:br/>
+      </w:r>
+      <w:r>
+        <w:rPr>
+          <w:rFonts w:ascii="Consolas" w:hAnsi="Consolas" w:cs="Consolas" w:eastAsia="Consolas"/>
+          <w:sz w:val="16"/>
+        </w:rPr>
+        <w:t>│   ├── gestao-estoque/               Fiori Elements (+ importação)</w:t>
+        <w:br/>
+      </w:r>
+      <w:r>
+        <w:rPr>
+          <w:rFonts w:ascii="Consolas" w:hAnsi="Consolas" w:cs="Consolas" w:eastAsia="Consolas"/>
+          <w:sz w:val="16"/>
+        </w:rPr>
+        <w:t>│   ├── pedidos-compras/              Fiori Elements (+ importação e webapp/ext/EfetuarPagamento.js)</w:t>
+        <w:br/>
+      </w:r>
+      <w:r>
+        <w:rPr>
+          <w:rFonts w:ascii="Consolas" w:hAnsi="Consolas" w:cs="Consolas" w:eastAsia="Consolas"/>
+          <w:sz w:val="16"/>
+        </w:rPr>
+        <w:t>│   ├── gestao-reembolsos/            Fiori Elements</w:t>
+        <w:br/>
+      </w:r>
+      <w:r>
+        <w:rPr>
+          <w:rFonts w:ascii="Consolas" w:hAnsi="Consolas" w:cs="Consolas" w:eastAsia="Consolas"/>
+          <w:sz w:val="16"/>
+        </w:rPr>
+        <w:t>│   ├── analise-pedidos/              SAPUI5 freestyle: Análise de Pedidos de Compras</w:t>
+        <w:br/>
+      </w:r>
+      <w:r>
+        <w:rPr>
+          <w:rFonts w:ascii="Consolas" w:hAnsi="Consolas" w:cs="Consolas" w:eastAsia="Consolas"/>
+          <w:sz w:val="16"/>
+        </w:rPr>
+        <w:t>│   ├── analise-clientes/             SAPUI5 freestyle: Análise de Clientes</w:t>
+        <w:br/>
+      </w:r>
+      <w:r>
+        <w:rPr>
+          <w:rFonts w:ascii="Consolas" w:hAnsi="Consolas" w:cs="Consolas" w:eastAsia="Consolas"/>
+          <w:sz w:val="16"/>
+        </w:rPr>
+        <w:t>│   ├── analise-estoque/              SAPUI5 freestyle: Análise de Itens do Estoque</w:t>
+        <w:br/>
+      </w:r>
+      <w:r>
+        <w:rPr>
+          <w:rFonts w:ascii="Consolas" w:hAnsi="Consolas" w:cs="Consolas" w:eastAsia="Consolas"/>
+          <w:sz w:val="16"/>
+        </w:rPr>
+        <w:t>│   ├── analise-reembolsos/           SAPUI5 freestyle: Análise de Pedidos de Reembolsos</w:t>
+        <w:br/>
+      </w:r>
+      <w:r>
+        <w:rPr>
+          <w:rFonts w:ascii="Consolas" w:hAnsi="Consolas" w:cs="Consolas" w:eastAsia="Consolas"/>
+          <w:sz w:val="16"/>
+        </w:rPr>
+        <w:t>│   ├── launchpad.html                sandbox do Fiori launchpad</w:t>
+        <w:br/>
+      </w:r>
+      <w:r>
+        <w:rPr>
+          <w:rFonts w:ascii="Consolas" w:hAnsi="Consolas" w:cs="Consolas" w:eastAsia="Consolas"/>
+          <w:sz w:val="16"/>
+        </w:rPr>
+        <w:t>│   └── launchpad/                    configuração e inicialização do launchpad</w:t>
+        <w:br/>
+      </w:r>
+      <w:r>
+        <w:rPr>
+          <w:rFonts w:ascii="Consolas" w:hAnsi="Consolas" w:cs="Consolas" w:eastAsia="Consolas"/>
+          <w:sz w:val="16"/>
+        </w:rPr>
+        <w:t>├── db/</w:t>
+        <w:br/>
+      </w:r>
+      <w:r>
+        <w:rPr>
+          <w:rFonts w:ascii="Consolas" w:hAnsi="Consolas" w:cs="Consolas" w:eastAsia="Consolas"/>
+          <w:sz w:val="16"/>
+        </w:rPr>
+        <w:t>│   ├── common.cds                    tipos e CodeLists</w:t>
+        <w:br/>
+      </w:r>
+      <w:r>
+        <w:rPr>
+          <w:rFonts w:ascii="Consolas" w:hAnsi="Consolas" w:cs="Consolas" w:eastAsia="Consolas"/>
+          <w:sz w:val="16"/>
+        </w:rPr>
+        <w:t>│   ├── schema.cds                    entidades</w:t>
+        <w:br/>
+      </w:r>
+      <w:r>
+        <w:rPr>
+          <w:rFonts w:ascii="Consolas" w:hAnsi="Consolas" w:cs="Consolas" w:eastAsia="Consolas"/>
+          <w:sz w:val="16"/>
+        </w:rPr>
+        <w:t>│   └── data/                         CodeLists e dados de demonstração (CSV)</w:t>
+        <w:br/>
+      </w:r>
+      <w:r>
+        <w:rPr>
+          <w:rFonts w:ascii="Consolas" w:hAnsi="Consolas" w:cs="Consolas" w:eastAsia="Consolas"/>
+          <w:sz w:val="16"/>
+        </w:rPr>
+        <w:t>├── srv/</w:t>
+        <w:br/>
+      </w:r>
+      <w:r>
+        <w:rPr>
+          <w:rFonts w:ascii="Consolas" w:hAnsi="Consolas" w:cs="Consolas" w:eastAsia="Consolas"/>
+          <w:sz w:val="16"/>
+        </w:rPr>
+        <w:t>│   ├── *-service.cds                 serviços (um por aplicação) + analitico-service.cds</w:t>
+        <w:br/>
+      </w:r>
+      <w:r>
+        <w:rPr>
+          <w:rFonts w:ascii="Consolas" w:hAnsi="Consolas" w:cs="Consolas" w:eastAsia="Consolas"/>
+          <w:sz w:val="16"/>
+        </w:rPr>
+        <w:t>│   ├── *-service.js | *.ts           handlers</w:t>
+        <w:br/>
+      </w:r>
+      <w:r>
+        <w:rPr>
+          <w:rFonts w:ascii="Consolas" w:hAnsi="Consolas" w:cs="Consolas" w:eastAsia="Consolas"/>
+          <w:sz w:val="16"/>
+        </w:rPr>
+        <w:t>│   ├── validacoes.cds                @mandatory / @assert</w:t>
+        <w:br/>
+      </w:r>
+      <w:r>
+        <w:rPr>
+          <w:rFonts w:ascii="Consolas" w:hAnsi="Consolas" w:cs="Consolas" w:eastAsia="Consolas"/>
+          <w:sz w:val="16"/>
+        </w:rPr>
+        <w:t>│   ├── typer.cds                     (só TypeScript) nomes dos tipos gerados</w:t>
+        <w:br/>
+      </w:r>
+      <w:r>
+        <w:rPr>
+          <w:rFonts w:ascii="Consolas" w:hAnsi="Consolas" w:cs="Consolas" w:eastAsia="Consolas"/>
+          <w:sz w:val="16"/>
+        </w:rPr>
+        <w:t>│   └── lib/                          regras de domínio</w:t>
+        <w:br/>
+      </w:r>
+      <w:r>
+        <w:rPr>
+          <w:rFonts w:ascii="Consolas" w:hAnsi="Consolas" w:cs="Consolas" w:eastAsia="Consolas"/>
+          <w:sz w:val="16"/>
+        </w:rPr>
+        <w:t>├── scripts/gerar-dados-demo.js | .ts gerador dos CSVs de demonstração</w:t>
+        <w:br/>
+      </w:r>
+      <w:r>
+        <w:rPr>
+          <w:rFonts w:ascii="Consolas" w:hAnsi="Consolas" w:cs="Consolas" w:eastAsia="Consolas"/>
+          <w:sz w:val="16"/>
+        </w:rPr>
+        <w:t>├── test/                             testes automatizados e apoio</w:t>
+        <w:br/>
+      </w:r>
+      <w:r>
+        <w:rPr>
+          <w:rFonts w:ascii="Consolas" w:hAnsi="Consolas" w:cs="Consolas" w:eastAsia="Consolas"/>
+          <w:sz w:val="16"/>
+        </w:rPr>
+        <w:t>├── tsconfig*.json                    (só TypeScript) verificação de tipos e build</w:t>
+        <w:br/>
+      </w:r>
+      <w:r>
+        <w:rPr>
+          <w:rFonts w:ascii="Consolas" w:hAnsi="Consolas" w:cs="Consolas" w:eastAsia="Consolas"/>
+          <w:sz w:val="16"/>
+        </w:rPr>
+        <w:t>└── package.json</w:t>
+      </w:r>
+    </w:p>
+    <w:p/>
+    <w:p>
+      <w:pPr>
+        <w:pStyle w:val="Ttulo1"/>
+      </w:pPr>
+      <w:r>
+        <w:rPr>
+          <w:rFonts w:ascii="72" w:hAnsi="72" w:cs="72" w:eastAsia="72"/>
+          <w:b w:val="0"/>
+          <w:sz w:val="32"/>
+        </w:rPr>
+        <w:t xml:space="preserve">22. Histórico de Revisões desta Especificação</w:t>
+      </w:r>
+    </w:p>
+    <w:p>
+      <w:pPr>
+        <w:pStyle w:val="Ttulo2"/>
+      </w:pPr>
+      <w:r>
+        <w:rPr>
+          <w:rFonts w:ascii="72" w:hAnsi="72" w:cs="72" w:eastAsia="72"/>
+          <w:b w:val="0"/>
+          <w:sz w:val="26"/>
+        </w:rPr>
+        <w:t xml:space="preserve">22.1 O que mudou da versão 1 para a 2</w:t>
       </w:r>
     </w:p>
     <w:tbl>
@@ -28819,7 +29740,7 @@
                 <w:color w:val="FFFFFF"/>
                 <w:sz w:val="20"/>
               </w:rPr>
-              <w:t>Arquivo</w:t>
+              <w:t>Tema</w:t>
             </w:r>
           </w:p>
         </w:tc>
@@ -28836,7 +29757,7 @@
                 <w:color w:val="FFFFFF"/>
                 <w:sz w:val="20"/>
               </w:rPr>
-              <w:t>Cobertura</w:t>
+              <w:t>Versão 1 (planejada)</w:t>
             </w:r>
           </w:p>
         </w:tc>
@@ -28853,7 +29774,7 @@
                 <w:color w:val="FFFFFF"/>
                 <w:sz w:val="20"/>
               </w:rPr>
-              <w:t>Classes de teste RAP equivalentes</w:t>
+              <w:t>Versão 2 (implementada)</w:t>
             </w:r>
           </w:p>
         </w:tc>
@@ -28866,11 +29787,11 @@
           <w:p>
             <w:r>
               <w:rPr>
-                <w:rFonts w:ascii="Consolas" w:hAnsi="Consolas" w:cs="Consolas" w:eastAsia="Consolas"/>
-                <w:b w:val="0"/>
-                <w:sz w:val="16"/>
-              </w:rPr>
-              <w:t>unidade.test</w:t>
+                <w:rFonts w:ascii="72" w:hAnsi="72" w:cs="72" w:eastAsia="72"/>
+                <w:b w:val="0"/>
+                <w:sz w:val="18"/>
+              </w:rPr>
+              <w:t>Status do pedido</w:t>
             </w:r>
           </w:p>
         </w:tc>
@@ -28881,11 +29802,75 @@
           <w:p>
             <w:r>
               <w:rPr>
-                <w:rFonts w:ascii="72" w:hAnsi="72" w:cs="72" w:eastAsia="72"/>
-                <w:b w:val="0"/>
-                <w:sz w:val="18"/>
-              </w:rPr>
-              <w:t>CPF, e-mail, telefone, imagens, status de estoque, SKU, pagamento simulado, leitor XLSX/CSV</w:t>
+                <w:rFonts w:ascii="Consolas" w:hAnsi="Consolas" w:cs="Consolas" w:eastAsia="Consolas"/>
+                <w:b w:val="0"/>
+                <w:sz w:val="16"/>
+              </w:rPr>
+              <w:t>CRIADO</w:t>
+            </w:r>
+            <w:r>
+              <w:rPr>
+                <w:rFonts w:ascii="72" w:hAnsi="72" w:cs="72" w:eastAsia="72"/>
+                <w:b w:val="0"/>
+                <w:sz w:val="18"/>
+              </w:rPr>
+              <w:t xml:space="preserve">, </w:t>
+            </w:r>
+            <w:r>
+              <w:rPr>
+                <w:rFonts w:ascii="Consolas" w:hAnsi="Consolas" w:cs="Consolas" w:eastAsia="Consolas"/>
+                <w:b w:val="0"/>
+                <w:sz w:val="16"/>
+              </w:rPr>
+              <w:t>AGUARDANDO_PAGAMENTO</w:t>
+            </w:r>
+            <w:r>
+              <w:rPr>
+                <w:rFonts w:ascii="72" w:hAnsi="72" w:cs="72" w:eastAsia="72"/>
+                <w:b w:val="0"/>
+                <w:sz w:val="18"/>
+              </w:rPr>
+              <w:t xml:space="preserve">, </w:t>
+            </w:r>
+            <w:r>
+              <w:rPr>
+                <w:rFonts w:ascii="Consolas" w:hAnsi="Consolas" w:cs="Consolas" w:eastAsia="Consolas"/>
+                <w:b w:val="0"/>
+                <w:sz w:val="16"/>
+              </w:rPr>
+              <w:t>AGUARDANDO_APROVACAO</w:t>
+            </w:r>
+            <w:r>
+              <w:rPr>
+                <w:rFonts w:ascii="72" w:hAnsi="72" w:cs="72" w:eastAsia="72"/>
+                <w:b w:val="0"/>
+                <w:sz w:val="18"/>
+              </w:rPr>
+              <w:t xml:space="preserve">, </w:t>
+            </w:r>
+            <w:r>
+              <w:rPr>
+                <w:rFonts w:ascii="Consolas" w:hAnsi="Consolas" w:cs="Consolas" w:eastAsia="Consolas"/>
+                <w:b w:val="0"/>
+                <w:sz w:val="16"/>
+              </w:rPr>
+              <w:t>FINALIZADO</w:t>
+            </w:r>
+            <w:r>
+              <w:rPr>
+                <w:rFonts w:ascii="72" w:hAnsi="72" w:cs="72" w:eastAsia="72"/>
+                <w:b w:val="0"/>
+                <w:sz w:val="18"/>
+              </w:rPr>
+              <w:t xml:space="preserve">, </w:t>
+            </w:r>
+            <w:r>
+              <w:rPr>
+                <w:rFonts w:ascii="Consolas" w:hAnsi="Consolas" w:cs="Consolas" w:eastAsia="Consolas"/>
+                <w:b w:val="0"/>
+                <w:sz w:val="16"/>
+              </w:rPr>
+              <w:t>CANCELADO</w:t>
             </w:r>
           </w:p>
         </w:tc>
@@ -28900,7 +29885,7 @@
                 <w:b w:val="0"/>
                 <w:sz w:val="16"/>
               </w:rPr>
-              <w:t>ltcl_digitos_cpf</w:t>
+              <w:t>ABERTO</w:t>
             </w:r>
             <w:r>
               <w:rPr>
@@ -28916,7 +29901,7 @@
                 <w:b w:val="0"/>
                 <w:sz w:val="16"/>
               </w:rPr>
-              <w:t>ltcl_email_imagem</w:t>
+              <w:t>AGUARDANDO_APROVACAO</w:t>
             </w:r>
             <w:r>
               <w:rPr>
@@ -28932,39 +29917,39 @@
                 <w:b w:val="0"/>
                 <w:sz w:val="16"/>
               </w:rPr>
-              <w:t>ltcl_estoque_endereco</w:t>
-            </w:r>
-            <w:r>
-              <w:rPr>
-                <w:rFonts w:ascii="72" w:hAnsi="72" w:cs="72" w:eastAsia="72"/>
-                <w:b w:val="0"/>
-                <w:sz w:val="18"/>
-              </w:rPr>
-              <w:t xml:space="preserve">, testes de </w:t>
-            </w:r>
-            <w:r>
-              <w:rPr>
-                <w:rFonts w:ascii="Consolas" w:hAnsi="Consolas" w:cs="Consolas" w:eastAsia="Consolas"/>
-                <w:b w:val="0"/>
-                <w:sz w:val="16"/>
-              </w:rPr>
-              <w:t>ZCL_PC_PAGAMENTO_SIM</w:t>
-            </w:r>
-            <w:r>
-              <w:rPr>
-                <w:rFonts w:ascii="72" w:hAnsi="72" w:cs="72" w:eastAsia="72"/>
-                <w:b w:val="0"/>
-                <w:sz w:val="18"/>
-              </w:rPr>
-              <w:t xml:space="preserve"> e </w:t>
-            </w:r>
-            <w:r>
-              <w:rPr>
-                <w:rFonts w:ascii="Consolas" w:hAnsi="Consolas" w:cs="Consolas" w:eastAsia="Consolas"/>
-                <w:b w:val="0"/>
-                <w:sz w:val="16"/>
-              </w:rPr>
-              <w:t>ZCL_PC_PLANILHA</w:t>
+              <w:t>PROCESSANDO_REEMBOLSO</w:t>
+            </w:r>
+            <w:r>
+              <w:rPr>
+                <w:rFonts w:ascii="72" w:hAnsi="72" w:cs="72" w:eastAsia="72"/>
+                <w:b w:val="0"/>
+                <w:sz w:val="18"/>
+              </w:rPr>
+              <w:t xml:space="preserve">, </w:t>
+            </w:r>
+            <w:r>
+              <w:rPr>
+                <w:rFonts w:ascii="Consolas" w:hAnsi="Consolas" w:cs="Consolas" w:eastAsia="Consolas"/>
+                <w:b w:val="0"/>
+                <w:sz w:val="16"/>
+              </w:rPr>
+              <w:t>CANCELADO</w:t>
+            </w:r>
+            <w:r>
+              <w:rPr>
+                <w:rFonts w:ascii="72" w:hAnsi="72" w:cs="72" w:eastAsia="72"/>
+                <w:b w:val="0"/>
+                <w:sz w:val="18"/>
+              </w:rPr>
+              <w:t xml:space="preserve">, </w:t>
+            </w:r>
+            <w:r>
+              <w:rPr>
+                <w:rFonts w:ascii="Consolas" w:hAnsi="Consolas" w:cs="Consolas" w:eastAsia="Consolas"/>
+                <w:b w:val="0"/>
+                <w:sz w:val="16"/>
+              </w:rPr>
+              <w:t>FINALIZADO</w:t>
             </w:r>
           </w:p>
         </w:tc>
@@ -28977,11 +29962,11 @@
           <w:p>
             <w:r>
               <w:rPr>
-                <w:rFonts w:ascii="Consolas" w:hAnsi="Consolas" w:cs="Consolas" w:eastAsia="Consolas"/>
-                <w:b w:val="0"/>
-                <w:sz w:val="16"/>
-              </w:rPr>
-              <w:t>clientes.test</w:t>
+                <w:rFonts w:ascii="72" w:hAnsi="72" w:cs="72" w:eastAsia="72"/>
+                <w:b w:val="0"/>
+                <w:sz w:val="18"/>
+              </w:rPr>
+              <w:t>Registro do pedido</w:t>
             </w:r>
           </w:p>
         </w:tc>
@@ -28996,7 +29981,15 @@
                 <w:b w:val="0"/>
                 <w:sz w:val="18"/>
               </w:rPr>
-              <w:t>Rascunho, ViaCEP, CEP geral, CEP único, endereço principal, CPF, autorização, exclusão, foto</w:t>
+              <w:t xml:space="preserve">Action </w:t>
+            </w:r>
+            <w:r>
+              <w:rPr>
+                <w:rFonts w:ascii="Consolas" w:hAnsi="Consolas" w:cs="Consolas" w:eastAsia="Consolas"/>
+                <w:b w:val="0"/>
+                <w:sz w:val="16"/>
+              </w:rPr>
+              <w:t>confirmarPedido</w:t>
             </w:r>
           </w:p>
         </w:tc>
@@ -29007,11 +30000,11 @@
           <w:p>
             <w:r>
               <w:rPr>
-                <w:rFonts w:ascii="Consolas" w:hAnsi="Consolas" w:cs="Consolas" w:eastAsia="Consolas"/>
-                <w:b w:val="0"/>
-                <w:sz w:val="16"/>
-              </w:rPr>
-              <w:t>ltcl_persistencia_endereco</w:t>
+                <w:rFonts w:ascii="72" w:hAnsi="72" w:cs="72" w:eastAsia="72"/>
+                <w:b w:val="0"/>
+                <w:sz w:val="18"/>
+              </w:rPr>
+              <w:t>O Salvar do rascunho registra e reserva</w:t>
             </w:r>
           </w:p>
         </w:tc>
@@ -29024,11 +30017,11 @@
           <w:p>
             <w:r>
               <w:rPr>
-                <w:rFonts w:ascii="Consolas" w:hAnsi="Consolas" w:cs="Consolas" w:eastAsia="Consolas"/>
-                <w:b w:val="0"/>
-                <w:sz w:val="16"/>
-              </w:rPr>
-              <w:t>estoque.test</w:t>
+                <w:rFonts w:ascii="72" w:hAnsi="72" w:cs="72" w:eastAsia="72"/>
+                <w:b w:val="0"/>
+                <w:sz w:val="18"/>
+              </w:rPr>
+              <w:t>Pagamento</w:t>
             </w:r>
           </w:p>
         </w:tc>
@@ -29043,7 +30036,31 @@
                 <w:b w:val="0"/>
                 <w:sz w:val="18"/>
               </w:rPr>
-              <w:t>SKU, disponibilidade e status, concorrência com edição, inativação e exclusão</w:t>
+              <w:t xml:space="preserve">Action </w:t>
+            </w:r>
+            <w:r>
+              <w:rPr>
+                <w:rFonts w:ascii="Consolas" w:hAnsi="Consolas" w:cs="Consolas" w:eastAsia="Consolas"/>
+                <w:b w:val="0"/>
+                <w:sz w:val="16"/>
+              </w:rPr>
+              <w:t>simularPagamentoPedido</w:t>
+            </w:r>
+            <w:r>
+              <w:rPr>
+                <w:rFonts w:ascii="72" w:hAnsi="72" w:cs="72" w:eastAsia="72"/>
+                <w:b w:val="0"/>
+                <w:sz w:val="18"/>
+              </w:rPr>
+              <w:t xml:space="preserve"> (com nome do titular), retornando </w:t>
+            </w:r>
+            <w:r>
+              <w:rPr>
+                <w:rFonts w:ascii="Consolas" w:hAnsi="Consolas" w:cs="Consolas" w:eastAsia="Consolas"/>
+                <w:b w:val="0"/>
+                <w:sz w:val="16"/>
+              </w:rPr>
+              <w:t>Pagamentos</w:t>
             </w:r>
           </w:p>
         </w:tc>
@@ -29054,11 +30071,35 @@
           <w:p>
             <w:r>
               <w:rPr>
-                <w:rFonts w:ascii="Consolas" w:hAnsi="Consolas" w:cs="Consolas" w:eastAsia="Consolas"/>
-                <w:b w:val="0"/>
-                <w:sz w:val="16"/>
-              </w:rPr>
-              <w:t>ltcl_sku_item</w:t>
+                <w:rFonts w:ascii="72" w:hAnsi="72" w:cs="72" w:eastAsia="72"/>
+                <w:b w:val="0"/>
+                <w:sz w:val="18"/>
+              </w:rPr>
+              <w:t xml:space="preserve">Action </w:t>
+            </w:r>
+            <w:r>
+              <w:rPr>
+                <w:rFonts w:ascii="Consolas" w:hAnsi="Consolas" w:cs="Consolas" w:eastAsia="Consolas"/>
+                <w:b w:val="0"/>
+                <w:sz w:val="16"/>
+              </w:rPr>
+              <w:t>efetuarPagamento</w:t>
+            </w:r>
+            <w:r>
+              <w:rPr>
+                <w:rFonts w:ascii="72" w:hAnsi="72" w:cs="72" w:eastAsia="72"/>
+                <w:b w:val="0"/>
+                <w:sz w:val="18"/>
+              </w:rPr>
+              <w:t xml:space="preserve"> (método, número, validade, CVV), retornando </w:t>
+            </w:r>
+            <w:r>
+              <w:rPr>
+                <w:rFonts w:ascii="Consolas" w:hAnsi="Consolas" w:cs="Consolas" w:eastAsia="Consolas"/>
+                <w:b w:val="0"/>
+                <w:sz w:val="16"/>
+              </w:rPr>
+              <w:t>Pedidos</w:t>
             </w:r>
           </w:p>
         </w:tc>
@@ -29071,11 +30112,11 @@
           <w:p>
             <w:r>
               <w:rPr>
-                <w:rFonts w:ascii="Consolas" w:hAnsi="Consolas" w:cs="Consolas" w:eastAsia="Consolas"/>
-                <w:b w:val="0"/>
-                <w:sz w:val="16"/>
-              </w:rPr>
-              <w:t>pedidos.test</w:t>
+                <w:rFonts w:ascii="72" w:hAnsi="72" w:cs="72" w:eastAsia="72"/>
+                <w:b w:val="0"/>
+                <w:sz w:val="18"/>
+              </w:rPr>
+              <w:t>Cancelamento de pedido pago</w:t>
             </w:r>
           </w:p>
         </w:tc>
@@ -29090,7 +30131,7 @@
                 <w:b w:val="0"/>
                 <w:sz w:val="18"/>
               </w:rPr>
-              <w:t>Registro com reserva, edição pela diferença, pagamento, aprovação, cancelamento, reembolso, campos somente leitura (cliente e pagamento)</w:t>
+              <w:t>Cancelava direto</w:t>
             </w:r>
           </w:p>
         </w:tc>
@@ -29101,43 +30142,27 @@
           <w:p>
             <w:r>
               <w:rPr>
-                <w:rFonts w:ascii="Consolas" w:hAnsi="Consolas" w:cs="Consolas" w:eastAsia="Consolas"/>
-                <w:b w:val="0"/>
-                <w:sz w:val="16"/>
-              </w:rPr>
-              <w:t>ltcl_registro_pedido</w:t>
-            </w:r>
-            <w:r>
-              <w:rPr>
-                <w:rFonts w:ascii="72" w:hAnsi="72" w:cs="72" w:eastAsia="72"/>
-                <w:b w:val="0"/>
-                <w:sz w:val="18"/>
-              </w:rPr>
-              <w:t xml:space="preserve">, </w:t>
-            </w:r>
-            <w:r>
-              <w:rPr>
-                <w:rFonts w:ascii="Consolas" w:hAnsi="Consolas" w:cs="Consolas" w:eastAsia="Consolas"/>
-                <w:b w:val="0"/>
-                <w:sz w:val="16"/>
-              </w:rPr>
-              <w:t>ltcl_edicao_pedido</w:t>
-            </w:r>
-            <w:r>
-              <w:rPr>
-                <w:rFonts w:ascii="72" w:hAnsi="72" w:cs="72" w:eastAsia="72"/>
-                <w:b w:val="0"/>
-                <w:sz w:val="18"/>
-              </w:rPr>
-              <w:t xml:space="preserve">, </w:t>
-            </w:r>
-            <w:r>
-              <w:rPr>
-                <w:rFonts w:ascii="Consolas" w:hAnsi="Consolas" w:cs="Consolas" w:eastAsia="Consolas"/>
-                <w:b w:val="0"/>
-                <w:sz w:val="16"/>
-              </w:rPr>
-              <w:t>ltcl_ciclo_pedido</w:t>
+                <w:rFonts w:ascii="72" w:hAnsi="72" w:cs="72" w:eastAsia="72"/>
+                <w:b w:val="0"/>
+                <w:sz w:val="18"/>
+              </w:rPr>
+              <w:t>Abre reembolso (</w:t>
+            </w:r>
+            <w:r>
+              <w:rPr>
+                <w:rFonts w:ascii="Consolas" w:hAnsi="Consolas" w:cs="Consolas" w:eastAsia="Consolas"/>
+                <w:b w:val="0"/>
+                <w:sz w:val="16"/>
+              </w:rPr>
+              <w:t>PROCESSANDO_REEMBOLSO</w:t>
+            </w:r>
+            <w:r>
+              <w:rPr>
+                <w:rFonts w:ascii="72" w:hAnsi="72" w:cs="72" w:eastAsia="72"/>
+                <w:b w:val="0"/>
+                <w:sz w:val="18"/>
+              </w:rPr>
+              <w:t>) e app Gestão de Reembolsos</w:t>
             </w:r>
           </w:p>
         </w:tc>
@@ -29150,11 +30175,11 @@
           <w:p>
             <w:r>
               <w:rPr>
-                <w:rFonts w:ascii="Consolas" w:hAnsi="Consolas" w:cs="Consolas" w:eastAsia="Consolas"/>
-                <w:b w:val="0"/>
-                <w:sz w:val="16"/>
-              </w:rPr>
-              <w:t>reembolsos.test</w:t>
+                <w:rFonts w:ascii="72" w:hAnsi="72" w:cs="72" w:eastAsia="72"/>
+                <w:b w:val="0"/>
+                <w:sz w:val="18"/>
+              </w:rPr>
+              <w:t>Status do pagamento</w:t>
             </w:r>
           </w:p>
         </w:tc>
@@ -29165,11 +30190,43 @@
           <w:p>
             <w:r>
               <w:rPr>
-                <w:rFonts w:ascii="72" w:hAnsi="72" w:cs="72" w:eastAsia="72"/>
-                <w:b w:val="0"/>
-                <w:sz w:val="18"/>
-              </w:rPr>
-              <w:t>Aprovar, rejeitar (motivo obrigatório), decisão única</w:t>
+                <w:rFonts w:ascii="Consolas" w:hAnsi="Consolas" w:cs="Consolas" w:eastAsia="Consolas"/>
+                <w:b w:val="0"/>
+                <w:sz w:val="16"/>
+              </w:rPr>
+              <w:t>PENDENTE</w:t>
+            </w:r>
+            <w:r>
+              <w:rPr>
+                <w:rFonts w:ascii="72" w:hAnsi="72" w:cs="72" w:eastAsia="72"/>
+                <w:b w:val="0"/>
+                <w:sz w:val="18"/>
+              </w:rPr>
+              <w:t xml:space="preserve">, </w:t>
+            </w:r>
+            <w:r>
+              <w:rPr>
+                <w:rFonts w:ascii="Consolas" w:hAnsi="Consolas" w:cs="Consolas" w:eastAsia="Consolas"/>
+                <w:b w:val="0"/>
+                <w:sz w:val="16"/>
+              </w:rPr>
+              <w:t>APROVADO</w:t>
+            </w:r>
+            <w:r>
+              <w:rPr>
+                <w:rFonts w:ascii="72" w:hAnsi="72" w:cs="72" w:eastAsia="72"/>
+                <w:b w:val="0"/>
+                <w:sz w:val="18"/>
+              </w:rPr>
+              <w:t xml:space="preserve">, </w:t>
+            </w:r>
+            <w:r>
+              <w:rPr>
+                <w:rFonts w:ascii="Consolas" w:hAnsi="Consolas" w:cs="Consolas" w:eastAsia="Consolas"/>
+                <w:b w:val="0"/>
+                <w:sz w:val="16"/>
+              </w:rPr>
+              <w:t>RECUSADO</w:t>
             </w:r>
           </w:p>
         </w:tc>
@@ -29180,11 +30237,35 @@
           <w:p>
             <w:r>
               <w:rPr>
-                <w:rFonts w:ascii="Consolas" w:hAnsi="Consolas" w:cs="Consolas" w:eastAsia="Consolas"/>
-                <w:b w:val="0"/>
-                <w:sz w:val="16"/>
-              </w:rPr>
-              <w:t>ltcl_reembolso</w:t>
+                <w:rFonts w:ascii="72" w:hAnsi="72" w:cs="72" w:eastAsia="72"/>
+                <w:b w:val="0"/>
+                <w:sz w:val="18"/>
+              </w:rPr>
+              <w:t xml:space="preserve">+ </w:t>
+            </w:r>
+            <w:r>
+              <w:rPr>
+                <w:rFonts w:ascii="Consolas" w:hAnsi="Consolas" w:cs="Consolas" w:eastAsia="Consolas"/>
+                <w:b w:val="0"/>
+                <w:sz w:val="16"/>
+              </w:rPr>
+              <w:t>DEVOLVIDO</w:t>
+            </w:r>
+            <w:r>
+              <w:rPr>
+                <w:rFonts w:ascii="72" w:hAnsi="72" w:cs="72" w:eastAsia="72"/>
+                <w:b w:val="0"/>
+                <w:sz w:val="18"/>
+              </w:rPr>
+              <w:t xml:space="preserve">; réplica em </w:t>
+            </w:r>
+            <w:r>
+              <w:rPr>
+                <w:rFonts w:ascii="Consolas" w:hAnsi="Consolas" w:cs="Consolas" w:eastAsia="Consolas"/>
+                <w:b w:val="0"/>
+                <w:sz w:val="16"/>
+              </w:rPr>
+              <w:t>Pedidos.statusPagamento</w:t>
             </w:r>
           </w:p>
         </w:tc>
@@ -29197,11 +30278,11 @@
           <w:p>
             <w:r>
               <w:rPr>
-                <w:rFonts w:ascii="Consolas" w:hAnsi="Consolas" w:cs="Consolas" w:eastAsia="Consolas"/>
-                <w:b w:val="0"/>
-                <w:sz w:val="16"/>
-              </w:rPr>
-              <w:t>importacao.test</w:t>
+                <w:rFonts w:ascii="72" w:hAnsi="72" w:cs="72" w:eastAsia="72"/>
+                <w:b w:val="0"/>
+                <w:sz w:val="18"/>
+              </w:rPr>
+              <w:t>Edição após reserva</w:t>
             </w:r>
           </w:p>
         </w:tc>
@@ -29216,15 +30297,7 @@
                 <w:b w:val="0"/>
                 <w:sz w:val="18"/>
               </w:rPr>
-              <w:t xml:space="preserve">Clientes, estoque e pedidos (tudo ou nada), reimportação de pedidos recusada e modelos de </w:t>
-            </w:r>
-            <w:r>
-              <w:rPr>
-                <w:rFonts w:ascii="Consolas" w:hAnsi="Consolas" w:cs="Consolas" w:eastAsia="Consolas"/>
-                <w:b w:val="0"/>
-                <w:sz w:val="16"/>
-              </w:rPr>
-              <w:t>docs/</w:t>
+              <w:t>Opcional (recomendação de bloquear)</w:t>
             </w:r>
           </w:p>
         </w:tc>
@@ -29239,15 +30312,23 @@
                 <w:b w:val="0"/>
                 <w:sz w:val="18"/>
               </w:rPr>
-              <w:t xml:space="preserve">testes de </w:t>
-            </w:r>
-            <w:r>
-              <w:rPr>
-                <w:rFonts w:ascii="Consolas" w:hAnsi="Consolas" w:cs="Consolas" w:eastAsia="Consolas"/>
-                <w:b w:val="0"/>
-                <w:sz w:val="16"/>
-              </w:rPr>
-              <w:t>ZCL_PC_IMPORTACAO</w:t>
+              <w:t xml:space="preserve">Permitida em </w:t>
+            </w:r>
+            <w:r>
+              <w:rPr>
+                <w:rFonts w:ascii="Consolas" w:hAnsi="Consolas" w:cs="Consolas" w:eastAsia="Consolas"/>
+                <w:b w:val="0"/>
+                <w:sz w:val="16"/>
+              </w:rPr>
+              <w:t>ABERTO</w:t>
+            </w:r>
+            <w:r>
+              <w:rPr>
+                <w:rFonts w:ascii="72" w:hAnsi="72" w:cs="72" w:eastAsia="72"/>
+                <w:b w:val="0"/>
+                <w:sz w:val="18"/>
+              </w:rPr>
+              <w:t>, com ajuste pela diferença</w:t>
             </w:r>
           </w:p>
         </w:tc>
@@ -29260,11 +30341,11 @@
           <w:p>
             <w:r>
               <w:rPr>
-                <w:rFonts w:ascii="Consolas" w:hAnsi="Consolas" w:cs="Consolas" w:eastAsia="Consolas"/>
-                <w:b w:val="0"/>
-                <w:sz w:val="16"/>
-              </w:rPr>
-              <w:t>analitico.test</w:t>
+                <w:rFonts w:ascii="72" w:hAnsi="72" w:cs="72" w:eastAsia="72"/>
+                <w:b w:val="0"/>
+                <w:sz w:val="18"/>
+              </w:rPr>
+              <w:t>Exclusão de pedido</w:t>
             </w:r>
           </w:p>
         </w:tc>
@@ -29279,23 +30360,15 @@
                 <w:b w:val="0"/>
                 <w:sz w:val="18"/>
               </w:rPr>
-              <w:t xml:space="preserve">Agregações </w:t>
-            </w:r>
-            <w:r>
-              <w:rPr>
-                <w:rFonts w:ascii="Consolas" w:hAnsi="Consolas" w:cs="Consolas" w:eastAsia="Consolas"/>
-                <w:b w:val="0"/>
-                <w:sz w:val="16"/>
-              </w:rPr>
-              <w:t>$apply</w:t>
-            </w:r>
-            <w:r>
-              <w:rPr>
-                <w:rFonts w:ascii="72" w:hAnsi="72" w:cs="72" w:eastAsia="72"/>
-                <w:b w:val="0"/>
-                <w:sz w:val="18"/>
-              </w:rPr>
-              <w:t xml:space="preserve"> dos quatro domínios</w:t>
+              <w:t xml:space="preserve">Permitida em </w:t>
+            </w:r>
+            <w:r>
+              <w:rPr>
+                <w:rFonts w:ascii="Consolas" w:hAnsi="Consolas" w:cs="Consolas" w:eastAsia="Consolas"/>
+                <w:b w:val="0"/>
+                <w:sz w:val="16"/>
+              </w:rPr>
+              <w:t>CRIADO</w:t>
             </w:r>
           </w:p>
         </w:tc>
@@ -29310,7 +30383,971 @@
                 <w:b w:val="0"/>
                 <w:sz w:val="18"/>
               </w:rPr>
+              <w:t>Pedido registrado nunca é excluído (só o rascunho é descartado)</w:t>
+            </w:r>
+          </w:p>
+        </w:tc>
+      </w:tr>
+      <w:tr>
+        <w:tc>
+          <w:tcPr>
+            <w:tcW w:type="dxa" w:w="3360"/>
+          </w:tcPr>
+          <w:p>
+            <w:r>
+              <w:rPr>
+                <w:rFonts w:ascii="72" w:hAnsi="72" w:cs="72" w:eastAsia="72"/>
+                <w:b w:val="0"/>
+                <w:sz w:val="18"/>
+              </w:rPr>
+              <w:t>SKU</w:t>
+            </w:r>
+          </w:p>
+        </w:tc>
+        <w:tc>
+          <w:tcPr>
+            <w:tcW w:type="dxa" w:w="3360"/>
+          </w:tcPr>
+          <w:p>
+            <w:r>
+              <w:rPr>
+                <w:rFonts w:ascii="Consolas" w:hAnsi="Consolas" w:cs="Consolas" w:eastAsia="Consolas"/>
+                <w:b w:val="0"/>
+                <w:sz w:val="16"/>
+              </w:rPr>
+              <w:t>CCC-NNN-DDD-0001</w:t>
+            </w:r>
+            <w:r>
+              <w:rPr>
+                <w:rFonts w:ascii="72" w:hAnsi="72" w:cs="72" w:eastAsia="72"/>
+                <w:b w:val="0"/>
+                <w:sz w:val="18"/>
+              </w:rPr>
+              <w:t xml:space="preserve"> (categoria, nome, descrição)</w:t>
+            </w:r>
+          </w:p>
+        </w:tc>
+        <w:tc>
+          <w:tcPr>
+            <w:tcW w:type="dxa" w:w="3360"/>
+          </w:tcPr>
+          <w:p>
+            <w:r>
+              <w:rPr>
+                <w:rFonts w:ascii="Consolas" w:hAnsi="Consolas" w:cs="Consolas" w:eastAsia="Consolas"/>
+                <w:b w:val="0"/>
+                <w:sz w:val="16"/>
+              </w:rPr>
+              <w:t>SKU-&lt;3 letras da categoria&gt;-&lt;10 dígitos&gt;</w:t>
+            </w:r>
+          </w:p>
+        </w:tc>
+      </w:tr>
+      <w:tr>
+        <w:tc>
+          <w:tcPr>
+            <w:tcW w:type="dxa" w:w="3360"/>
+          </w:tcPr>
+          <w:p>
+            <w:r>
+              <w:rPr>
+                <w:rFonts w:ascii="72" w:hAnsi="72" w:cs="72" w:eastAsia="72"/>
+                <w:b w:val="0"/>
+                <w:sz w:val="18"/>
+              </w:rPr>
+              <w:t>CodeLists</w:t>
+            </w:r>
+          </w:p>
+        </w:tc>
+        <w:tc>
+          <w:tcPr>
+            <w:tcW w:type="dxa" w:w="3360"/>
+          </w:tcPr>
+          <w:p>
+            <w:r>
+              <w:rPr>
+                <w:rFonts w:ascii="Consolas" w:hAnsi="Consolas" w:cs="Consolas" w:eastAsia="Consolas"/>
+                <w:b w:val="0"/>
+                <w:sz w:val="16"/>
+              </w:rPr>
+              <w:t>StatusItensEstoque</w:t>
+            </w:r>
+            <w:r>
+              <w:rPr>
+                <w:rFonts w:ascii="72" w:hAnsi="72" w:cs="72" w:eastAsia="72"/>
+                <w:b w:val="0"/>
+                <w:sz w:val="18"/>
+              </w:rPr>
+              <w:t xml:space="preserve">, </w:t>
+            </w:r>
+            <w:r>
+              <w:rPr>
+                <w:rFonts w:ascii="Consolas" w:hAnsi="Consolas" w:cs="Consolas" w:eastAsia="Consolas"/>
+                <w:b w:val="0"/>
+                <w:sz w:val="16"/>
+              </w:rPr>
+              <w:t>StatusPedidos</w:t>
+            </w:r>
+            <w:r>
+              <w:rPr>
+                <w:rFonts w:ascii="72" w:hAnsi="72" w:cs="72" w:eastAsia="72"/>
+                <w:b w:val="0"/>
+                <w:sz w:val="18"/>
+              </w:rPr>
+              <w:t xml:space="preserve">, </w:t>
+            </w:r>
+            <w:r>
+              <w:rPr>
+                <w:rFonts w:ascii="Consolas" w:hAnsi="Consolas" w:cs="Consolas" w:eastAsia="Consolas"/>
+                <w:b w:val="0"/>
+                <w:sz w:val="16"/>
+              </w:rPr>
+              <w:t>StatusPagamentos</w:t>
+            </w:r>
+          </w:p>
+        </w:tc>
+        <w:tc>
+          <w:tcPr>
+            <w:tcW w:type="dxa" w:w="3360"/>
+          </w:tcPr>
+          <w:p>
+            <w:r>
+              <w:rPr>
+                <w:rFonts w:ascii="Consolas" w:hAnsi="Consolas" w:cs="Consolas" w:eastAsia="Consolas"/>
+                <w:b w:val="0"/>
+                <w:sz w:val="16"/>
+              </w:rPr>
+              <w:t>StatusEstoque</w:t>
+            </w:r>
+            <w:r>
+              <w:rPr>
+                <w:rFonts w:ascii="72" w:hAnsi="72" w:cs="72" w:eastAsia="72"/>
+                <w:b w:val="0"/>
+                <w:sz w:val="18"/>
+              </w:rPr>
+              <w:t xml:space="preserve">, </w:t>
+            </w:r>
+            <w:r>
+              <w:rPr>
+                <w:rFonts w:ascii="Consolas" w:hAnsi="Consolas" w:cs="Consolas" w:eastAsia="Consolas"/>
+                <w:b w:val="0"/>
+                <w:sz w:val="16"/>
+              </w:rPr>
+              <w:t>StatusPedido</w:t>
+            </w:r>
+            <w:r>
+              <w:rPr>
+                <w:rFonts w:ascii="72" w:hAnsi="72" w:cs="72" w:eastAsia="72"/>
+                <w:b w:val="0"/>
+                <w:sz w:val="18"/>
+              </w:rPr>
+              <w:t xml:space="preserve">, </w:t>
+            </w:r>
+            <w:r>
+              <w:rPr>
+                <w:rFonts w:ascii="Consolas" w:hAnsi="Consolas" w:cs="Consolas" w:eastAsia="Consolas"/>
+                <w:b w:val="0"/>
+                <w:sz w:val="16"/>
+              </w:rPr>
+              <w:t>StatusPagamento</w:t>
+            </w:r>
+            <w:r>
+              <w:rPr>
+                <w:rFonts w:ascii="72" w:hAnsi="72" w:cs="72" w:eastAsia="72"/>
+                <w:b w:val="0"/>
+                <w:sz w:val="18"/>
+              </w:rPr>
+              <w:t xml:space="preserve">, </w:t>
+            </w:r>
+            <w:r>
+              <w:rPr>
+                <w:rFonts w:ascii="Consolas" w:hAnsi="Consolas" w:cs="Consolas" w:eastAsia="Consolas"/>
+                <w:b w:val="0"/>
+                <w:sz w:val="16"/>
+              </w:rPr>
+              <w:t>StatusReembolso</w:t>
+            </w:r>
+          </w:p>
+        </w:tc>
+      </w:tr>
+      <w:tr>
+        <w:tc>
+          <w:tcPr>
+            <w:tcW w:type="dxa" w:w="3360"/>
+          </w:tcPr>
+          <w:p>
+            <w:r>
+              <w:rPr>
+                <w:rFonts w:ascii="72" w:hAnsi="72" w:cs="72" w:eastAsia="72"/>
+                <w:b w:val="0"/>
+                <w:sz w:val="18"/>
+              </w:rPr>
+              <w:t>Calculados</w:t>
+            </w:r>
+          </w:p>
+        </w:tc>
+        <w:tc>
+          <w:tcPr>
+            <w:tcW w:type="dxa" w:w="3360"/>
+          </w:tcPr>
+          <w:p>
+            <w:r>
+              <w:rPr>
+                <w:rFonts w:ascii="Consolas" w:hAnsi="Consolas" w:cs="Consolas" w:eastAsia="Consolas"/>
+                <w:b w:val="0"/>
+                <w:sz w:val="16"/>
+              </w:rPr>
+              <w:t>virtual</w:t>
+            </w:r>
+            <w:r>
+              <w:rPr>
+                <w:rFonts w:ascii="72" w:hAnsi="72" w:cs="72" w:eastAsia="72"/>
+                <w:b w:val="0"/>
+                <w:sz w:val="18"/>
+              </w:rPr>
+              <w:t xml:space="preserve"> preenchidos em </w:t>
+            </w:r>
+            <w:r>
+              <w:rPr>
+                <w:rFonts w:ascii="Consolas" w:hAnsi="Consolas" w:cs="Consolas" w:eastAsia="Consolas"/>
+                <w:b w:val="0"/>
+                <w:sz w:val="16"/>
+              </w:rPr>
+              <w:t>after READ</w:t>
+            </w:r>
+          </w:p>
+        </w:tc>
+        <w:tc>
+          <w:tcPr>
+            <w:tcW w:type="dxa" w:w="3360"/>
+          </w:tcPr>
+          <w:p>
+            <w:r>
+              <w:rPr>
+                <w:rFonts w:ascii="72" w:hAnsi="72" w:cs="72" w:eastAsia="72"/>
+                <w:b w:val="0"/>
+                <w:sz w:val="18"/>
+              </w:rPr>
+              <w:t>Elementos calculados no banco (</w:t>
+            </w:r>
+            <w:r>
+              <w:rPr>
+                <w:rFonts w:ascii="Consolas" w:hAnsi="Consolas" w:cs="Consolas" w:eastAsia="Consolas"/>
+                <w:b w:val="0"/>
+                <w:sz w:val="16"/>
+              </w:rPr>
+              <w:t>qtdeDisponivel</w:t>
+            </w:r>
+            <w:r>
+              <w:rPr>
+                <w:rFonts w:ascii="72" w:hAnsi="72" w:cs="72" w:eastAsia="72"/>
+                <w:b w:val="0"/>
+                <w:sz w:val="18"/>
+              </w:rPr>
+              <w:t>/</w:t>
+            </w:r>
+            <w:r>
+              <w:rPr>
+                <w:rFonts w:ascii="Consolas" w:hAnsi="Consolas" w:cs="Consolas" w:eastAsia="Consolas"/>
+                <w:b w:val="0"/>
+                <w:sz w:val="16"/>
+              </w:rPr>
+              <w:t>statusEstoque</w:t>
+            </w:r>
+            <w:r>
+              <w:rPr>
+                <w:rFonts w:ascii="72" w:hAnsi="72" w:cs="72" w:eastAsia="72"/>
+                <w:b w:val="0"/>
+                <w:sz w:val="18"/>
+              </w:rPr>
+              <w:t xml:space="preserve"> </w:t>
+            </w:r>
+            <w:r>
+              <w:rPr>
+                <w:rFonts w:ascii="Consolas" w:hAnsi="Consolas" w:cs="Consolas" w:eastAsia="Consolas"/>
+                <w:b w:val="0"/>
+                <w:sz w:val="16"/>
+              </w:rPr>
+              <w:t>stored</w:t>
+            </w:r>
+            <w:r>
+              <w:rPr>
+                <w:rFonts w:ascii="72" w:hAnsi="72" w:cs="72" w:eastAsia="72"/>
+                <w:b w:val="0"/>
+                <w:sz w:val="18"/>
+              </w:rPr>
+              <w:t>)</w:t>
+            </w:r>
+          </w:p>
+        </w:tc>
+      </w:tr>
+      <w:tr>
+        <w:tc>
+          <w:tcPr>
+            <w:tcW w:type="dxa" w:w="3360"/>
+          </w:tcPr>
+          <w:p>
+            <w:r>
+              <w:rPr>
+                <w:rFonts w:ascii="72" w:hAnsi="72" w:cs="72" w:eastAsia="72"/>
+                <w:b w:val="0"/>
+                <w:sz w:val="18"/>
+              </w:rPr>
+              <w:t>Fotos</w:t>
+            </w:r>
+          </w:p>
+        </w:tc>
+        <w:tc>
+          <w:tcPr>
+            <w:tcW w:type="dxa" w:w="3360"/>
+          </w:tcPr>
+          <w:p>
+            <w:r>
+              <w:rPr>
+                <w:rFonts w:ascii="72" w:hAnsi="72" w:cs="72" w:eastAsia="72"/>
+                <w:b w:val="0"/>
+                <w:sz w:val="18"/>
+              </w:rPr>
+              <w:t>JPEG ou PNG</w:t>
+            </w:r>
+          </w:p>
+        </w:tc>
+        <w:tc>
+          <w:tcPr>
+            <w:tcW w:type="dxa" w:w="3360"/>
+          </w:tcPr>
+          <w:p>
+            <w:r>
+              <w:rPr>
+                <w:rFonts w:ascii="72" w:hAnsi="72" w:cs="72" w:eastAsia="72"/>
+                <w:b w:val="0"/>
+                <w:sz w:val="18"/>
+              </w:rPr>
+              <w:t>JPEG, PNG ou WEBP, com assinatura binária</w:t>
+            </w:r>
+          </w:p>
+        </w:tc>
+      </w:tr>
+      <w:tr>
+        <w:tc>
+          <w:tcPr>
+            <w:tcW w:type="dxa" w:w="3360"/>
+          </w:tcPr>
+          <w:p>
+            <w:r>
+              <w:rPr>
+                <w:rFonts w:ascii="72" w:hAnsi="72" w:cs="72" w:eastAsia="72"/>
+                <w:b w:val="0"/>
+                <w:sz w:val="18"/>
+              </w:rPr>
+              <w:t>Itens</w:t>
+            </w:r>
+          </w:p>
+        </w:tc>
+        <w:tc>
+          <w:tcPr>
+            <w:tcW w:type="dxa" w:w="3360"/>
+          </w:tcPr>
+          <w:p>
+            <w:r>
+              <w:rPr>
+                <w:rFonts w:ascii="72" w:hAnsi="72" w:cs="72" w:eastAsia="72"/>
+                <w:b w:val="0"/>
+                <w:sz w:val="18"/>
+              </w:rPr>
+              <w:t>Peso e dimensões</w:t>
+            </w:r>
+          </w:p>
+        </w:tc>
+        <w:tc>
+          <w:tcPr>
+            <w:tcW w:type="dxa" w:w="3360"/>
+          </w:tcPr>
+          <w:p>
+            <w:r>
+              <w:rPr>
+                <w:rFonts w:ascii="72" w:hAnsi="72" w:cs="72" w:eastAsia="72"/>
+                <w:b w:val="0"/>
+                <w:sz w:val="18"/>
+              </w:rPr>
+              <w:t>Não modelados</w:t>
+            </w:r>
+          </w:p>
+        </w:tc>
+      </w:tr>
+      <w:tr>
+        <w:tc>
+          <w:tcPr>
+            <w:tcW w:type="dxa" w:w="3360"/>
+          </w:tcPr>
+          <w:p>
+            <w:r>
+              <w:rPr>
+                <w:rFonts w:ascii="72" w:hAnsi="72" w:cs="72" w:eastAsia="72"/>
+                <w:b w:val="0"/>
+                <w:sz w:val="18"/>
+              </w:rPr>
+              <w:t>Endereço</w:t>
+            </w:r>
+          </w:p>
+        </w:tc>
+        <w:tc>
+          <w:tcPr>
+            <w:tcW w:type="dxa" w:w="3360"/>
+          </w:tcPr>
+          <w:p>
+            <w:r>
+              <w:rPr>
+                <w:rFonts w:ascii="Consolas" w:hAnsi="Consolas" w:cs="Consolas" w:eastAsia="Consolas"/>
+                <w:b w:val="0"/>
+                <w:sz w:val="16"/>
+              </w:rPr>
+              <w:t>enderecoPrincipal</w:t>
+            </w:r>
+            <w:r>
+              <w:rPr>
+                <w:rFonts w:ascii="72" w:hAnsi="72" w:cs="72" w:eastAsia="72"/>
+                <w:b w:val="0"/>
+                <w:sz w:val="18"/>
+              </w:rPr>
+              <w:t xml:space="preserve"> (Boolean)</w:t>
+            </w:r>
+          </w:p>
+        </w:tc>
+        <w:tc>
+          <w:tcPr>
+            <w:tcW w:type="dxa" w:w="3360"/>
+          </w:tcPr>
+          <w:p>
+            <w:r>
+              <w:rPr>
+                <w:rFonts w:ascii="Consolas" w:hAnsi="Consolas" w:cs="Consolas" w:eastAsia="Consolas"/>
+                <w:b w:val="0"/>
+                <w:sz w:val="16"/>
+              </w:rPr>
+              <w:t>principal</w:t>
+            </w:r>
+            <w:r>
+              <w:rPr>
+                <w:rFonts w:ascii="72" w:hAnsi="72" w:cs="72" w:eastAsia="72"/>
+                <w:b w:val="0"/>
+                <w:sz w:val="18"/>
+              </w:rPr>
+              <w:t xml:space="preserve">, </w:t>
+            </w:r>
+            <w:r>
+              <w:rPr>
+                <w:rFonts w:ascii="Consolas" w:hAnsi="Consolas" w:cs="Consolas" w:eastAsia="Consolas"/>
+                <w:b w:val="0"/>
+                <w:sz w:val="16"/>
+              </w:rPr>
+              <w:t>cepGeral</w:t>
+            </w:r>
+            <w:r>
+              <w:rPr>
+                <w:rFonts w:ascii="72" w:hAnsi="72" w:cs="72" w:eastAsia="72"/>
+                <w:b w:val="0"/>
+                <w:sz w:val="18"/>
+              </w:rPr>
+              <w:t xml:space="preserve">, </w:t>
+            </w:r>
+            <w:r>
+              <w:rPr>
+                <w:rFonts w:ascii="Consolas" w:hAnsi="Consolas" w:cs="Consolas" w:eastAsia="Consolas"/>
+                <w:b w:val="0"/>
+                <w:sz w:val="16"/>
+              </w:rPr>
+              <w:t>cepStatus</w:t>
+            </w:r>
+            <w:r>
+              <w:rPr>
+                <w:rFonts w:ascii="72" w:hAnsi="72" w:cs="72" w:eastAsia="72"/>
+                <w:b w:val="0"/>
+                <w:sz w:val="18"/>
+              </w:rPr>
+              <w:t>, CEP geral e reaproveitamento de CEP</w:t>
+            </w:r>
+          </w:p>
+        </w:tc>
+      </w:tr>
+      <w:tr>
+        <w:tc>
+          <w:tcPr>
+            <w:tcW w:type="dxa" w:w="3360"/>
+          </w:tcPr>
+          <w:p>
+            <w:r>
+              <w:rPr>
+                <w:rFonts w:ascii="72" w:hAnsi="72" w:cs="72" w:eastAsia="72"/>
+                <w:b w:val="0"/>
+                <w:sz w:val="18"/>
+              </w:rPr>
+              <w:t>Papéis</w:t>
+            </w:r>
+          </w:p>
+        </w:tc>
+        <w:tc>
+          <w:tcPr>
+            <w:tcW w:type="dxa" w:w="3360"/>
+          </w:tcPr>
+          <w:p>
+            <w:r>
+              <w:rPr>
+                <w:rFonts w:ascii="Consolas" w:hAnsi="Consolas" w:cs="Consolas" w:eastAsia="Consolas"/>
+                <w:b w:val="0"/>
+                <w:sz w:val="16"/>
+              </w:rPr>
+              <w:t>PedidosCompras.Comum</w:t>
+            </w:r>
+            <w:r>
+              <w:rPr>
+                <w:rFonts w:ascii="72" w:hAnsi="72" w:cs="72" w:eastAsia="72"/>
+                <w:b w:val="0"/>
+                <w:sz w:val="18"/>
+              </w:rPr>
+              <w:t>/</w:t>
+            </w:r>
+            <w:r>
+              <w:rPr>
+                <w:rFonts w:ascii="Consolas" w:hAnsi="Consolas" w:cs="Consolas" w:eastAsia="Consolas"/>
+                <w:b w:val="0"/>
+                <w:sz w:val="16"/>
+              </w:rPr>
+              <w:t>PedidosCompras.Admin</w:t>
+            </w:r>
+            <w:r>
+              <w:rPr>
+                <w:rFonts w:ascii="72" w:hAnsi="72" w:cs="72" w:eastAsia="72"/>
+                <w:b w:val="0"/>
+                <w:sz w:val="18"/>
+              </w:rPr>
+              <w:t xml:space="preserve">, usuários </w:t>
+            </w:r>
+            <w:r>
+              <w:rPr>
+                <w:rFonts w:ascii="Consolas" w:hAnsi="Consolas" w:cs="Consolas" w:eastAsia="Consolas"/>
+                <w:b w:val="0"/>
+                <w:sz w:val="16"/>
+              </w:rPr>
+              <w:t>Comum</w:t>
+            </w:r>
+            <w:r>
+              <w:rPr>
+                <w:rFonts w:ascii="72" w:hAnsi="72" w:cs="72" w:eastAsia="72"/>
+                <w:b w:val="0"/>
+                <w:sz w:val="18"/>
+              </w:rPr>
+              <w:t>/</w:t>
+            </w:r>
+            <w:r>
+              <w:rPr>
+                <w:rFonts w:ascii="Consolas" w:hAnsi="Consolas" w:cs="Consolas" w:eastAsia="Consolas"/>
+                <w:b w:val="0"/>
+                <w:sz w:val="16"/>
+              </w:rPr>
+              <w:t>Admin</w:t>
+            </w:r>
+          </w:p>
+        </w:tc>
+        <w:tc>
+          <w:tcPr>
+            <w:tcW w:type="dxa" w:w="3360"/>
+          </w:tcPr>
+          <w:p>
+            <w:r>
+              <w:rPr>
+                <w:rFonts w:ascii="72" w:hAnsi="72" w:cs="72" w:eastAsia="72"/>
+                <w:b w:val="0"/>
+                <w:sz w:val="18"/>
+              </w:rPr>
+              <w:t xml:space="preserve">Papéis </w:t>
+            </w:r>
+            <w:r>
+              <w:rPr>
+                <w:rFonts w:ascii="Consolas" w:hAnsi="Consolas" w:cs="Consolas" w:eastAsia="Consolas"/>
+                <w:b w:val="0"/>
+                <w:sz w:val="16"/>
+              </w:rPr>
+              <w:t>Comum</w:t>
+            </w:r>
+            <w:r>
+              <w:rPr>
+                <w:rFonts w:ascii="72" w:hAnsi="72" w:cs="72" w:eastAsia="72"/>
+                <w:b w:val="0"/>
+                <w:sz w:val="18"/>
+              </w:rPr>
+              <w:t>/</w:t>
+            </w:r>
+            <w:r>
+              <w:rPr>
+                <w:rFonts w:ascii="Consolas" w:hAnsi="Consolas" w:cs="Consolas" w:eastAsia="Consolas"/>
+                <w:b w:val="0"/>
+                <w:sz w:val="16"/>
+              </w:rPr>
+              <w:t>Admin</w:t>
+            </w:r>
+            <w:r>
+              <w:rPr>
+                <w:rFonts w:ascii="72" w:hAnsi="72" w:cs="72" w:eastAsia="72"/>
+                <w:b w:val="0"/>
+                <w:sz w:val="18"/>
+              </w:rPr>
+              <w:t xml:space="preserve">, usuários </w:t>
+            </w:r>
+            <w:r>
+              <w:rPr>
+                <w:rFonts w:ascii="Consolas" w:hAnsi="Consolas" w:cs="Consolas" w:eastAsia="Consolas"/>
+                <w:b w:val="0"/>
+                <w:sz w:val="16"/>
+              </w:rPr>
+              <w:t>comum</w:t>
+            </w:r>
+            <w:r>
+              <w:rPr>
+                <w:rFonts w:ascii="72" w:hAnsi="72" w:cs="72" w:eastAsia="72"/>
+                <w:b w:val="0"/>
+                <w:sz w:val="18"/>
+              </w:rPr>
+              <w:t>/</w:t>
+            </w:r>
+            <w:r>
+              <w:rPr>
+                <w:rFonts w:ascii="Consolas" w:hAnsi="Consolas" w:cs="Consolas" w:eastAsia="Consolas"/>
+                <w:b w:val="0"/>
+                <w:sz w:val="16"/>
+              </w:rPr>
+              <w:t>admin</w:t>
+            </w:r>
+          </w:p>
+        </w:tc>
+      </w:tr>
+      <w:tr>
+        <w:tc>
+          <w:tcPr>
+            <w:tcW w:type="dxa" w:w="3360"/>
+          </w:tcPr>
+          <w:p>
+            <w:r>
+              <w:rPr>
+                <w:rFonts w:ascii="72" w:hAnsi="72" w:cs="72" w:eastAsia="72"/>
+                <w:b w:val="0"/>
+                <w:sz w:val="18"/>
+              </w:rPr>
+              <w:t>Interface</w:t>
+            </w:r>
+          </w:p>
+        </w:tc>
+        <w:tc>
+          <w:tcPr>
+            <w:tcW w:type="dxa" w:w="3360"/>
+          </w:tcPr>
+          <w:p>
+            <w:r>
+              <w:rPr>
+                <w:rFonts w:ascii="72" w:hAnsi="72" w:cs="72" w:eastAsia="72"/>
+                <w:b w:val="0"/>
+                <w:sz w:val="18"/>
+              </w:rPr>
+              <w:t>App única com navegação interna</w:t>
+            </w:r>
+          </w:p>
+        </w:tc>
+        <w:tc>
+          <w:tcPr>
+            <w:tcW w:type="dxa" w:w="3360"/>
+          </w:tcPr>
+          <w:p>
+            <w:r>
+              <w:rPr>
+                <w:rFonts w:ascii="72" w:hAnsi="72" w:cs="72" w:eastAsia="72"/>
+                <w:b w:val="0"/>
+                <w:sz w:val="18"/>
+              </w:rPr>
+              <w:t>8 apps independentes (4 de gestão, 4 de análise) + launchpad com navegação entre elas</w:t>
+            </w:r>
+          </w:p>
+        </w:tc>
+      </w:tr>
+      <w:tr>
+        <w:tc>
+          <w:tcPr>
+            <w:tcW w:type="dxa" w:w="3360"/>
+          </w:tcPr>
+          <w:p>
+            <w:r>
+              <w:rPr>
+                <w:rFonts w:ascii="72" w:hAnsi="72" w:cs="72" w:eastAsia="72"/>
+                <w:b w:val="0"/>
+                <w:sz w:val="18"/>
+              </w:rPr>
+              <w:t>Novos recursos</w:t>
+            </w:r>
+          </w:p>
+        </w:tc>
+        <w:tc>
+          <w:tcPr>
+            <w:tcW w:type="dxa" w:w="3360"/>
+          </w:tcPr>
+          <w:p>
+            <w:r>
+              <w:rPr>
+                <w:rFonts w:ascii="72" w:hAnsi="72" w:cs="72" w:eastAsia="72"/>
+                <w:b w:val="0"/>
+                <w:sz w:val="18"/>
+              </w:rPr>
               <w:t>—</w:t>
+            </w:r>
+          </w:p>
+        </w:tc>
+        <w:tc>
+          <w:tcPr>
+            <w:tcW w:type="dxa" w:w="3360"/>
+          </w:tcPr>
+          <w:p>
+            <w:r>
+              <w:rPr>
+                <w:rFonts w:ascii="72" w:hAnsi="72" w:cs="72" w:eastAsia="72"/>
+                <w:b w:val="0"/>
+                <w:sz w:val="18"/>
+              </w:rPr>
+              <w:t>Reembolsos, importação por planilha, camada analítica, dados de demonstração</w:t>
+            </w:r>
+          </w:p>
+        </w:tc>
+      </w:tr>
+      <w:tr>
+        <w:tc>
+          <w:tcPr>
+            <w:tcW w:type="dxa" w:w="3360"/>
+          </w:tcPr>
+          <w:p>
+            <w:r>
+              <w:rPr>
+                <w:rFonts w:ascii="72" w:hAnsi="72" w:cs="72" w:eastAsia="72"/>
+                <w:b w:val="0"/>
+                <w:sz w:val="18"/>
+              </w:rPr>
+              <w:t>Testes</w:t>
+            </w:r>
+          </w:p>
+        </w:tc>
+        <w:tc>
+          <w:tcPr>
+            <w:tcW w:type="dxa" w:w="3360"/>
+          </w:tcPr>
+          <w:p>
+            <w:r>
+              <w:rPr>
+                <w:rFonts w:ascii="72" w:hAnsi="72" w:cs="72" w:eastAsia="72"/>
+                <w:b w:val="0"/>
+                <w:sz w:val="18"/>
+              </w:rPr>
+              <w:t>Fora do escopo inicial</w:t>
+            </w:r>
+          </w:p>
+        </w:tc>
+        <w:tc>
+          <w:tcPr>
+            <w:tcW w:type="dxa" w:w="3360"/>
+          </w:tcPr>
+          <w:p>
+            <w:r>
+              <w:rPr>
+                <w:rFonts w:ascii="72" w:hAnsi="72" w:cs="72" w:eastAsia="72"/>
+                <w:b w:val="0"/>
+                <w:sz w:val="18"/>
+              </w:rPr>
+              <w:t>68 testes automatizados por versão</w:t>
+            </w:r>
+          </w:p>
+        </w:tc>
+      </w:tr>
+      <w:tr>
+        <w:tc>
+          <w:tcPr>
+            <w:tcW w:type="dxa" w:w="3360"/>
+          </w:tcPr>
+          <w:p>
+            <w:r>
+              <w:rPr>
+                <w:rFonts w:ascii="72" w:hAnsi="72" w:cs="72" w:eastAsia="72"/>
+                <w:b w:val="0"/>
+                <w:sz w:val="18"/>
+              </w:rPr>
+              <w:t>Linguagem</w:t>
+            </w:r>
+          </w:p>
+        </w:tc>
+        <w:tc>
+          <w:tcPr>
+            <w:tcW w:type="dxa" w:w="3360"/>
+          </w:tcPr>
+          <w:p>
+            <w:r>
+              <w:rPr>
+                <w:rFonts w:ascii="72" w:hAnsi="72" w:cs="72" w:eastAsia="72"/>
+                <w:b w:val="0"/>
+                <w:sz w:val="18"/>
+              </w:rPr>
+              <w:t>Node.js</w:t>
+            </w:r>
+          </w:p>
+        </w:tc>
+        <w:tc>
+          <w:tcPr>
+            <w:tcW w:type="dxa" w:w="3360"/>
+          </w:tcPr>
+          <w:p>
+            <w:r>
+              <w:rPr>
+                <w:rFonts w:ascii="72" w:hAnsi="72" w:cs="72" w:eastAsia="72"/>
+                <w:b w:val="0"/>
+                <w:sz w:val="18"/>
+              </w:rPr>
+              <w:t>JavaScript e TypeScript</w:t>
+            </w:r>
+          </w:p>
+        </w:tc>
+      </w:tr>
+      <w:tr>
+        <w:tc>
+          <w:tcPr>
+            <w:tcW w:type="dxa" w:w="3360"/>
+          </w:tcPr>
+          <w:p>
+            <w:r>
+              <w:rPr>
+                <w:rFonts w:ascii="72" w:hAnsi="72" w:cs="72" w:eastAsia="72"/>
+                <w:b w:val="0"/>
+                <w:sz w:val="18"/>
+              </w:rPr>
+              <w:t>Estrutura</w:t>
+            </w:r>
+          </w:p>
+        </w:tc>
+        <w:tc>
+          <w:tcPr>
+            <w:tcW w:type="dxa" w:w="3360"/>
+          </w:tcPr>
+          <w:p>
+            <w:r>
+              <w:rPr>
+                <w:rFonts w:ascii="Consolas" w:hAnsi="Consolas" w:cs="Consolas" w:eastAsia="Consolas"/>
+                <w:b w:val="0"/>
+                <w:sz w:val="16"/>
+              </w:rPr>
+              <w:t>srv/handlers</w:t>
+            </w:r>
+            <w:r>
+              <w:rPr>
+                <w:rFonts w:ascii="72" w:hAnsi="72" w:cs="72" w:eastAsia="72"/>
+                <w:b w:val="0"/>
+                <w:sz w:val="18"/>
+              </w:rPr>
+              <w:t xml:space="preserve">, </w:t>
+            </w:r>
+            <w:r>
+              <w:rPr>
+                <w:rFonts w:ascii="Consolas" w:hAnsi="Consolas" w:cs="Consolas" w:eastAsia="Consolas"/>
+                <w:b w:val="0"/>
+                <w:sz w:val="16"/>
+              </w:rPr>
+              <w:t>srv/utils</w:t>
+            </w:r>
+            <w:r>
+              <w:rPr>
+                <w:rFonts w:ascii="72" w:hAnsi="72" w:cs="72" w:eastAsia="72"/>
+                <w:b w:val="0"/>
+                <w:sz w:val="18"/>
+              </w:rPr>
+              <w:t xml:space="preserve">, </w:t>
+            </w:r>
+            <w:r>
+              <w:rPr>
+                <w:rFonts w:ascii="Consolas" w:hAnsi="Consolas" w:cs="Consolas" w:eastAsia="Consolas"/>
+                <w:b w:val="0"/>
+                <w:sz w:val="16"/>
+              </w:rPr>
+              <w:t>.cdsrc.json</w:t>
+            </w:r>
+            <w:r>
+              <w:rPr>
+                <w:rFonts w:ascii="72" w:hAnsi="72" w:cs="72" w:eastAsia="72"/>
+                <w:b w:val="0"/>
+                <w:sz w:val="18"/>
+              </w:rPr>
+              <w:t xml:space="preserve">, </w:t>
+            </w:r>
+            <w:r>
+              <w:rPr>
+                <w:rFonts w:ascii="Consolas" w:hAnsi="Consolas" w:cs="Consolas" w:eastAsia="Consolas"/>
+                <w:b w:val="0"/>
+                <w:sz w:val="16"/>
+              </w:rPr>
+              <w:t>mta.yaml</w:t>
+            </w:r>
+            <w:r>
+              <w:rPr>
+                <w:rFonts w:ascii="72" w:hAnsi="72" w:cs="72" w:eastAsia="72"/>
+                <w:b w:val="0"/>
+                <w:sz w:val="18"/>
+              </w:rPr>
+              <w:t xml:space="preserve">, </w:t>
+            </w:r>
+            <w:r>
+              <w:rPr>
+                <w:rFonts w:ascii="Consolas" w:hAnsi="Consolas" w:cs="Consolas" w:eastAsia="Consolas"/>
+                <w:b w:val="0"/>
+                <w:sz w:val="16"/>
+              </w:rPr>
+              <w:t>xs-security.json</w:t>
+            </w:r>
+          </w:p>
+        </w:tc>
+        <w:tc>
+          <w:tcPr>
+            <w:tcW w:type="dxa" w:w="3360"/>
+          </w:tcPr>
+          <w:p>
+            <w:r>
+              <w:rPr>
+                <w:rFonts w:ascii="72" w:hAnsi="72" w:cs="72" w:eastAsia="72"/>
+                <w:b w:val="0"/>
+                <w:sz w:val="18"/>
+              </w:rPr>
+              <w:t xml:space="preserve">Um serviço por app, </w:t>
+            </w:r>
+            <w:r>
+              <w:rPr>
+                <w:rFonts w:ascii="Consolas" w:hAnsi="Consolas" w:cs="Consolas" w:eastAsia="Consolas"/>
+                <w:b w:val="0"/>
+                <w:sz w:val="16"/>
+              </w:rPr>
+              <w:t>srv/lib</w:t>
+            </w:r>
+            <w:r>
+              <w:rPr>
+                <w:rFonts w:ascii="72" w:hAnsi="72" w:cs="72" w:eastAsia="72"/>
+                <w:b w:val="0"/>
+                <w:sz w:val="18"/>
+              </w:rPr>
+              <w:t xml:space="preserve">, configuração no </w:t>
+            </w:r>
+            <w:r>
+              <w:rPr>
+                <w:rFonts w:ascii="Consolas" w:hAnsi="Consolas" w:cs="Consolas" w:eastAsia="Consolas"/>
+                <w:b w:val="0"/>
+                <w:sz w:val="16"/>
+              </w:rPr>
+              <w:t>package.json</w:t>
+            </w:r>
+            <w:r>
+              <w:rPr>
+                <w:rFonts w:ascii="72" w:hAnsi="72" w:cs="72" w:eastAsia="72"/>
+                <w:b w:val="0"/>
+                <w:sz w:val="18"/>
+              </w:rPr>
+              <w:t>; MTA e XSUAA pendentes</w:t>
             </w:r>
           </w:p>
         </w:tc>
@@ -29318,442 +31355,6 @@
     </w:tbl>
     <w:p/>
     <w:p>
-      <w:pPr/>
-      <w:r>
-        <w:rPr>
-          <w:rFonts w:ascii="72" w:hAnsi="72" w:cs="72" w:eastAsia="72"/>
-          <w:b w:val="0"/>
-          <w:sz w:val="20"/>
-        </w:rPr>
-        <w:t xml:space="preserve">As apps de análise têm testes </w:t>
-      </w:r>
-      <w:r>
-        <w:rPr>
-          <w:rFonts w:ascii="72" w:hAnsi="72" w:cs="72" w:eastAsia="72"/>
-          <w:b/>
-          <w:sz w:val="20"/>
-        </w:rPr>
-        <w:t>QUnit</w:t>
-      </w:r>
-      <w:r>
-        <w:rPr>
-          <w:rFonts w:ascii="72" w:hAnsi="72" w:cs="72" w:eastAsia="72"/>
-          <w:b w:val="0"/>
-          <w:sz w:val="20"/>
-        </w:rPr>
-        <w:t xml:space="preserve"> (</w:t>
-      </w:r>
-      <w:r>
-        <w:rPr>
-          <w:rFonts w:ascii="Consolas" w:hAnsi="Consolas" w:cs="Consolas" w:eastAsia="Consolas"/>
-          <w:b w:val="0"/>
-          <w:sz w:val="18"/>
-        </w:rPr>
-        <w:t>app/analise-*/webapp/test/unit</w:t>
-      </w:r>
-      <w:r>
-        <w:rPr>
-          <w:rFonts w:ascii="72" w:hAnsi="72" w:cs="72" w:eastAsia="72"/>
-          <w:b w:val="0"/>
-          <w:sz w:val="20"/>
-        </w:rPr>
-        <w:t>) do catálogo de cenários (</w:t>
-      </w:r>
-      <w:r>
-        <w:rPr>
-          <w:rFonts w:ascii="Consolas" w:hAnsi="Consolas" w:cs="Consolas" w:eastAsia="Consolas"/>
-          <w:b w:val="0"/>
-          <w:sz w:val="18"/>
-        </w:rPr>
-        <w:t>Scenarios</w:t>
-      </w:r>
-      <w:r>
-        <w:rPr>
-          <w:rFonts w:ascii="72" w:hAnsi="72" w:cs="72" w:eastAsia="72"/>
-          <w:b w:val="0"/>
-          <w:sz w:val="20"/>
-        </w:rPr>
-        <w:t>) e da montagem das consultas (</w:t>
-      </w:r>
-      <w:r>
-        <w:rPr>
-          <w:rFonts w:ascii="Consolas" w:hAnsi="Consolas" w:cs="Consolas" w:eastAsia="Consolas"/>
-          <w:b w:val="0"/>
-          <w:sz w:val="18"/>
-        </w:rPr>
-        <w:t>AnalyticsQuery</w:t>
-      </w:r>
-      <w:r>
-        <w:rPr>
-          <w:rFonts w:ascii="72" w:hAnsi="72" w:cs="72" w:eastAsia="72"/>
-          <w:b w:val="0"/>
-          <w:sz w:val="20"/>
-        </w:rPr>
-        <w:t xml:space="preserve">), abertos no navegador com o servidor em execução: </w:t>
-      </w:r>
-      <w:r>
-        <w:rPr>
-          <w:rFonts w:ascii="Consolas" w:hAnsi="Consolas" w:cs="Consolas" w:eastAsia="Consolas"/>
-          <w:b w:val="0"/>
-          <w:sz w:val="18"/>
-        </w:rPr>
-        <w:t>/&lt;app&gt;/test/testsuite.qunit.html</w:t>
-      </w:r>
-      <w:r>
-        <w:rPr>
-          <w:rFonts w:ascii="72" w:hAnsi="72" w:cs="72" w:eastAsia="72"/>
-          <w:b w:val="0"/>
-          <w:sz w:val="20"/>
-        </w:rPr>
-        <w:t xml:space="preserve"> (ex.: </w:t>
-      </w:r>
-      <w:r>
-        <w:rPr>
-          <w:rFonts w:ascii="Consolas" w:hAnsi="Consolas" w:cs="Consolas" w:eastAsia="Consolas"/>
-          <w:b w:val="0"/>
-          <w:sz w:val="18"/>
-        </w:rPr>
-        <w:t>/analisepedidos/test/testsuite.qunit.html</w:t>
-      </w:r>
-      <w:r>
-        <w:rPr>
-          <w:rFonts w:ascii="72" w:hAnsi="72" w:cs="72" w:eastAsia="72"/>
-          <w:b w:val="0"/>
-          <w:sz w:val="20"/>
-        </w:rPr>
-        <w:t>).</w:t>
-      </w:r>
-    </w:p>
-    <w:p>
-      <w:pPr>
-        <w:pStyle w:val="Ttulo1"/>
-      </w:pPr>
-      <w:r>
-        <w:rPr>
-          <w:rFonts w:ascii="72" w:hAnsi="72" w:cs="72" w:eastAsia="72"/>
-          <w:b w:val="0"/>
-          <w:sz w:val="32"/>
-        </w:rPr>
-        <w:t>21. Estrutura do Repositório</w:t>
-      </w:r>
-    </w:p>
-    <w:p>
-      <w:pPr>
-        <w:pStyle w:val="SemEspaamento"/>
-        <w:shd w:val="clear" w:color="auto" w:fill="F2F2F2"/>
-      </w:pPr>
-      <w:r>
-        <w:rPr>
-          <w:rFonts w:ascii="Consolas" w:hAnsi="Consolas" w:cs="Consolas" w:eastAsia="Consolas"/>
-          <w:sz w:val="16"/>
-        </w:rPr>
-        <w:t>sap-cap-nodejs-pedidos-de-compras-app/</w:t>
-        <w:br/>
-      </w:r>
-      <w:r>
-        <w:rPr>
-          <w:rFonts w:ascii="Consolas" w:hAnsi="Consolas" w:cs="Consolas" w:eastAsia="Consolas"/>
-          <w:sz w:val="16"/>
-        </w:rPr>
-        <w:t>├── docs/</w:t>
-        <w:br/>
-      </w:r>
-      <w:r>
-        <w:rPr>
-          <w:rFonts w:ascii="Consolas" w:hAnsi="Consolas" w:cs="Consolas" w:eastAsia="Consolas"/>
-          <w:sz w:val="16"/>
-        </w:rPr>
-        <w:t>│   ├── especificacao-tecnica.md      esta especificação</w:t>
-        <w:br/>
-      </w:r>
-      <w:r>
-        <w:rPr>
-          <w:rFonts w:ascii="Consolas" w:hAnsi="Consolas" w:cs="Consolas" w:eastAsia="Consolas"/>
-          <w:sz w:val="16"/>
-        </w:rPr>
-        <w:t>│   ├── especificacao-tecnica.docx    a mesma especificação em Word</w:t>
-        <w:br/>
-      </w:r>
-      <w:r>
-        <w:rPr>
-          <w:rFonts w:ascii="Consolas" w:hAnsi="Consolas" w:cs="Consolas" w:eastAsia="Consolas"/>
-          <w:sz w:val="16"/>
-        </w:rPr>
-        <w:t>│   └── modelos-importacao/           modelos .xlsx e .csv de clientes, estoque e pedidos</w:t>
-        <w:br/>
-      </w:r>
-      <w:r>
-        <w:rPr>
-          <w:rFonts w:ascii="Consolas" w:hAnsi="Consolas" w:cs="Consolas" w:eastAsia="Consolas"/>
-          <w:sz w:val="16"/>
-        </w:rPr>
-        <w:t>├── nodejs-padrao/                    implementação em JavaScript</w:t>
-        <w:br/>
-      </w:r>
-      <w:r>
-        <w:rPr>
-          <w:rFonts w:ascii="Consolas" w:hAnsi="Consolas" w:cs="Consolas" w:eastAsia="Consolas"/>
-          <w:sz w:val="16"/>
-        </w:rPr>
-        <w:t>└── nodejs-typescript/                implementação em TypeScript</w:t>
-      </w:r>
-    </w:p>
-    <w:p/>
-    <w:p>
-      <w:pPr/>
-      <w:r>
-        <w:rPr>
-          <w:rFonts w:ascii="72" w:hAnsi="72" w:cs="72" w:eastAsia="72"/>
-          <w:b w:val="0"/>
-          <w:sz w:val="20"/>
-        </w:rPr>
-        <w:t>Estrutura de cada implementação (as diferenças estão marcadas):</w:t>
-      </w:r>
-    </w:p>
-    <w:p>
-      <w:pPr>
-        <w:pStyle w:val="SemEspaamento"/>
-        <w:shd w:val="clear" w:color="auto" w:fill="F2F2F2"/>
-      </w:pPr>
-      <w:r>
-        <w:rPr>
-          <w:rFonts w:ascii="Consolas" w:hAnsi="Consolas" w:cs="Consolas" w:eastAsia="Consolas"/>
-          <w:sz w:val="16"/>
-        </w:rPr>
-        <w:t>├── _i18n/messages.properties         mensagens de negócio</w:t>
-        <w:br/>
-      </w:r>
-      <w:r>
-        <w:rPr>
-          <w:rFonts w:ascii="Consolas" w:hAnsi="Consolas" w:cs="Consolas" w:eastAsia="Consolas"/>
-          <w:sz w:val="16"/>
-        </w:rPr>
-        <w:t>├── app/</w:t>
-        <w:br/>
-      </w:r>
-      <w:r>
-        <w:rPr>
-          <w:rFonts w:ascii="Consolas" w:hAnsi="Consolas" w:cs="Consolas" w:eastAsia="Consolas"/>
-          <w:sz w:val="16"/>
-        </w:rPr>
-        <w:t>│   ├── common.cds                    rótulos, textos de CodeList, campos somente leitura</w:t>
-        <w:br/>
-      </w:r>
-      <w:r>
-        <w:rPr>
-          <w:rFonts w:ascii="Consolas" w:hAnsi="Consolas" w:cs="Consolas" w:eastAsia="Consolas"/>
-          <w:sz w:val="16"/>
-        </w:rPr>
-        <w:t>│   ├── services.cds                  reúne as anotações das apps</w:t>
-        <w:br/>
-      </w:r>
-      <w:r>
-        <w:rPr>
-          <w:rFonts w:ascii="Consolas" w:hAnsi="Consolas" w:cs="Consolas" w:eastAsia="Consolas"/>
-          <w:sz w:val="16"/>
-        </w:rPr>
-        <w:t>│   ├── gestao-clientes/              Fiori Elements (annotations.cds + webapp/, com webapp/ext/ImportarPlanilha.js)</w:t>
-        <w:br/>
-      </w:r>
-      <w:r>
-        <w:rPr>
-          <w:rFonts w:ascii="Consolas" w:hAnsi="Consolas" w:cs="Consolas" w:eastAsia="Consolas"/>
-          <w:sz w:val="16"/>
-        </w:rPr>
-        <w:t>│   ├── gestao-estoque/               Fiori Elements (+ importação)</w:t>
-        <w:br/>
-      </w:r>
-      <w:r>
-        <w:rPr>
-          <w:rFonts w:ascii="Consolas" w:hAnsi="Consolas" w:cs="Consolas" w:eastAsia="Consolas"/>
-          <w:sz w:val="16"/>
-        </w:rPr>
-        <w:t>│   ├── pedidos-compras/              Fiori Elements (+ importação e webapp/ext/EfetuarPagamento.js)</w:t>
-        <w:br/>
-      </w:r>
-      <w:r>
-        <w:rPr>
-          <w:rFonts w:ascii="Consolas" w:hAnsi="Consolas" w:cs="Consolas" w:eastAsia="Consolas"/>
-          <w:sz w:val="16"/>
-        </w:rPr>
-        <w:t>│   ├── gestao-reembolsos/            Fiori Elements</w:t>
-        <w:br/>
-      </w:r>
-      <w:r>
-        <w:rPr>
-          <w:rFonts w:ascii="Consolas" w:hAnsi="Consolas" w:cs="Consolas" w:eastAsia="Consolas"/>
-          <w:sz w:val="16"/>
-        </w:rPr>
-        <w:t>│   ├── analise-pedidos/              SAPUI5 freestyle: Análise de Pedidos de Compras</w:t>
-        <w:br/>
-      </w:r>
-      <w:r>
-        <w:rPr>
-          <w:rFonts w:ascii="Consolas" w:hAnsi="Consolas" w:cs="Consolas" w:eastAsia="Consolas"/>
-          <w:sz w:val="16"/>
-        </w:rPr>
-        <w:t>│   ├── analise-clientes/             SAPUI5 freestyle: Análise de Clientes</w:t>
-        <w:br/>
-      </w:r>
-      <w:r>
-        <w:rPr>
-          <w:rFonts w:ascii="Consolas" w:hAnsi="Consolas" w:cs="Consolas" w:eastAsia="Consolas"/>
-          <w:sz w:val="16"/>
-        </w:rPr>
-        <w:t>│   ├── analise-estoque/              SAPUI5 freestyle: Análise de Itens do Estoque</w:t>
-        <w:br/>
-      </w:r>
-      <w:r>
-        <w:rPr>
-          <w:rFonts w:ascii="Consolas" w:hAnsi="Consolas" w:cs="Consolas" w:eastAsia="Consolas"/>
-          <w:sz w:val="16"/>
-        </w:rPr>
-        <w:t>│   ├── analise-reembolsos/           SAPUI5 freestyle: Análise de Pedidos de Reembolsos</w:t>
-        <w:br/>
-      </w:r>
-      <w:r>
-        <w:rPr>
-          <w:rFonts w:ascii="Consolas" w:hAnsi="Consolas" w:cs="Consolas" w:eastAsia="Consolas"/>
-          <w:sz w:val="16"/>
-        </w:rPr>
-        <w:t>│   ├── launchpad.html                sandbox do Fiori launchpad</w:t>
-        <w:br/>
-      </w:r>
-      <w:r>
-        <w:rPr>
-          <w:rFonts w:ascii="Consolas" w:hAnsi="Consolas" w:cs="Consolas" w:eastAsia="Consolas"/>
-          <w:sz w:val="16"/>
-        </w:rPr>
-        <w:t>│   └── launchpad/                    configuração e inicialização do launchpad</w:t>
-        <w:br/>
-      </w:r>
-      <w:r>
-        <w:rPr>
-          <w:rFonts w:ascii="Consolas" w:hAnsi="Consolas" w:cs="Consolas" w:eastAsia="Consolas"/>
-          <w:sz w:val="16"/>
-        </w:rPr>
-        <w:t>├── db/</w:t>
-        <w:br/>
-      </w:r>
-      <w:r>
-        <w:rPr>
-          <w:rFonts w:ascii="Consolas" w:hAnsi="Consolas" w:cs="Consolas" w:eastAsia="Consolas"/>
-          <w:sz w:val="16"/>
-        </w:rPr>
-        <w:t>│   ├── common.cds                    tipos e CodeLists</w:t>
-        <w:br/>
-      </w:r>
-      <w:r>
-        <w:rPr>
-          <w:rFonts w:ascii="Consolas" w:hAnsi="Consolas" w:cs="Consolas" w:eastAsia="Consolas"/>
-          <w:sz w:val="16"/>
-        </w:rPr>
-        <w:t>│   ├── schema.cds                    entidades</w:t>
-        <w:br/>
-      </w:r>
-      <w:r>
-        <w:rPr>
-          <w:rFonts w:ascii="Consolas" w:hAnsi="Consolas" w:cs="Consolas" w:eastAsia="Consolas"/>
-          <w:sz w:val="16"/>
-        </w:rPr>
-        <w:t>│   └── data/                         CodeLists e dados de demonstração (CSV)</w:t>
-        <w:br/>
-      </w:r>
-      <w:r>
-        <w:rPr>
-          <w:rFonts w:ascii="Consolas" w:hAnsi="Consolas" w:cs="Consolas" w:eastAsia="Consolas"/>
-          <w:sz w:val="16"/>
-        </w:rPr>
-        <w:t>├── srv/</w:t>
-        <w:br/>
-      </w:r>
-      <w:r>
-        <w:rPr>
-          <w:rFonts w:ascii="Consolas" w:hAnsi="Consolas" w:cs="Consolas" w:eastAsia="Consolas"/>
-          <w:sz w:val="16"/>
-        </w:rPr>
-        <w:t>│   ├── *-service.cds                 serviços (um por aplicação) + analitico-service.cds</w:t>
-        <w:br/>
-      </w:r>
-      <w:r>
-        <w:rPr>
-          <w:rFonts w:ascii="Consolas" w:hAnsi="Consolas" w:cs="Consolas" w:eastAsia="Consolas"/>
-          <w:sz w:val="16"/>
-        </w:rPr>
-        <w:t>│   ├── *-service.js | *.ts           handlers</w:t>
-        <w:br/>
-      </w:r>
-      <w:r>
-        <w:rPr>
-          <w:rFonts w:ascii="Consolas" w:hAnsi="Consolas" w:cs="Consolas" w:eastAsia="Consolas"/>
-          <w:sz w:val="16"/>
-        </w:rPr>
-        <w:t>│   ├── validacoes.cds                @mandatory / @assert</w:t>
-        <w:br/>
-      </w:r>
-      <w:r>
-        <w:rPr>
-          <w:rFonts w:ascii="Consolas" w:hAnsi="Consolas" w:cs="Consolas" w:eastAsia="Consolas"/>
-          <w:sz w:val="16"/>
-        </w:rPr>
-        <w:t>│   ├── typer.cds                     (só TypeScript) nomes dos tipos gerados</w:t>
-        <w:br/>
-      </w:r>
-      <w:r>
-        <w:rPr>
-          <w:rFonts w:ascii="Consolas" w:hAnsi="Consolas" w:cs="Consolas" w:eastAsia="Consolas"/>
-          <w:sz w:val="16"/>
-        </w:rPr>
-        <w:t>│   └── lib/                          regras de domínio</w:t>
-        <w:br/>
-      </w:r>
-      <w:r>
-        <w:rPr>
-          <w:rFonts w:ascii="Consolas" w:hAnsi="Consolas" w:cs="Consolas" w:eastAsia="Consolas"/>
-          <w:sz w:val="16"/>
-        </w:rPr>
-        <w:t>├── scripts/gerar-dados-demo.js | .ts gerador dos CSVs de demonstração</w:t>
-        <w:br/>
-      </w:r>
-      <w:r>
-        <w:rPr>
-          <w:rFonts w:ascii="Consolas" w:hAnsi="Consolas" w:cs="Consolas" w:eastAsia="Consolas"/>
-          <w:sz w:val="16"/>
-        </w:rPr>
-        <w:t>├── test/                             testes automatizados e apoio</w:t>
-        <w:br/>
-      </w:r>
-      <w:r>
-        <w:rPr>
-          <w:rFonts w:ascii="Consolas" w:hAnsi="Consolas" w:cs="Consolas" w:eastAsia="Consolas"/>
-          <w:sz w:val="16"/>
-        </w:rPr>
-        <w:t>├── tsconfig*.json                    (só TypeScript) verificação de tipos e build</w:t>
-        <w:br/>
-      </w:r>
-      <w:r>
-        <w:rPr>
-          <w:rFonts w:ascii="Consolas" w:hAnsi="Consolas" w:cs="Consolas" w:eastAsia="Consolas"/>
-          <w:sz w:val="16"/>
-        </w:rPr>
-        <w:t>└── package.json</w:t>
-      </w:r>
-    </w:p>
-    <w:p/>
-    <w:p>
-      <w:pPr>
-        <w:pStyle w:val="Ttulo1"/>
-      </w:pPr>
-      <w:r>
-        <w:rPr>
-          <w:rFonts w:ascii="72" w:hAnsi="72" w:cs="72" w:eastAsia="72"/>
-          <w:b w:val="0"/>
-          <w:sz w:val="32"/>
-        </w:rPr>
-        <w:t>22. Diferenças em Relação ao RAP e à Versão 1 desta Especificação</w:t>
-      </w:r>
-    </w:p>
-    <w:p>
       <w:pPr>
         <w:pStyle w:val="Ttulo2"/>
       </w:pPr>
@@ -29763,23 +31364,7 @@
           <w:b w:val="0"/>
           <w:sz w:val="26"/>
         </w:rPr>
-        <w:t>22.1 RAP (</w:t>
-      </w:r>
-      <w:r>
-        <w:rPr>
-          <w:rFonts w:ascii="Consolas" w:hAnsi="Consolas" w:cs="Consolas" w:eastAsia="Consolas"/>
-          <w:b w:val="0"/>
-          <w:sz w:val="24"/>
-        </w:rPr>
-        <w:t>ZAVBS_PC</w:t>
-      </w:r>
-      <w:r>
-        <w:rPr>
-          <w:rFonts w:ascii="72" w:hAnsi="72" w:cs="72" w:eastAsia="72"/>
-          <w:b w:val="0"/>
-          <w:sz w:val="26"/>
-        </w:rPr>
-        <w:t>) × CAP</w:t>
+        <w:t xml:space="preserve">22.2 Revisão 2.1</w:t>
       </w:r>
     </w:p>
     <w:tbl>
@@ -29828,7 +31413,7 @@
                 <w:color w:val="FFFFFF"/>
                 <w:sz w:val="20"/>
               </w:rPr>
-              <w:t>RAP</w:t>
+              <w:t>Versão 2.0</w:t>
             </w:r>
           </w:p>
         </w:tc>
@@ -29845,7 +31430,7 @@
                 <w:color w:val="FFFFFF"/>
                 <w:sz w:val="20"/>
               </w:rPr>
-              <w:t>CAP</w:t>
+              <w:t>Versão 2.1</w:t>
             </w:r>
           </w:p>
         </w:tc>
@@ -29862,7 +31447,7 @@
                 <w:b w:val="0"/>
                 <w:sz w:val="18"/>
               </w:rPr>
-              <w:t>Numeração</w:t>
+              <w:t>Campos do pedido</w:t>
             </w:r>
           </w:p>
         </w:tc>
@@ -29877,15 +31462,7 @@
                 <w:b w:val="0"/>
                 <w:sz w:val="18"/>
               </w:rPr>
-              <w:t xml:space="preserve">Number Range Object </w:t>
-            </w:r>
-            <w:r>
-              <w:rPr>
-                <w:rFonts w:ascii="Consolas" w:hAnsi="Consolas" w:cs="Consolas" w:eastAsia="Consolas"/>
-                <w:b w:val="0"/>
-                <w:sz w:val="16"/>
-              </w:rPr>
-              <w:t>ZPC_NR</w:t>
+              <w:t>Dados do cliente e pagamento apareciam editáveis</w:t>
             </w:r>
           </w:p>
         </w:tc>
@@ -29900,23 +31477,7 @@
                 <w:b w:val="0"/>
                 <w:sz w:val="18"/>
               </w:rPr>
-              <w:t xml:space="preserve">Tabela </w:t>
-            </w:r>
-            <w:r>
-              <w:rPr>
-                <w:rFonts w:ascii="Consolas" w:hAnsi="Consolas" w:cs="Consolas" w:eastAsia="Consolas"/>
-                <w:b w:val="0"/>
-                <w:sz w:val="16"/>
-              </w:rPr>
-              <w:t>Numeracoes</w:t>
-            </w:r>
-            <w:r>
-              <w:rPr>
-                <w:rFonts w:ascii="72" w:hAnsi="72" w:cs="72" w:eastAsia="72"/>
-                <w:b w:val="0"/>
-                <w:sz w:val="18"/>
-              </w:rPr>
-              <w:t xml:space="preserve"> com incremento atômico na transação</w:t>
+              <w:t>Só o Cliente (na criação) e os itens são informados; dados do cliente vêm da associação; pagamento e snapshots somente leitura; observação somente leitura na tela</w:t>
             </w:r>
           </w:p>
         </w:tc>
@@ -29933,7 +31494,7 @@
                 <w:b w:val="0"/>
                 <w:sz w:val="18"/>
               </w:rPr>
-              <w:t>Disponível/status do estoque</w:t>
+              <w:t>Navegação entre apps</w:t>
             </w:r>
           </w:p>
         </w:tc>
@@ -29948,7 +31509,7 @@
                 <w:b w:val="0"/>
                 <w:sz w:val="18"/>
               </w:rPr>
-              <w:t>Colunas mantidas por determinations</w:t>
+              <w:t>Cliente e item do pedido</w:t>
             </w:r>
           </w:p>
         </w:tc>
@@ -29963,23 +31524,7 @@
                 <w:b w:val="0"/>
                 <w:sz w:val="18"/>
               </w:rPr>
-              <w:t>Colunas geradas (</w:t>
-            </w:r>
-            <w:r>
-              <w:rPr>
-                <w:rFonts w:ascii="Consolas" w:hAnsi="Consolas" w:cs="Consolas" w:eastAsia="Consolas"/>
-                <w:b w:val="0"/>
-                <w:sz w:val="16"/>
-              </w:rPr>
-              <w:t>stored</w:t>
-            </w:r>
-            <w:r>
-              <w:rPr>
-                <w:rFonts w:ascii="72" w:hAnsi="72" w:cs="72" w:eastAsia="72"/>
-                <w:b w:val="0"/>
-                <w:sz w:val="18"/>
-              </w:rPr>
-              <w:t>) no banco</w:t>
+              <w:t>Pedido → Cliente (Cliente, CPF) e Item (Item, SKU); Reembolso → Pedido e Cliente (Cliente, CPF), abrindo direto o registro (seção 15.4)</w:t>
             </w:r>
           </w:p>
         </w:tc>
@@ -29996,7 +31541,7 @@
                 <w:b w:val="0"/>
                 <w:sz w:val="18"/>
               </w:rPr>
-              <w:t>Object Page dinâmica</w:t>
+              <w:t>Importação de pedidos</w:t>
             </w:r>
           </w:p>
         </w:tc>
@@ -30011,39 +31556,7 @@
                 <w:b w:val="0"/>
                 <w:sz w:val="18"/>
               </w:rPr>
-              <w:t xml:space="preserve">Colunas </w:t>
-            </w:r>
-            <w:r>
-              <w:rPr>
-                <w:rFonts w:ascii="Consolas" w:hAnsi="Consolas" w:cs="Consolas" w:eastAsia="Consolas"/>
-                <w:b w:val="0"/>
-                <w:sz w:val="16"/>
-              </w:rPr>
-              <w:t>xfeld</w:t>
-            </w:r>
-            <w:r>
-              <w:rPr>
-                <w:rFonts w:ascii="72" w:hAnsi="72" w:cs="72" w:eastAsia="72"/>
-                <w:b w:val="0"/>
-                <w:sz w:val="18"/>
-              </w:rPr>
-              <w:t xml:space="preserve"> persistidas (</w:t>
-            </w:r>
-            <w:r>
-              <w:rPr>
-                <w:rFonts w:ascii="Consolas" w:hAnsi="Consolas" w:cs="Consolas" w:eastAsia="Consolas"/>
-                <w:b w:val="0"/>
-                <w:sz w:val="16"/>
-              </w:rPr>
-              <w:t>AtualizarFlagsStatus</w:t>
-            </w:r>
-            <w:r>
-              <w:rPr>
-                <w:rFonts w:ascii="72" w:hAnsi="72" w:cs="72" w:eastAsia="72"/>
-                <w:b w:val="0"/>
-                <w:sz w:val="18"/>
-              </w:rPr>
-              <w:t>)</w:t>
+              <w:t>A mesma planilha podia ser importada várias vezes</w:t>
             </w:r>
           </w:p>
         </w:tc>
@@ -30054,11 +31567,19 @@
           <w:p>
             <w:r>
               <w:rPr>
-                <w:rFonts w:ascii="72" w:hAnsi="72" w:cs="72" w:eastAsia="72"/>
-                <w:b w:val="0"/>
-                <w:sz w:val="18"/>
-              </w:rPr>
-              <w:t>Elementos calculados na leitura</w:t>
+                <w:rFonts w:ascii="Consolas" w:hAnsi="Consolas" w:cs="Consolas" w:eastAsia="Consolas"/>
+                <w:b w:val="0"/>
+                <w:sz w:val="16"/>
+              </w:rPr>
+              <w:t>referenciaImportacao</w:t>
+            </w:r>
+            <w:r>
+              <w:rPr>
+                <w:rFonts w:ascii="72" w:hAnsi="72" w:cs="72" w:eastAsia="72"/>
+                <w:b w:val="0"/>
+                <w:sz w:val="18"/>
+              </w:rPr>
+              <w:t xml:space="preserve"> (coluna Pedido) como chave de idempotência por cliente (seção 13.2)</w:t>
             </w:r>
           </w:p>
         </w:tc>
@@ -30075,7 +31596,7 @@
                 <w:b w:val="0"/>
                 <w:sz w:val="18"/>
               </w:rPr>
-              <w:t>CEP do endereço</w:t>
+              <w:t>Testes</w:t>
             </w:r>
           </w:p>
         </w:tc>
@@ -30090,7 +31611,7 @@
                 <w:b w:val="0"/>
                 <w:sz w:val="18"/>
               </w:rPr>
-              <w:t>Chave da tabela, somente leitura após gravar</w:t>
+              <w:t>63 por versão</w:t>
             </w:r>
           </w:p>
         </w:tc>
@@ -30105,284 +31626,7 @@
                 <w:b w:val="0"/>
                 <w:sz w:val="18"/>
               </w:rPr>
-              <w:t xml:space="preserve">Chave é só o </w:t>
-            </w:r>
-            <w:r>
-              <w:rPr>
-                <w:rFonts w:ascii="Consolas" w:hAnsi="Consolas" w:cs="Consolas" w:eastAsia="Consolas"/>
-                <w:b w:val="0"/>
-                <w:sz w:val="16"/>
-              </w:rPr>
-              <w:t>ID</w:t>
-            </w:r>
-            <w:r>
-              <w:rPr>
-                <w:rFonts w:ascii="72" w:hAnsi="72" w:cs="72" w:eastAsia="72"/>
-                <w:b w:val="0"/>
-                <w:sz w:val="18"/>
-              </w:rPr>
-              <w:t>: o CEP pode ser alterado</w:t>
-            </w:r>
-          </w:p>
-        </w:tc>
-      </w:tr>
-      <w:tr>
-        <w:tc>
-          <w:tcPr>
-            <w:tcW w:type="dxa" w:w="3360"/>
-          </w:tcPr>
-          <w:p>
-            <w:r>
-              <w:rPr>
-                <w:rFonts w:ascii="72" w:hAnsi="72" w:cs="72" w:eastAsia="72"/>
-                <w:b w:val="0"/>
-                <w:sz w:val="18"/>
-              </w:rPr>
-              <w:t>Concorrência de estoque</w:t>
-            </w:r>
-          </w:p>
-        </w:tc>
-        <w:tc>
-          <w:tcPr>
-            <w:tcW w:type="dxa" w:w="3360"/>
-          </w:tcPr>
-          <w:p>
-            <w:r>
-              <w:rPr>
-                <w:rFonts w:ascii="72" w:hAnsi="72" w:cs="72" w:eastAsia="72"/>
-                <w:b w:val="0"/>
-                <w:sz w:val="18"/>
-              </w:rPr>
-              <w:t>Lock do BO Item via EML</w:t>
-            </w:r>
-          </w:p>
-        </w:tc>
-        <w:tc>
-          <w:tcPr>
-            <w:tcW w:type="dxa" w:w="3360"/>
-          </w:tcPr>
-          <w:p>
-            <w:r>
-              <w:rPr>
-                <w:rFonts w:ascii="Consolas" w:hAnsi="Consolas" w:cs="Consolas" w:eastAsia="Consolas"/>
-                <w:b w:val="0"/>
-                <w:sz w:val="16"/>
-              </w:rPr>
-              <w:t>UPDATE</w:t>
-            </w:r>
-            <w:r>
-              <w:rPr>
-                <w:rFonts w:ascii="72" w:hAnsi="72" w:cs="72" w:eastAsia="72"/>
-                <w:b w:val="0"/>
-                <w:sz w:val="18"/>
-              </w:rPr>
-              <w:t xml:space="preserve"> condicional atômico</w:t>
-            </w:r>
-          </w:p>
-        </w:tc>
-      </w:tr>
-      <w:tr>
-        <w:tc>
-          <w:tcPr>
-            <w:tcW w:type="dxa" w:w="3360"/>
-          </w:tcPr>
-          <w:p>
-            <w:r>
-              <w:rPr>
-                <w:rFonts w:ascii="72" w:hAnsi="72" w:cs="72" w:eastAsia="72"/>
-                <w:b w:val="0"/>
-                <w:sz w:val="18"/>
-              </w:rPr>
-              <w:t>Autorização</w:t>
-            </w:r>
-          </w:p>
-        </w:tc>
-        <w:tc>
-          <w:tcPr>
-            <w:tcW w:type="dxa" w:w="3360"/>
-          </w:tcPr>
-          <w:p>
-            <w:r>
-              <w:rPr>
-                <w:rFonts w:ascii="72" w:hAnsi="72" w:cs="72" w:eastAsia="72"/>
-                <w:b w:val="0"/>
-                <w:sz w:val="18"/>
-              </w:rPr>
-              <w:t xml:space="preserve">IAM App, objetos </w:t>
-            </w:r>
-            <w:r>
-              <w:rPr>
-                <w:rFonts w:ascii="Consolas" w:hAnsi="Consolas" w:cs="Consolas" w:eastAsia="Consolas"/>
-                <w:b w:val="0"/>
-                <w:sz w:val="16"/>
-              </w:rPr>
-              <w:t>ZPC_ADMIN</w:t>
-            </w:r>
-            <w:r>
-              <w:rPr>
-                <w:rFonts w:ascii="72" w:hAnsi="72" w:cs="72" w:eastAsia="72"/>
-                <w:b w:val="0"/>
-                <w:sz w:val="18"/>
-              </w:rPr>
-              <w:t>/</w:t>
-            </w:r>
-            <w:r>
-              <w:rPr>
-                <w:rFonts w:ascii="Consolas" w:hAnsi="Consolas" w:cs="Consolas" w:eastAsia="Consolas"/>
-                <w:b w:val="0"/>
-                <w:sz w:val="16"/>
-              </w:rPr>
-              <w:t>ZPC_PEDIDO</w:t>
-            </w:r>
-            <w:r>
-              <w:rPr>
-                <w:rFonts w:ascii="72" w:hAnsi="72" w:cs="72" w:eastAsia="72"/>
-                <w:b w:val="0"/>
-                <w:sz w:val="18"/>
-              </w:rPr>
-              <w:t xml:space="preserve">, </w:t>
-            </w:r>
-            <w:r>
-              <w:rPr>
-                <w:rFonts w:ascii="Consolas" w:hAnsi="Consolas" w:cs="Consolas" w:eastAsia="Consolas"/>
-                <w:b w:val="0"/>
-                <w:sz w:val="16"/>
-              </w:rPr>
-              <w:t>c_modo_trial</w:t>
-            </w:r>
-          </w:p>
-        </w:tc>
-        <w:tc>
-          <w:tcPr>
-            <w:tcW w:type="dxa" w:w="3360"/>
-          </w:tcPr>
-          <w:p>
-            <w:r>
-              <w:rPr>
-                <w:rFonts w:ascii="72" w:hAnsi="72" w:cs="72" w:eastAsia="72"/>
-                <w:b w:val="0"/>
-                <w:sz w:val="18"/>
-              </w:rPr>
-              <w:t xml:space="preserve">Papéis </w:t>
-            </w:r>
-            <w:r>
-              <w:rPr>
-                <w:rFonts w:ascii="Consolas" w:hAnsi="Consolas" w:cs="Consolas" w:eastAsia="Consolas"/>
-                <w:b w:val="0"/>
-                <w:sz w:val="16"/>
-              </w:rPr>
-              <w:t>Admin</w:t>
-            </w:r>
-            <w:r>
-              <w:rPr>
-                <w:rFonts w:ascii="72" w:hAnsi="72" w:cs="72" w:eastAsia="72"/>
-                <w:b w:val="0"/>
-                <w:sz w:val="18"/>
-              </w:rPr>
-              <w:t>/</w:t>
-            </w:r>
-            <w:r>
-              <w:rPr>
-                <w:rFonts w:ascii="Consolas" w:hAnsi="Consolas" w:cs="Consolas" w:eastAsia="Consolas"/>
-                <w:b w:val="0"/>
-                <w:sz w:val="16"/>
-              </w:rPr>
-              <w:t>Comum</w:t>
-            </w:r>
-            <w:r>
-              <w:rPr>
-                <w:rFonts w:ascii="72" w:hAnsi="72" w:cs="72" w:eastAsia="72"/>
-                <w:b w:val="0"/>
-                <w:sz w:val="18"/>
-              </w:rPr>
-              <w:t xml:space="preserve"> com </w:t>
-            </w:r>
-            <w:r>
-              <w:rPr>
-                <w:rFonts w:ascii="Consolas" w:hAnsi="Consolas" w:cs="Consolas" w:eastAsia="Consolas"/>
-                <w:b w:val="0"/>
-                <w:sz w:val="16"/>
-              </w:rPr>
-              <w:t>@requires</w:t>
-            </w:r>
-            <w:r>
-              <w:rPr>
-                <w:rFonts w:ascii="72" w:hAnsi="72" w:cs="72" w:eastAsia="72"/>
-                <w:b w:val="0"/>
-                <w:sz w:val="18"/>
-              </w:rPr>
-              <w:t>/</w:t>
-            </w:r>
-            <w:r>
-              <w:rPr>
-                <w:rFonts w:ascii="Consolas" w:hAnsi="Consolas" w:cs="Consolas" w:eastAsia="Consolas"/>
-                <w:b w:val="0"/>
-                <w:sz w:val="16"/>
-              </w:rPr>
-              <w:t>@restrict</w:t>
-            </w:r>
-          </w:p>
-        </w:tc>
-      </w:tr>
-      <w:tr>
-        <w:tc>
-          <w:tcPr>
-            <w:tcW w:type="dxa" w:w="3360"/>
-          </w:tcPr>
-          <w:p>
-            <w:r>
-              <w:rPr>
-                <w:rFonts w:ascii="72" w:hAnsi="72" w:cs="72" w:eastAsia="72"/>
-                <w:b w:val="0"/>
-                <w:sz w:val="18"/>
-              </w:rPr>
-              <w:t>Leitor XLSX</w:t>
-            </w:r>
-          </w:p>
-        </w:tc>
-        <w:tc>
-          <w:tcPr>
-            <w:tcW w:type="dxa" w:w="3360"/>
-          </w:tcPr>
-          <w:p>
-            <w:r>
-              <w:rPr>
-                <w:rFonts w:ascii="72" w:hAnsi="72" w:cs="72" w:eastAsia="72"/>
-                <w:b w:val="0"/>
-                <w:sz w:val="18"/>
-              </w:rPr>
-              <w:t xml:space="preserve">XCO (sem </w:t>
-            </w:r>
-            <w:r>
-              <w:rPr>
-                <w:rFonts w:ascii="Consolas" w:hAnsi="Consolas" w:cs="Consolas" w:eastAsia="Consolas"/>
-                <w:b w:val="0"/>
-                <w:sz w:val="16"/>
-              </w:rPr>
-              <w:t>inlineStr</w:t>
-            </w:r>
-            <w:r>
-              <w:rPr>
-                <w:rFonts w:ascii="72" w:hAnsi="72" w:cs="72" w:eastAsia="72"/>
-                <w:b w:val="0"/>
-                <w:sz w:val="18"/>
-              </w:rPr>
-              <w:t>, recusa LibreOffice)</w:t>
-            </w:r>
-          </w:p>
-        </w:tc>
-        <w:tc>
-          <w:tcPr>
-            <w:tcW w:type="dxa" w:w="3360"/>
-          </w:tcPr>
-          <w:p>
-            <w:r>
-              <w:rPr>
-                <w:rFonts w:ascii="72" w:hAnsi="72" w:cs="72" w:eastAsia="72"/>
-                <w:b w:val="0"/>
-                <w:sz w:val="18"/>
-              </w:rPr>
-              <w:t>Leitor próprio (ZIP + XML), aceita ambos</w:t>
+              <w:t>68 por versão</w:t>
             </w:r>
           </w:p>
         </w:tc>
@@ -30399,7 +31643,7 @@
           <w:b w:val="0"/>
           <w:sz w:val="26"/>
         </w:rPr>
-        <w:t>22.2 O que mudou da versão 1 para a 2 desta especificação</w:t>
+        <w:t xml:space="preserve">22.3 Revisão 2.2</w:t>
       </w:r>
     </w:p>
     <w:tbl>
@@ -30448,7 +31692,7 @@
                 <w:color w:val="FFFFFF"/>
                 <w:sz w:val="20"/>
               </w:rPr>
-              <w:t>Versão 1 (planejada)</w:t>
+              <w:t>Versão 2.1</w:t>
             </w:r>
           </w:p>
         </w:tc>
@@ -30465,7 +31709,7 @@
                 <w:color w:val="FFFFFF"/>
                 <w:sz w:val="20"/>
               </w:rPr>
-              <w:t>Versão 2 (implementada)</w:t>
+              <w:t>Versão 2.2</w:t>
             </w:r>
           </w:p>
         </w:tc>
@@ -30482,7 +31726,7 @@
                 <w:b w:val="0"/>
                 <w:sz w:val="18"/>
               </w:rPr>
-              <w:t>Status do pedido</w:t>
+              <w:t>Análises</w:t>
             </w:r>
           </w:p>
         </w:tc>
@@ -30493,75 +31737,27 @@
           <w:p>
             <w:r>
               <w:rPr>
-                <w:rFonts w:ascii="Consolas" w:hAnsi="Consolas" w:cs="Consolas" w:eastAsia="Consolas"/>
-                <w:b w:val="0"/>
-                <w:sz w:val="16"/>
-              </w:rPr>
-              <w:t>CRIADO</w:t>
-            </w:r>
-            <w:r>
-              <w:rPr>
-                <w:rFonts w:ascii="72" w:hAnsi="72" w:cs="72" w:eastAsia="72"/>
-                <w:b w:val="0"/>
-                <w:sz w:val="18"/>
-              </w:rPr>
-              <w:t xml:space="preserve">, </w:t>
-            </w:r>
-            <w:r>
-              <w:rPr>
-                <w:rFonts w:ascii="Consolas" w:hAnsi="Consolas" w:cs="Consolas" w:eastAsia="Consolas"/>
-                <w:b w:val="0"/>
-                <w:sz w:val="16"/>
-              </w:rPr>
-              <w:t>AGUARDANDO_PAGAMENTO</w:t>
-            </w:r>
-            <w:r>
-              <w:rPr>
-                <w:rFonts w:ascii="72" w:hAnsi="72" w:cs="72" w:eastAsia="72"/>
-                <w:b w:val="0"/>
-                <w:sz w:val="18"/>
-              </w:rPr>
-              <w:t xml:space="preserve">, </w:t>
-            </w:r>
-            <w:r>
-              <w:rPr>
-                <w:rFonts w:ascii="Consolas" w:hAnsi="Consolas" w:cs="Consolas" w:eastAsia="Consolas"/>
-                <w:b w:val="0"/>
-                <w:sz w:val="16"/>
-              </w:rPr>
-              <w:t>AGUARDANDO_APROVACAO</w:t>
-            </w:r>
-            <w:r>
-              <w:rPr>
-                <w:rFonts w:ascii="72" w:hAnsi="72" w:cs="72" w:eastAsia="72"/>
-                <w:b w:val="0"/>
-                <w:sz w:val="18"/>
-              </w:rPr>
-              <w:t xml:space="preserve">, </w:t>
-            </w:r>
-            <w:r>
-              <w:rPr>
-                <w:rFonts w:ascii="Consolas" w:hAnsi="Consolas" w:cs="Consolas" w:eastAsia="Consolas"/>
-                <w:b w:val="0"/>
-                <w:sz w:val="16"/>
-              </w:rPr>
-              <w:t>FINALIZADO</w:t>
-            </w:r>
-            <w:r>
-              <w:rPr>
-                <w:rFonts w:ascii="72" w:hAnsi="72" w:cs="72" w:eastAsia="72"/>
-                <w:b w:val="0"/>
-                <w:sz w:val="18"/>
-              </w:rPr>
-              <w:t xml:space="preserve">, </w:t>
-            </w:r>
-            <w:r>
-              <w:rPr>
-                <w:rFonts w:ascii="Consolas" w:hAnsi="Consolas" w:cs="Consolas" w:eastAsia="Consolas"/>
-                <w:b w:val="0"/>
-                <w:sz w:val="16"/>
-              </w:rPr>
-              <w:t>CANCELADO</w:t>
+                <w:rFonts w:ascii="72" w:hAnsi="72" w:cs="72" w:eastAsia="72"/>
+                <w:b w:val="0"/>
+                <w:sz w:val="18"/>
+              </w:rPr>
+              <w:t>Uma app (</w:t>
+            </w:r>
+            <w:r>
+              <w:rPr>
+                <w:rFonts w:ascii="Consolas" w:hAnsi="Consolas" w:cs="Consolas" w:eastAsia="Consolas"/>
+                <w:b w:val="0"/>
+                <w:sz w:val="16"/>
+              </w:rPr>
+              <w:t>analise-compras</w:t>
+            </w:r>
+            <w:r>
+              <w:rPr>
+                <w:rFonts w:ascii="72" w:hAnsi="72" w:cs="72" w:eastAsia="72"/>
+                <w:b w:val="0"/>
+                <w:sz w:val="18"/>
+              </w:rPr>
+              <w:t>) com seletor de domínio</w:t>
             </w:r>
           </w:p>
         </w:tc>
@@ -30572,75 +31768,28 @@
           <w:p>
             <w:r>
               <w:rPr>
-                <w:rFonts w:ascii="Consolas" w:hAnsi="Consolas" w:cs="Consolas" w:eastAsia="Consolas"/>
-                <w:b w:val="0"/>
-                <w:sz w:val="16"/>
-              </w:rPr>
-              <w:t>ABERTO</w:t>
-            </w:r>
-            <w:r>
-              <w:rPr>
-                <w:rFonts w:ascii="72" w:hAnsi="72" w:cs="72" w:eastAsia="72"/>
-                <w:b w:val="0"/>
-                <w:sz w:val="18"/>
-              </w:rPr>
-              <w:t xml:space="preserve">, </w:t>
-            </w:r>
-            <w:r>
-              <w:rPr>
-                <w:rFonts w:ascii="Consolas" w:hAnsi="Consolas" w:cs="Consolas" w:eastAsia="Consolas"/>
-                <w:b w:val="0"/>
-                <w:sz w:val="16"/>
-              </w:rPr>
-              <w:t>AGUARDANDO_APROVACAO</w:t>
-            </w:r>
-            <w:r>
-              <w:rPr>
-                <w:rFonts w:ascii="72" w:hAnsi="72" w:cs="72" w:eastAsia="72"/>
-                <w:b w:val="0"/>
-                <w:sz w:val="18"/>
-              </w:rPr>
-              <w:t xml:space="preserve">, </w:t>
-            </w:r>
-            <w:r>
-              <w:rPr>
-                <w:rFonts w:ascii="Consolas" w:hAnsi="Consolas" w:cs="Consolas" w:eastAsia="Consolas"/>
-                <w:b w:val="0"/>
-                <w:sz w:val="16"/>
-              </w:rPr>
-              <w:t>PROCESSANDO_REEMBOLSO</w:t>
-            </w:r>
-            <w:r>
-              <w:rPr>
-                <w:rFonts w:ascii="72" w:hAnsi="72" w:cs="72" w:eastAsia="72"/>
-                <w:b w:val="0"/>
-                <w:sz w:val="18"/>
-              </w:rPr>
-              <w:t xml:space="preserve">, </w:t>
-            </w:r>
-            <w:r>
-              <w:rPr>
-                <w:rFonts w:ascii="Consolas" w:hAnsi="Consolas" w:cs="Consolas" w:eastAsia="Consolas"/>
-                <w:b w:val="0"/>
-                <w:sz w:val="16"/>
-              </w:rPr>
-              <w:t>CANCELADO</w:t>
-            </w:r>
-            <w:r>
-              <w:rPr>
-                <w:rFonts w:ascii="72" w:hAnsi="72" w:cs="72" w:eastAsia="72"/>
-                <w:b w:val="0"/>
-                <w:sz w:val="18"/>
-              </w:rPr>
-              <w:t xml:space="preserve">, </w:t>
-            </w:r>
-            <w:r>
-              <w:rPr>
-                <w:rFonts w:ascii="Consolas" w:hAnsi="Consolas" w:cs="Consolas" w:eastAsia="Consolas"/>
-                <w:b w:val="0"/>
-                <w:sz w:val="16"/>
-              </w:rPr>
-              <w:t>FINALIZADO</w:t>
+                <w:rFonts w:ascii="72" w:hAnsi="72" w:cs="72" w:eastAsia="72"/>
+                <w:b w:val="0"/>
+                <w:sz w:val="18"/>
+              </w:rPr>
+              <w:t xml:space="preserve">Quatro apps, uma por domínio, cada uma com o seu tile e o botão </w:t>
+            </w:r>
+            <w:r>
+              <w:rPr>
+                <w:rFonts w:ascii="72" w:hAnsi="72" w:cs="72" w:eastAsia="72"/>
+                <w:b w:val="0"/>
+                <w:i/>
+                <w:sz w:val="18"/>
+              </w:rPr>
+              <w:t>Abrir gestão</w:t>
+            </w:r>
+            <w:r>
+              <w:rPr>
+                <w:rFonts w:ascii="72" w:hAnsi="72" w:cs="72" w:eastAsia="72"/>
+                <w:b w:val="0"/>
+                <w:sz w:val="18"/>
+              </w:rPr>
+              <w:t xml:space="preserve"> (seção 14)</w:t>
             </w:r>
           </w:p>
         </w:tc>
@@ -30657,7 +31806,7 @@
                 <w:b w:val="0"/>
                 <w:sz w:val="18"/>
               </w:rPr>
-              <w:t>Registro do pedido</w:t>
+              <w:t>Testes QUnit das análises</w:t>
             </w:r>
           </w:p>
         </w:tc>
@@ -30672,15 +31821,7 @@
                 <w:b w:val="0"/>
                 <w:sz w:val="18"/>
               </w:rPr>
-              <w:t xml:space="preserve">Action </w:t>
-            </w:r>
-            <w:r>
-              <w:rPr>
-                <w:rFonts w:ascii="Consolas" w:hAnsi="Consolas" w:cs="Consolas" w:eastAsia="Consolas"/>
-                <w:b w:val="0"/>
-                <w:sz w:val="16"/>
-              </w:rPr>
-              <w:t>confirmarPedido</w:t>
+              <w:t>Desatualizados (nomes de campo antigos)</w:t>
             </w:r>
           </w:p>
         </w:tc>
@@ -30695,7 +31836,7 @@
                 <w:b w:val="0"/>
                 <w:sz w:val="18"/>
               </w:rPr>
-              <w:t>O Salvar do rascunho registra e reserva</w:t>
+              <w:t>Reescritos por domínio, todos passando</w:t>
             </w:r>
           </w:p>
         </w:tc>
@@ -30712,7 +31853,7 @@
                 <w:b w:val="0"/>
                 <w:sz w:val="18"/>
               </w:rPr>
-              <w:t>Pagamento</w:t>
+              <w:t>Efetuar Pagamento</w:t>
             </w:r>
           </w:p>
         </w:tc>
@@ -30727,31 +31868,7 @@
                 <w:b w:val="0"/>
                 <w:sz w:val="18"/>
               </w:rPr>
-              <w:t xml:space="preserve">Action </w:t>
-            </w:r>
-            <w:r>
-              <w:rPr>
-                <w:rFonts w:ascii="Consolas" w:hAnsi="Consolas" w:cs="Consolas" w:eastAsia="Consolas"/>
-                <w:b w:val="0"/>
-                <w:sz w:val="16"/>
-              </w:rPr>
-              <w:t>simularPagamentoPedido</w:t>
-            </w:r>
-            <w:r>
-              <w:rPr>
-                <w:rFonts w:ascii="72" w:hAnsi="72" w:cs="72" w:eastAsia="72"/>
-                <w:b w:val="0"/>
-                <w:sz w:val="18"/>
-              </w:rPr>
-              <w:t xml:space="preserve"> (com nome do titular), retornando </w:t>
-            </w:r>
-            <w:r>
-              <w:rPr>
-                <w:rFonts w:ascii="Consolas" w:hAnsi="Consolas" w:cs="Consolas" w:eastAsia="Consolas"/>
-                <w:b w:val="0"/>
-                <w:sz w:val="16"/>
-              </w:rPr>
-              <w:t>Pagamentos</w:t>
+              <w:t>Diálogo padrão do Fiori Elements, sem máscara</w:t>
             </w:r>
           </w:p>
         </w:tc>
@@ -30766,31 +31883,7 @@
                 <w:b w:val="0"/>
                 <w:sz w:val="18"/>
               </w:rPr>
-              <w:t xml:space="preserve">Action </w:t>
-            </w:r>
-            <w:r>
-              <w:rPr>
-                <w:rFonts w:ascii="Consolas" w:hAnsi="Consolas" w:cs="Consolas" w:eastAsia="Consolas"/>
-                <w:b w:val="0"/>
-                <w:sz w:val="16"/>
-              </w:rPr>
-              <w:t>efetuarPagamento</w:t>
-            </w:r>
-            <w:r>
-              <w:rPr>
-                <w:rFonts w:ascii="72" w:hAnsi="72" w:cs="72" w:eastAsia="72"/>
-                <w:b w:val="0"/>
-                <w:sz w:val="18"/>
-              </w:rPr>
-              <w:t xml:space="preserve"> (método, número, validade, CVV), retornando </w:t>
-            </w:r>
-            <w:r>
-              <w:rPr>
-                <w:rFonts w:ascii="Consolas" w:hAnsi="Consolas" w:cs="Consolas" w:eastAsia="Consolas"/>
-                <w:b w:val="0"/>
-                <w:sz w:val="16"/>
-              </w:rPr>
-              <w:t>Pedidos</w:t>
+              <w:t>Diálogo próprio com máscara no cartão, validade e CVV (seção 15.3)</w:t>
             </w:r>
           </w:p>
         </w:tc>
@@ -30807,7 +31900,7 @@
                 <w:b w:val="0"/>
                 <w:sz w:val="18"/>
               </w:rPr>
-              <w:t>Cancelamento de pedido pago</w:t>
+              <w:t>Object Pages</w:t>
             </w:r>
           </w:p>
         </w:tc>
@@ -30822,7 +31915,7 @@
                 <w:b w:val="0"/>
                 <w:sz w:val="18"/>
               </w:rPr>
-              <w:t>Cancelava direto</w:t>
+              <w:t>Item histórico sem conteúdo; snapshots e reembolso sem link</w:t>
             </w:r>
           </w:p>
         </w:tc>
@@ -30837,23 +31930,7 @@
                 <w:b w:val="0"/>
                 <w:sz w:val="18"/>
               </w:rPr>
-              <w:t>Abre reembolso (</w:t>
-            </w:r>
-            <w:r>
-              <w:rPr>
-                <w:rFonts w:ascii="Consolas" w:hAnsi="Consolas" w:cs="Consolas" w:eastAsia="Consolas"/>
-                <w:b w:val="0"/>
-                <w:sz w:val="16"/>
-              </w:rPr>
-              <w:t>PROCESSANDO_REEMBOLSO</w:t>
-            </w:r>
-            <w:r>
-              <w:rPr>
-                <w:rFonts w:ascii="72" w:hAnsi="72" w:cs="72" w:eastAsia="72"/>
-                <w:b w:val="0"/>
-                <w:sz w:val="18"/>
-              </w:rPr>
-              <w:t>) e app Gestão de Reembolsos</w:t>
+              <w:t>Object Page do item no encerramento; links do snapshot do cliente e dos itens; link do pedido para o reembolso (seção 15.4)</w:t>
             </w:r>
           </w:p>
         </w:tc>
@@ -30870,7 +31947,7 @@
                 <w:b w:val="0"/>
                 <w:sz w:val="18"/>
               </w:rPr>
-              <w:t>Status do pagamento</w:t>
+              <w:t>Launchpad</w:t>
             </w:r>
           </w:p>
         </w:tc>
@@ -30881,43 +31958,11 @@
           <w:p>
             <w:r>
               <w:rPr>
-                <w:rFonts w:ascii="Consolas" w:hAnsi="Consolas" w:cs="Consolas" w:eastAsia="Consolas"/>
-                <w:b w:val="0"/>
-                <w:sz w:val="16"/>
-              </w:rPr>
-              <w:t>PENDENTE</w:t>
-            </w:r>
-            <w:r>
-              <w:rPr>
-                <w:rFonts w:ascii="72" w:hAnsi="72" w:cs="72" w:eastAsia="72"/>
-                <w:b w:val="0"/>
-                <w:sz w:val="18"/>
-              </w:rPr>
-              <w:t xml:space="preserve">, </w:t>
-            </w:r>
-            <w:r>
-              <w:rPr>
-                <w:rFonts w:ascii="Consolas" w:hAnsi="Consolas" w:cs="Consolas" w:eastAsia="Consolas"/>
-                <w:b w:val="0"/>
-                <w:sz w:val="16"/>
-              </w:rPr>
-              <w:t>APROVADO</w:t>
-            </w:r>
-            <w:r>
-              <w:rPr>
-                <w:rFonts w:ascii="72" w:hAnsi="72" w:cs="72" w:eastAsia="72"/>
-                <w:b w:val="0"/>
-                <w:sz w:val="18"/>
-              </w:rPr>
-              <w:t xml:space="preserve">, </w:t>
-            </w:r>
-            <w:r>
-              <w:rPr>
-                <w:rFonts w:ascii="Consolas" w:hAnsi="Consolas" w:cs="Consolas" w:eastAsia="Consolas"/>
-                <w:b w:val="0"/>
-                <w:sz w:val="16"/>
-              </w:rPr>
-              <w:t>RECUSADO</w:t>
+                <w:rFonts w:ascii="72" w:hAnsi="72" w:cs="72" w:eastAsia="72"/>
+                <w:b w:val="0"/>
+                <w:sz w:val="18"/>
+              </w:rPr>
+              <w:t>Cinco tiles; links por objeto semântico podiam não aparecer</w:t>
             </w:r>
           </w:p>
         </w:tc>
@@ -30932,1113 +31977,24 @@
                 <w:b w:val="0"/>
                 <w:sz w:val="18"/>
               </w:rPr>
-              <w:t xml:space="preserve">+ </w:t>
-            </w:r>
-            <w:r>
-              <w:rPr>
-                <w:rFonts w:ascii="Consolas" w:hAnsi="Consolas" w:cs="Consolas" w:eastAsia="Consolas"/>
-                <w:b w:val="0"/>
-                <w:sz w:val="16"/>
-              </w:rPr>
-              <w:t>DEVOLVIDO</w:t>
-            </w:r>
-            <w:r>
-              <w:rPr>
-                <w:rFonts w:ascii="72" w:hAnsi="72" w:cs="72" w:eastAsia="72"/>
-                <w:b w:val="0"/>
-                <w:sz w:val="18"/>
-              </w:rPr>
-              <w:t xml:space="preserve">; réplica em </w:t>
-            </w:r>
-            <w:r>
-              <w:rPr>
-                <w:rFonts w:ascii="Consolas" w:hAnsi="Consolas" w:cs="Consolas" w:eastAsia="Consolas"/>
-                <w:b w:val="0"/>
-                <w:sz w:val="16"/>
-              </w:rPr>
-              <w:t>Pedidos.statusPagamento</w:t>
-            </w:r>
-          </w:p>
-        </w:tc>
-      </w:tr>
-      <w:tr>
-        <w:tc>
-          <w:tcPr>
-            <w:tcW w:type="dxa" w:w="3360"/>
-          </w:tcPr>
-          <w:p>
-            <w:r>
-              <w:rPr>
-                <w:rFonts w:ascii="72" w:hAnsi="72" w:cs="72" w:eastAsia="72"/>
-                <w:b w:val="0"/>
-                <w:sz w:val="18"/>
-              </w:rPr>
-              <w:t>Edição após reserva</w:t>
-            </w:r>
-          </w:p>
-        </w:tc>
-        <w:tc>
-          <w:tcPr>
-            <w:tcW w:type="dxa" w:w="3360"/>
-          </w:tcPr>
-          <w:p>
-            <w:r>
-              <w:rPr>
-                <w:rFonts w:ascii="72" w:hAnsi="72" w:cs="72" w:eastAsia="72"/>
-                <w:b w:val="0"/>
-                <w:sz w:val="18"/>
-              </w:rPr>
-              <w:t>Opcional (recomendação de bloquear)</w:t>
-            </w:r>
-          </w:p>
-        </w:tc>
-        <w:tc>
-          <w:tcPr>
-            <w:tcW w:type="dxa" w:w="3360"/>
-          </w:tcPr>
-          <w:p>
-            <w:r>
-              <w:rPr>
-                <w:rFonts w:ascii="72" w:hAnsi="72" w:cs="72" w:eastAsia="72"/>
-                <w:b w:val="0"/>
-                <w:sz w:val="18"/>
-              </w:rPr>
-              <w:t xml:space="preserve">Permitida em </w:t>
-            </w:r>
-            <w:r>
-              <w:rPr>
-                <w:rFonts w:ascii="Consolas" w:hAnsi="Consolas" w:cs="Consolas" w:eastAsia="Consolas"/>
-                <w:b w:val="0"/>
-                <w:sz w:val="16"/>
-              </w:rPr>
-              <w:t>ABERTO</w:t>
-            </w:r>
-            <w:r>
-              <w:rPr>
-                <w:rFonts w:ascii="72" w:hAnsi="72" w:cs="72" w:eastAsia="72"/>
-                <w:b w:val="0"/>
-                <w:sz w:val="18"/>
-              </w:rPr>
-              <w:t>, com ajuste pela diferença</w:t>
-            </w:r>
-          </w:p>
-        </w:tc>
-      </w:tr>
-      <w:tr>
-        <w:tc>
-          <w:tcPr>
-            <w:tcW w:type="dxa" w:w="3360"/>
-          </w:tcPr>
-          <w:p>
-            <w:r>
-              <w:rPr>
-                <w:rFonts w:ascii="72" w:hAnsi="72" w:cs="72" w:eastAsia="72"/>
-                <w:b w:val="0"/>
-                <w:sz w:val="18"/>
-              </w:rPr>
-              <w:t>Exclusão de pedido</w:t>
-            </w:r>
-          </w:p>
-        </w:tc>
-        <w:tc>
-          <w:tcPr>
-            <w:tcW w:type="dxa" w:w="3360"/>
-          </w:tcPr>
-          <w:p>
-            <w:r>
-              <w:rPr>
-                <w:rFonts w:ascii="72" w:hAnsi="72" w:cs="72" w:eastAsia="72"/>
-                <w:b w:val="0"/>
-                <w:sz w:val="18"/>
-              </w:rPr>
-              <w:t xml:space="preserve">Permitida em </w:t>
-            </w:r>
-            <w:r>
-              <w:rPr>
-                <w:rFonts w:ascii="Consolas" w:hAnsi="Consolas" w:cs="Consolas" w:eastAsia="Consolas"/>
-                <w:b w:val="0"/>
-                <w:sz w:val="16"/>
-              </w:rPr>
-              <w:t>CRIADO</w:t>
-            </w:r>
-          </w:p>
-        </w:tc>
-        <w:tc>
-          <w:tcPr>
-            <w:tcW w:type="dxa" w:w="3360"/>
-          </w:tcPr>
-          <w:p>
-            <w:r>
-              <w:rPr>
-                <w:rFonts w:ascii="72" w:hAnsi="72" w:cs="72" w:eastAsia="72"/>
-                <w:b w:val="0"/>
-                <w:sz w:val="18"/>
-              </w:rPr>
-              <w:t>Pedido registrado nunca é excluído (só o rascunho é descartado)</w:t>
-            </w:r>
-          </w:p>
-        </w:tc>
-      </w:tr>
-      <w:tr>
-        <w:tc>
-          <w:tcPr>
-            <w:tcW w:type="dxa" w:w="3360"/>
-          </w:tcPr>
-          <w:p>
-            <w:r>
-              <w:rPr>
-                <w:rFonts w:ascii="72" w:hAnsi="72" w:cs="72" w:eastAsia="72"/>
-                <w:b w:val="0"/>
-                <w:sz w:val="18"/>
-              </w:rPr>
-              <w:t>SKU</w:t>
-            </w:r>
-          </w:p>
-        </w:tc>
-        <w:tc>
-          <w:tcPr>
-            <w:tcW w:type="dxa" w:w="3360"/>
-          </w:tcPr>
-          <w:p>
-            <w:r>
-              <w:rPr>
-                <w:rFonts w:ascii="Consolas" w:hAnsi="Consolas" w:cs="Consolas" w:eastAsia="Consolas"/>
-                <w:b w:val="0"/>
-                <w:sz w:val="16"/>
-              </w:rPr>
-              <w:t>CCC-NNN-DDD-0001</w:t>
-            </w:r>
-            <w:r>
-              <w:rPr>
-                <w:rFonts w:ascii="72" w:hAnsi="72" w:cs="72" w:eastAsia="72"/>
-                <w:b w:val="0"/>
-                <w:sz w:val="18"/>
-              </w:rPr>
-              <w:t xml:space="preserve"> (categoria, nome, descrição)</w:t>
-            </w:r>
-          </w:p>
-        </w:tc>
-        <w:tc>
-          <w:tcPr>
-            <w:tcW w:type="dxa" w:w="3360"/>
-          </w:tcPr>
-          <w:p>
-            <w:r>
-              <w:rPr>
-                <w:rFonts w:ascii="Consolas" w:hAnsi="Consolas" w:cs="Consolas" w:eastAsia="Consolas"/>
-                <w:b w:val="0"/>
-                <w:sz w:val="16"/>
-              </w:rPr>
-              <w:t>SKU-&lt;3 letras da categoria&gt;-&lt;10 dígitos&gt;</w:t>
-            </w:r>
-          </w:p>
-        </w:tc>
-      </w:tr>
-      <w:tr>
-        <w:tc>
-          <w:tcPr>
-            <w:tcW w:type="dxa" w:w="3360"/>
-          </w:tcPr>
-          <w:p>
-            <w:r>
-              <w:rPr>
-                <w:rFonts w:ascii="72" w:hAnsi="72" w:cs="72" w:eastAsia="72"/>
-                <w:b w:val="0"/>
-                <w:sz w:val="18"/>
-              </w:rPr>
-              <w:t>CodeLists</w:t>
-            </w:r>
-          </w:p>
-        </w:tc>
-        <w:tc>
-          <w:tcPr>
-            <w:tcW w:type="dxa" w:w="3360"/>
-          </w:tcPr>
-          <w:p>
-            <w:r>
-              <w:rPr>
-                <w:rFonts w:ascii="Consolas" w:hAnsi="Consolas" w:cs="Consolas" w:eastAsia="Consolas"/>
-                <w:b w:val="0"/>
-                <w:sz w:val="16"/>
-              </w:rPr>
-              <w:t>StatusItensEstoque</w:t>
-            </w:r>
-            <w:r>
-              <w:rPr>
-                <w:rFonts w:ascii="72" w:hAnsi="72" w:cs="72" w:eastAsia="72"/>
-                <w:b w:val="0"/>
-                <w:sz w:val="18"/>
-              </w:rPr>
-              <w:t xml:space="preserve">, </w:t>
-            </w:r>
-            <w:r>
-              <w:rPr>
-                <w:rFonts w:ascii="Consolas" w:hAnsi="Consolas" w:cs="Consolas" w:eastAsia="Consolas"/>
-                <w:b w:val="0"/>
-                <w:sz w:val="16"/>
-              </w:rPr>
-              <w:t>StatusPedidos</w:t>
-            </w:r>
-            <w:r>
-              <w:rPr>
-                <w:rFonts w:ascii="72" w:hAnsi="72" w:cs="72" w:eastAsia="72"/>
-                <w:b w:val="0"/>
-                <w:sz w:val="18"/>
-              </w:rPr>
-              <w:t xml:space="preserve">, </w:t>
-            </w:r>
-            <w:r>
-              <w:rPr>
-                <w:rFonts w:ascii="Consolas" w:hAnsi="Consolas" w:cs="Consolas" w:eastAsia="Consolas"/>
-                <w:b w:val="0"/>
-                <w:sz w:val="16"/>
-              </w:rPr>
-              <w:t>StatusPagamentos</w:t>
-            </w:r>
-          </w:p>
-        </w:tc>
-        <w:tc>
-          <w:tcPr>
-            <w:tcW w:type="dxa" w:w="3360"/>
-          </w:tcPr>
-          <w:p>
-            <w:r>
-              <w:rPr>
-                <w:rFonts w:ascii="Consolas" w:hAnsi="Consolas" w:cs="Consolas" w:eastAsia="Consolas"/>
-                <w:b w:val="0"/>
-                <w:sz w:val="16"/>
-              </w:rPr>
-              <w:t>StatusEstoque</w:t>
-            </w:r>
-            <w:r>
-              <w:rPr>
-                <w:rFonts w:ascii="72" w:hAnsi="72" w:cs="72" w:eastAsia="72"/>
-                <w:b w:val="0"/>
-                <w:sz w:val="18"/>
-              </w:rPr>
-              <w:t xml:space="preserve">, </w:t>
-            </w:r>
-            <w:r>
-              <w:rPr>
-                <w:rFonts w:ascii="Consolas" w:hAnsi="Consolas" w:cs="Consolas" w:eastAsia="Consolas"/>
-                <w:b w:val="0"/>
-                <w:sz w:val="16"/>
-              </w:rPr>
-              <w:t>StatusPedido</w:t>
-            </w:r>
-            <w:r>
-              <w:rPr>
-                <w:rFonts w:ascii="72" w:hAnsi="72" w:cs="72" w:eastAsia="72"/>
-                <w:b w:val="0"/>
-                <w:sz w:val="18"/>
-              </w:rPr>
-              <w:t xml:space="preserve">, </w:t>
-            </w:r>
-            <w:r>
-              <w:rPr>
-                <w:rFonts w:ascii="Consolas" w:hAnsi="Consolas" w:cs="Consolas" w:eastAsia="Consolas"/>
-                <w:b w:val="0"/>
-                <w:sz w:val="16"/>
-              </w:rPr>
-              <w:t>StatusPagamento</w:t>
-            </w:r>
-            <w:r>
-              <w:rPr>
-                <w:rFonts w:ascii="72" w:hAnsi="72" w:cs="72" w:eastAsia="72"/>
-                <w:b w:val="0"/>
-                <w:sz w:val="18"/>
-              </w:rPr>
-              <w:t xml:space="preserve">, </w:t>
-            </w:r>
-            <w:r>
-              <w:rPr>
-                <w:rFonts w:ascii="Consolas" w:hAnsi="Consolas" w:cs="Consolas" w:eastAsia="Consolas"/>
-                <w:b w:val="0"/>
-                <w:sz w:val="16"/>
-              </w:rPr>
-              <w:t>StatusReembolso</w:t>
-            </w:r>
-          </w:p>
-        </w:tc>
-      </w:tr>
-      <w:tr>
-        <w:tc>
-          <w:tcPr>
-            <w:tcW w:type="dxa" w:w="3360"/>
-          </w:tcPr>
-          <w:p>
-            <w:r>
-              <w:rPr>
-                <w:rFonts w:ascii="72" w:hAnsi="72" w:cs="72" w:eastAsia="72"/>
-                <w:b w:val="0"/>
-                <w:sz w:val="18"/>
-              </w:rPr>
-              <w:t>Calculados</w:t>
-            </w:r>
-          </w:p>
-        </w:tc>
-        <w:tc>
-          <w:tcPr>
-            <w:tcW w:type="dxa" w:w="3360"/>
-          </w:tcPr>
-          <w:p>
-            <w:r>
-              <w:rPr>
-                <w:rFonts w:ascii="Consolas" w:hAnsi="Consolas" w:cs="Consolas" w:eastAsia="Consolas"/>
-                <w:b w:val="0"/>
-                <w:sz w:val="16"/>
-              </w:rPr>
-              <w:t>virtual</w:t>
-            </w:r>
-            <w:r>
-              <w:rPr>
-                <w:rFonts w:ascii="72" w:hAnsi="72" w:cs="72" w:eastAsia="72"/>
-                <w:b w:val="0"/>
-                <w:sz w:val="18"/>
-              </w:rPr>
-              <w:t xml:space="preserve"> preenchidos em </w:t>
-            </w:r>
-            <w:r>
-              <w:rPr>
-                <w:rFonts w:ascii="Consolas" w:hAnsi="Consolas" w:cs="Consolas" w:eastAsia="Consolas"/>
-                <w:b w:val="0"/>
-                <w:sz w:val="16"/>
-              </w:rPr>
-              <w:t>after READ</w:t>
-            </w:r>
-          </w:p>
-        </w:tc>
-        <w:tc>
-          <w:tcPr>
-            <w:tcW w:type="dxa" w:w="3360"/>
-          </w:tcPr>
-          <w:p>
-            <w:r>
-              <w:rPr>
-                <w:rFonts w:ascii="72" w:hAnsi="72" w:cs="72" w:eastAsia="72"/>
-                <w:b w:val="0"/>
-                <w:sz w:val="18"/>
-              </w:rPr>
-              <w:t>Elementos calculados no banco (</w:t>
-            </w:r>
-            <w:r>
-              <w:rPr>
-                <w:rFonts w:ascii="Consolas" w:hAnsi="Consolas" w:cs="Consolas" w:eastAsia="Consolas"/>
-                <w:b w:val="0"/>
-                <w:sz w:val="16"/>
-              </w:rPr>
-              <w:t>qtdeDisponivel</w:t>
-            </w:r>
-            <w:r>
-              <w:rPr>
-                <w:rFonts w:ascii="72" w:hAnsi="72" w:cs="72" w:eastAsia="72"/>
-                <w:b w:val="0"/>
-                <w:sz w:val="18"/>
-              </w:rPr>
-              <w:t>/</w:t>
-            </w:r>
-            <w:r>
-              <w:rPr>
-                <w:rFonts w:ascii="Consolas" w:hAnsi="Consolas" w:cs="Consolas" w:eastAsia="Consolas"/>
-                <w:b w:val="0"/>
-                <w:sz w:val="16"/>
-              </w:rPr>
-              <w:t>statusEstoque</w:t>
-            </w:r>
-            <w:r>
-              <w:rPr>
-                <w:rFonts w:ascii="72" w:hAnsi="72" w:cs="72" w:eastAsia="72"/>
-                <w:b w:val="0"/>
-                <w:sz w:val="18"/>
-              </w:rPr>
-              <w:t xml:space="preserve"> </w:t>
-            </w:r>
-            <w:r>
-              <w:rPr>
-                <w:rFonts w:ascii="Consolas" w:hAnsi="Consolas" w:cs="Consolas" w:eastAsia="Consolas"/>
-                <w:b w:val="0"/>
-                <w:sz w:val="16"/>
-              </w:rPr>
-              <w:t>stored</w:t>
-            </w:r>
-            <w:r>
-              <w:rPr>
-                <w:rFonts w:ascii="72" w:hAnsi="72" w:cs="72" w:eastAsia="72"/>
-                <w:b w:val="0"/>
-                <w:sz w:val="18"/>
-              </w:rPr>
-              <w:t>)</w:t>
-            </w:r>
-          </w:p>
-        </w:tc>
-      </w:tr>
-      <w:tr>
-        <w:tc>
-          <w:tcPr>
-            <w:tcW w:type="dxa" w:w="3360"/>
-          </w:tcPr>
-          <w:p>
-            <w:r>
-              <w:rPr>
-                <w:rFonts w:ascii="72" w:hAnsi="72" w:cs="72" w:eastAsia="72"/>
-                <w:b w:val="0"/>
-                <w:sz w:val="18"/>
-              </w:rPr>
-              <w:t>Fotos</w:t>
-            </w:r>
-          </w:p>
-        </w:tc>
-        <w:tc>
-          <w:tcPr>
-            <w:tcW w:type="dxa" w:w="3360"/>
-          </w:tcPr>
-          <w:p>
-            <w:r>
-              <w:rPr>
-                <w:rFonts w:ascii="72" w:hAnsi="72" w:cs="72" w:eastAsia="72"/>
-                <w:b w:val="0"/>
-                <w:sz w:val="18"/>
-              </w:rPr>
-              <w:t>JPEG ou PNG</w:t>
-            </w:r>
-          </w:p>
-        </w:tc>
-        <w:tc>
-          <w:tcPr>
-            <w:tcW w:type="dxa" w:w="3360"/>
-          </w:tcPr>
-          <w:p>
-            <w:r>
-              <w:rPr>
-                <w:rFonts w:ascii="72" w:hAnsi="72" w:cs="72" w:eastAsia="72"/>
-                <w:b w:val="0"/>
-                <w:sz w:val="18"/>
-              </w:rPr>
-              <w:t>JPEG, PNG ou WEBP, com assinatura binária</w:t>
-            </w:r>
-          </w:p>
-        </w:tc>
-      </w:tr>
-      <w:tr>
-        <w:tc>
-          <w:tcPr>
-            <w:tcW w:type="dxa" w:w="3360"/>
-          </w:tcPr>
-          <w:p>
-            <w:r>
-              <w:rPr>
-                <w:rFonts w:ascii="72" w:hAnsi="72" w:cs="72" w:eastAsia="72"/>
-                <w:b w:val="0"/>
-                <w:sz w:val="18"/>
-              </w:rPr>
-              <w:t>Itens</w:t>
-            </w:r>
-          </w:p>
-        </w:tc>
-        <w:tc>
-          <w:tcPr>
-            <w:tcW w:type="dxa" w:w="3360"/>
-          </w:tcPr>
-          <w:p>
-            <w:r>
-              <w:rPr>
-                <w:rFonts w:ascii="72" w:hAnsi="72" w:cs="72" w:eastAsia="72"/>
-                <w:b w:val="0"/>
-                <w:sz w:val="18"/>
-              </w:rPr>
-              <w:t>Peso e dimensões</w:t>
-            </w:r>
-          </w:p>
-        </w:tc>
-        <w:tc>
-          <w:tcPr>
-            <w:tcW w:type="dxa" w:w="3360"/>
-          </w:tcPr>
-          <w:p>
-            <w:r>
-              <w:rPr>
-                <w:rFonts w:ascii="72" w:hAnsi="72" w:cs="72" w:eastAsia="72"/>
-                <w:b w:val="0"/>
-                <w:sz w:val="18"/>
-              </w:rPr>
-              <w:t>Não modelados</w:t>
-            </w:r>
-          </w:p>
-        </w:tc>
-      </w:tr>
-      <w:tr>
-        <w:tc>
-          <w:tcPr>
-            <w:tcW w:type="dxa" w:w="3360"/>
-          </w:tcPr>
-          <w:p>
-            <w:r>
-              <w:rPr>
-                <w:rFonts w:ascii="72" w:hAnsi="72" w:cs="72" w:eastAsia="72"/>
-                <w:b w:val="0"/>
-                <w:sz w:val="18"/>
-              </w:rPr>
-              <w:t>Endereço</w:t>
-            </w:r>
-          </w:p>
-        </w:tc>
-        <w:tc>
-          <w:tcPr>
-            <w:tcW w:type="dxa" w:w="3360"/>
-          </w:tcPr>
-          <w:p>
-            <w:r>
-              <w:rPr>
-                <w:rFonts w:ascii="Consolas" w:hAnsi="Consolas" w:cs="Consolas" w:eastAsia="Consolas"/>
-                <w:b w:val="0"/>
-                <w:sz w:val="16"/>
-              </w:rPr>
-              <w:t>enderecoPrincipal</w:t>
-            </w:r>
-            <w:r>
-              <w:rPr>
-                <w:rFonts w:ascii="72" w:hAnsi="72" w:cs="72" w:eastAsia="72"/>
-                <w:b w:val="0"/>
-                <w:sz w:val="18"/>
-              </w:rPr>
-              <w:t xml:space="preserve"> (Boolean)</w:t>
-            </w:r>
-          </w:p>
-        </w:tc>
-        <w:tc>
-          <w:tcPr>
-            <w:tcW w:type="dxa" w:w="3360"/>
-          </w:tcPr>
-          <w:p>
-            <w:r>
-              <w:rPr>
-                <w:rFonts w:ascii="Consolas" w:hAnsi="Consolas" w:cs="Consolas" w:eastAsia="Consolas"/>
-                <w:b w:val="0"/>
-                <w:sz w:val="16"/>
-              </w:rPr>
-              <w:t>principal</w:t>
-            </w:r>
-            <w:r>
-              <w:rPr>
-                <w:rFonts w:ascii="72" w:hAnsi="72" w:cs="72" w:eastAsia="72"/>
-                <w:b w:val="0"/>
-                <w:sz w:val="18"/>
-              </w:rPr>
-              <w:t xml:space="preserve">, </w:t>
-            </w:r>
-            <w:r>
-              <w:rPr>
-                <w:rFonts w:ascii="Consolas" w:hAnsi="Consolas" w:cs="Consolas" w:eastAsia="Consolas"/>
-                <w:b w:val="0"/>
-                <w:sz w:val="16"/>
-              </w:rPr>
-              <w:t>cepGeral</w:t>
-            </w:r>
-            <w:r>
-              <w:rPr>
-                <w:rFonts w:ascii="72" w:hAnsi="72" w:cs="72" w:eastAsia="72"/>
-                <w:b w:val="0"/>
-                <w:sz w:val="18"/>
-              </w:rPr>
-              <w:t xml:space="preserve">, </w:t>
-            </w:r>
-            <w:r>
-              <w:rPr>
-                <w:rFonts w:ascii="Consolas" w:hAnsi="Consolas" w:cs="Consolas" w:eastAsia="Consolas"/>
-                <w:b w:val="0"/>
-                <w:sz w:val="16"/>
-              </w:rPr>
-              <w:t>cepStatus</w:t>
-            </w:r>
-            <w:r>
-              <w:rPr>
-                <w:rFonts w:ascii="72" w:hAnsi="72" w:cs="72" w:eastAsia="72"/>
-                <w:b w:val="0"/>
-                <w:sz w:val="18"/>
-              </w:rPr>
-              <w:t>, CEP geral e reaproveitamento de CEP</w:t>
-            </w:r>
-          </w:p>
-        </w:tc>
-      </w:tr>
-      <w:tr>
-        <w:tc>
-          <w:tcPr>
-            <w:tcW w:type="dxa" w:w="3360"/>
-          </w:tcPr>
-          <w:p>
-            <w:r>
-              <w:rPr>
-                <w:rFonts w:ascii="72" w:hAnsi="72" w:cs="72" w:eastAsia="72"/>
-                <w:b w:val="0"/>
-                <w:sz w:val="18"/>
-              </w:rPr>
-              <w:t>Papéis</w:t>
-            </w:r>
-          </w:p>
-        </w:tc>
-        <w:tc>
-          <w:tcPr>
-            <w:tcW w:type="dxa" w:w="3360"/>
-          </w:tcPr>
-          <w:p>
-            <w:r>
-              <w:rPr>
-                <w:rFonts w:ascii="Consolas" w:hAnsi="Consolas" w:cs="Consolas" w:eastAsia="Consolas"/>
-                <w:b w:val="0"/>
-                <w:sz w:val="16"/>
-              </w:rPr>
-              <w:t>PedidosCompras.Comum</w:t>
-            </w:r>
-            <w:r>
-              <w:rPr>
-                <w:rFonts w:ascii="72" w:hAnsi="72" w:cs="72" w:eastAsia="72"/>
-                <w:b w:val="0"/>
-                <w:sz w:val="18"/>
-              </w:rPr>
-              <w:t>/</w:t>
-            </w:r>
-            <w:r>
-              <w:rPr>
-                <w:rFonts w:ascii="Consolas" w:hAnsi="Consolas" w:cs="Consolas" w:eastAsia="Consolas"/>
-                <w:b w:val="0"/>
-                <w:sz w:val="16"/>
-              </w:rPr>
-              <w:t>PedidosCompras.Admin</w:t>
-            </w:r>
-            <w:r>
-              <w:rPr>
-                <w:rFonts w:ascii="72" w:hAnsi="72" w:cs="72" w:eastAsia="72"/>
-                <w:b w:val="0"/>
-                <w:sz w:val="18"/>
-              </w:rPr>
-              <w:t xml:space="preserve">, usuários </w:t>
-            </w:r>
-            <w:r>
-              <w:rPr>
-                <w:rFonts w:ascii="Consolas" w:hAnsi="Consolas" w:cs="Consolas" w:eastAsia="Consolas"/>
-                <w:b w:val="0"/>
-                <w:sz w:val="16"/>
-              </w:rPr>
-              <w:t>Comum</w:t>
-            </w:r>
-            <w:r>
-              <w:rPr>
-                <w:rFonts w:ascii="72" w:hAnsi="72" w:cs="72" w:eastAsia="72"/>
-                <w:b w:val="0"/>
-                <w:sz w:val="18"/>
-              </w:rPr>
-              <w:t>/</w:t>
-            </w:r>
-            <w:r>
-              <w:rPr>
-                <w:rFonts w:ascii="Consolas" w:hAnsi="Consolas" w:cs="Consolas" w:eastAsia="Consolas"/>
-                <w:b w:val="0"/>
-                <w:sz w:val="16"/>
-              </w:rPr>
-              <w:t>Admin</w:t>
-            </w:r>
-          </w:p>
-        </w:tc>
-        <w:tc>
-          <w:tcPr>
-            <w:tcW w:type="dxa" w:w="3360"/>
-          </w:tcPr>
-          <w:p>
-            <w:r>
-              <w:rPr>
-                <w:rFonts w:ascii="72" w:hAnsi="72" w:cs="72" w:eastAsia="72"/>
-                <w:b w:val="0"/>
-                <w:sz w:val="18"/>
-              </w:rPr>
-              <w:t xml:space="preserve">Papéis </w:t>
-            </w:r>
-            <w:r>
-              <w:rPr>
-                <w:rFonts w:ascii="Consolas" w:hAnsi="Consolas" w:cs="Consolas" w:eastAsia="Consolas"/>
-                <w:b w:val="0"/>
-                <w:sz w:val="16"/>
-              </w:rPr>
-              <w:t>Comum</w:t>
-            </w:r>
-            <w:r>
-              <w:rPr>
-                <w:rFonts w:ascii="72" w:hAnsi="72" w:cs="72" w:eastAsia="72"/>
-                <w:b w:val="0"/>
-                <w:sz w:val="18"/>
-              </w:rPr>
-              <w:t>/</w:t>
-            </w:r>
-            <w:r>
-              <w:rPr>
-                <w:rFonts w:ascii="Consolas" w:hAnsi="Consolas" w:cs="Consolas" w:eastAsia="Consolas"/>
-                <w:b w:val="0"/>
-                <w:sz w:val="16"/>
-              </w:rPr>
-              <w:t>Admin</w:t>
-            </w:r>
-            <w:r>
-              <w:rPr>
-                <w:rFonts w:ascii="72" w:hAnsi="72" w:cs="72" w:eastAsia="72"/>
-                <w:b w:val="0"/>
-                <w:sz w:val="18"/>
-              </w:rPr>
-              <w:t xml:space="preserve">, usuários </w:t>
-            </w:r>
-            <w:r>
-              <w:rPr>
-                <w:rFonts w:ascii="Consolas" w:hAnsi="Consolas" w:cs="Consolas" w:eastAsia="Consolas"/>
-                <w:b w:val="0"/>
-                <w:sz w:val="16"/>
-              </w:rPr>
-              <w:t>comum</w:t>
-            </w:r>
-            <w:r>
-              <w:rPr>
-                <w:rFonts w:ascii="72" w:hAnsi="72" w:cs="72" w:eastAsia="72"/>
-                <w:b w:val="0"/>
-                <w:sz w:val="18"/>
-              </w:rPr>
-              <w:t>/</w:t>
-            </w:r>
-            <w:r>
-              <w:rPr>
-                <w:rFonts w:ascii="Consolas" w:hAnsi="Consolas" w:cs="Consolas" w:eastAsia="Consolas"/>
-                <w:b w:val="0"/>
-                <w:sz w:val="16"/>
-              </w:rPr>
-              <w:t>admin</w:t>
-            </w:r>
-          </w:p>
-        </w:tc>
-      </w:tr>
-      <w:tr>
-        <w:tc>
-          <w:tcPr>
-            <w:tcW w:type="dxa" w:w="3360"/>
-          </w:tcPr>
-          <w:p>
-            <w:r>
-              <w:rPr>
-                <w:rFonts w:ascii="72" w:hAnsi="72" w:cs="72" w:eastAsia="72"/>
-                <w:b w:val="0"/>
-                <w:sz w:val="18"/>
-              </w:rPr>
-              <w:t>Interface</w:t>
-            </w:r>
-          </w:p>
-        </w:tc>
-        <w:tc>
-          <w:tcPr>
-            <w:tcW w:type="dxa" w:w="3360"/>
-          </w:tcPr>
-          <w:p>
-            <w:r>
-              <w:rPr>
-                <w:rFonts w:ascii="72" w:hAnsi="72" w:cs="72" w:eastAsia="72"/>
-                <w:b w:val="0"/>
-                <w:sz w:val="18"/>
-              </w:rPr>
-              <w:t>App única com navegação interna</w:t>
-            </w:r>
-          </w:p>
-        </w:tc>
-        <w:tc>
-          <w:tcPr>
-            <w:tcW w:type="dxa" w:w="3360"/>
-          </w:tcPr>
-          <w:p>
-            <w:r>
-              <w:rPr>
-                <w:rFonts w:ascii="72" w:hAnsi="72" w:cs="72" w:eastAsia="72"/>
-                <w:b w:val="0"/>
-                <w:sz w:val="18"/>
-              </w:rPr>
-              <w:t>8 apps independentes (4 de gestão, 4 de análise) + launchpad com navegação entre elas</w:t>
-            </w:r>
-          </w:p>
-        </w:tc>
-      </w:tr>
-      <w:tr>
-        <w:tc>
-          <w:tcPr>
-            <w:tcW w:type="dxa" w:w="3360"/>
-          </w:tcPr>
-          <w:p>
-            <w:r>
-              <w:rPr>
-                <w:rFonts w:ascii="72" w:hAnsi="72" w:cs="72" w:eastAsia="72"/>
-                <w:b w:val="0"/>
-                <w:sz w:val="18"/>
-              </w:rPr>
-              <w:t>Novos recursos</w:t>
-            </w:r>
-          </w:p>
-        </w:tc>
-        <w:tc>
-          <w:tcPr>
-            <w:tcW w:type="dxa" w:w="3360"/>
-          </w:tcPr>
-          <w:p>
-            <w:r>
-              <w:rPr>
-                <w:rFonts w:ascii="72" w:hAnsi="72" w:cs="72" w:eastAsia="72"/>
-                <w:b w:val="0"/>
-                <w:sz w:val="18"/>
-              </w:rPr>
-              <w:t>—</w:t>
-            </w:r>
-          </w:p>
-        </w:tc>
-        <w:tc>
-          <w:tcPr>
-            <w:tcW w:type="dxa" w:w="3360"/>
-          </w:tcPr>
-          <w:p>
-            <w:r>
-              <w:rPr>
-                <w:rFonts w:ascii="72" w:hAnsi="72" w:cs="72" w:eastAsia="72"/>
-                <w:b w:val="0"/>
-                <w:sz w:val="18"/>
-              </w:rPr>
-              <w:t>Reembolsos, importação por planilha, camada analítica, dados de demonstração</w:t>
-            </w:r>
-          </w:p>
-        </w:tc>
-      </w:tr>
-      <w:tr>
-        <w:tc>
-          <w:tcPr>
-            <w:tcW w:type="dxa" w:w="3360"/>
-          </w:tcPr>
-          <w:p>
-            <w:r>
-              <w:rPr>
-                <w:rFonts w:ascii="72" w:hAnsi="72" w:cs="72" w:eastAsia="72"/>
-                <w:b w:val="0"/>
-                <w:sz w:val="18"/>
-              </w:rPr>
-              <w:t>Testes</w:t>
-            </w:r>
-          </w:p>
-        </w:tc>
-        <w:tc>
-          <w:tcPr>
-            <w:tcW w:type="dxa" w:w="3360"/>
-          </w:tcPr>
-          <w:p>
-            <w:r>
-              <w:rPr>
-                <w:rFonts w:ascii="72" w:hAnsi="72" w:cs="72" w:eastAsia="72"/>
-                <w:b w:val="0"/>
-                <w:sz w:val="18"/>
-              </w:rPr>
-              <w:t>Fora do escopo inicial</w:t>
-            </w:r>
-          </w:p>
-        </w:tc>
-        <w:tc>
-          <w:tcPr>
-            <w:tcW w:type="dxa" w:w="3360"/>
-          </w:tcPr>
-          <w:p>
-            <w:r>
-              <w:rPr>
-                <w:rFonts w:ascii="72" w:hAnsi="72" w:cs="72" w:eastAsia="72"/>
-                <w:b w:val="0"/>
-                <w:sz w:val="18"/>
-              </w:rPr>
-              <w:t>68 testes automatizados por versão</w:t>
-            </w:r>
-          </w:p>
-        </w:tc>
-      </w:tr>
-      <w:tr>
-        <w:tc>
-          <w:tcPr>
-            <w:tcW w:type="dxa" w:w="3360"/>
-          </w:tcPr>
-          <w:p>
-            <w:r>
-              <w:rPr>
-                <w:rFonts w:ascii="72" w:hAnsi="72" w:cs="72" w:eastAsia="72"/>
-                <w:b w:val="0"/>
-                <w:sz w:val="18"/>
-              </w:rPr>
-              <w:t>Linguagem</w:t>
-            </w:r>
-          </w:p>
-        </w:tc>
-        <w:tc>
-          <w:tcPr>
-            <w:tcW w:type="dxa" w:w="3360"/>
-          </w:tcPr>
-          <w:p>
-            <w:r>
-              <w:rPr>
-                <w:rFonts w:ascii="72" w:hAnsi="72" w:cs="72" w:eastAsia="72"/>
-                <w:b w:val="0"/>
-                <w:sz w:val="18"/>
-              </w:rPr>
-              <w:t>Node.js</w:t>
-            </w:r>
-          </w:p>
-        </w:tc>
-        <w:tc>
-          <w:tcPr>
-            <w:tcW w:type="dxa" w:w="3360"/>
-          </w:tcPr>
-          <w:p>
-            <w:r>
-              <w:rPr>
-                <w:rFonts w:ascii="72" w:hAnsi="72" w:cs="72" w:eastAsia="72"/>
-                <w:b w:val="0"/>
-                <w:sz w:val="18"/>
-              </w:rPr>
-              <w:t>JavaScript e TypeScript</w:t>
-            </w:r>
-          </w:p>
-        </w:tc>
-      </w:tr>
-      <w:tr>
-        <w:tc>
-          <w:tcPr>
-            <w:tcW w:type="dxa" w:w="3360"/>
-          </w:tcPr>
-          <w:p>
-            <w:r>
-              <w:rPr>
-                <w:rFonts w:ascii="72" w:hAnsi="72" w:cs="72" w:eastAsia="72"/>
-                <w:b w:val="0"/>
-                <w:sz w:val="18"/>
-              </w:rPr>
-              <w:t>Estrutura</w:t>
-            </w:r>
-          </w:p>
-        </w:tc>
-        <w:tc>
-          <w:tcPr>
-            <w:tcW w:type="dxa" w:w="3360"/>
-          </w:tcPr>
-          <w:p>
-            <w:r>
-              <w:rPr>
-                <w:rFonts w:ascii="Consolas" w:hAnsi="Consolas" w:cs="Consolas" w:eastAsia="Consolas"/>
-                <w:b w:val="0"/>
-                <w:sz w:val="16"/>
-              </w:rPr>
-              <w:t>srv/handlers</w:t>
-            </w:r>
-            <w:r>
-              <w:rPr>
-                <w:rFonts w:ascii="72" w:hAnsi="72" w:cs="72" w:eastAsia="72"/>
-                <w:b w:val="0"/>
-                <w:sz w:val="18"/>
-              </w:rPr>
-              <w:t xml:space="preserve">, </w:t>
-            </w:r>
-            <w:r>
-              <w:rPr>
-                <w:rFonts w:ascii="Consolas" w:hAnsi="Consolas" w:cs="Consolas" w:eastAsia="Consolas"/>
-                <w:b w:val="0"/>
-                <w:sz w:val="16"/>
-              </w:rPr>
-              <w:t>srv/utils</w:t>
-            </w:r>
-            <w:r>
-              <w:rPr>
-                <w:rFonts w:ascii="72" w:hAnsi="72" w:cs="72" w:eastAsia="72"/>
-                <w:b w:val="0"/>
-                <w:sz w:val="18"/>
-              </w:rPr>
-              <w:t xml:space="preserve">, </w:t>
-            </w:r>
-            <w:r>
-              <w:rPr>
-                <w:rFonts w:ascii="Consolas" w:hAnsi="Consolas" w:cs="Consolas" w:eastAsia="Consolas"/>
-                <w:b w:val="0"/>
-                <w:sz w:val="16"/>
-              </w:rPr>
-              <w:t>.cdsrc.json</w:t>
-            </w:r>
-            <w:r>
-              <w:rPr>
-                <w:rFonts w:ascii="72" w:hAnsi="72" w:cs="72" w:eastAsia="72"/>
-                <w:b w:val="0"/>
-                <w:sz w:val="18"/>
-              </w:rPr>
-              <w:t xml:space="preserve">, </w:t>
-            </w:r>
-            <w:r>
-              <w:rPr>
-                <w:rFonts w:ascii="Consolas" w:hAnsi="Consolas" w:cs="Consolas" w:eastAsia="Consolas"/>
-                <w:b w:val="0"/>
-                <w:sz w:val="16"/>
-              </w:rPr>
-              <w:t>mta.yaml</w:t>
-            </w:r>
-            <w:r>
-              <w:rPr>
-                <w:rFonts w:ascii="72" w:hAnsi="72" w:cs="72" w:eastAsia="72"/>
-                <w:b w:val="0"/>
-                <w:sz w:val="18"/>
-              </w:rPr>
-              <w:t xml:space="preserve">, </w:t>
-            </w:r>
-            <w:r>
-              <w:rPr>
-                <w:rFonts w:ascii="Consolas" w:hAnsi="Consolas" w:cs="Consolas" w:eastAsia="Consolas"/>
-                <w:b w:val="0"/>
-                <w:sz w:val="16"/>
-              </w:rPr>
-              <w:t>xs-security.json</w:t>
-            </w:r>
-          </w:p>
-        </w:tc>
-        <w:tc>
-          <w:tcPr>
-            <w:tcW w:type="dxa" w:w="3360"/>
-          </w:tcPr>
-          <w:p>
-            <w:r>
-              <w:rPr>
-                <w:rFonts w:ascii="72" w:hAnsi="72" w:cs="72" w:eastAsia="72"/>
-                <w:b w:val="0"/>
-                <w:sz w:val="18"/>
-              </w:rPr>
-              <w:t xml:space="preserve">Um serviço por app, </w:t>
-            </w:r>
-            <w:r>
-              <w:rPr>
-                <w:rFonts w:ascii="Consolas" w:hAnsi="Consolas" w:cs="Consolas" w:eastAsia="Consolas"/>
-                <w:b w:val="0"/>
-                <w:sz w:val="16"/>
-              </w:rPr>
-              <w:t>srv/lib</w:t>
-            </w:r>
-            <w:r>
-              <w:rPr>
-                <w:rFonts w:ascii="72" w:hAnsi="72" w:cs="72" w:eastAsia="72"/>
-                <w:b w:val="0"/>
-                <w:sz w:val="18"/>
-              </w:rPr>
-              <w:t xml:space="preserve">, configuração no </w:t>
-            </w:r>
-            <w:r>
-              <w:rPr>
-                <w:rFonts w:ascii="Consolas" w:hAnsi="Consolas" w:cs="Consolas" w:eastAsia="Consolas"/>
-                <w:b w:val="0"/>
-                <w:sz w:val="16"/>
-              </w:rPr>
-              <w:t>package.json</w:t>
-            </w:r>
-            <w:r>
-              <w:rPr>
-                <w:rFonts w:ascii="72" w:hAnsi="72" w:cs="72" w:eastAsia="72"/>
-                <w:b w:val="0"/>
-                <w:sz w:val="18"/>
-              </w:rPr>
-              <w:t>; MTA e XSUAA pendentes</w:t>
+              <w:t xml:space="preserve">Oito tiles; resolução de </w:t>
+            </w:r>
+            <w:r>
+              <w:rPr>
+                <w:rFonts w:ascii="72" w:hAnsi="72" w:cs="72" w:eastAsia="72"/>
+                <w:b w:val="0"/>
+                <w:i/>
+                <w:sz w:val="18"/>
+              </w:rPr>
+              <w:t>intents</w:t>
+            </w:r>
+            <w:r>
+              <w:rPr>
+                <w:rFonts w:ascii="72" w:hAnsi="72" w:cs="72" w:eastAsia="72"/>
+                <w:b w:val="0"/>
+                <w:sz w:val="18"/>
+              </w:rPr>
+              <w:t xml:space="preserve"> no cliente ligada</w:t>
             </w:r>
           </w:p>
         </w:tc>
@@ -32055,7 +32011,7 @@
           <w:b w:val="0"/>
           <w:sz w:val="26"/>
         </w:rPr>
-        <w:t>22.3 Revisão 2.1</w:t>
+        <w:t xml:space="preserve">22.4 Revisão 2.3</w:t>
       </w:r>
     </w:p>
     <w:tbl>
@@ -32104,7 +32060,7 @@
                 <w:color w:val="FFFFFF"/>
                 <w:sz w:val="20"/>
               </w:rPr>
-              <w:t>Versão 2.0</w:t>
+              <w:t xml:space="preserve">Versão 2.2</w:t>
             </w:r>
           </w:p>
         </w:tc>
@@ -32121,7 +32077,7 @@
                 <w:color w:val="FFFFFF"/>
                 <w:sz w:val="20"/>
               </w:rPr>
-              <w:t>Versão 2.1</w:t>
+              <w:t xml:space="preserve">Versão 2.3</w:t>
             </w:r>
           </w:p>
         </w:tc>
@@ -32138,7 +32094,7 @@
                 <w:b w:val="0"/>
                 <w:sz w:val="18"/>
               </w:rPr>
-              <w:t>Campos do pedido</w:t>
+              <w:t xml:space="preserve">Permissões na UI</w:t>
             </w:r>
           </w:p>
         </w:tc>
@@ -32153,7 +32109,23 @@
                 <w:b w:val="0"/>
                 <w:sz w:val="18"/>
               </w:rPr>
-              <w:t>Dados do cliente e pagamento apareciam editáveis</w:t>
+              <w:t xml:space="preserve">O usuário </w:t>
+            </w:r>
+            <w:r>
+              <w:rPr>
+                <w:rFonts w:ascii="Consolas" w:hAnsi="Consolas" w:cs="Consolas" w:eastAsia="Consolas"/>
+                <w:b w:val="0"/>
+                <w:sz w:val="16"/>
+              </w:rPr>
+              <w:t xml:space="preserve">Comum</w:t>
+            </w:r>
+            <w:r>
+              <w:rPr>
+                <w:rFonts w:ascii="72" w:hAnsi="72" w:cs="72" w:eastAsia="72"/>
+                <w:b w:val="0"/>
+                <w:sz w:val="18"/>
+              </w:rPr>
+              <w:t xml:space="preserve"> via Criar, Editar, Excluir e Importar em Clientes e Estoque (o backend recusava)</w:t>
             </w:r>
           </w:p>
         </w:tc>
@@ -32168,7 +32140,23 @@
                 <w:b w:val="0"/>
                 <w:sz w:val="18"/>
               </w:rPr>
-              <w:t>Só o Cliente (na criação) e os itens são informados; dados do cliente vêm da associação; pagamento e snapshots somente leitura; observação somente leitura na tela</w:t>
+              <w:t xml:space="preserve">Singleton </w:t>
+            </w:r>
+            <w:r>
+              <w:rPr>
+                <w:rFonts w:ascii="Consolas" w:hAnsi="Consolas" w:cs="Consolas" w:eastAsia="Consolas"/>
+                <w:b w:val="0"/>
+                <w:sz w:val="16"/>
+              </w:rPr>
+              <w:t xml:space="preserve">Permissoes</w:t>
+            </w:r>
+            <w:r>
+              <w:rPr>
+                <w:rFonts w:ascii="72" w:hAnsi="72" w:cs="72" w:eastAsia="72"/>
+                <w:b w:val="0"/>
+                <w:sz w:val="18"/>
+              </w:rPr>
+              <w:t xml:space="preserve"> esconde essas opções (seção 4)</w:t>
             </w:r>
           </w:p>
         </w:tc>
@@ -32185,7 +32173,7 @@
                 <w:b w:val="0"/>
                 <w:sz w:val="18"/>
               </w:rPr>
-              <w:t>Navegação entre apps</w:t>
+              <w:t xml:space="preserve">Ações no rascunho</w:t>
             </w:r>
           </w:p>
         </w:tc>
@@ -32200,7 +32188,7 @@
                 <w:b w:val="0"/>
                 <w:sz w:val="18"/>
               </w:rPr>
-              <w:t>Cliente e item do pedido</w:t>
+              <w:t xml:space="preserve">Chamadas sobre o rascunho respondiam HTTP 501 (sem handler)</w:t>
             </w:r>
           </w:p>
         </w:tc>
@@ -32215,7 +32203,23 @@
                 <w:b w:val="0"/>
                 <w:sz w:val="18"/>
               </w:rPr>
-              <w:t>Pedido → Cliente (Cliente, CPF) e Item (Item, SKU); Reembolso → Pedido e Cliente (Cliente, CPF), abrindo direto o registro (seção 15.4)</w:t>
+              <w:t xml:space="preserve">HTTP 409 com </w:t>
+            </w:r>
+            <w:r>
+              <w:rPr>
+                <w:rFonts w:ascii="Consolas" w:hAnsi="Consolas" w:cs="Consolas" w:eastAsia="Consolas"/>
+                <w:b w:val="0"/>
+                <w:sz w:val="16"/>
+              </w:rPr>
+              <w:t xml:space="preserve">ACAO_SOMENTE_ATIVO</w:t>
+            </w:r>
+            <w:r>
+              <w:rPr>
+                <w:rFonts w:ascii="72" w:hAnsi="72" w:cs="72" w:eastAsia="72"/>
+                <w:b w:val="0"/>
+                <w:sz w:val="18"/>
+              </w:rPr>
+              <w:t xml:space="preserve"> (seção 8.4)</w:t>
             </w:r>
           </w:p>
         </w:tc>
@@ -32232,7 +32236,7 @@
                 <w:b w:val="0"/>
                 <w:sz w:val="18"/>
               </w:rPr>
-              <w:t>Importação de pedidos</w:t>
+              <w:t xml:space="preserve">Importação de estoque</w:t>
             </w:r>
           </w:p>
         </w:tc>
@@ -32247,7 +32251,7 @@
                 <w:b w:val="0"/>
                 <w:sz w:val="18"/>
               </w:rPr>
-              <w:t>A mesma planilha podia ser importada várias vezes</w:t>
+              <w:t xml:space="preserve">Nome já cadastrado comparado com diferença de maiúsculas</w:t>
             </w:r>
           </w:p>
         </w:tc>
@@ -32258,19 +32262,11 @@
           <w:p>
             <w:r>
               <w:rPr>
-                <w:rFonts w:ascii="Consolas" w:hAnsi="Consolas" w:cs="Consolas" w:eastAsia="Consolas"/>
-                <w:b w:val="0"/>
-                <w:sz w:val="16"/>
-              </w:rPr>
-              <w:t>referenciaImportacao</w:t>
-            </w:r>
-            <w:r>
-              <w:rPr>
-                <w:rFonts w:ascii="72" w:hAnsi="72" w:cs="72" w:eastAsia="72"/>
-                <w:b w:val="0"/>
-                <w:sz w:val="18"/>
-              </w:rPr>
-              <w:t xml:space="preserve"> (coluna Pedido) como chave de idempotência por cliente (seção 13.2)</w:t>
+                <w:rFonts w:ascii="72" w:hAnsi="72" w:cs="72" w:eastAsia="72"/>
+                <w:b w:val="0"/>
+                <w:sz w:val="18"/>
+              </w:rPr>
+              <w:t xml:space="preserve">Comparado sem diferenciar maiúsculas de minúsculas (seção 13.2)</w:t>
             </w:r>
           </w:p>
         </w:tc>
@@ -32287,7 +32283,7 @@
                 <w:b w:val="0"/>
                 <w:sz w:val="18"/>
               </w:rPr>
-              <w:t>Testes</w:t>
+              <w:t xml:space="preserve">Leitor de .xlsx</w:t>
             </w:r>
           </w:p>
         </w:tc>
@@ -32302,7 +32298,7 @@
                 <w:b w:val="0"/>
                 <w:sz w:val="18"/>
               </w:rPr>
-              <w:t>63 por versão</w:t>
+              <w:t xml:space="preserve">Sem limite para o conteúdo descompactado</w:t>
             </w:r>
           </w:p>
         </w:tc>
@@ -32317,90 +32313,7 @@
                 <w:b w:val="0"/>
                 <w:sz w:val="18"/>
               </w:rPr>
-              <w:t>68 por versão</w:t>
-            </w:r>
-          </w:p>
-        </w:tc>
-      </w:tr>
-    </w:tbl>
-    <w:p/>
-    <w:p>
-      <w:pPr>
-        <w:pStyle w:val="Ttulo2"/>
-      </w:pPr>
-      <w:r>
-        <w:rPr>
-          <w:rFonts w:ascii="72" w:hAnsi="72" w:cs="72" w:eastAsia="72"/>
-          <w:b w:val="0"/>
-          <w:sz w:val="26"/>
-        </w:rPr>
-        <w:t>22.4 Revisão 2.2</w:t>
-      </w:r>
-    </w:p>
-    <w:tbl>
-      <w:tblPr>
-        <w:tblStyle w:val="Tabelacomgrade"/>
-        <w:tblW w:type="auto" w:w="0"/>
-        <w:jc w:val="center"/>
-        <w:tblLook w:firstColumn="1" w:firstRow="1" w:lastColumn="0" w:lastRow="0" w:noHBand="0" w:noVBand="1" w:val="04A0"/>
-      </w:tblPr>
-      <w:tblGrid>
-        <w:gridCol w:w="3360"/>
-        <w:gridCol w:w="3360"/>
-        <w:gridCol w:w="3360"/>
-      </w:tblGrid>
-      <w:tr>
-        <w:trPr>
-          <w:tblHeader w:val="true"/>
-        </w:trPr>
-        <w:tc>
-          <w:tcPr>
-            <w:tcW w:type="dxa" w:w="3360"/>
-            <w:shd w:val="clear" w:color="auto" w:fill="0070F2"/>
-          </w:tcPr>
-          <w:p>
-            <w:r>
-              <w:rPr>
-                <w:rFonts w:ascii="72" w:hAnsi="72" w:cs="72" w:eastAsia="72"/>
-                <w:b/>
-                <w:color w:val="FFFFFF"/>
-                <w:sz w:val="20"/>
-              </w:rPr>
-              <w:t>Tema</w:t>
-            </w:r>
-          </w:p>
-        </w:tc>
-        <w:tc>
-          <w:tcPr>
-            <w:tcW w:type="dxa" w:w="3360"/>
-            <w:shd w:val="clear" w:color="auto" w:fill="0070F2"/>
-          </w:tcPr>
-          <w:p>
-            <w:r>
-              <w:rPr>
-                <w:rFonts w:ascii="72" w:hAnsi="72" w:cs="72" w:eastAsia="72"/>
-                <w:b/>
-                <w:color w:val="FFFFFF"/>
-                <w:sz w:val="20"/>
-              </w:rPr>
-              <w:t>Versão 2.1</w:t>
-            </w:r>
-          </w:p>
-        </w:tc>
-        <w:tc>
-          <w:tcPr>
-            <w:tcW w:type="dxa" w:w="3360"/>
-            <w:shd w:val="clear" w:color="auto" w:fill="0070F2"/>
-          </w:tcPr>
-          <w:p>
-            <w:r>
-              <w:rPr>
-                <w:rFonts w:ascii="72" w:hAnsi="72" w:cs="72" w:eastAsia="72"/>
-                <w:b/>
-                <w:color w:val="FFFFFF"/>
-                <w:sz w:val="20"/>
-              </w:rPr>
-              <w:t>Versão 2.2</w:t>
+              <w:t xml:space="preserve">Até 50 MB por parte descompactada (seção 13.1)</w:t>
             </w:r>
           </w:p>
         </w:tc>
@@ -32417,7 +32330,7 @@
                 <w:b w:val="0"/>
                 <w:sz w:val="18"/>
               </w:rPr>
-              <w:t>Análises</w:t>
+              <w:t xml:space="preserve">Código-fonte</w:t>
             </w:r>
           </w:p>
         </w:tc>
@@ -32432,23 +32345,7 @@
                 <w:b w:val="0"/>
                 <w:sz w:val="18"/>
               </w:rPr>
-              <w:t>Uma app (</w:t>
-            </w:r>
-            <w:r>
-              <w:rPr>
-                <w:rFonts w:ascii="Consolas" w:hAnsi="Consolas" w:cs="Consolas" w:eastAsia="Consolas"/>
-                <w:b w:val="0"/>
-                <w:sz w:val="16"/>
-              </w:rPr>
-              <w:t>analise-compras</w:t>
-            </w:r>
-            <w:r>
-              <w:rPr>
-                <w:rFonts w:ascii="72" w:hAnsi="72" w:cs="72" w:eastAsia="72"/>
-                <w:b w:val="0"/>
-                <w:sz w:val="18"/>
-              </w:rPr>
-              <w:t>) com seletor de domínio</w:t>
+              <w:t xml:space="preserve">Funções com documentação parcial</w:t>
             </w:r>
           </w:p>
         </w:tc>
@@ -32463,24 +32360,7 @@
                 <w:b w:val="0"/>
                 <w:sz w:val="18"/>
               </w:rPr>
-              <w:t xml:space="preserve">Quatro apps, uma por domínio, cada uma com o seu tile e o botão </w:t>
-            </w:r>
-            <w:r>
-              <w:rPr>
-                <w:rFonts w:ascii="72" w:hAnsi="72" w:cs="72" w:eastAsia="72"/>
-                <w:b w:val="0"/>
-                <w:i/>
-                <w:sz w:val="18"/>
-              </w:rPr>
-              <w:t>Abrir gestão</w:t>
-            </w:r>
-            <w:r>
-              <w:rPr>
-                <w:rFonts w:ascii="72" w:hAnsi="72" w:cs="72" w:eastAsia="72"/>
-                <w:b w:val="0"/>
-                <w:sz w:val="18"/>
-              </w:rPr>
-              <w:t xml:space="preserve"> (seção 14)</w:t>
+              <w:t xml:space="preserve">Comentários explicam a aplicação CAP; todas as funções documentadas (JSDoc/TSDoc)</w:t>
             </w:r>
           </w:p>
         </w:tc>
@@ -32497,7 +32377,7 @@
                 <w:b w:val="0"/>
                 <w:sz w:val="18"/>
               </w:rPr>
-              <w:t>Testes QUnit das análises</w:t>
+              <w:t xml:space="preserve">Testes</w:t>
             </w:r>
           </w:p>
         </w:tc>
@@ -32512,7 +32392,7 @@
                 <w:b w:val="0"/>
                 <w:sz w:val="18"/>
               </w:rPr>
-              <w:t>Desatualizados (nomes de campo antigos)</w:t>
+              <w:t xml:space="preserve">68 por versão</w:t>
             </w:r>
           </w:p>
         </w:tc>
@@ -32527,165 +32407,7 @@
                 <w:b w:val="0"/>
                 <w:sz w:val="18"/>
               </w:rPr>
-              <w:t>Reescritos por domínio, todos passando</w:t>
-            </w:r>
-          </w:p>
-        </w:tc>
-      </w:tr>
-      <w:tr>
-        <w:tc>
-          <w:tcPr>
-            <w:tcW w:type="dxa" w:w="3360"/>
-          </w:tcPr>
-          <w:p>
-            <w:r>
-              <w:rPr>
-                <w:rFonts w:ascii="72" w:hAnsi="72" w:cs="72" w:eastAsia="72"/>
-                <w:b w:val="0"/>
-                <w:sz w:val="18"/>
-              </w:rPr>
-              <w:t>Efetuar Pagamento</w:t>
-            </w:r>
-          </w:p>
-        </w:tc>
-        <w:tc>
-          <w:tcPr>
-            <w:tcW w:type="dxa" w:w="3360"/>
-          </w:tcPr>
-          <w:p>
-            <w:r>
-              <w:rPr>
-                <w:rFonts w:ascii="72" w:hAnsi="72" w:cs="72" w:eastAsia="72"/>
-                <w:b w:val="0"/>
-                <w:sz w:val="18"/>
-              </w:rPr>
-              <w:t>Diálogo padrão do Fiori Elements, sem máscara</w:t>
-            </w:r>
-          </w:p>
-        </w:tc>
-        <w:tc>
-          <w:tcPr>
-            <w:tcW w:type="dxa" w:w="3360"/>
-          </w:tcPr>
-          <w:p>
-            <w:r>
-              <w:rPr>
-                <w:rFonts w:ascii="72" w:hAnsi="72" w:cs="72" w:eastAsia="72"/>
-                <w:b w:val="0"/>
-                <w:sz w:val="18"/>
-              </w:rPr>
-              <w:t>Diálogo próprio com máscara no cartão, validade e CVV (seção 15.3)</w:t>
-            </w:r>
-          </w:p>
-        </w:tc>
-      </w:tr>
-      <w:tr>
-        <w:tc>
-          <w:tcPr>
-            <w:tcW w:type="dxa" w:w="3360"/>
-          </w:tcPr>
-          <w:p>
-            <w:r>
-              <w:rPr>
-                <w:rFonts w:ascii="72" w:hAnsi="72" w:cs="72" w:eastAsia="72"/>
-                <w:b w:val="0"/>
-                <w:sz w:val="18"/>
-              </w:rPr>
-              <w:t>Object Pages</w:t>
-            </w:r>
-          </w:p>
-        </w:tc>
-        <w:tc>
-          <w:tcPr>
-            <w:tcW w:type="dxa" w:w="3360"/>
-          </w:tcPr>
-          <w:p>
-            <w:r>
-              <w:rPr>
-                <w:rFonts w:ascii="72" w:hAnsi="72" w:cs="72" w:eastAsia="72"/>
-                <w:b w:val="0"/>
-                <w:sz w:val="18"/>
-              </w:rPr>
-              <w:t>Item histórico sem conteúdo; snapshots e reembolso sem link</w:t>
-            </w:r>
-          </w:p>
-        </w:tc>
-        <w:tc>
-          <w:tcPr>
-            <w:tcW w:type="dxa" w:w="3360"/>
-          </w:tcPr>
-          <w:p>
-            <w:r>
-              <w:rPr>
-                <w:rFonts w:ascii="72" w:hAnsi="72" w:cs="72" w:eastAsia="72"/>
-                <w:b w:val="0"/>
-                <w:sz w:val="18"/>
-              </w:rPr>
-              <w:t>Object Page do item no encerramento; links do snapshot do cliente e dos itens; link do pedido para o reembolso (seção 15.4)</w:t>
-            </w:r>
-          </w:p>
-        </w:tc>
-      </w:tr>
-      <w:tr>
-        <w:tc>
-          <w:tcPr>
-            <w:tcW w:type="dxa" w:w="3360"/>
-          </w:tcPr>
-          <w:p>
-            <w:r>
-              <w:rPr>
-                <w:rFonts w:ascii="72" w:hAnsi="72" w:cs="72" w:eastAsia="72"/>
-                <w:b w:val="0"/>
-                <w:sz w:val="18"/>
-              </w:rPr>
-              <w:t>Launchpad</w:t>
-            </w:r>
-          </w:p>
-        </w:tc>
-        <w:tc>
-          <w:tcPr>
-            <w:tcW w:type="dxa" w:w="3360"/>
-          </w:tcPr>
-          <w:p>
-            <w:r>
-              <w:rPr>
-                <w:rFonts w:ascii="72" w:hAnsi="72" w:cs="72" w:eastAsia="72"/>
-                <w:b w:val="0"/>
-                <w:sz w:val="18"/>
-              </w:rPr>
-              <w:t>Cinco tiles; links por objeto semântico podiam não aparecer</w:t>
-            </w:r>
-          </w:p>
-        </w:tc>
-        <w:tc>
-          <w:tcPr>
-            <w:tcW w:type="dxa" w:w="3360"/>
-          </w:tcPr>
-          <w:p>
-            <w:r>
-              <w:rPr>
-                <w:rFonts w:ascii="72" w:hAnsi="72" w:cs="72" w:eastAsia="72"/>
-                <w:b w:val="0"/>
-                <w:sz w:val="18"/>
-              </w:rPr>
-              <w:t xml:space="preserve">Oito tiles; resolução de </w:t>
-            </w:r>
-            <w:r>
-              <w:rPr>
-                <w:rFonts w:ascii="72" w:hAnsi="72" w:cs="72" w:eastAsia="72"/>
-                <w:b w:val="0"/>
-                <w:i/>
-                <w:sz w:val="18"/>
-              </w:rPr>
-              <w:t>intents</w:t>
-            </w:r>
-            <w:r>
-              <w:rPr>
-                <w:rFonts w:ascii="72" w:hAnsi="72" w:cs="72" w:eastAsia="72"/>
-                <w:b w:val="0"/>
-                <w:sz w:val="18"/>
-              </w:rPr>
-              <w:t xml:space="preserve"> no cliente ligada</w:t>
+              <w:t xml:space="preserve">71 (JavaScript) e 73 (TypeScript)</w:t>
             </w:r>
           </w:p>
         </w:tc>

--- a/docs/especificacao-tecnica.docx
+++ b/docs/especificacao-tecnica.docx
@@ -12,7 +12,7 @@
           <w:b/>
           <w:sz w:val="20"/>
         </w:rPr>
-        <w:t xml:space="preserve">Versão 2.3 — outubro de 2026.</w:t>
+        <w:t xml:space="preserve">Versão 2.4 — outubro de 2026.</w:t>
       </w:r>
       <w:r>
         <w:rPr>
@@ -68,7 +68,7 @@
           <w:b w:val="0"/>
           <w:sz w:val="20"/>
         </w:rPr>
-        <w:t xml:space="preserve"> (TypeScript). As duas compartilham o mesmo modelo CDS, os mesmos serviços, as mesmas aplicações SAPUI5 e a mesma suíte de testes; diferem apenas na linguagem dos handlers (seção 19). A seção 22 resume o que mudou em relação à versão 1 e nas revisões 2.1 (campos somente leitura no pedido, navegação entre apps e importação de pedidos sem duplicidade), 2.2 (análises em quatro apps, máscara no pagamento e navegações das Object Pages) e 2.3 (permissões na UI, ações recusadas no rascunho e proteções na importação).</w:t>
+        <w:t xml:space="preserve"> (TypeScript). As duas compartilham o mesmo modelo CDS, os mesmos serviços, as mesmas aplicações SAPUI5 e a mesma suíte de testes; diferem apenas na linguagem dos handlers (seção 19). A seção 22 resume o que mudou em relação à versão 1 e nas revisões 2.1 (campos somente leitura no pedido, navegação entre apps e importação de pedidos sem duplicidade), 2.2 (análises em quatro apps, máscara no pagamento e navegações das Object Pages), 2.3 (permissões na UI, ações recusadas no rascunho e proteções na importação) e 2.4 (transições de status atômicas nas ações do pedido e depuração no VS Code).</w:t>
       </w:r>
     </w:p>
     <w:p>
@@ -1118,7 +1118,7 @@
                 <w:b w:val="0"/>
                 <w:sz w:val="18"/>
               </w:rPr>
-              <w:t xml:space="preserve"> (71 testes em JavaScript, 73 em TypeScript), ESLint 10</w:t>
+              <w:t xml:space="preserve"> (72 testes em JavaScript, 74 em TypeScript), ESLint 10</w:t>
             </w:r>
           </w:p>
         </w:tc>
@@ -13857,7 +13857,7 @@
                 <w:b w:val="0"/>
                 <w:sz w:val="18"/>
               </w:rPr>
-              <w:t>Registro, edição, snapshots, cancelamento, reembolso, pagamento</w:t>
+              <w:t xml:space="preserve">Registro, edição, pagamento, aprovação, cancelamento, reembolso, snapshots e transições atômicas de status</w:t>
             </w:r>
           </w:p>
         </w:tc>
@@ -18730,7 +18730,214 @@
           <w:b w:val="0"/>
           <w:sz w:val="20"/>
         </w:rPr>
-        <w:t>. Como toda a requisição roda numa transação, qualquer erro desfaz também os movimentos já aplicados, o número do pedido e os snapshots — não há dupla reserva, dupla baixa ou dupla liberação.</w:t>
+        <w:t xml:space="preserve">. Como toda a requisição roda numa transação, qualquer erro desfaz também os movimentos já aplicados, o número do pedido e os snapshots.</w:t>
+      </w:r>
+    </w:p>
+    <w:p>
+      <w:pPr/>
+      <w:r>
+        <w:rPr>
+          <w:rFonts w:ascii="72" w:hAnsi="72" w:cs="72" w:eastAsia="72"/>
+          <w:b/>
+          <w:sz w:val="20"/>
+        </w:rPr>
+        <w:t xml:space="preserve">Transições de status do pedido:</w:t>
+      </w:r>
+      <w:r>
+        <w:rPr>
+          <w:rFonts w:ascii="72" w:hAnsi="72" w:cs="72" w:eastAsia="72"/>
+          <w:b w:val="0"/>
+          <w:sz w:val="20"/>
+        </w:rPr>
+        <w:t xml:space="preserve"> duas ações podem ler o mesmo pedido ao mesmo tempo (ex.: dois cancelamentos, ou pagar e cancelar). Por isso toda ação começa por </w:t>
+      </w:r>
+      <w:r>
+        <w:rPr>
+          <w:rFonts w:ascii="Consolas" w:hAnsi="Consolas" w:cs="Consolas" w:eastAsia="Consolas"/>
+          <w:b w:val="0"/>
+          <w:sz w:val="18"/>
+        </w:rPr>
+        <w:t xml:space="preserve">transicionarPedido</w:t>
+      </w:r>
+      <w:r>
+        <w:rPr>
+          <w:rFonts w:ascii="72" w:hAnsi="72" w:cs="72" w:eastAsia="72"/>
+          <w:b w:val="0"/>
+          <w:sz w:val="20"/>
+        </w:rPr>
+        <w:t xml:space="preserve"> (</w:t>
+      </w:r>
+      <w:r>
+        <w:rPr>
+          <w:rFonts w:ascii="Consolas" w:hAnsi="Consolas" w:cs="Consolas" w:eastAsia="Consolas"/>
+          <w:b w:val="0"/>
+          <w:sz w:val="18"/>
+        </w:rPr>
+        <w:t xml:space="preserve">srv/lib/pedidos</w:t>
+      </w:r>
+      <w:r>
+        <w:rPr>
+          <w:rFonts w:ascii="72" w:hAnsi="72" w:cs="72" w:eastAsia="72"/>
+          <w:b w:val="0"/>
+          <w:sz w:val="20"/>
+        </w:rPr>
+        <w:t xml:space="preserve">), um </w:t>
+      </w:r>
+      <w:r>
+        <w:rPr>
+          <w:rFonts w:ascii="Consolas" w:hAnsi="Consolas" w:cs="Consolas" w:eastAsia="Consolas"/>
+          <w:b w:val="0"/>
+          <w:sz w:val="18"/>
+        </w:rPr>
+        <w:t xml:space="preserve">UPDATE Pedidos SET ... WHERE ID = ? AND statusPedido_code = ? AND statusPagamento_code = ?</w:t>
+      </w:r>
+      <w:r>
+        <w:rPr>
+          <w:rFonts w:ascii="72" w:hAnsi="72" w:cs="72" w:eastAsia="72"/>
+          <w:b w:val="0"/>
+          <w:sz w:val="20"/>
+        </w:rPr>
+        <w:t xml:space="preserve"> com o estado lido no início da ação. O </w:t>
+      </w:r>
+      <w:r>
+        <w:rPr>
+          <w:rFonts w:ascii="Consolas" w:hAnsi="Consolas" w:cs="Consolas" w:eastAsia="Consolas"/>
+          <w:b w:val="0"/>
+          <w:sz w:val="18"/>
+        </w:rPr>
+        <w:t xml:space="preserve">UPDATE</w:t>
+      </w:r>
+      <w:r>
+        <w:rPr>
+          <w:rFonts w:ascii="72" w:hAnsi="72" w:cs="72" w:eastAsia="72"/>
+          <w:b w:val="0"/>
+          <w:sz w:val="20"/>
+        </w:rPr>
+        <w:t xml:space="preserve"> também bloqueia a linha até o fim da transação. Só a primeira ação muda o status; a outra recebe </w:t>
+      </w:r>
+      <w:r>
+        <w:rPr>
+          <w:rFonts w:ascii="Consolas" w:hAnsi="Consolas" w:cs="Consolas" w:eastAsia="Consolas"/>
+          <w:b w:val="0"/>
+          <w:sz w:val="18"/>
+        </w:rPr>
+        <w:t xml:space="preserve">PEDIDO_ALTERADO_CONCORRENTE</w:t>
+      </w:r>
+      <w:r>
+        <w:rPr>
+          <w:rFonts w:ascii="72" w:hAnsi="72" w:cs="72" w:eastAsia="72"/>
+          <w:b w:val="0"/>
+          <w:sz w:val="20"/>
+        </w:rPr>
+        <w:t xml:space="preserve"> (HTTP 409) antes de mexer no estoque, no pagamento ou nos snapshots, então não há dupla reserva, dupla baixa ou dupla liberação. A mesma conferência vale para:</w:t>
+      </w:r>
+    </w:p>
+    <w:p>
+      <w:pPr>
+        <w:pStyle w:val="Commarcadores"/>
+      </w:pPr>
+      <w:r>
+        <w:rPr>
+          <w:rFonts w:ascii="72" w:hAnsi="72" w:cs="72" w:eastAsia="72"/>
+          <w:b w:val="0"/>
+          <w:sz w:val="20"/>
+        </w:rPr>
+        <w:t xml:space="preserve">o </w:t>
+      </w:r>
+      <w:r>
+        <w:rPr>
+          <w:rFonts w:ascii="72" w:hAnsi="72" w:cs="72" w:eastAsia="72"/>
+          <w:b w:val="0"/>
+          <w:sz w:val="20"/>
+          <w:i/>
+        </w:rPr>
+        <w:t xml:space="preserve">Save da edição</w:t>
+      </w:r>
+      <w:r>
+        <w:rPr>
+          <w:rFonts w:ascii="72" w:hAnsi="72" w:cs="72" w:eastAsia="72"/>
+          <w:b w:val="0"/>
+          <w:sz w:val="20"/>
+        </w:rPr>
+        <w:t xml:space="preserve"> do pedido, que só ajusta a reserva se o pedido continua </w:t>
+      </w:r>
+      <w:r>
+        <w:rPr>
+          <w:rFonts w:ascii="Consolas" w:hAnsi="Consolas" w:cs="Consolas" w:eastAsia="Consolas"/>
+          <w:b w:val="0"/>
+          <w:sz w:val="18"/>
+        </w:rPr>
+        <w:t xml:space="preserve">ABERTO</w:t>
+      </w:r>
+      <w:r>
+        <w:rPr>
+          <w:rFonts w:ascii="72" w:hAnsi="72" w:cs="72" w:eastAsia="72"/>
+          <w:b w:val="0"/>
+          <w:sz w:val="20"/>
+        </w:rPr>
+        <w:t xml:space="preserve">;</w:t>
+      </w:r>
+    </w:p>
+    <w:p>
+      <w:pPr>
+        <w:pStyle w:val="Commarcadores"/>
+      </w:pPr>
+      <w:r>
+        <w:rPr>
+          <w:rFonts w:ascii="72" w:hAnsi="72" w:cs="72" w:eastAsia="72"/>
+          <w:b w:val="0"/>
+          <w:sz w:val="20"/>
+        </w:rPr>
+        <w:t xml:space="preserve">a </w:t>
+      </w:r>
+      <w:r>
+        <w:rPr>
+          <w:rFonts w:ascii="72" w:hAnsi="72" w:cs="72" w:eastAsia="72"/>
+          <w:b w:val="0"/>
+          <w:sz w:val="20"/>
+          <w:i/>
+        </w:rPr>
+        <w:t xml:space="preserve">decisão do reembolso</w:t>
+      </w:r>
+      <w:r>
+        <w:rPr>
+          <w:rFonts w:ascii="72" w:hAnsi="72" w:cs="72" w:eastAsia="72"/>
+          <w:b w:val="0"/>
+          <w:sz w:val="20"/>
+        </w:rPr>
+        <w:t xml:space="preserve">, gravada só se a solicitação ainda está </w:t>
+      </w:r>
+      <w:r>
+        <w:rPr>
+          <w:rFonts w:ascii="Consolas" w:hAnsi="Consolas" w:cs="Consolas" w:eastAsia="Consolas"/>
+          <w:b w:val="0"/>
+          <w:sz w:val="18"/>
+        </w:rPr>
+        <w:t xml:space="preserve">PENDENTE</w:t>
+      </w:r>
+      <w:r>
+        <w:rPr>
+          <w:rFonts w:ascii="72" w:hAnsi="72" w:cs="72" w:eastAsia="72"/>
+          <w:b w:val="0"/>
+          <w:sz w:val="20"/>
+        </w:rPr>
+        <w:t xml:space="preserve"> (de duas decisões simultâneas, a segunda recebe </w:t>
+      </w:r>
+      <w:r>
+        <w:rPr>
+          <w:rFonts w:ascii="Consolas" w:hAnsi="Consolas" w:cs="Consolas" w:eastAsia="Consolas"/>
+          <w:b w:val="0"/>
+          <w:sz w:val="18"/>
+        </w:rPr>
+        <w:t xml:space="preserve">REEMBOLSO_STATUS_INVALIDO</w:t>
+      </w:r>
+      <w:r>
+        <w:rPr>
+          <w:rFonts w:ascii="72" w:hAnsi="72" w:cs="72" w:eastAsia="72"/>
+          <w:b w:val="0"/>
+          <w:sz w:val="20"/>
+        </w:rPr>
+        <w:t xml:space="preserve">).</w:t>
       </w:r>
     </w:p>
     <w:tbl>
@@ -25390,6 +25597,38 @@
                 <w:b w:val="0"/>
                 <w:sz w:val="16"/>
               </w:rPr>
+              <w:t xml:space="preserve">PEDIDO_ALTERADO_CONCORRENTE</w:t>
+            </w:r>
+          </w:p>
+        </w:tc>
+        <w:tc>
+          <w:tcPr>
+            <w:tcW w:type="dxa" w:w="5040"/>
+          </w:tcPr>
+          <w:p>
+            <w:r>
+              <w:rPr>
+                <w:rFonts w:ascii="72" w:hAnsi="72" w:cs="72" w:eastAsia="72"/>
+                <w:b w:val="0"/>
+                <w:sz w:val="18"/>
+              </w:rPr>
+              <w:t xml:space="preserve">O pedido {numero} foi alterado por outra operação. Atualize a tela e tente novamente.</w:t>
+            </w:r>
+          </w:p>
+        </w:tc>
+      </w:tr>
+      <w:tr>
+        <w:tc>
+          <w:tcPr>
+            <w:tcW w:type="dxa" w:w="5040"/>
+          </w:tcPr>
+          <w:p>
+            <w:r>
+              <w:rPr>
+                <w:rFonts w:ascii="Consolas" w:hAnsi="Consolas" w:cs="Consolas" w:eastAsia="Consolas"/>
+                <w:b w:val="0"/>
+                <w:sz w:val="16"/>
+              </w:rPr>
               <w:t>ACAO_SOMENTE_ATIVO</w:t>
             </w:r>
           </w:p>
@@ -26987,6 +27226,35 @@
           <w:sz w:val="20"/>
         </w:rPr>
         <w:t xml:space="preserve">Dado um pedido em edição ou um rascunho, quando uma ação for executada, então é bloqueada (HTTP 409, ACAO_SOMENTE_ATIVO no rascunho).</w:t>
+      </w:r>
+    </w:p>
+    <w:p>
+      <w:pPr>
+        <w:pStyle w:val="Commarcadores"/>
+      </w:pPr>
+      <w:r>
+        <w:rPr>
+          <w:rFonts w:ascii="72" w:hAnsi="72" w:cs="72" w:eastAsia="72"/>
+          <w:b w:val="0"/>
+          <w:sz w:val="20"/>
+        </w:rPr>
+        <w:t xml:space="preserve">Dado duas ações simultâneas sobre o mesmo pedido (ex.: dois cancelamentos, ou pagar e cancelar), então só a primeira é aplicada; a outra é recusada com </w:t>
+      </w:r>
+      <w:r>
+        <w:rPr>
+          <w:rFonts w:ascii="Consolas" w:hAnsi="Consolas" w:cs="Consolas" w:eastAsia="Consolas"/>
+          <w:b w:val="0"/>
+          <w:sz w:val="18"/>
+        </w:rPr>
+        <w:t xml:space="preserve">PEDIDO_ALTERADO_CONCORRENTE</w:t>
+      </w:r>
+      <w:r>
+        <w:rPr>
+          <w:rFonts w:ascii="72" w:hAnsi="72" w:cs="72" w:eastAsia="72"/>
+          <w:b w:val="0"/>
+          <w:sz w:val="20"/>
+        </w:rPr>
+        <w:t xml:space="preserve"> sem alterar estoque, reserva, pagamento ou motivo.</w:t>
       </w:r>
     </w:p>
     <w:p>
@@ -28888,8 +29156,250 @@
           </w:p>
         </w:tc>
       </w:tr>
+      <w:tr>
+        <w:tc>
+          <w:tcPr>
+            <w:tcW w:type="dxa" w:w="3360"/>
+          </w:tcPr>
+          <w:p>
+            <w:r>
+              <w:rPr>
+                <w:rFonts w:ascii="72" w:hAnsi="72" w:cs="72" w:eastAsia="72"/>
+                <w:b w:val="0"/>
+                <w:sz w:val="18"/>
+              </w:rPr>
+              <w:t xml:space="preserve">Depurar (VS Code)</w:t>
+            </w:r>
+          </w:p>
+        </w:tc>
+        <w:tc>
+          <w:tcPr>
+            <w:tcW w:type="dxa" w:w="3360"/>
+          </w:tcPr>
+          <w:p>
+            <w:r>
+              <w:rPr>
+                <w:rFonts w:ascii="Consolas" w:hAnsi="Consolas" w:cs="Consolas" w:eastAsia="Consolas"/>
+                <w:b w:val="0"/>
+                <w:sz w:val="16"/>
+              </w:rPr>
+              <w:t xml:space="preserve">.vscode/launch.json</w:t>
+            </w:r>
+            <w:r>
+              <w:rPr>
+                <w:rFonts w:ascii="72" w:hAnsi="72" w:cs="72" w:eastAsia="72"/>
+                <w:b w:val="0"/>
+                <w:sz w:val="18"/>
+              </w:rPr>
+              <w:t xml:space="preserve">: servidor (</w:t>
+            </w:r>
+            <w:r>
+              <w:rPr>
+                <w:rFonts w:ascii="Consolas" w:hAnsi="Consolas" w:cs="Consolas" w:eastAsia="Consolas"/>
+                <w:b w:val="0"/>
+                <w:sz w:val="16"/>
+              </w:rPr>
+              <w:t xml:space="preserve">cds watch</w:t>
+            </w:r>
+            <w:r>
+              <w:rPr>
+                <w:rFonts w:ascii="72" w:hAnsi="72" w:cs="72" w:eastAsia="72"/>
+                <w:b w:val="0"/>
+                <w:sz w:val="18"/>
+              </w:rPr>
+              <w:t xml:space="preserve"> ou </w:t>
+            </w:r>
+            <w:r>
+              <w:rPr>
+                <w:rFonts w:ascii="Consolas" w:hAnsi="Consolas" w:cs="Consolas" w:eastAsia="Consolas"/>
+                <w:b w:val="0"/>
+                <w:sz w:val="16"/>
+              </w:rPr>
+              <w:t xml:space="preserve">cds serve</w:t>
+            </w:r>
+            <w:r>
+              <w:rPr>
+                <w:rFonts w:ascii="72" w:hAnsi="72" w:cs="72" w:eastAsia="72"/>
+                <w:b w:val="0"/>
+                <w:sz w:val="18"/>
+              </w:rPr>
+              <w:t xml:space="preserve">), todos os testes, teste do arquivo aberto, anexar a processo</w:t>
+            </w:r>
+          </w:p>
+        </w:tc>
+        <w:tc>
+          <w:tcPr>
+            <w:tcW w:type="dxa" w:w="3360"/>
+          </w:tcPr>
+          <w:p>
+            <w:r>
+              <w:rPr>
+                <w:rFonts w:ascii="72" w:hAnsi="72" w:cs="72" w:eastAsia="72"/>
+                <w:b w:val="0"/>
+                <w:sz w:val="18"/>
+              </w:rPr>
+              <w:t xml:space="preserve">Idem com </w:t>
+            </w:r>
+            <w:r>
+              <w:rPr>
+                <w:rFonts w:ascii="Consolas" w:hAnsi="Consolas" w:cs="Consolas" w:eastAsia="Consolas"/>
+                <w:b w:val="0"/>
+                <w:sz w:val="16"/>
+              </w:rPr>
+              <w:t xml:space="preserve">cds-tsx</w:t>
+            </w:r>
+            <w:r>
+              <w:rPr>
+                <w:rFonts w:ascii="72" w:hAnsi="72" w:cs="72" w:eastAsia="72"/>
+                <w:b w:val="0"/>
+                <w:sz w:val="18"/>
+              </w:rPr>
+              <w:t xml:space="preserve"> e </w:t>
+            </w:r>
+            <w:r>
+              <w:rPr>
+                <w:rFonts w:ascii="Consolas" w:hAnsi="Consolas" w:cs="Consolas" w:eastAsia="Consolas"/>
+                <w:b w:val="0"/>
+                <w:sz w:val="16"/>
+              </w:rPr>
+              <w:t xml:space="preserve">tsx</w:t>
+            </w:r>
+            <w:r>
+              <w:rPr>
+                <w:rFonts w:ascii="72" w:hAnsi="72" w:cs="72" w:eastAsia="72"/>
+                <w:b w:val="0"/>
+                <w:sz w:val="18"/>
+              </w:rPr>
+              <w:t xml:space="preserve"> (breakpoints direto nos </w:t>
+            </w:r>
+            <w:r>
+              <w:rPr>
+                <w:rFonts w:ascii="Consolas" w:hAnsi="Consolas" w:cs="Consolas" w:eastAsia="Consolas"/>
+                <w:b w:val="0"/>
+                <w:sz w:val="16"/>
+              </w:rPr>
+              <w:t xml:space="preserve">.ts</w:t>
+            </w:r>
+            <w:r>
+              <w:rPr>
+                <w:rFonts w:ascii="72" w:hAnsi="72" w:cs="72" w:eastAsia="72"/>
+                <w:b w:val="0"/>
+                <w:sz w:val="18"/>
+              </w:rPr>
+              <w:t xml:space="preserve">, com source maps)</w:t>
+            </w:r>
+          </w:p>
+        </w:tc>
+      </w:tr>
     </w:tbl>
     <w:p/>
+    <w:p>
+      <w:pPr/>
+      <w:r>
+        <w:rPr>
+          <w:rFonts w:ascii="72" w:hAnsi="72" w:cs="72" w:eastAsia="72"/>
+          <w:b w:val="0"/>
+          <w:sz w:val="20"/>
+        </w:rPr>
+        <w:t xml:space="preserve">Para depurar, abra a pasta da implementação (</w:t>
+      </w:r>
+      <w:r>
+        <w:rPr>
+          <w:rFonts w:ascii="Consolas" w:hAnsi="Consolas" w:cs="Consolas" w:eastAsia="Consolas"/>
+          <w:b w:val="0"/>
+          <w:sz w:val="18"/>
+        </w:rPr>
+        <w:t xml:space="preserve">nodejs-padrao</w:t>
+      </w:r>
+      <w:r>
+        <w:rPr>
+          <w:rFonts w:ascii="72" w:hAnsi="72" w:cs="72" w:eastAsia="72"/>
+          <w:b w:val="0"/>
+          <w:sz w:val="20"/>
+        </w:rPr>
+        <w:t xml:space="preserve"> ou </w:t>
+      </w:r>
+      <w:r>
+        <w:rPr>
+          <w:rFonts w:ascii="Consolas" w:hAnsi="Consolas" w:cs="Consolas" w:eastAsia="Consolas"/>
+          <w:b w:val="0"/>
+          <w:sz w:val="18"/>
+        </w:rPr>
+        <w:t xml:space="preserve">nodejs-typescript</w:t>
+      </w:r>
+      <w:r>
+        <w:rPr>
+          <w:rFonts w:ascii="72" w:hAnsi="72" w:cs="72" w:eastAsia="72"/>
+          <w:b w:val="0"/>
+          <w:sz w:val="20"/>
+        </w:rPr>
+        <w:t xml:space="preserve">) como workspace no VS Code e rode </w:t>
+      </w:r>
+      <w:r>
+        <w:rPr>
+          <w:rFonts w:ascii="Consolas" w:hAnsi="Consolas" w:cs="Consolas" w:eastAsia="Consolas"/>
+          <w:b w:val="0"/>
+          <w:sz w:val="18"/>
+        </w:rPr>
+        <w:t xml:space="preserve">npm install</w:t>
+      </w:r>
+      <w:r>
+        <w:rPr>
+          <w:rFonts w:ascii="72" w:hAnsi="72" w:cs="72" w:eastAsia="72"/>
+          <w:b w:val="0"/>
+          <w:sz w:val="20"/>
+        </w:rPr>
+        <w:t xml:space="preserve">. As configurações usam os executáveis locais de </w:t>
+      </w:r>
+      <w:r>
+        <w:rPr>
+          <w:rFonts w:ascii="Consolas" w:hAnsi="Consolas" w:cs="Consolas" w:eastAsia="Consolas"/>
+          <w:b w:val="0"/>
+          <w:sz w:val="18"/>
+        </w:rPr>
+        <w:t xml:space="preserve">node_modules/.bin</w:t>
+      </w:r>
+      <w:r>
+        <w:rPr>
+          <w:rFonts w:ascii="72" w:hAnsi="72" w:cs="72" w:eastAsia="72"/>
+          <w:b w:val="0"/>
+          <w:sz w:val="20"/>
+        </w:rPr>
+        <w:t xml:space="preserve"> e anexam automaticamente os processos filhos do </w:t>
+      </w:r>
+      <w:r>
+        <w:rPr>
+          <w:rFonts w:ascii="Consolas" w:hAnsi="Consolas" w:cs="Consolas" w:eastAsia="Consolas"/>
+          <w:b w:val="0"/>
+          <w:sz w:val="18"/>
+        </w:rPr>
+        <w:t xml:space="preserve">watch</w:t>
+      </w:r>
+      <w:r>
+        <w:rPr>
+          <w:rFonts w:ascii="72" w:hAnsi="72" w:cs="72" w:eastAsia="72"/>
+          <w:b w:val="0"/>
+          <w:sz w:val="20"/>
+        </w:rPr>
+        <w:t xml:space="preserve"> e do </w:t>
+      </w:r>
+      <w:r>
+        <w:rPr>
+          <w:rFonts w:ascii="Consolas" w:hAnsi="Consolas" w:cs="Consolas" w:eastAsia="Consolas"/>
+          <w:b w:val="0"/>
+          <w:sz w:val="18"/>
+        </w:rPr>
+        <w:t xml:space="preserve">node --test</w:t>
+      </w:r>
+      <w:r>
+        <w:rPr>
+          <w:rFonts w:ascii="72" w:hAnsi="72" w:cs="72" w:eastAsia="72"/>
+          <w:b w:val="0"/>
+          <w:sz w:val="20"/>
+        </w:rPr>
+        <w:t xml:space="preserve">.</w:t>
+      </w:r>
+    </w:p>
     <w:p>
       <w:pPr>
         <w:pStyle w:val="Ttulo1"/>
@@ -28911,7 +29421,7 @@
           <w:b w:val="0"/>
           <w:sz w:val="20"/>
         </w:rPr>
-        <w:t xml:space="preserve">71 testes na versão JavaScript e 73 na TypeScript (</w:t>
+        <w:t xml:space="preserve">72 testes na versão JavaScript e 74 na TypeScript (</w:t>
       </w:r>
       <w:r>
         <w:rPr>
@@ -29135,7 +29645,7 @@
                 <w:b w:val="0"/>
                 <w:sz w:val="18"/>
               </w:rPr>
-              <w:t xml:space="preserve">Registro com reserva, edição pela diferença, pagamento, aprovação, cancelamento (inclusive ações recusadas no rascunho), reembolso, campos somente leitura (cliente e pagamento)</w:t>
+              <w:t xml:space="preserve">Registro com reserva, edição pela diferença, pagamento, aprovação, cancelamento (inclusive ações recusadas no rascunho e ações com o pedido alterado por outra operação), reembolso, campos somente leitura (cliente e pagamento)</w:t>
             </w:r>
           </w:p>
         </w:tc>
@@ -32408,6 +32918,436 @@
                 <w:sz w:val="18"/>
               </w:rPr>
               <w:t xml:space="preserve">71 (JavaScript) e 73 (TypeScript)</w:t>
+            </w:r>
+          </w:p>
+        </w:tc>
+      </w:tr>
+    </w:tbl>
+    <w:p/>
+    <w:p>
+      <w:pPr>
+        <w:pStyle w:val="Ttulo2"/>
+      </w:pPr>
+      <w:r>
+        <w:rPr>
+          <w:rFonts w:ascii="72" w:hAnsi="72" w:cs="72" w:eastAsia="72"/>
+          <w:b w:val="0"/>
+          <w:sz w:val="26"/>
+        </w:rPr>
+        <w:t xml:space="preserve">22.5 Revisão 2.4</w:t>
+      </w:r>
+    </w:p>
+    <w:tbl>
+      <w:tblPr>
+        <w:tblStyle w:val="Tabelacomgrade"/>
+        <w:tblW w:type="auto" w:w="0"/>
+        <w:jc w:val="center"/>
+        <w:tblLook w:firstColumn="1" w:firstRow="1" w:lastColumn="0" w:lastRow="0" w:noHBand="0" w:noVBand="1" w:val="04A0"/>
+      </w:tblPr>
+      <w:tblGrid>
+        <w:gridCol w:w="3360"/>
+        <w:gridCol w:w="3360"/>
+        <w:gridCol w:w="3360"/>
+      </w:tblGrid>
+      <w:tr>
+        <w:trPr>
+          <w:tblHeader w:val="true"/>
+        </w:trPr>
+        <w:tc>
+          <w:tcPr>
+            <w:tcW w:type="dxa" w:w="3360"/>
+            <w:shd w:val="clear" w:color="auto" w:fill="0070F2"/>
+          </w:tcPr>
+          <w:p>
+            <w:r>
+              <w:rPr>
+                <w:rFonts w:ascii="72" w:hAnsi="72" w:cs="72" w:eastAsia="72"/>
+                <w:b/>
+                <w:color w:val="FFFFFF"/>
+                <w:sz w:val="20"/>
+              </w:rPr>
+              <w:t>Tema</w:t>
+            </w:r>
+          </w:p>
+        </w:tc>
+        <w:tc>
+          <w:tcPr>
+            <w:tcW w:type="dxa" w:w="3360"/>
+            <w:shd w:val="clear" w:color="auto" w:fill="0070F2"/>
+          </w:tcPr>
+          <w:p>
+            <w:r>
+              <w:rPr>
+                <w:rFonts w:ascii="72" w:hAnsi="72" w:cs="72" w:eastAsia="72"/>
+                <w:b/>
+                <w:color w:val="FFFFFF"/>
+                <w:sz w:val="20"/>
+              </w:rPr>
+              <w:t xml:space="preserve">Versão 2.3</w:t>
+            </w:r>
+          </w:p>
+        </w:tc>
+        <w:tc>
+          <w:tcPr>
+            <w:tcW w:type="dxa" w:w="3360"/>
+            <w:shd w:val="clear" w:color="auto" w:fill="0070F2"/>
+          </w:tcPr>
+          <w:p>
+            <w:r>
+              <w:rPr>
+                <w:rFonts w:ascii="72" w:hAnsi="72" w:cs="72" w:eastAsia="72"/>
+                <w:b/>
+                <w:color w:val="FFFFFF"/>
+                <w:sz w:val="20"/>
+              </w:rPr>
+              <w:t xml:space="preserve">Versão 2.4</w:t>
+            </w:r>
+          </w:p>
+        </w:tc>
+      </w:tr>
+      <w:tr>
+        <w:tc>
+          <w:tcPr>
+            <w:tcW w:type="dxa" w:w="3360"/>
+          </w:tcPr>
+          <w:p>
+            <w:r>
+              <w:rPr>
+                <w:rFonts w:ascii="72" w:hAnsi="72" w:cs="72" w:eastAsia="72"/>
+                <w:b w:val="0"/>
+                <w:sz w:val="18"/>
+              </w:rPr>
+              <w:t xml:space="preserve">Ações simultâneas no pedido</w:t>
+            </w:r>
+          </w:p>
+        </w:tc>
+        <w:tc>
+          <w:tcPr>
+            <w:tcW w:type="dxa" w:w="3360"/>
+          </w:tcPr>
+          <w:p>
+            <w:r>
+              <w:rPr>
+                <w:rFonts w:ascii="72" w:hAnsi="72" w:cs="72" w:eastAsia="72"/>
+                <w:b w:val="0"/>
+                <w:sz w:val="18"/>
+              </w:rPr>
+              <w:t xml:space="preserve">A ação mudava o status no fim, sem conferir o status lido; um segundo cancelamento simultâneo liberava a reserva de novo (consumindo reservas de outros pedidos)</w:t>
+            </w:r>
+          </w:p>
+        </w:tc>
+        <w:tc>
+          <w:tcPr>
+            <w:tcW w:type="dxa" w:w="3360"/>
+          </w:tcPr>
+          <w:p>
+            <w:r>
+              <w:rPr>
+                <w:rFonts w:ascii="72" w:hAnsi="72" w:cs="72" w:eastAsia="72"/>
+                <w:b w:val="0"/>
+                <w:sz w:val="18"/>
+              </w:rPr>
+              <w:t xml:space="preserve">Transição de status atômica no início de cada ação; a ação que perde a corrida recebe </w:t>
+            </w:r>
+            <w:r>
+              <w:rPr>
+                <w:rFonts w:ascii="Consolas" w:hAnsi="Consolas" w:cs="Consolas" w:eastAsia="Consolas"/>
+                <w:b w:val="0"/>
+                <w:sz w:val="16"/>
+              </w:rPr>
+              <w:t xml:space="preserve">PEDIDO_ALTERADO_CONCORRENTE</w:t>
+            </w:r>
+            <w:r>
+              <w:rPr>
+                <w:rFonts w:ascii="72" w:hAnsi="72" w:cs="72" w:eastAsia="72"/>
+                <w:b w:val="0"/>
+                <w:sz w:val="18"/>
+              </w:rPr>
+              <w:t xml:space="preserve"> sem efeito (seção 10)</w:t>
+            </w:r>
+          </w:p>
+        </w:tc>
+      </w:tr>
+      <w:tr>
+        <w:tc>
+          <w:tcPr>
+            <w:tcW w:type="dxa" w:w="3360"/>
+          </w:tcPr>
+          <w:p>
+            <w:r>
+              <w:rPr>
+                <w:rFonts w:ascii="72" w:hAnsi="72" w:cs="72" w:eastAsia="72"/>
+                <w:b w:val="0"/>
+                <w:sz w:val="18"/>
+              </w:rPr>
+              <w:t xml:space="preserve">Decisão do reembolso</w:t>
+            </w:r>
+          </w:p>
+        </w:tc>
+        <w:tc>
+          <w:tcPr>
+            <w:tcW w:type="dxa" w:w="3360"/>
+          </w:tcPr>
+          <w:p>
+            <w:r>
+              <w:rPr>
+                <w:rFonts w:ascii="72" w:hAnsi="72" w:cs="72" w:eastAsia="72"/>
+                <w:b w:val="0"/>
+                <w:sz w:val="18"/>
+              </w:rPr>
+              <w:t xml:space="preserve">Gravada depois do lado do pedido, sem conferir a solicitação</w:t>
+            </w:r>
+          </w:p>
+        </w:tc>
+        <w:tc>
+          <w:tcPr>
+            <w:tcW w:type="dxa" w:w="3360"/>
+          </w:tcPr>
+          <w:p>
+            <w:r>
+              <w:rPr>
+                <w:rFonts w:ascii="72" w:hAnsi="72" w:cs="72" w:eastAsia="72"/>
+                <w:b w:val="0"/>
+                <w:sz w:val="18"/>
+              </w:rPr>
+              <w:t xml:space="preserve">Gravada primeiro, só com a solicitação </w:t>
+            </w:r>
+            <w:r>
+              <w:rPr>
+                <w:rFonts w:ascii="Consolas" w:hAnsi="Consolas" w:cs="Consolas" w:eastAsia="Consolas"/>
+                <w:b w:val="0"/>
+                <w:sz w:val="16"/>
+              </w:rPr>
+              <w:t xml:space="preserve">PENDENTE</w:t>
+            </w:r>
+            <w:r>
+              <w:rPr>
+                <w:rFonts w:ascii="72" w:hAnsi="72" w:cs="72" w:eastAsia="72"/>
+                <w:b w:val="0"/>
+                <w:sz w:val="18"/>
+              </w:rPr>
+              <w:t xml:space="preserve"> (seção 10)</w:t>
+            </w:r>
+          </w:p>
+        </w:tc>
+      </w:tr>
+      <w:tr>
+        <w:tc>
+          <w:tcPr>
+            <w:tcW w:type="dxa" w:w="3360"/>
+          </w:tcPr>
+          <w:p>
+            <w:r>
+              <w:rPr>
+                <w:rFonts w:ascii="72" w:hAnsi="72" w:cs="72" w:eastAsia="72"/>
+                <w:b w:val="0"/>
+                <w:sz w:val="18"/>
+              </w:rPr>
+              <w:t xml:space="preserve">Pagar e aprovar</w:t>
+            </w:r>
+          </w:p>
+        </w:tc>
+        <w:tc>
+          <w:tcPr>
+            <w:tcW w:type="dxa" w:w="3360"/>
+          </w:tcPr>
+          <w:p>
+            <w:r>
+              <w:rPr>
+                <w:rFonts w:ascii="72" w:hAnsi="72" w:cs="72" w:eastAsia="72"/>
+                <w:b w:val="0"/>
+                <w:sz w:val="18"/>
+              </w:rPr>
+              <w:t xml:space="preserve">Regras no handler do serviço</w:t>
+            </w:r>
+          </w:p>
+        </w:tc>
+        <w:tc>
+          <w:tcPr>
+            <w:tcW w:type="dxa" w:w="3360"/>
+          </w:tcPr>
+          <w:p>
+            <w:r>
+              <w:rPr>
+                <w:rFonts w:ascii="72" w:hAnsi="72" w:cs="72" w:eastAsia="72"/>
+                <w:b w:val="0"/>
+                <w:sz w:val="18"/>
+              </w:rPr>
+              <w:t xml:space="preserve">Em </w:t>
+            </w:r>
+            <w:r>
+              <w:rPr>
+                <w:rFonts w:ascii="Consolas" w:hAnsi="Consolas" w:cs="Consolas" w:eastAsia="Consolas"/>
+                <w:b w:val="0"/>
+                <w:sz w:val="16"/>
+              </w:rPr>
+              <w:t xml:space="preserve">srv/lib/pedidos</w:t>
+            </w:r>
+            <w:r>
+              <w:rPr>
+                <w:rFonts w:ascii="72" w:hAnsi="72" w:cs="72" w:eastAsia="72"/>
+                <w:b w:val="0"/>
+                <w:sz w:val="18"/>
+              </w:rPr>
+              <w:t xml:space="preserve"> (</w:t>
+            </w:r>
+            <w:r>
+              <w:rPr>
+                <w:rFonts w:ascii="Consolas" w:hAnsi="Consolas" w:cs="Consolas" w:eastAsia="Consolas"/>
+                <w:b w:val="0"/>
+                <w:sz w:val="16"/>
+              </w:rPr>
+              <w:t xml:space="preserve">efetuarPagamento</w:t>
+            </w:r>
+            <w:r>
+              <w:rPr>
+                <w:rFonts w:ascii="72" w:hAnsi="72" w:cs="72" w:eastAsia="72"/>
+                <w:b w:val="0"/>
+                <w:sz w:val="18"/>
+              </w:rPr>
+              <w:t xml:space="preserve">, </w:t>
+            </w:r>
+            <w:r>
+              <w:rPr>
+                <w:rFonts w:ascii="Consolas" w:hAnsi="Consolas" w:cs="Consolas" w:eastAsia="Consolas"/>
+                <w:b w:val="0"/>
+                <w:sz w:val="16"/>
+              </w:rPr>
+              <w:t xml:space="preserve">finalizarPedido</w:t>
+            </w:r>
+            <w:r>
+              <w:rPr>
+                <w:rFonts w:ascii="72" w:hAnsi="72" w:cs="72" w:eastAsia="72"/>
+                <w:b w:val="0"/>
+                <w:sz w:val="18"/>
+              </w:rPr>
+              <w:t xml:space="preserve">), como o cancelamento (seção 7.2)</w:t>
+            </w:r>
+          </w:p>
+        </w:tc>
+      </w:tr>
+      <w:tr>
+        <w:tc>
+          <w:tcPr>
+            <w:tcW w:type="dxa" w:w="3360"/>
+          </w:tcPr>
+          <w:p>
+            <w:r>
+              <w:rPr>
+                <w:rFonts w:ascii="72" w:hAnsi="72" w:cs="72" w:eastAsia="72"/>
+                <w:b w:val="0"/>
+                <w:sz w:val="18"/>
+              </w:rPr>
+              <w:t xml:space="preserve">Depuração</w:t>
+            </w:r>
+          </w:p>
+        </w:tc>
+        <w:tc>
+          <w:tcPr>
+            <w:tcW w:type="dxa" w:w="3360"/>
+          </w:tcPr>
+          <w:p>
+            <w:r>
+              <w:rPr>
+                <w:rFonts w:ascii="Consolas" w:hAnsi="Consolas" w:cs="Consolas" w:eastAsia="Consolas"/>
+                <w:b w:val="0"/>
+                <w:sz w:val="16"/>
+              </w:rPr>
+              <w:t xml:space="preserve">launch.json</w:t>
+            </w:r>
+            <w:r>
+              <w:rPr>
+                <w:rFonts w:ascii="72" w:hAnsi="72" w:cs="72" w:eastAsia="72"/>
+                <w:b w:val="0"/>
+                <w:sz w:val="18"/>
+              </w:rPr>
+              <w:t xml:space="preserve"> dependia do </w:t>
+            </w:r>
+            <w:r>
+              <w:rPr>
+                <w:rFonts w:ascii="Consolas" w:hAnsi="Consolas" w:cs="Consolas" w:eastAsia="Consolas"/>
+                <w:b w:val="0"/>
+                <w:sz w:val="16"/>
+              </w:rPr>
+              <w:t xml:space="preserve">cds</w:t>
+            </w:r>
+            <w:r>
+              <w:rPr>
+                <w:rFonts w:ascii="72" w:hAnsi="72" w:cs="72" w:eastAsia="72"/>
+                <w:b w:val="0"/>
+                <w:sz w:val="18"/>
+              </w:rPr>
+              <w:t xml:space="preserve"> global e, no TypeScript, não carregava os </w:t>
+            </w:r>
+            <w:r>
+              <w:rPr>
+                <w:rFonts w:ascii="Consolas" w:hAnsi="Consolas" w:cs="Consolas" w:eastAsia="Consolas"/>
+                <w:b w:val="0"/>
+                <w:sz w:val="16"/>
+              </w:rPr>
+              <w:t xml:space="preserve">.ts</w:t>
+            </w:r>
+          </w:p>
+        </w:tc>
+        <w:tc>
+          <w:tcPr>
+            <w:tcW w:type="dxa" w:w="3360"/>
+          </w:tcPr>
+          <w:p>
+            <w:r>
+              <w:rPr>
+                <w:rFonts w:ascii="72" w:hAnsi="72" w:cs="72" w:eastAsia="72"/>
+                <w:b w:val="0"/>
+                <w:sz w:val="18"/>
+              </w:rPr>
+              <w:t xml:space="preserve">Configurações de servidor e testes nas duas implementações (seção 19.1)</w:t>
+            </w:r>
+          </w:p>
+        </w:tc>
+      </w:tr>
+      <w:tr>
+        <w:tc>
+          <w:tcPr>
+            <w:tcW w:type="dxa" w:w="3360"/>
+          </w:tcPr>
+          <w:p>
+            <w:r>
+              <w:rPr>
+                <w:rFonts w:ascii="72" w:hAnsi="72" w:cs="72" w:eastAsia="72"/>
+                <w:b w:val="0"/>
+                <w:sz w:val="18"/>
+              </w:rPr>
+              <w:t xml:space="preserve">Testes</w:t>
+            </w:r>
+          </w:p>
+        </w:tc>
+        <w:tc>
+          <w:tcPr>
+            <w:tcW w:type="dxa" w:w="3360"/>
+          </w:tcPr>
+          <w:p>
+            <w:r>
+              <w:rPr>
+                <w:rFonts w:ascii="72" w:hAnsi="72" w:cs="72" w:eastAsia="72"/>
+                <w:b w:val="0"/>
+                <w:sz w:val="18"/>
+              </w:rPr>
+              <w:t xml:space="preserve">71 (JavaScript) e 73 (TypeScript)</w:t>
+            </w:r>
+          </w:p>
+        </w:tc>
+        <w:tc>
+          <w:tcPr>
+            <w:tcW w:type="dxa" w:w="3360"/>
+          </w:tcPr>
+          <w:p>
+            <w:r>
+              <w:rPr>
+                <w:rFonts w:ascii="72" w:hAnsi="72" w:cs="72" w:eastAsia="72"/>
+                <w:b w:val="0"/>
+                <w:sz w:val="18"/>
+              </w:rPr>
+              <w:t xml:space="preserve">72 (JavaScript) e 74 (TypeScript)</w:t>
             </w:r>
           </w:p>
         </w:tc>

--- a/docs/especificacao-tecnica.docx
+++ b/docs/especificacao-tecnica.docx
@@ -68,7 +68,7 @@
           <w:b w:val="0"/>
           <w:sz w:val="20"/>
         </w:rPr>
-        <w:t xml:space="preserve"> (TypeScript). As duas compartilham o mesmo modelo CDS, os mesmos serviços, as mesmas aplicações SAPUI5 e a mesma suíte de testes; diferem apenas na linguagem dos handlers (seção 19). A seção 22 resume o que mudou em relação à versão 1 e nas revisões 2.1 (campos somente leitura no pedido, navegação entre apps e importação de pedidos sem duplicidade), 2.2 (análises em quatro apps, máscara no pagamento e navegações das Object Pages), 2.3 (permissões na UI, ações recusadas no rascunho e proteções na importação) e 2.4 (transições de status atômicas nas ações do pedido e depuração no VS Code).</w:t>
+        <w:t xml:space="preserve"> (TypeScript). As duas compartilham o mesmo modelo CDS, os mesmos serviços, as mesmas aplicações SAPUI5 e a mesma suíte de testes; diferem apenas na linguagem dos handlers (seção 19). A seção 22 resume o que mudou em relação à versão 1 e nas revisões 2.1 (campos somente leitura no pedido, navegação entre apps e importação de pedidos sem duplicidade), 2.2 (análises em quatro apps, máscara no pagamento e navegações das Object Pages), 2.3 (permissões na UI, ações recusadas no rascunho e proteções na importação) e 2.4 (transições de status atômicas nas ações do pedido).</w:t>
       </w:r>
     </w:p>
     <w:p>
@@ -29168,7 +29168,7 @@
                 <w:b w:val="0"/>
                 <w:sz w:val="18"/>
               </w:rPr>
-              <w:t xml:space="preserve">Depurar (VS Code)</w:t>
+              <w:t xml:space="preserve">Depurar (VS Code / BAS)</w:t>
             </w:r>
           </w:p>
         </w:tc>
@@ -29179,41 +29179,18 @@
           <w:p>
             <w:r>
               <w:rPr>
-                <w:rFonts w:ascii="Consolas" w:hAnsi="Consolas" w:cs="Consolas" w:eastAsia="Consolas"/>
-                <w:b w:val="0"/>
-                <w:sz w:val="16"/>
-              </w:rPr>
-              <w:t xml:space="preserve">.vscode/launch.json</w:t>
-            </w:r>
-            <w:r>
-              <w:rPr>
-                <w:rFonts w:ascii="72" w:hAnsi="72" w:cs="72" w:eastAsia="72"/>
-                <w:b w:val="0"/>
-                <w:sz w:val="18"/>
-              </w:rPr>
-              <w:t xml:space="preserve">: servidor (</w:t>
-            </w:r>
-            <w:r>
-              <w:rPr>
-                <w:rFonts w:ascii="Consolas" w:hAnsi="Consolas" w:cs="Consolas" w:eastAsia="Consolas"/>
-                <w:b w:val="0"/>
-                <w:sz w:val="16"/>
-              </w:rPr>
-              <w:t xml:space="preserve">cds watch</w:t>
-            </w:r>
-            <w:r>
-              <w:rPr>
-                <w:rFonts w:ascii="72" w:hAnsi="72" w:cs="72" w:eastAsia="72"/>
-                <w:b w:val="0"/>
-                <w:sz w:val="18"/>
-              </w:rPr>
-              <w:t xml:space="preserve"> ou </w:t>
-            </w:r>
-            <w:r>
-              <w:rPr>
-                <w:rFonts w:ascii="Consolas" w:hAnsi="Consolas" w:cs="Consolas" w:eastAsia="Consolas"/>
-                <w:b w:val="0"/>
-                <w:sz w:val="16"/>
+                <w:rFonts w:ascii="72" w:hAnsi="72" w:cs="72" w:eastAsia="72"/>
+                <w:b w:val="0"/>
+                <w:sz w:val="18"/>
+              </w:rPr>
+              <w:t xml:space="preserve">Configuração </w:t>
+            </w:r>
+            <w:r>
+              <w:rPr>
+                <w:rFonts w:ascii="72" w:hAnsi="72" w:cs="72" w:eastAsia="72"/>
+                <w:b w:val="0"/>
+                <w:sz w:val="18"/>
+                <w:i/>
               </w:rPr>
               <w:t xml:space="preserve">cds serve</w:t>
             </w:r>
@@ -29223,7 +29200,23 @@
                 <w:b w:val="0"/>
                 <w:sz w:val="18"/>
               </w:rPr>
-              <w:t xml:space="preserve">), todos os testes, teste do arquivo aberto, anexar a processo</w:t>
+              <w:t xml:space="preserve"> (</w:t>
+            </w:r>
+            <w:r>
+              <w:rPr>
+                <w:rFonts w:ascii="Consolas" w:hAnsi="Consolas" w:cs="Consolas" w:eastAsia="Consolas"/>
+                <w:b w:val="0"/>
+                <w:sz w:val="16"/>
+              </w:rPr>
+              <w:t xml:space="preserve">cds serve --with-mocks --in-memory?</w:t>
+            </w:r>
+            <w:r>
+              <w:rPr>
+                <w:rFonts w:ascii="72" w:hAnsi="72" w:cs="72" w:eastAsia="72"/>
+                <w:b w:val="0"/>
+                <w:sz w:val="18"/>
+              </w:rPr>
+              <w:t xml:space="preserve">)</w:t>
             </w:r>
           </w:p>
         </w:tc>
@@ -29238,39 +29231,23 @@
                 <w:b w:val="0"/>
                 <w:sz w:val="18"/>
               </w:rPr>
-              <w:t xml:space="preserve">Idem com </w:t>
-            </w:r>
-            <w:r>
-              <w:rPr>
-                <w:rFonts w:ascii="Consolas" w:hAnsi="Consolas" w:cs="Consolas" w:eastAsia="Consolas"/>
-                <w:b w:val="0"/>
-                <w:sz w:val="16"/>
-              </w:rPr>
-              <w:t xml:space="preserve">cds-tsx</w:t>
-            </w:r>
-            <w:r>
-              <w:rPr>
-                <w:rFonts w:ascii="72" w:hAnsi="72" w:cs="72" w:eastAsia="72"/>
-                <w:b w:val="0"/>
-                <w:sz w:val="18"/>
-              </w:rPr>
-              <w:t xml:space="preserve"> e </w:t>
-            </w:r>
-            <w:r>
-              <w:rPr>
-                <w:rFonts w:ascii="Consolas" w:hAnsi="Consolas" w:cs="Consolas" w:eastAsia="Consolas"/>
-                <w:b w:val="0"/>
-                <w:sz w:val="16"/>
-              </w:rPr>
-              <w:t xml:space="preserve">tsx</w:t>
-            </w:r>
-            <w:r>
-              <w:rPr>
-                <w:rFonts w:ascii="72" w:hAnsi="72" w:cs="72" w:eastAsia="72"/>
-                <w:b w:val="0"/>
-                <w:sz w:val="18"/>
-              </w:rPr>
-              <w:t xml:space="preserve"> (breakpoints direto nos </w:t>
+              <w:t xml:space="preserve">Idem (o </w:t>
+            </w:r>
+            <w:r>
+              <w:rPr>
+                <w:rFonts w:ascii="Consolas" w:hAnsi="Consolas" w:cs="Consolas" w:eastAsia="Consolas"/>
+                <w:b w:val="0"/>
+                <w:sz w:val="16"/>
+              </w:rPr>
+              <w:t xml:space="preserve">cds serve</w:t>
+            </w:r>
+            <w:r>
+              <w:rPr>
+                <w:rFonts w:ascii="72" w:hAnsi="72" w:cs="72" w:eastAsia="72"/>
+                <w:b w:val="0"/>
+                <w:sz w:val="18"/>
+              </w:rPr>
+              <w:t xml:space="preserve"> carrega os handlers </w:t>
             </w:r>
             <w:r>
               <w:rPr>
@@ -29286,7 +29263,7 @@
                 <w:b w:val="0"/>
                 <w:sz w:val="18"/>
               </w:rPr>
-              <w:t xml:space="preserve">, com source maps)</w:t>
+              <w:t xml:space="preserve">)</w:t>
             </w:r>
           </w:p>
         </w:tc>
@@ -29301,7 +29278,7 @@
           <w:b w:val="0"/>
           <w:sz w:val="20"/>
         </w:rPr>
-        <w:t xml:space="preserve">Para depurar, abra a pasta da implementação (</w:t>
+        <w:t xml:space="preserve">O </w:t>
       </w:r>
       <w:r>
         <w:rPr>
@@ -29309,15 +29286,15 @@
           <w:b w:val="0"/>
           <w:sz w:val="18"/>
         </w:rPr>
-        <w:t xml:space="preserve">nodejs-padrao</w:t>
-      </w:r>
-      <w:r>
-        <w:rPr>
-          <w:rFonts w:ascii="72" w:hAnsi="72" w:cs="72" w:eastAsia="72"/>
-          <w:b w:val="0"/>
-          <w:sz w:val="20"/>
-        </w:rPr>
-        <w:t xml:space="preserve"> ou </w:t>
+        <w:t xml:space="preserve">.vscode</w:t>
+      </w:r>
+      <w:r>
+        <w:rPr>
+          <w:rFonts w:ascii="72" w:hAnsi="72" w:cs="72" w:eastAsia="72"/>
+          <w:b w:val="0"/>
+          <w:sz w:val="20"/>
+        </w:rPr>
+        <w:t xml:space="preserve"> de cada implementação é o gerado pelo </w:t>
       </w:r>
       <w:r>
         <w:rPr>
@@ -29325,15 +29302,32 @@
           <w:b w:val="0"/>
           <w:sz w:val="18"/>
         </w:rPr>
-        <w:t xml:space="preserve">nodejs-typescript</w:t>
-      </w:r>
-      <w:r>
-        <w:rPr>
-          <w:rFonts w:ascii="72" w:hAnsi="72" w:cs="72" w:eastAsia="72"/>
-          <w:b w:val="0"/>
-          <w:sz w:val="20"/>
-        </w:rPr>
-        <w:t xml:space="preserve">) como workspace no VS Code e rode </w:t>
+        <w:t xml:space="preserve">cds init</w:t>
+      </w:r>
+      <w:r>
+        <w:rPr>
+          <w:rFonts w:ascii="72" w:hAnsi="72" w:cs="72" w:eastAsia="72"/>
+          <w:b w:val="0"/>
+          <w:sz w:val="20"/>
+        </w:rPr>
+        <w:t xml:space="preserve">, o mesmo que o SAP Business Application Studio cria num projeto CAP: a configuração de depuração </w:t>
+      </w:r>
+      <w:r>
+        <w:rPr>
+          <w:rFonts w:ascii="72" w:hAnsi="72" w:cs="72" w:eastAsia="72"/>
+          <w:b w:val="0"/>
+          <w:sz w:val="20"/>
+          <w:i/>
+        </w:rPr>
+        <w:t xml:space="preserve">cds serve</w:t>
+      </w:r>
+      <w:r>
+        <w:rPr>
+          <w:rFonts w:ascii="72" w:hAnsi="72" w:cs="72" w:eastAsia="72"/>
+          <w:b w:val="0"/>
+          <w:sz w:val="20"/>
+        </w:rPr>
+        <w:t xml:space="preserve"> (</w:t>
       </w:r>
       <w:r>
         <w:rPr>
@@ -29341,15 +29335,32 @@
           <w:b w:val="0"/>
           <w:sz w:val="18"/>
         </w:rPr>
-        <w:t xml:space="preserve">npm install</w:t>
-      </w:r>
-      <w:r>
-        <w:rPr>
-          <w:rFonts w:ascii="72" w:hAnsi="72" w:cs="72" w:eastAsia="72"/>
-          <w:b w:val="0"/>
-          <w:sz w:val="20"/>
-        </w:rPr>
-        <w:t xml:space="preserve">. As configurações usam os executáveis locais de </w:t>
+        <w:t xml:space="preserve">launch.json</w:t>
+      </w:r>
+      <w:r>
+        <w:rPr>
+          <w:rFonts w:ascii="72" w:hAnsi="72" w:cs="72" w:eastAsia="72"/>
+          <w:b w:val="0"/>
+          <w:sz w:val="20"/>
+        </w:rPr>
+        <w:t xml:space="preserve">), a tarefa </w:t>
+      </w:r>
+      <w:r>
+        <w:rPr>
+          <w:rFonts w:ascii="72" w:hAnsi="72" w:cs="72" w:eastAsia="72"/>
+          <w:b w:val="0"/>
+          <w:sz w:val="20"/>
+          <w:i/>
+        </w:rPr>
+        <w:t xml:space="preserve">cds watch</w:t>
+      </w:r>
+      <w:r>
+        <w:rPr>
+          <w:rFonts w:ascii="72" w:hAnsi="72" w:cs="72" w:eastAsia="72"/>
+          <w:b w:val="0"/>
+          <w:sz w:val="20"/>
+        </w:rPr>
+        <w:t xml:space="preserve"> (</w:t>
       </w:r>
       <w:r>
         <w:rPr>
@@ -29357,15 +29368,15 @@
           <w:b w:val="0"/>
           <w:sz w:val="18"/>
         </w:rPr>
-        <w:t xml:space="preserve">node_modules/.bin</w:t>
-      </w:r>
-      <w:r>
-        <w:rPr>
-          <w:rFonts w:ascii="72" w:hAnsi="72" w:cs="72" w:eastAsia="72"/>
-          <w:b w:val="0"/>
-          <w:sz w:val="20"/>
-        </w:rPr>
-        <w:t xml:space="preserve"> e anexam automaticamente os processos filhos do </w:t>
+        <w:t xml:space="preserve">tasks.json</w:t>
+      </w:r>
+      <w:r>
+        <w:rPr>
+          <w:rFonts w:ascii="72" w:hAnsi="72" w:cs="72" w:eastAsia="72"/>
+          <w:b w:val="0"/>
+          <w:sz w:val="20"/>
+        </w:rPr>
+        <w:t xml:space="preserve">) e as extensões recomendadas. Elas usam o </w:t>
       </w:r>
       <w:r>
         <w:rPr>
@@ -29373,15 +29384,15 @@
           <w:b w:val="0"/>
           <w:sz w:val="18"/>
         </w:rPr>
-        <w:t xml:space="preserve">watch</w:t>
-      </w:r>
-      <w:r>
-        <w:rPr>
-          <w:rFonts w:ascii="72" w:hAnsi="72" w:cs="72" w:eastAsia="72"/>
-          <w:b w:val="0"/>
-          <w:sz w:val="20"/>
-        </w:rPr>
-        <w:t xml:space="preserve"> e do </w:t>
+        <w:t xml:space="preserve">cds</w:t>
+      </w:r>
+      <w:r>
+        <w:rPr>
+          <w:rFonts w:ascii="72" w:hAnsi="72" w:cs="72" w:eastAsia="72"/>
+          <w:b w:val="0"/>
+          <w:sz w:val="20"/>
+        </w:rPr>
+        <w:t xml:space="preserve"> global (</w:t>
       </w:r>
       <w:r>
         <w:rPr>
@@ -29389,15 +29400,15 @@
           <w:b w:val="0"/>
           <w:sz w:val="18"/>
         </w:rPr>
-        <w:t xml:space="preserve">node --test</w:t>
-      </w:r>
-      <w:r>
-        <w:rPr>
-          <w:rFonts w:ascii="72" w:hAnsi="72" w:cs="72" w:eastAsia="72"/>
-          <w:b w:val="0"/>
-          <w:sz w:val="20"/>
-        </w:rPr>
-        <w:t xml:space="preserve">.</w:t>
+        <w:t xml:space="preserve">npm i -g @sap/cds-dk</w:t>
+      </w:r>
+      <w:r>
+        <w:rPr>
+          <w:rFonts w:ascii="72" w:hAnsi="72" w:cs="72" w:eastAsia="72"/>
+          <w:b w:val="0"/>
+          <w:sz w:val="20"/>
+        </w:rPr>
+        <w:t xml:space="preserve">); abra a pasta da implementação como workspace para depurar.</w:t>
       </w:r>
     </w:p>
     <w:p>
@@ -33222,85 +33233,6 @@
                 <w:sz w:val="18"/>
               </w:rPr>
               <w:t xml:space="preserve">), como o cancelamento (seção 7.2)</w:t>
-            </w:r>
-          </w:p>
-        </w:tc>
-      </w:tr>
-      <w:tr>
-        <w:tc>
-          <w:tcPr>
-            <w:tcW w:type="dxa" w:w="3360"/>
-          </w:tcPr>
-          <w:p>
-            <w:r>
-              <w:rPr>
-                <w:rFonts w:ascii="72" w:hAnsi="72" w:cs="72" w:eastAsia="72"/>
-                <w:b w:val="0"/>
-                <w:sz w:val="18"/>
-              </w:rPr>
-              <w:t xml:space="preserve">Depuração</w:t>
-            </w:r>
-          </w:p>
-        </w:tc>
-        <w:tc>
-          <w:tcPr>
-            <w:tcW w:type="dxa" w:w="3360"/>
-          </w:tcPr>
-          <w:p>
-            <w:r>
-              <w:rPr>
-                <w:rFonts w:ascii="Consolas" w:hAnsi="Consolas" w:cs="Consolas" w:eastAsia="Consolas"/>
-                <w:b w:val="0"/>
-                <w:sz w:val="16"/>
-              </w:rPr>
-              <w:t xml:space="preserve">launch.json</w:t>
-            </w:r>
-            <w:r>
-              <w:rPr>
-                <w:rFonts w:ascii="72" w:hAnsi="72" w:cs="72" w:eastAsia="72"/>
-                <w:b w:val="0"/>
-                <w:sz w:val="18"/>
-              </w:rPr>
-              <w:t xml:space="preserve"> dependia do </w:t>
-            </w:r>
-            <w:r>
-              <w:rPr>
-                <w:rFonts w:ascii="Consolas" w:hAnsi="Consolas" w:cs="Consolas" w:eastAsia="Consolas"/>
-                <w:b w:val="0"/>
-                <w:sz w:val="16"/>
-              </w:rPr>
-              <w:t xml:space="preserve">cds</w:t>
-            </w:r>
-            <w:r>
-              <w:rPr>
-                <w:rFonts w:ascii="72" w:hAnsi="72" w:cs="72" w:eastAsia="72"/>
-                <w:b w:val="0"/>
-                <w:sz w:val="18"/>
-              </w:rPr>
-              <w:t xml:space="preserve"> global e, no TypeScript, não carregava os </w:t>
-            </w:r>
-            <w:r>
-              <w:rPr>
-                <w:rFonts w:ascii="Consolas" w:hAnsi="Consolas" w:cs="Consolas" w:eastAsia="Consolas"/>
-                <w:b w:val="0"/>
-                <w:sz w:val="16"/>
-              </w:rPr>
-              <w:t xml:space="preserve">.ts</w:t>
-            </w:r>
-          </w:p>
-        </w:tc>
-        <w:tc>
-          <w:tcPr>
-            <w:tcW w:type="dxa" w:w="3360"/>
-          </w:tcPr>
-          <w:p>
-            <w:r>
-              <w:rPr>
-                <w:rFonts w:ascii="72" w:hAnsi="72" w:cs="72" w:eastAsia="72"/>
-                <w:b w:val="0"/>
-                <w:sz w:val="18"/>
-              </w:rPr>
-              <w:t xml:space="preserve">Configurações de servidor e testes nas duas implementações (seção 19.1)</w:t>
             </w:r>
           </w:p>
         </w:tc>
